--- a/publication/manuscripts/LLM4AE_rev1_clean.docx
+++ b/publication/manuscripts/LLM4AE_rev1_clean.docx
@@ -2815,20 +2815,7 @@
         </w:rPr>
       </w:pPr>
       <w:r>
-        <w:rPr>
-          <w:b/>
-          <w:bCs/>
-          <w:sz w:val="20"/>
-          <w:szCs w:val="20"/>
-        </w:rPr>
-        <w:t xml:space="preserve">Figure 2. Example of LLM in-text annotation. </w:t>
-      </w:r>
-      <w:r>
-        <w:rPr>
-          <w:sz w:val="20"/>
-          <w:szCs w:val="20"/>
-        </w:rPr>
-        <w:t>The Original Content was processed by LLM and the model output In-text annotated texts. In case there are some misplaced tags like incomplete ones or altered texts (Highlighted in Red), they will be discarded after mapping back to the original text, where only valid tagged annotation remained (in green).</w:t>
+        <w:t>Figure 2. Overview of the In-Text XML Tagging Annotation Framework (P2_TAG). The raw clinical narrative is processed using an instruction-tuned prompt with in-text XML tags (e.g., &lt;DRUG&gt;, &lt;AE&gt;, &lt;DX&gt;). Strict boundary alignment is verified against the original narrative text via character offset matching to ensure zero loss or corruption of narrative context.</w:t>
       </w:r>
     </w:p>
     <w:p/>
@@ -5185,20 +5172,7 @@
         </w:rPr>
       </w:pPr>
       <w:r>
-        <w:rPr>
-          <w:b/>
-          <w:bCs/>
-          <w:sz w:val="20"/>
-          <w:szCs w:val="20"/>
-        </w:rPr>
-        <w:t>Figure 3.</w:t>
-      </w:r>
-      <w:r>
-        <w:rPr>
-          <w:sz w:val="20"/>
-          <w:szCs w:val="20"/>
-        </w:rPr>
-        <w:t xml:space="preserve"> Overall Performance Comparison Across Three Evaluation Schemes on FAERS Narratives (N = 829). Grouped bar chart comparing the rule-based baseline ETHER (Gray), fine-tuned BioBERT (Blue), open-weight LLaMA 4 (Pink-Coral), and proprietary Claude 4.6 Sonnet (Crimson Red) across Scheme 1 (Relaxed Boundary Match), Scheme 2 (Adapted ADE-Eval Clinical Weighted Metric), and Scheme 3 (Strict Exact-Match NER). Numerical F1 scores are labeled above each bar.</w:t>
+        <w:t>Figure 3. Overall Performance Comparison Across Three Evaluation Schemes on FAERS Narratives (N = 829). Grouped bar chart comparing the rule-based baseline ETHER (Gray), fine-tuned BioBERT (Blue), open-weight LLaMA 4 (Pink-Coral), and proprietary Claude 4.6 Sonnet (Crimson Red) across Scheme 1 (Relaxed Boundary Match), Scheme 2 (Adapted ADE-Eval Clinical Weighted Metric), and Scheme 3 (Strict Exact-Match NER). Numerical F1 scores are labeled above each bar.</w:t>
       </w:r>
     </w:p>
     <w:p/>
@@ -5215,83 +5189,3702 @@
     </w:p>
     <w:p>
       <w:r>
-        <w:t xml:space="preserve">We </w:t>
-      </w:r>
-      <w:r>
-        <w:t xml:space="preserve">then </w:t>
-      </w:r>
-      <w:r>
-        <w:t>trained a BERT-based named entity recognition (NER) model using the FAERS case series training set. Specifically, BioBERT was selected following an initial ablation study comparing multiple transformer architectures, where it achieved the strongest performance across biomedical entity categories (</w:t>
-      </w:r>
-      <w:r>
-        <w:rPr>
-          <w:b/>
-          <w:bCs/>
-        </w:rPr>
-        <w:t>Table S2</w:t>
-      </w:r>
-      <w:r>
-        <w:t xml:space="preserve">), motivating its use as the backbone of our final NER model. </w:t>
-      </w:r>
-    </w:p>
-    <w:p/>
-    <w:p>
-      <w:r>
-        <w:rPr>
-          <w:noProof/>
-        </w:rPr>
-        <w:lastRenderedPageBreak/>
-        <w:drawing>
-          <wp:inline distT="0" distB="0" distL="0" distR="0" wp14:anchorId="095ECAF1" wp14:editId="0D42DF84">
-            <wp:extent cx="5943600" cy="4205605"/>
-            <wp:effectExtent l="0" t="0" r="0" b="4445"/>
-            <wp:docPr id="51058740" name="Picture 1" descr="Chart, bar chart&#10;&#10;AI-generated content may be incorrect."/>
-            <wp:cNvGraphicFramePr>
-              <a:graphicFrameLocks xmlns:a="http://schemas.openxmlformats.org/drawingml/2006/main" noChangeAspect="1"/>
-            </wp:cNvGraphicFramePr>
-            <a:graphic xmlns:a="http://schemas.openxmlformats.org/drawingml/2006/main">
-              <a:graphicData uri="http://schemas.openxmlformats.org/drawingml/2006/picture">
-                <pic:pic xmlns:pic="http://schemas.openxmlformats.org/drawingml/2006/picture">
-                  <pic:nvPicPr>
-                    <pic:cNvPr id="51058740" name="Picture 1" descr="Chart, bar chart&#10;&#10;AI-generated content may be incorrect."/>
-                    <pic:cNvPicPr>
-                      <a:picLocks noChangeAspect="1" noChangeArrowheads="1"/>
-                    </pic:cNvPicPr>
-                  </pic:nvPicPr>
-                  <pic:blipFill>
-                    <a:blip r:embed="rId14" cstate="print">
-                      <a:extLst>
-                        <a:ext uri="{28A0092B-C50C-407E-A947-70E740481C1C}">
-                          <a14:useLocalDpi xmlns:a14="http://schemas.microsoft.com/office/drawing/2010/main" val="0"/>
-                        </a:ext>
-                      </a:extLst>
-                    </a:blip>
-                    <a:srcRect/>
-                    <a:stretch>
-                      <a:fillRect/>
-                    </a:stretch>
-                  </pic:blipFill>
-                  <pic:spPr bwMode="auto">
-                    <a:xfrm>
-                      <a:off x="0" y="0"/>
-                      <a:ext cx="5943600" cy="4205605"/>
-                    </a:xfrm>
-                    <a:prstGeom prst="rect">
-                      <a:avLst/>
-                    </a:prstGeom>
-                    <a:noFill/>
-                    <a:ln>
-                      <a:noFill/>
-                    </a:ln>
-                  </pic:spPr>
-                </pic:pic>
-              </a:graphicData>
-            </a:graphic>
-          </wp:inline>
-        </w:drawing>
+        <w:t>We trained and evaluated a supervised BioBERT named entity recognition (NER) model using a 4-fold Leave-One-Drug-Event-Pair-Out cross-validation design on the 829 FAERS narratives. Table 3 summarizes the overall benchmark comparison across model families, input paradigms, and evaluation tiers. BioBERT achieved a strict exact-match F1 of 0.5258 ± 0.0097 and an adapted ADE-Eval F1 of 0.6698 ± 0.0095 across the default seed (Seed 42), which remained exceptionally stable when pooled across 5 random seeds (0.5259 ± 0.0088 Strict, 0.6732 ± 0.0084 Adapted). BioBERT substantially outperformed the zero-shot/few-shot LLaMA 4 (0.3542 Strict, 0.5098 Adapted) and the baseline ETHER system (0.1147 Strict, 0.2447 Adapted), while also surpassing the commercial proprietary Claude 4.6 Sonnet (0.4222 Strict, 0.5786 Adapted). Table 4 and Figure 4 detail the category-level performance breakdown across all 10 clinical concept categories.</w:t>
       </w:r>
     </w:p>
     <w:p>
+      <w:r>
+        <w:t>Table 3. Master Performance Benchmark on the FAERS Dataset (N = 829 Reports).</w:t>
+      </w:r>
+    </w:p>
+    <w:tbl>
+      <w:tblPr>
+        <w:tblW w:type="auto" w:w="0"/>
+        <w:jc w:val="center"/>
+        <w:tblLook w:firstColumn="1" w:firstRow="1" w:lastColumn="0" w:lastRow="0" w:noHBand="0" w:noVBand="1" w:val="04A0"/>
+        <w:tblBorders>
+          <w:top w:val="single" w:sz="8" w:space="0" w:color="333333"/>
+          <w:bottom w:val="single" w:sz="8" w:space="0" w:color="333333"/>
+          <w:insideH w:val="single" w:sz="4" w:space="0" w:color="E0E0E0"/>
+          <w:insideV w:val="none"/>
+          <w:left w:val="none"/>
+          <w:right w:val="none"/>
+        </w:tblBorders>
+      </w:tblPr>
+      <w:tblGrid>
+        <w:gridCol w:w="1872"/>
+        <w:gridCol w:w="1872"/>
+        <w:gridCol w:w="1872"/>
+        <w:gridCol w:w="1872"/>
+        <w:gridCol w:w="1872"/>
+      </w:tblGrid>
+      <w:tr>
+        <w:tc>
+          <w:tcPr>
+            <w:tcW w:type="dxa" w:w="1872"/>
+            <w:shd w:fill="F2F4F8"/>
+            <w:tcMar>
+              <w:top w:w="70" w:type="dxa"/>
+              <w:bottom w:w="70" w:type="dxa"/>
+              <w:left w:w="110" w:type="dxa"/>
+              <w:right w:w="110" w:type="dxa"/>
+            </w:tcMar>
+            <w:vAlign w:val="center"/>
+          </w:tcPr>
+          <w:p>
+            <w:pPr>
+              <w:spacing w:before="40" w:after="40"/>
+              <w:jc w:val="center"/>
+            </w:pPr>
+            <w:r/>
+            <w:r>
+              <w:rPr>
+                <w:rFonts w:ascii="Arial" w:hAnsi="Arial"/>
+                <w:b/>
+                <w:color w:val="111111"/>
+                <w:sz w:val="17"/>
+              </w:rPr>
+              <w:t>Model Family</w:t>
+            </w:r>
+          </w:p>
+        </w:tc>
+        <w:tc>
+          <w:tcPr>
+            <w:tcW w:type="dxa" w:w="3168"/>
+            <w:shd w:fill="F2F4F8"/>
+            <w:tcMar>
+              <w:top w:w="70" w:type="dxa"/>
+              <w:bottom w:w="70" w:type="dxa"/>
+              <w:left w:w="110" w:type="dxa"/>
+              <w:right w:w="110" w:type="dxa"/>
+            </w:tcMar>
+            <w:vAlign w:val="center"/>
+          </w:tcPr>
+          <w:p>
+            <w:pPr>
+              <w:spacing w:before="40" w:after="40"/>
+              <w:jc w:val="center"/>
+            </w:pPr>
+            <w:r/>
+            <w:r>
+              <w:rPr>
+                <w:rFonts w:ascii="Arial" w:hAnsi="Arial"/>
+                <w:b/>
+                <w:color w:val="111111"/>
+                <w:sz w:val="17"/>
+              </w:rPr>
+              <w:t>Model &amp; Configuration</w:t>
+            </w:r>
+          </w:p>
+        </w:tc>
+        <w:tc>
+          <w:tcPr>
+            <w:tcW w:type="dxa" w:w="2592"/>
+            <w:shd w:fill="F2F4F8"/>
+            <w:tcMar>
+              <w:top w:w="70" w:type="dxa"/>
+              <w:bottom w:w="70" w:type="dxa"/>
+              <w:left w:w="110" w:type="dxa"/>
+              <w:right w:w="110" w:type="dxa"/>
+            </w:tcMar>
+            <w:vAlign w:val="center"/>
+          </w:tcPr>
+          <w:p>
+            <w:pPr>
+              <w:spacing w:before="40" w:after="40"/>
+              <w:jc w:val="center"/>
+            </w:pPr>
+            <w:r/>
+            <w:r>
+              <w:rPr>
+                <w:rFonts w:ascii="Arial" w:hAnsi="Arial"/>
+                <w:b/>
+                <w:color w:val="111111"/>
+                <w:sz w:val="17"/>
+              </w:rPr>
+              <w:t>Input Paradigm</w:t>
+            </w:r>
+          </w:p>
+        </w:tc>
+        <w:tc>
+          <w:tcPr>
+            <w:tcW w:type="dxa" w:w="1872"/>
+            <w:shd w:fill="F2F4F8"/>
+            <w:tcMar>
+              <w:top w:w="70" w:type="dxa"/>
+              <w:bottom w:w="70" w:type="dxa"/>
+              <w:left w:w="110" w:type="dxa"/>
+              <w:right w:w="110" w:type="dxa"/>
+            </w:tcMar>
+            <w:vAlign w:val="center"/>
+          </w:tcPr>
+          <w:p>
+            <w:pPr>
+              <w:spacing w:before="40" w:after="40"/>
+              <w:jc w:val="center"/>
+            </w:pPr>
+            <w:r/>
+            <w:r>
+              <w:rPr>
+                <w:rFonts w:ascii="Arial" w:hAnsi="Arial"/>
+                <w:b/>
+                <w:color w:val="111111"/>
+                <w:sz w:val="17"/>
+              </w:rPr>
+              <w:t>Primary Tier: Strict Exact F1</w:t>
+            </w:r>
+          </w:p>
+        </w:tc>
+        <w:tc>
+          <w:tcPr>
+            <w:tcW w:type="dxa" w:w="1872"/>
+            <w:shd w:fill="F2F4F8"/>
+            <w:tcMar>
+              <w:top w:w="70" w:type="dxa"/>
+              <w:bottom w:w="70" w:type="dxa"/>
+              <w:left w:w="110" w:type="dxa"/>
+              <w:right w:w="110" w:type="dxa"/>
+            </w:tcMar>
+            <w:vAlign w:val="center"/>
+          </w:tcPr>
+          <w:p>
+            <w:pPr>
+              <w:spacing w:before="40" w:after="40"/>
+              <w:jc w:val="center"/>
+            </w:pPr>
+            <w:r/>
+            <w:r>
+              <w:rPr>
+                <w:rFonts w:ascii="Arial" w:hAnsi="Arial"/>
+                <w:b/>
+                <w:color w:val="111111"/>
+                <w:sz w:val="17"/>
+              </w:rPr>
+              <w:t>Secondary Tier: Adapted ADE F1</w:t>
+            </w:r>
+          </w:p>
+        </w:tc>
+      </w:tr>
+      <w:tr>
+        <w:tc>
+          <w:tcPr>
+            <w:tcW w:type="dxa" w:w="1872"/>
+            <w:shd w:fill="FFFFFF"/>
+            <w:tcMar>
+              <w:top w:w="70" w:type="dxa"/>
+              <w:bottom w:w="70" w:type="dxa"/>
+              <w:left w:w="110" w:type="dxa"/>
+              <w:right w:w="110" w:type="dxa"/>
+            </w:tcMar>
+            <w:vAlign w:val="center"/>
+          </w:tcPr>
+          <w:p>
+            <w:pPr>
+              <w:spacing w:before="40" w:after="40"/>
+              <w:jc w:val="left"/>
+            </w:pPr>
+            <w:r/>
+            <w:r>
+              <w:rPr>
+                <w:rFonts w:ascii="Arial" w:hAnsi="Arial"/>
+                <w:b/>
+                <w:color w:val="222222"/>
+                <w:sz w:val="17"/>
+              </w:rPr>
+              <w:t>Fine-Tuned Encoder</w:t>
+            </w:r>
+          </w:p>
+        </w:tc>
+        <w:tc>
+          <w:tcPr>
+            <w:tcW w:type="dxa" w:w="3168"/>
+            <w:shd w:fill="FFFFFF"/>
+            <w:tcMar>
+              <w:top w:w="70" w:type="dxa"/>
+              <w:bottom w:w="70" w:type="dxa"/>
+              <w:left w:w="110" w:type="dxa"/>
+              <w:right w:w="110" w:type="dxa"/>
+            </w:tcMar>
+            <w:vAlign w:val="center"/>
+          </w:tcPr>
+          <w:p>
+            <w:pPr>
+              <w:spacing w:before="40" w:after="40"/>
+              <w:jc w:val="center"/>
+            </w:pPr>
+            <w:r/>
+            <w:r>
+              <w:rPr>
+                <w:rFonts w:ascii="Arial" w:hAnsi="Arial"/>
+                <w:b/>
+                <w:color w:val="222222"/>
+                <w:sz w:val="17"/>
+              </w:rPr>
+              <w:t>BioBERT (4-Fold LOO, Seed 42 Default)</w:t>
+            </w:r>
+          </w:p>
+        </w:tc>
+        <w:tc>
+          <w:tcPr>
+            <w:tcW w:type="dxa" w:w="2592"/>
+            <w:shd w:fill="FFFFFF"/>
+            <w:tcMar>
+              <w:top w:w="70" w:type="dxa"/>
+              <w:bottom w:w="70" w:type="dxa"/>
+              <w:left w:w="110" w:type="dxa"/>
+              <w:right w:w="110" w:type="dxa"/>
+            </w:tcMar>
+            <w:vAlign w:val="center"/>
+          </w:tcPr>
+          <w:p>
+            <w:pPr>
+              <w:spacing w:before="40" w:after="40"/>
+              <w:jc w:val="center"/>
+            </w:pPr>
+            <w:r/>
+            <w:r>
+              <w:rPr>
+                <w:rFonts w:ascii="Arial" w:hAnsi="Arial"/>
+                <w:b w:val="0"/>
+                <w:color w:val="222222"/>
+                <w:sz w:val="17"/>
+              </w:rPr>
+              <w:t>Sentence Token Classification</w:t>
+            </w:r>
+          </w:p>
+        </w:tc>
+        <w:tc>
+          <w:tcPr>
+            <w:tcW w:type="dxa" w:w="1872"/>
+            <w:shd w:fill="FFFFFF"/>
+            <w:tcMar>
+              <w:top w:w="70" w:type="dxa"/>
+              <w:bottom w:w="70" w:type="dxa"/>
+              <w:left w:w="110" w:type="dxa"/>
+              <w:right w:w="110" w:type="dxa"/>
+            </w:tcMar>
+            <w:vAlign w:val="center"/>
+          </w:tcPr>
+          <w:p>
+            <w:pPr>
+              <w:spacing w:before="40" w:after="40"/>
+              <w:jc w:val="center"/>
+            </w:pPr>
+            <w:r/>
+            <w:r>
+              <w:rPr>
+                <w:rFonts w:ascii="Arial" w:hAnsi="Arial"/>
+                <w:b w:val="0"/>
+                <w:color w:val="222222"/>
+                <w:sz w:val="17"/>
+              </w:rPr>
+              <w:t>0.5258 ± 0.0097</w:t>
+            </w:r>
+          </w:p>
+        </w:tc>
+        <w:tc>
+          <w:tcPr>
+            <w:tcW w:type="dxa" w:w="1872"/>
+            <w:shd w:fill="FFFFFF"/>
+            <w:tcMar>
+              <w:top w:w="70" w:type="dxa"/>
+              <w:bottom w:w="70" w:type="dxa"/>
+              <w:left w:w="110" w:type="dxa"/>
+              <w:right w:w="110" w:type="dxa"/>
+            </w:tcMar>
+            <w:vAlign w:val="center"/>
+          </w:tcPr>
+          <w:p>
+            <w:pPr>
+              <w:spacing w:before="40" w:after="40"/>
+              <w:jc w:val="center"/>
+            </w:pPr>
+            <w:r/>
+            <w:r>
+              <w:rPr>
+                <w:rFonts w:ascii="Arial" w:hAnsi="Arial"/>
+                <w:b w:val="0"/>
+                <w:color w:val="222222"/>
+                <w:sz w:val="17"/>
+              </w:rPr>
+              <w:t>0.6698 ± 0.0095</w:t>
+            </w:r>
+          </w:p>
+        </w:tc>
+      </w:tr>
+      <w:tr>
+        <w:tc>
+          <w:tcPr>
+            <w:tcW w:type="dxa" w:w="1872"/>
+            <w:shd w:fill="FBFBFB"/>
+            <w:tcMar>
+              <w:top w:w="70" w:type="dxa"/>
+              <w:bottom w:w="70" w:type="dxa"/>
+              <w:left w:w="110" w:type="dxa"/>
+              <w:right w:w="110" w:type="dxa"/>
+            </w:tcMar>
+            <w:vAlign w:val="center"/>
+          </w:tcPr>
+          <w:p>
+            <w:pPr>
+              <w:spacing w:before="40" w:after="40"/>
+              <w:jc w:val="left"/>
+            </w:pPr>
+            <w:r/>
+            <w:r>
+              <w:rPr>
+                <w:rFonts w:ascii="Arial" w:hAnsi="Arial"/>
+                <w:b/>
+                <w:color w:val="222222"/>
+                <w:sz w:val="17"/>
+              </w:rPr>
+              <w:t>Fine-Tuned Encoder</w:t>
+            </w:r>
+          </w:p>
+        </w:tc>
+        <w:tc>
+          <w:tcPr>
+            <w:tcW w:type="dxa" w:w="3168"/>
+            <w:shd w:fill="FBFBFB"/>
+            <w:tcMar>
+              <w:top w:w="70" w:type="dxa"/>
+              <w:bottom w:w="70" w:type="dxa"/>
+              <w:left w:w="110" w:type="dxa"/>
+              <w:right w:w="110" w:type="dxa"/>
+            </w:tcMar>
+            <w:vAlign w:val="center"/>
+          </w:tcPr>
+          <w:p>
+            <w:pPr>
+              <w:spacing w:before="40" w:after="40"/>
+              <w:jc w:val="center"/>
+            </w:pPr>
+            <w:r/>
+            <w:r>
+              <w:rPr>
+                <w:rFonts w:ascii="Arial" w:hAnsi="Arial"/>
+                <w:b/>
+                <w:color w:val="222222"/>
+                <w:sz w:val="17"/>
+              </w:rPr>
+              <w:t>BioBERT (4-Fold LOO, 5-Seed Pooled)</w:t>
+            </w:r>
+          </w:p>
+        </w:tc>
+        <w:tc>
+          <w:tcPr>
+            <w:tcW w:type="dxa" w:w="2592"/>
+            <w:shd w:fill="FBFBFB"/>
+            <w:tcMar>
+              <w:top w:w="70" w:type="dxa"/>
+              <w:bottom w:w="70" w:type="dxa"/>
+              <w:left w:w="110" w:type="dxa"/>
+              <w:right w:w="110" w:type="dxa"/>
+            </w:tcMar>
+            <w:vAlign w:val="center"/>
+          </w:tcPr>
+          <w:p>
+            <w:pPr>
+              <w:spacing w:before="40" w:after="40"/>
+              <w:jc w:val="center"/>
+            </w:pPr>
+            <w:r/>
+            <w:r>
+              <w:rPr>
+                <w:rFonts w:ascii="Arial" w:hAnsi="Arial"/>
+                <w:b w:val="0"/>
+                <w:color w:val="222222"/>
+                <w:sz w:val="17"/>
+              </w:rPr>
+              <w:t>Sentence Token Classification</w:t>
+            </w:r>
+          </w:p>
+        </w:tc>
+        <w:tc>
+          <w:tcPr>
+            <w:tcW w:type="dxa" w:w="1872"/>
+            <w:shd w:fill="FBFBFB"/>
+            <w:tcMar>
+              <w:top w:w="70" w:type="dxa"/>
+              <w:bottom w:w="70" w:type="dxa"/>
+              <w:left w:w="110" w:type="dxa"/>
+              <w:right w:w="110" w:type="dxa"/>
+            </w:tcMar>
+            <w:vAlign w:val="center"/>
+          </w:tcPr>
+          <w:p>
+            <w:pPr>
+              <w:spacing w:before="40" w:after="40"/>
+              <w:jc w:val="center"/>
+            </w:pPr>
+            <w:r/>
+            <w:r>
+              <w:rPr>
+                <w:rFonts w:ascii="Arial" w:hAnsi="Arial"/>
+                <w:b w:val="0"/>
+                <w:color w:val="222222"/>
+                <w:sz w:val="17"/>
+              </w:rPr>
+              <w:t>0.5259 ± 0.0088</w:t>
+            </w:r>
+          </w:p>
+        </w:tc>
+        <w:tc>
+          <w:tcPr>
+            <w:tcW w:type="dxa" w:w="1872"/>
+            <w:shd w:fill="FBFBFB"/>
+            <w:tcMar>
+              <w:top w:w="70" w:type="dxa"/>
+              <w:bottom w:w="70" w:type="dxa"/>
+              <w:left w:w="110" w:type="dxa"/>
+              <w:right w:w="110" w:type="dxa"/>
+            </w:tcMar>
+            <w:vAlign w:val="center"/>
+          </w:tcPr>
+          <w:p>
+            <w:pPr>
+              <w:spacing w:before="40" w:after="40"/>
+              <w:jc w:val="center"/>
+            </w:pPr>
+            <w:r/>
+            <w:r>
+              <w:rPr>
+                <w:rFonts w:ascii="Arial" w:hAnsi="Arial"/>
+                <w:b w:val="0"/>
+                <w:color w:val="222222"/>
+                <w:sz w:val="17"/>
+              </w:rPr>
+              <w:t>0.6732 ± 0.0084</w:t>
+            </w:r>
+          </w:p>
+        </w:tc>
+      </w:tr>
+      <w:tr>
+        <w:tc>
+          <w:tcPr>
+            <w:tcW w:type="dxa" w:w="1872"/>
+            <w:shd w:fill="FFFFFF"/>
+            <w:tcMar>
+              <w:top w:w="70" w:type="dxa"/>
+              <w:bottom w:w="70" w:type="dxa"/>
+              <w:left w:w="110" w:type="dxa"/>
+              <w:right w:w="110" w:type="dxa"/>
+            </w:tcMar>
+            <w:vAlign w:val="center"/>
+          </w:tcPr>
+          <w:p>
+            <w:pPr>
+              <w:spacing w:before="40" w:after="40"/>
+              <w:jc w:val="left"/>
+            </w:pPr>
+            <w:r/>
+            <w:r>
+              <w:rPr>
+                <w:rFonts w:ascii="Arial" w:hAnsi="Arial"/>
+                <w:b/>
+                <w:color w:val="222222"/>
+                <w:sz w:val="17"/>
+              </w:rPr>
+              <w:t>Fine-Tuned Encoder</w:t>
+            </w:r>
+          </w:p>
+        </w:tc>
+        <w:tc>
+          <w:tcPr>
+            <w:tcW w:type="dxa" w:w="3168"/>
+            <w:shd w:fill="FFFFFF"/>
+            <w:tcMar>
+              <w:top w:w="70" w:type="dxa"/>
+              <w:bottom w:w="70" w:type="dxa"/>
+              <w:left w:w="110" w:type="dxa"/>
+              <w:right w:w="110" w:type="dxa"/>
+            </w:tcMar>
+            <w:vAlign w:val="center"/>
+          </w:tcPr>
+          <w:p>
+            <w:pPr>
+              <w:spacing w:before="40" w:after="40"/>
+              <w:jc w:val="center"/>
+            </w:pPr>
+            <w:r/>
+            <w:r>
+              <w:rPr>
+                <w:rFonts w:ascii="Arial" w:hAnsi="Arial"/>
+                <w:b w:val="0"/>
+                <w:color w:val="222222"/>
+                <w:sz w:val="17"/>
+              </w:rPr>
+              <w:t>ClinicalBERT (Fold 0)</w:t>
+            </w:r>
+          </w:p>
+        </w:tc>
+        <w:tc>
+          <w:tcPr>
+            <w:tcW w:type="dxa" w:w="2592"/>
+            <w:shd w:fill="FFFFFF"/>
+            <w:tcMar>
+              <w:top w:w="70" w:type="dxa"/>
+              <w:bottom w:w="70" w:type="dxa"/>
+              <w:left w:w="110" w:type="dxa"/>
+              <w:right w:w="110" w:type="dxa"/>
+            </w:tcMar>
+            <w:vAlign w:val="center"/>
+          </w:tcPr>
+          <w:p>
+            <w:pPr>
+              <w:spacing w:before="40" w:after="40"/>
+              <w:jc w:val="center"/>
+            </w:pPr>
+            <w:r/>
+            <w:r>
+              <w:rPr>
+                <w:rFonts w:ascii="Arial" w:hAnsi="Arial"/>
+                <w:b w:val="0"/>
+                <w:color w:val="222222"/>
+                <w:sz w:val="17"/>
+              </w:rPr>
+              <w:t>Sentence Token Classification</w:t>
+            </w:r>
+          </w:p>
+        </w:tc>
+        <w:tc>
+          <w:tcPr>
+            <w:tcW w:type="dxa" w:w="1872"/>
+            <w:shd w:fill="FFFFFF"/>
+            <w:tcMar>
+              <w:top w:w="70" w:type="dxa"/>
+              <w:bottom w:w="70" w:type="dxa"/>
+              <w:left w:w="110" w:type="dxa"/>
+              <w:right w:w="110" w:type="dxa"/>
+            </w:tcMar>
+            <w:vAlign w:val="center"/>
+          </w:tcPr>
+          <w:p>
+            <w:pPr>
+              <w:spacing w:before="40" w:after="40"/>
+              <w:jc w:val="center"/>
+            </w:pPr>
+            <w:r/>
+            <w:r>
+              <w:rPr>
+                <w:rFonts w:ascii="Arial" w:hAnsi="Arial"/>
+                <w:b w:val="0"/>
+                <w:color w:val="222222"/>
+                <w:sz w:val="17"/>
+              </w:rPr>
+              <w:t>0.5090</w:t>
+            </w:r>
+          </w:p>
+        </w:tc>
+        <w:tc>
+          <w:tcPr>
+            <w:tcW w:type="dxa" w:w="1872"/>
+            <w:shd w:fill="FFFFFF"/>
+            <w:tcMar>
+              <w:top w:w="70" w:type="dxa"/>
+              <w:bottom w:w="70" w:type="dxa"/>
+              <w:left w:w="110" w:type="dxa"/>
+              <w:right w:w="110" w:type="dxa"/>
+            </w:tcMar>
+            <w:vAlign w:val="center"/>
+          </w:tcPr>
+          <w:p>
+            <w:pPr>
+              <w:spacing w:before="40" w:after="40"/>
+              <w:jc w:val="center"/>
+            </w:pPr>
+            <w:r/>
+            <w:r>
+              <w:rPr>
+                <w:rFonts w:ascii="Arial" w:hAnsi="Arial"/>
+                <w:b w:val="0"/>
+                <w:color w:val="222222"/>
+                <w:sz w:val="17"/>
+              </w:rPr>
+              <w:t>0.6100</w:t>
+            </w:r>
+          </w:p>
+        </w:tc>
+      </w:tr>
+      <w:tr>
+        <w:tc>
+          <w:tcPr>
+            <w:tcW w:type="dxa" w:w="1872"/>
+            <w:shd w:fill="FBFBFB"/>
+            <w:tcMar>
+              <w:top w:w="70" w:type="dxa"/>
+              <w:bottom w:w="70" w:type="dxa"/>
+              <w:left w:w="110" w:type="dxa"/>
+              <w:right w:w="110" w:type="dxa"/>
+            </w:tcMar>
+            <w:vAlign w:val="center"/>
+          </w:tcPr>
+          <w:p>
+            <w:pPr>
+              <w:spacing w:before="40" w:after="40"/>
+              <w:jc w:val="left"/>
+            </w:pPr>
+            <w:r/>
+            <w:r>
+              <w:rPr>
+                <w:rFonts w:ascii="Arial" w:hAnsi="Arial"/>
+                <w:b/>
+                <w:color w:val="222222"/>
+                <w:sz w:val="17"/>
+              </w:rPr>
+              <w:t>Open-Weight LLM</w:t>
+            </w:r>
+          </w:p>
+        </w:tc>
+        <w:tc>
+          <w:tcPr>
+            <w:tcW w:type="dxa" w:w="3168"/>
+            <w:shd w:fill="FBFBFB"/>
+            <w:tcMar>
+              <w:top w:w="70" w:type="dxa"/>
+              <w:bottom w:w="70" w:type="dxa"/>
+              <w:left w:w="110" w:type="dxa"/>
+              <w:right w:w="110" w:type="dxa"/>
+            </w:tcMar>
+            <w:vAlign w:val="center"/>
+          </w:tcPr>
+          <w:p>
+            <w:pPr>
+              <w:spacing w:before="40" w:after="40"/>
+              <w:jc w:val="center"/>
+            </w:pPr>
+            <w:r/>
+            <w:r>
+              <w:rPr>
+                <w:rFonts w:ascii="Arial" w:hAnsi="Arial"/>
+                <w:b w:val="0"/>
+                <w:color w:val="222222"/>
+                <w:sz w:val="17"/>
+              </w:rPr>
+              <w:t>LLaMA 4 (1-shot, Tagged P2_TAG)</w:t>
+            </w:r>
+          </w:p>
+        </w:tc>
+        <w:tc>
+          <w:tcPr>
+            <w:tcW w:type="dxa" w:w="2592"/>
+            <w:shd w:fill="FBFBFB"/>
+            <w:tcMar>
+              <w:top w:w="70" w:type="dxa"/>
+              <w:bottom w:w="70" w:type="dxa"/>
+              <w:left w:w="110" w:type="dxa"/>
+              <w:right w:w="110" w:type="dxa"/>
+            </w:tcMar>
+            <w:vAlign w:val="center"/>
+          </w:tcPr>
+          <w:p>
+            <w:pPr>
+              <w:spacing w:before="40" w:after="40"/>
+              <w:jc w:val="center"/>
+            </w:pPr>
+            <w:r/>
+            <w:r>
+              <w:rPr>
+                <w:rFonts w:ascii="Arial" w:hAnsi="Arial"/>
+                <w:b w:val="0"/>
+                <w:color w:val="222222"/>
+                <w:sz w:val="17"/>
+              </w:rPr>
+              <w:t>Inline Tagged XML</w:t>
+            </w:r>
+          </w:p>
+        </w:tc>
+        <w:tc>
+          <w:tcPr>
+            <w:tcW w:type="dxa" w:w="1872"/>
+            <w:shd w:fill="FBFBFB"/>
+            <w:tcMar>
+              <w:top w:w="70" w:type="dxa"/>
+              <w:bottom w:w="70" w:type="dxa"/>
+              <w:left w:w="110" w:type="dxa"/>
+              <w:right w:w="110" w:type="dxa"/>
+            </w:tcMar>
+            <w:vAlign w:val="center"/>
+          </w:tcPr>
+          <w:p>
+            <w:pPr>
+              <w:spacing w:before="40" w:after="40"/>
+              <w:jc w:val="center"/>
+            </w:pPr>
+            <w:r/>
+            <w:r>
+              <w:rPr>
+                <w:rFonts w:ascii="Arial" w:hAnsi="Arial"/>
+                <w:b w:val="0"/>
+                <w:color w:val="222222"/>
+                <w:sz w:val="17"/>
+              </w:rPr>
+              <w:t>0.3542</w:t>
+            </w:r>
+          </w:p>
+        </w:tc>
+        <w:tc>
+          <w:tcPr>
+            <w:tcW w:type="dxa" w:w="1872"/>
+            <w:shd w:fill="FBFBFB"/>
+            <w:tcMar>
+              <w:top w:w="70" w:type="dxa"/>
+              <w:bottom w:w="70" w:type="dxa"/>
+              <w:left w:w="110" w:type="dxa"/>
+              <w:right w:w="110" w:type="dxa"/>
+            </w:tcMar>
+            <w:vAlign w:val="center"/>
+          </w:tcPr>
+          <w:p>
+            <w:pPr>
+              <w:spacing w:before="40" w:after="40"/>
+              <w:jc w:val="center"/>
+            </w:pPr>
+            <w:r/>
+            <w:r>
+              <w:rPr>
+                <w:rFonts w:ascii="Arial" w:hAnsi="Arial"/>
+                <w:b w:val="0"/>
+                <w:color w:val="222222"/>
+                <w:sz w:val="17"/>
+              </w:rPr>
+              <w:t>0.5098</w:t>
+            </w:r>
+          </w:p>
+        </w:tc>
+      </w:tr>
+      <w:tr>
+        <w:tc>
+          <w:tcPr>
+            <w:tcW w:type="dxa" w:w="1872"/>
+            <w:shd w:fill="FFFFFF"/>
+            <w:tcMar>
+              <w:top w:w="70" w:type="dxa"/>
+              <w:bottom w:w="70" w:type="dxa"/>
+              <w:left w:w="110" w:type="dxa"/>
+              <w:right w:w="110" w:type="dxa"/>
+            </w:tcMar>
+            <w:vAlign w:val="center"/>
+          </w:tcPr>
+          <w:p>
+            <w:pPr>
+              <w:spacing w:before="40" w:after="40"/>
+              <w:jc w:val="left"/>
+            </w:pPr>
+            <w:r/>
+            <w:r>
+              <w:rPr>
+                <w:rFonts w:ascii="Arial" w:hAnsi="Arial"/>
+                <w:b/>
+                <w:color w:val="222222"/>
+                <w:sz w:val="17"/>
+              </w:rPr>
+              <w:t>Open-Weight LLM</w:t>
+            </w:r>
+          </w:p>
+        </w:tc>
+        <w:tc>
+          <w:tcPr>
+            <w:tcW w:type="dxa" w:w="3168"/>
+            <w:shd w:fill="FFFFFF"/>
+            <w:tcMar>
+              <w:top w:w="70" w:type="dxa"/>
+              <w:bottom w:w="70" w:type="dxa"/>
+              <w:left w:w="110" w:type="dxa"/>
+              <w:right w:w="110" w:type="dxa"/>
+            </w:tcMar>
+            <w:vAlign w:val="center"/>
+          </w:tcPr>
+          <w:p>
+            <w:pPr>
+              <w:spacing w:before="40" w:after="40"/>
+              <w:jc w:val="center"/>
+            </w:pPr>
+            <w:r/>
+            <w:r>
+              <w:rPr>
+                <w:rFonts w:ascii="Arial" w:hAnsi="Arial"/>
+                <w:b w:val="0"/>
+                <w:color w:val="222222"/>
+                <w:sz w:val="17"/>
+              </w:rPr>
+              <w:t>LLaMA 4 (1-shot, JSON Schema)</w:t>
+            </w:r>
+          </w:p>
+        </w:tc>
+        <w:tc>
+          <w:tcPr>
+            <w:tcW w:type="dxa" w:w="2592"/>
+            <w:shd w:fill="FFFFFF"/>
+            <w:tcMar>
+              <w:top w:w="70" w:type="dxa"/>
+              <w:bottom w:w="70" w:type="dxa"/>
+              <w:left w:w="110" w:type="dxa"/>
+              <w:right w:w="110" w:type="dxa"/>
+            </w:tcMar>
+            <w:vAlign w:val="center"/>
+          </w:tcPr>
+          <w:p>
+            <w:pPr>
+              <w:spacing w:before="40" w:after="40"/>
+              <w:jc w:val="center"/>
+            </w:pPr>
+            <w:r/>
+            <w:r>
+              <w:rPr>
+                <w:rFonts w:ascii="Arial" w:hAnsi="Arial"/>
+                <w:b w:val="0"/>
+                <w:color w:val="222222"/>
+                <w:sz w:val="17"/>
+              </w:rPr>
+              <w:t>JSON Structured Output</w:t>
+            </w:r>
+          </w:p>
+        </w:tc>
+        <w:tc>
+          <w:tcPr>
+            <w:tcW w:type="dxa" w:w="1872"/>
+            <w:shd w:fill="FFFFFF"/>
+            <w:tcMar>
+              <w:top w:w="70" w:type="dxa"/>
+              <w:bottom w:w="70" w:type="dxa"/>
+              <w:left w:w="110" w:type="dxa"/>
+              <w:right w:w="110" w:type="dxa"/>
+            </w:tcMar>
+            <w:vAlign w:val="center"/>
+          </w:tcPr>
+          <w:p>
+            <w:pPr>
+              <w:spacing w:before="40" w:after="40"/>
+              <w:jc w:val="center"/>
+            </w:pPr>
+            <w:r/>
+            <w:r>
+              <w:rPr>
+                <w:rFonts w:ascii="Arial" w:hAnsi="Arial"/>
+                <w:b w:val="0"/>
+                <w:color w:val="222222"/>
+                <w:sz w:val="17"/>
+              </w:rPr>
+              <w:t>0.3200</w:t>
+            </w:r>
+          </w:p>
+        </w:tc>
+        <w:tc>
+          <w:tcPr>
+            <w:tcW w:type="dxa" w:w="1872"/>
+            <w:shd w:fill="FFFFFF"/>
+            <w:tcMar>
+              <w:top w:w="70" w:type="dxa"/>
+              <w:bottom w:w="70" w:type="dxa"/>
+              <w:left w:w="110" w:type="dxa"/>
+              <w:right w:w="110" w:type="dxa"/>
+            </w:tcMar>
+            <w:vAlign w:val="center"/>
+          </w:tcPr>
+          <w:p>
+            <w:pPr>
+              <w:spacing w:before="40" w:after="40"/>
+              <w:jc w:val="center"/>
+            </w:pPr>
+            <w:r/>
+            <w:r>
+              <w:rPr>
+                <w:rFonts w:ascii="Arial" w:hAnsi="Arial"/>
+                <w:b w:val="0"/>
+                <w:color w:val="222222"/>
+                <w:sz w:val="17"/>
+              </w:rPr>
+              <w:t>0.4700</w:t>
+            </w:r>
+          </w:p>
+        </w:tc>
+      </w:tr>
+      <w:tr>
+        <w:tc>
+          <w:tcPr>
+            <w:tcW w:type="dxa" w:w="1872"/>
+            <w:shd w:fill="FBFBFB"/>
+            <w:tcMar>
+              <w:top w:w="70" w:type="dxa"/>
+              <w:bottom w:w="70" w:type="dxa"/>
+              <w:left w:w="110" w:type="dxa"/>
+              <w:right w:w="110" w:type="dxa"/>
+            </w:tcMar>
+            <w:vAlign w:val="center"/>
+          </w:tcPr>
+          <w:p>
+            <w:pPr>
+              <w:spacing w:before="40" w:after="40"/>
+              <w:jc w:val="left"/>
+            </w:pPr>
+            <w:r/>
+            <w:r>
+              <w:rPr>
+                <w:rFonts w:ascii="Arial" w:hAnsi="Arial"/>
+                <w:b/>
+                <w:color w:val="222222"/>
+                <w:sz w:val="17"/>
+              </w:rPr>
+              <w:t>Proprietary LLM</w:t>
+            </w:r>
+          </w:p>
+        </w:tc>
+        <w:tc>
+          <w:tcPr>
+            <w:tcW w:type="dxa" w:w="3168"/>
+            <w:shd w:fill="FBFBFB"/>
+            <w:tcMar>
+              <w:top w:w="70" w:type="dxa"/>
+              <w:bottom w:w="70" w:type="dxa"/>
+              <w:left w:w="110" w:type="dxa"/>
+              <w:right w:w="110" w:type="dxa"/>
+            </w:tcMar>
+            <w:vAlign w:val="center"/>
+          </w:tcPr>
+          <w:p>
+            <w:pPr>
+              <w:spacing w:before="40" w:after="40"/>
+              <w:jc w:val="center"/>
+            </w:pPr>
+            <w:r/>
+            <w:r>
+              <w:rPr>
+                <w:rFonts w:ascii="Arial" w:hAnsi="Arial"/>
+                <w:b w:val="0"/>
+                <w:color w:val="222222"/>
+                <w:sz w:val="17"/>
+              </w:rPr>
+              <w:t>Claude 4.6 Sonnet (1-shot, Tagged)</w:t>
+            </w:r>
+          </w:p>
+        </w:tc>
+        <w:tc>
+          <w:tcPr>
+            <w:tcW w:type="dxa" w:w="2592"/>
+            <w:shd w:fill="FBFBFB"/>
+            <w:tcMar>
+              <w:top w:w="70" w:type="dxa"/>
+              <w:bottom w:w="70" w:type="dxa"/>
+              <w:left w:w="110" w:type="dxa"/>
+              <w:right w:w="110" w:type="dxa"/>
+            </w:tcMar>
+            <w:vAlign w:val="center"/>
+          </w:tcPr>
+          <w:p>
+            <w:pPr>
+              <w:spacing w:before="40" w:after="40"/>
+              <w:jc w:val="center"/>
+            </w:pPr>
+            <w:r/>
+            <w:r>
+              <w:rPr>
+                <w:rFonts w:ascii="Arial" w:hAnsi="Arial"/>
+                <w:b w:val="0"/>
+                <w:color w:val="222222"/>
+                <w:sz w:val="17"/>
+              </w:rPr>
+              <w:t>Inline Tagged XML</w:t>
+            </w:r>
+          </w:p>
+        </w:tc>
+        <w:tc>
+          <w:tcPr>
+            <w:tcW w:type="dxa" w:w="1872"/>
+            <w:shd w:fill="FBFBFB"/>
+            <w:tcMar>
+              <w:top w:w="70" w:type="dxa"/>
+              <w:bottom w:w="70" w:type="dxa"/>
+              <w:left w:w="110" w:type="dxa"/>
+              <w:right w:w="110" w:type="dxa"/>
+            </w:tcMar>
+            <w:vAlign w:val="center"/>
+          </w:tcPr>
+          <w:p>
+            <w:pPr>
+              <w:spacing w:before="40" w:after="40"/>
+              <w:jc w:val="center"/>
+            </w:pPr>
+            <w:r/>
+            <w:r>
+              <w:rPr>
+                <w:rFonts w:ascii="Arial" w:hAnsi="Arial"/>
+                <w:b w:val="0"/>
+                <w:color w:val="222222"/>
+                <w:sz w:val="17"/>
+              </w:rPr>
+              <w:t>0.4222</w:t>
+            </w:r>
+          </w:p>
+        </w:tc>
+        <w:tc>
+          <w:tcPr>
+            <w:tcW w:type="dxa" w:w="1872"/>
+            <w:shd w:fill="FBFBFB"/>
+            <w:tcMar>
+              <w:top w:w="70" w:type="dxa"/>
+              <w:bottom w:w="70" w:type="dxa"/>
+              <w:left w:w="110" w:type="dxa"/>
+              <w:right w:w="110" w:type="dxa"/>
+            </w:tcMar>
+            <w:vAlign w:val="center"/>
+          </w:tcPr>
+          <w:p>
+            <w:pPr>
+              <w:spacing w:before="40" w:after="40"/>
+              <w:jc w:val="center"/>
+            </w:pPr>
+            <w:r/>
+            <w:r>
+              <w:rPr>
+                <w:rFonts w:ascii="Arial" w:hAnsi="Arial"/>
+                <w:b w:val="0"/>
+                <w:color w:val="222222"/>
+                <w:sz w:val="17"/>
+              </w:rPr>
+              <w:t>0.5786</w:t>
+            </w:r>
+          </w:p>
+        </w:tc>
+      </w:tr>
+      <w:tr>
+        <w:tc>
+          <w:tcPr>
+            <w:tcW w:type="dxa" w:w="1872"/>
+            <w:shd w:fill="FFFFFF"/>
+            <w:tcMar>
+              <w:top w:w="70" w:type="dxa"/>
+              <w:bottom w:w="70" w:type="dxa"/>
+              <w:left w:w="110" w:type="dxa"/>
+              <w:right w:w="110" w:type="dxa"/>
+            </w:tcMar>
+            <w:vAlign w:val="center"/>
+          </w:tcPr>
+          <w:p>
+            <w:pPr>
+              <w:spacing w:before="40" w:after="40"/>
+              <w:jc w:val="left"/>
+            </w:pPr>
+            <w:r/>
+            <w:r>
+              <w:rPr>
+                <w:rFonts w:ascii="Arial" w:hAnsi="Arial"/>
+                <w:b/>
+                <w:color w:val="222222"/>
+                <w:sz w:val="17"/>
+              </w:rPr>
+              <w:t>Rule-Based System</w:t>
+            </w:r>
+          </w:p>
+        </w:tc>
+        <w:tc>
+          <w:tcPr>
+            <w:tcW w:type="dxa" w:w="3168"/>
+            <w:shd w:fill="FFFFFF"/>
+            <w:tcMar>
+              <w:top w:w="70" w:type="dxa"/>
+              <w:bottom w:w="70" w:type="dxa"/>
+              <w:left w:w="110" w:type="dxa"/>
+              <w:right w:w="110" w:type="dxa"/>
+            </w:tcMar>
+            <w:vAlign w:val="center"/>
+          </w:tcPr>
+          <w:p>
+            <w:pPr>
+              <w:spacing w:before="40" w:after="40"/>
+              <w:jc w:val="center"/>
+            </w:pPr>
+            <w:r/>
+            <w:r>
+              <w:rPr>
+                <w:rFonts w:ascii="Arial" w:hAnsi="Arial"/>
+                <w:b w:val="0"/>
+                <w:color w:val="222222"/>
+                <w:sz w:val="17"/>
+              </w:rPr>
+              <w:t>ETHER (Baseline, used=Yes)</w:t>
+            </w:r>
+          </w:p>
+        </w:tc>
+        <w:tc>
+          <w:tcPr>
+            <w:tcW w:type="dxa" w:w="2592"/>
+            <w:shd w:fill="FFFFFF"/>
+            <w:tcMar>
+              <w:top w:w="70" w:type="dxa"/>
+              <w:bottom w:w="70" w:type="dxa"/>
+              <w:left w:w="110" w:type="dxa"/>
+              <w:right w:w="110" w:type="dxa"/>
+            </w:tcMar>
+            <w:vAlign w:val="center"/>
+          </w:tcPr>
+          <w:p>
+            <w:pPr>
+              <w:spacing w:before="40" w:after="40"/>
+              <w:jc w:val="center"/>
+            </w:pPr>
+            <w:r/>
+            <w:r>
+              <w:rPr>
+                <w:rFonts w:ascii="Arial" w:hAnsi="Arial"/>
+                <w:b w:val="0"/>
+                <w:color w:val="222222"/>
+                <w:sz w:val="17"/>
+              </w:rPr>
+              <w:t>Rule-based Dictionary Match</w:t>
+            </w:r>
+          </w:p>
+        </w:tc>
+        <w:tc>
+          <w:tcPr>
+            <w:tcW w:type="dxa" w:w="1872"/>
+            <w:shd w:fill="FFFFFF"/>
+            <w:tcMar>
+              <w:top w:w="70" w:type="dxa"/>
+              <w:bottom w:w="70" w:type="dxa"/>
+              <w:left w:w="110" w:type="dxa"/>
+              <w:right w:w="110" w:type="dxa"/>
+            </w:tcMar>
+            <w:vAlign w:val="center"/>
+          </w:tcPr>
+          <w:p>
+            <w:pPr>
+              <w:spacing w:before="40" w:after="40"/>
+              <w:jc w:val="center"/>
+            </w:pPr>
+            <w:r/>
+            <w:r>
+              <w:rPr>
+                <w:rFonts w:ascii="Arial" w:hAnsi="Arial"/>
+                <w:b w:val="0"/>
+                <w:color w:val="222222"/>
+                <w:sz w:val="17"/>
+              </w:rPr>
+              <w:t>0.1147</w:t>
+            </w:r>
+          </w:p>
+        </w:tc>
+        <w:tc>
+          <w:tcPr>
+            <w:tcW w:type="dxa" w:w="1872"/>
+            <w:shd w:fill="FFFFFF"/>
+            <w:tcMar>
+              <w:top w:w="70" w:type="dxa"/>
+              <w:bottom w:w="70" w:type="dxa"/>
+              <w:left w:w="110" w:type="dxa"/>
+              <w:right w:w="110" w:type="dxa"/>
+            </w:tcMar>
+            <w:vAlign w:val="center"/>
+          </w:tcPr>
+          <w:p>
+            <w:pPr>
+              <w:spacing w:before="40" w:after="40"/>
+              <w:jc w:val="center"/>
+            </w:pPr>
+            <w:r/>
+            <w:r>
+              <w:rPr>
+                <w:rFonts w:ascii="Arial" w:hAnsi="Arial"/>
+                <w:b w:val="0"/>
+                <w:color w:val="222222"/>
+                <w:sz w:val="17"/>
+              </w:rPr>
+              <w:t>0.2447</w:t>
+            </w:r>
+          </w:p>
+        </w:tc>
+      </w:tr>
+    </w:tbl>
+    <w:p>
+      <w:r>
+        <w:t>Table 4. Fine-Grained Category-Level Performance Breakdown on the FAERS Dataset (N = 829 Reports).</w:t>
+      </w:r>
+    </w:p>
+    <w:tbl>
+      <w:tblPr>
+        <w:tblW w:type="auto" w:w="0"/>
+        <w:jc w:val="center"/>
+        <w:tblLook w:firstColumn="1" w:firstRow="1" w:lastColumn="0" w:lastRow="0" w:noHBand="0" w:noVBand="1" w:val="04A0"/>
+        <w:tblBorders>
+          <w:top w:val="single" w:sz="8" w:space="0" w:color="333333"/>
+          <w:bottom w:val="single" w:sz="8" w:space="0" w:color="333333"/>
+          <w:insideH w:val="single" w:sz="4" w:space="0" w:color="E0E0E0"/>
+          <w:insideV w:val="none"/>
+          <w:left w:val="none"/>
+          <w:right w:val="none"/>
+        </w:tblBorders>
+      </w:tblPr>
+      <w:tblGrid>
+        <w:gridCol w:w="1337"/>
+        <w:gridCol w:w="1337"/>
+        <w:gridCol w:w="1337"/>
+        <w:gridCol w:w="1337"/>
+        <w:gridCol w:w="1337"/>
+        <w:gridCol w:w="1337"/>
+        <w:gridCol w:w="1337"/>
+      </w:tblGrid>
+      <w:tr>
+        <w:tc>
+          <w:tcPr>
+            <w:tcW w:type="dxa" w:w="1584"/>
+            <w:shd w:fill="F2F4F8"/>
+            <w:tcMar>
+              <w:top w:w="70" w:type="dxa"/>
+              <w:bottom w:w="70" w:type="dxa"/>
+              <w:left w:w="110" w:type="dxa"/>
+              <w:right w:w="110" w:type="dxa"/>
+            </w:tcMar>
+            <w:vAlign w:val="center"/>
+          </w:tcPr>
+          <w:p>
+            <w:pPr>
+              <w:spacing w:before="40" w:after="40"/>
+              <w:jc w:val="center"/>
+            </w:pPr>
+            <w:r/>
+            <w:r>
+              <w:rPr>
+                <w:rFonts w:ascii="Arial" w:hAnsi="Arial"/>
+                <w:b/>
+                <w:color w:val="111111"/>
+                <w:sz w:val="17"/>
+              </w:rPr>
+              <w:t>Category</w:t>
+            </w:r>
+          </w:p>
+        </w:tc>
+        <w:tc>
+          <w:tcPr>
+            <w:tcW w:type="dxa" w:w="1440"/>
+            <w:shd w:fill="F2F4F8"/>
+            <w:tcMar>
+              <w:top w:w="70" w:type="dxa"/>
+              <w:bottom w:w="70" w:type="dxa"/>
+              <w:left w:w="110" w:type="dxa"/>
+              <w:right w:w="110" w:type="dxa"/>
+            </w:tcMar>
+            <w:vAlign w:val="center"/>
+          </w:tcPr>
+          <w:p>
+            <w:pPr>
+              <w:spacing w:before="40" w:after="40"/>
+              <w:jc w:val="center"/>
+            </w:pPr>
+            <w:r/>
+            <w:r>
+              <w:rPr>
+                <w:rFonts w:ascii="Arial" w:hAnsi="Arial"/>
+                <w:b/>
+                <w:color w:val="111111"/>
+                <w:sz w:val="17"/>
+              </w:rPr>
+              <w:t>BioBERT (Strict)</w:t>
+            </w:r>
+          </w:p>
+        </w:tc>
+        <w:tc>
+          <w:tcPr>
+            <w:tcW w:type="dxa" w:w="1440"/>
+            <w:shd w:fill="F2F4F8"/>
+            <w:tcMar>
+              <w:top w:w="70" w:type="dxa"/>
+              <w:bottom w:w="70" w:type="dxa"/>
+              <w:left w:w="110" w:type="dxa"/>
+              <w:right w:w="110" w:type="dxa"/>
+            </w:tcMar>
+            <w:vAlign w:val="center"/>
+          </w:tcPr>
+          <w:p>
+            <w:pPr>
+              <w:spacing w:before="40" w:after="40"/>
+              <w:jc w:val="center"/>
+            </w:pPr>
+            <w:r/>
+            <w:r>
+              <w:rPr>
+                <w:rFonts w:ascii="Arial" w:hAnsi="Arial"/>
+                <w:b/>
+                <w:color w:val="111111"/>
+                <w:sz w:val="17"/>
+              </w:rPr>
+              <w:t>LLaMA 4 (Strict)</w:t>
+            </w:r>
+          </w:p>
+        </w:tc>
+        <w:tc>
+          <w:tcPr>
+            <w:tcW w:type="dxa" w:w="1584"/>
+            <w:shd w:fill="F2F4F8"/>
+            <w:tcMar>
+              <w:top w:w="70" w:type="dxa"/>
+              <w:bottom w:w="70" w:type="dxa"/>
+              <w:left w:w="110" w:type="dxa"/>
+              <w:right w:w="110" w:type="dxa"/>
+            </w:tcMar>
+            <w:vAlign w:val="center"/>
+          </w:tcPr>
+          <w:p>
+            <w:pPr>
+              <w:spacing w:before="40" w:after="40"/>
+              <w:jc w:val="center"/>
+            </w:pPr>
+            <w:r/>
+            <w:r>
+              <w:rPr>
+                <w:rFonts w:ascii="Arial" w:hAnsi="Arial"/>
+                <w:b/>
+                <w:color w:val="111111"/>
+                <w:sz w:val="17"/>
+              </w:rPr>
+              <w:t>Claude Sonnet (Strict)</w:t>
+            </w:r>
+          </w:p>
+        </w:tc>
+        <w:tc>
+          <w:tcPr>
+            <w:tcW w:type="dxa" w:w="1440"/>
+            <w:shd w:fill="F2F4F8"/>
+            <w:tcMar>
+              <w:top w:w="70" w:type="dxa"/>
+              <w:bottom w:w="70" w:type="dxa"/>
+              <w:left w:w="110" w:type="dxa"/>
+              <w:right w:w="110" w:type="dxa"/>
+            </w:tcMar>
+            <w:vAlign w:val="center"/>
+          </w:tcPr>
+          <w:p>
+            <w:pPr>
+              <w:spacing w:before="40" w:after="40"/>
+              <w:jc w:val="center"/>
+            </w:pPr>
+            <w:r/>
+            <w:r>
+              <w:rPr>
+                <w:rFonts w:ascii="Arial" w:hAnsi="Arial"/>
+                <w:b/>
+                <w:color w:val="111111"/>
+                <w:sz w:val="17"/>
+              </w:rPr>
+              <w:t>BioBERT (Adapted)</w:t>
+            </w:r>
+          </w:p>
+        </w:tc>
+        <w:tc>
+          <w:tcPr>
+            <w:tcW w:type="dxa" w:w="1440"/>
+            <w:shd w:fill="F2F4F8"/>
+            <w:tcMar>
+              <w:top w:w="70" w:type="dxa"/>
+              <w:bottom w:w="70" w:type="dxa"/>
+              <w:left w:w="110" w:type="dxa"/>
+              <w:right w:w="110" w:type="dxa"/>
+            </w:tcMar>
+            <w:vAlign w:val="center"/>
+          </w:tcPr>
+          <w:p>
+            <w:pPr>
+              <w:spacing w:before="40" w:after="40"/>
+              <w:jc w:val="center"/>
+            </w:pPr>
+            <w:r/>
+            <w:r>
+              <w:rPr>
+                <w:rFonts w:ascii="Arial" w:hAnsi="Arial"/>
+                <w:b/>
+                <w:color w:val="111111"/>
+                <w:sz w:val="17"/>
+              </w:rPr>
+              <w:t>LLaMA 4 (Adapted)</w:t>
+            </w:r>
+          </w:p>
+        </w:tc>
+        <w:tc>
+          <w:tcPr>
+            <w:tcW w:type="dxa" w:w="1584"/>
+            <w:shd w:fill="F2F4F8"/>
+            <w:tcMar>
+              <w:top w:w="70" w:type="dxa"/>
+              <w:bottom w:w="70" w:type="dxa"/>
+              <w:left w:w="110" w:type="dxa"/>
+              <w:right w:w="110" w:type="dxa"/>
+            </w:tcMar>
+            <w:vAlign w:val="center"/>
+          </w:tcPr>
+          <w:p>
+            <w:pPr>
+              <w:spacing w:before="40" w:after="40"/>
+              <w:jc w:val="center"/>
+            </w:pPr>
+            <w:r/>
+            <w:r>
+              <w:rPr>
+                <w:rFonts w:ascii="Arial" w:hAnsi="Arial"/>
+                <w:b/>
+                <w:color w:val="111111"/>
+                <w:sz w:val="17"/>
+              </w:rPr>
+              <w:t>Claude Sonnet (Adapted)</w:t>
+            </w:r>
+          </w:p>
+        </w:tc>
+      </w:tr>
+      <w:tr>
+        <w:tc>
+          <w:tcPr>
+            <w:tcW w:type="dxa" w:w="1584"/>
+            <w:shd w:fill="FFFFFF"/>
+            <w:tcMar>
+              <w:top w:w="70" w:type="dxa"/>
+              <w:bottom w:w="70" w:type="dxa"/>
+              <w:left w:w="110" w:type="dxa"/>
+              <w:right w:w="110" w:type="dxa"/>
+            </w:tcMar>
+            <w:vAlign w:val="center"/>
+          </w:tcPr>
+          <w:p>
+            <w:pPr>
+              <w:spacing w:before="40" w:after="40"/>
+              <w:jc w:val="left"/>
+            </w:pPr>
+            <w:r/>
+            <w:r>
+              <w:rPr>
+                <w:rFonts w:ascii="Arial" w:hAnsi="Arial"/>
+                <w:b/>
+                <w:color w:val="222222"/>
+                <w:sz w:val="17"/>
+              </w:rPr>
+              <w:t>AE</w:t>
+            </w:r>
+          </w:p>
+        </w:tc>
+        <w:tc>
+          <w:tcPr>
+            <w:tcW w:type="dxa" w:w="1440"/>
+            <w:shd w:fill="FFFFFF"/>
+            <w:tcMar>
+              <w:top w:w="70" w:type="dxa"/>
+              <w:bottom w:w="70" w:type="dxa"/>
+              <w:left w:w="110" w:type="dxa"/>
+              <w:right w:w="110" w:type="dxa"/>
+            </w:tcMar>
+            <w:vAlign w:val="center"/>
+          </w:tcPr>
+          <w:p>
+            <w:pPr>
+              <w:spacing w:before="40" w:after="40"/>
+              <w:jc w:val="center"/>
+            </w:pPr>
+            <w:r/>
+            <w:r>
+              <w:rPr>
+                <w:rFonts w:ascii="Arial" w:hAnsi="Arial"/>
+                <w:b w:val="0"/>
+                <w:color w:val="222222"/>
+                <w:sz w:val="17"/>
+              </w:rPr>
+              <w:t>0.5501</w:t>
+            </w:r>
+          </w:p>
+        </w:tc>
+        <w:tc>
+          <w:tcPr>
+            <w:tcW w:type="dxa" w:w="1440"/>
+            <w:shd w:fill="FFFFFF"/>
+            <w:tcMar>
+              <w:top w:w="70" w:type="dxa"/>
+              <w:bottom w:w="70" w:type="dxa"/>
+              <w:left w:w="110" w:type="dxa"/>
+              <w:right w:w="110" w:type="dxa"/>
+            </w:tcMar>
+            <w:vAlign w:val="center"/>
+          </w:tcPr>
+          <w:p>
+            <w:pPr>
+              <w:spacing w:before="40" w:after="40"/>
+              <w:jc w:val="center"/>
+            </w:pPr>
+            <w:r/>
+            <w:r>
+              <w:rPr>
+                <w:rFonts w:ascii="Arial" w:hAnsi="Arial"/>
+                <w:b w:val="0"/>
+                <w:color w:val="222222"/>
+                <w:sz w:val="17"/>
+              </w:rPr>
+              <w:t>0.3703</w:t>
+            </w:r>
+          </w:p>
+        </w:tc>
+        <w:tc>
+          <w:tcPr>
+            <w:tcW w:type="dxa" w:w="1584"/>
+            <w:shd w:fill="FFFFFF"/>
+            <w:tcMar>
+              <w:top w:w="70" w:type="dxa"/>
+              <w:bottom w:w="70" w:type="dxa"/>
+              <w:left w:w="110" w:type="dxa"/>
+              <w:right w:w="110" w:type="dxa"/>
+            </w:tcMar>
+            <w:vAlign w:val="center"/>
+          </w:tcPr>
+          <w:p>
+            <w:pPr>
+              <w:spacing w:before="40" w:after="40"/>
+              <w:jc w:val="center"/>
+            </w:pPr>
+            <w:r/>
+            <w:r>
+              <w:rPr>
+                <w:rFonts w:ascii="Arial" w:hAnsi="Arial"/>
+                <w:b w:val="0"/>
+                <w:color w:val="222222"/>
+                <w:sz w:val="17"/>
+              </w:rPr>
+              <w:t>0.4371</w:t>
+            </w:r>
+          </w:p>
+        </w:tc>
+        <w:tc>
+          <w:tcPr>
+            <w:tcW w:type="dxa" w:w="1440"/>
+            <w:shd w:fill="FFFFFF"/>
+            <w:tcMar>
+              <w:top w:w="70" w:type="dxa"/>
+              <w:bottom w:w="70" w:type="dxa"/>
+              <w:left w:w="110" w:type="dxa"/>
+              <w:right w:w="110" w:type="dxa"/>
+            </w:tcMar>
+            <w:vAlign w:val="center"/>
+          </w:tcPr>
+          <w:p>
+            <w:pPr>
+              <w:spacing w:before="40" w:after="40"/>
+              <w:jc w:val="center"/>
+            </w:pPr>
+            <w:r/>
+            <w:r>
+              <w:rPr>
+                <w:rFonts w:ascii="Arial" w:hAnsi="Arial"/>
+                <w:b w:val="0"/>
+                <w:color w:val="222222"/>
+                <w:sz w:val="17"/>
+              </w:rPr>
+              <w:t>0.6865</w:t>
+            </w:r>
+          </w:p>
+        </w:tc>
+        <w:tc>
+          <w:tcPr>
+            <w:tcW w:type="dxa" w:w="1440"/>
+            <w:shd w:fill="FFFFFF"/>
+            <w:tcMar>
+              <w:top w:w="70" w:type="dxa"/>
+              <w:bottom w:w="70" w:type="dxa"/>
+              <w:left w:w="110" w:type="dxa"/>
+              <w:right w:w="110" w:type="dxa"/>
+            </w:tcMar>
+            <w:vAlign w:val="center"/>
+          </w:tcPr>
+          <w:p>
+            <w:pPr>
+              <w:spacing w:before="40" w:after="40"/>
+              <w:jc w:val="center"/>
+            </w:pPr>
+            <w:r/>
+            <w:r>
+              <w:rPr>
+                <w:rFonts w:ascii="Arial" w:hAnsi="Arial"/>
+                <w:b w:val="0"/>
+                <w:color w:val="222222"/>
+                <w:sz w:val="17"/>
+              </w:rPr>
+              <w:t>0.5401</w:t>
+            </w:r>
+          </w:p>
+        </w:tc>
+        <w:tc>
+          <w:tcPr>
+            <w:tcW w:type="dxa" w:w="1584"/>
+            <w:shd w:fill="FFFFFF"/>
+            <w:tcMar>
+              <w:top w:w="70" w:type="dxa"/>
+              <w:bottom w:w="70" w:type="dxa"/>
+              <w:left w:w="110" w:type="dxa"/>
+              <w:right w:w="110" w:type="dxa"/>
+            </w:tcMar>
+            <w:vAlign w:val="center"/>
+          </w:tcPr>
+          <w:p>
+            <w:pPr>
+              <w:spacing w:before="40" w:after="40"/>
+              <w:jc w:val="center"/>
+            </w:pPr>
+            <w:r/>
+            <w:r>
+              <w:rPr>
+                <w:rFonts w:ascii="Arial" w:hAnsi="Arial"/>
+                <w:b w:val="0"/>
+                <w:color w:val="222222"/>
+                <w:sz w:val="17"/>
+              </w:rPr>
+              <w:t>0.6120</w:t>
+            </w:r>
+          </w:p>
+        </w:tc>
+      </w:tr>
+      <w:tr>
+        <w:tc>
+          <w:tcPr>
+            <w:tcW w:type="dxa" w:w="1584"/>
+            <w:shd w:fill="FBFBFB"/>
+            <w:tcMar>
+              <w:top w:w="70" w:type="dxa"/>
+              <w:bottom w:w="70" w:type="dxa"/>
+              <w:left w:w="110" w:type="dxa"/>
+              <w:right w:w="110" w:type="dxa"/>
+            </w:tcMar>
+            <w:vAlign w:val="center"/>
+          </w:tcPr>
+          <w:p>
+            <w:pPr>
+              <w:spacing w:before="40" w:after="40"/>
+              <w:jc w:val="left"/>
+            </w:pPr>
+            <w:r/>
+            <w:r>
+              <w:rPr>
+                <w:rFonts w:ascii="Arial" w:hAnsi="Arial"/>
+                <w:b/>
+                <w:color w:val="222222"/>
+                <w:sz w:val="17"/>
+              </w:rPr>
+              <w:t>AGE</w:t>
+            </w:r>
+          </w:p>
+        </w:tc>
+        <w:tc>
+          <w:tcPr>
+            <w:tcW w:type="dxa" w:w="1440"/>
+            <w:shd w:fill="FBFBFB"/>
+            <w:tcMar>
+              <w:top w:w="70" w:type="dxa"/>
+              <w:bottom w:w="70" w:type="dxa"/>
+              <w:left w:w="110" w:type="dxa"/>
+              <w:right w:w="110" w:type="dxa"/>
+            </w:tcMar>
+            <w:vAlign w:val="center"/>
+          </w:tcPr>
+          <w:p>
+            <w:pPr>
+              <w:spacing w:before="40" w:after="40"/>
+              <w:jc w:val="center"/>
+            </w:pPr>
+            <w:r/>
+            <w:r>
+              <w:rPr>
+                <w:rFonts w:ascii="Arial" w:hAnsi="Arial"/>
+                <w:b w:val="0"/>
+                <w:color w:val="222222"/>
+                <w:sz w:val="17"/>
+              </w:rPr>
+              <w:t>0.8804</w:t>
+            </w:r>
+          </w:p>
+        </w:tc>
+        <w:tc>
+          <w:tcPr>
+            <w:tcW w:type="dxa" w:w="1440"/>
+            <w:shd w:fill="FBFBFB"/>
+            <w:tcMar>
+              <w:top w:w="70" w:type="dxa"/>
+              <w:bottom w:w="70" w:type="dxa"/>
+              <w:left w:w="110" w:type="dxa"/>
+              <w:right w:w="110" w:type="dxa"/>
+            </w:tcMar>
+            <w:vAlign w:val="center"/>
+          </w:tcPr>
+          <w:p>
+            <w:pPr>
+              <w:spacing w:before="40" w:after="40"/>
+              <w:jc w:val="center"/>
+            </w:pPr>
+            <w:r/>
+            <w:r>
+              <w:rPr>
+                <w:rFonts w:ascii="Arial" w:hAnsi="Arial"/>
+                <w:b w:val="0"/>
+                <w:color w:val="222222"/>
+                <w:sz w:val="17"/>
+              </w:rPr>
+              <w:t>0.8037</w:t>
+            </w:r>
+          </w:p>
+        </w:tc>
+        <w:tc>
+          <w:tcPr>
+            <w:tcW w:type="dxa" w:w="1584"/>
+            <w:shd w:fill="FBFBFB"/>
+            <w:tcMar>
+              <w:top w:w="70" w:type="dxa"/>
+              <w:bottom w:w="70" w:type="dxa"/>
+              <w:left w:w="110" w:type="dxa"/>
+              <w:right w:w="110" w:type="dxa"/>
+            </w:tcMar>
+            <w:vAlign w:val="center"/>
+          </w:tcPr>
+          <w:p>
+            <w:pPr>
+              <w:spacing w:before="40" w:after="40"/>
+              <w:jc w:val="center"/>
+            </w:pPr>
+            <w:r/>
+            <w:r>
+              <w:rPr>
+                <w:rFonts w:ascii="Arial" w:hAnsi="Arial"/>
+                <w:b w:val="0"/>
+                <w:color w:val="222222"/>
+                <w:sz w:val="17"/>
+              </w:rPr>
+              <w:t>0.8654</w:t>
+            </w:r>
+          </w:p>
+        </w:tc>
+        <w:tc>
+          <w:tcPr>
+            <w:tcW w:type="dxa" w:w="1440"/>
+            <w:shd w:fill="FBFBFB"/>
+            <w:tcMar>
+              <w:top w:w="70" w:type="dxa"/>
+              <w:bottom w:w="70" w:type="dxa"/>
+              <w:left w:w="110" w:type="dxa"/>
+              <w:right w:w="110" w:type="dxa"/>
+            </w:tcMar>
+            <w:vAlign w:val="center"/>
+          </w:tcPr>
+          <w:p>
+            <w:pPr>
+              <w:spacing w:before="40" w:after="40"/>
+              <w:jc w:val="center"/>
+            </w:pPr>
+            <w:r/>
+            <w:r>
+              <w:rPr>
+                <w:rFonts w:ascii="Arial" w:hAnsi="Arial"/>
+                <w:b w:val="0"/>
+                <w:color w:val="222222"/>
+                <w:sz w:val="17"/>
+              </w:rPr>
+              <w:t>0.8804</w:t>
+            </w:r>
+          </w:p>
+        </w:tc>
+        <w:tc>
+          <w:tcPr>
+            <w:tcW w:type="dxa" w:w="1440"/>
+            <w:shd w:fill="FBFBFB"/>
+            <w:tcMar>
+              <w:top w:w="70" w:type="dxa"/>
+              <w:bottom w:w="70" w:type="dxa"/>
+              <w:left w:w="110" w:type="dxa"/>
+              <w:right w:w="110" w:type="dxa"/>
+            </w:tcMar>
+            <w:vAlign w:val="center"/>
+          </w:tcPr>
+          <w:p>
+            <w:pPr>
+              <w:spacing w:before="40" w:after="40"/>
+              <w:jc w:val="center"/>
+            </w:pPr>
+            <w:r/>
+            <w:r>
+              <w:rPr>
+                <w:rFonts w:ascii="Arial" w:hAnsi="Arial"/>
+                <w:b w:val="0"/>
+                <w:color w:val="222222"/>
+                <w:sz w:val="17"/>
+              </w:rPr>
+              <w:t>0.8350</w:t>
+            </w:r>
+          </w:p>
+        </w:tc>
+        <w:tc>
+          <w:tcPr>
+            <w:tcW w:type="dxa" w:w="1584"/>
+            <w:shd w:fill="FBFBFB"/>
+            <w:tcMar>
+              <w:top w:w="70" w:type="dxa"/>
+              <w:bottom w:w="70" w:type="dxa"/>
+              <w:left w:w="110" w:type="dxa"/>
+              <w:right w:w="110" w:type="dxa"/>
+            </w:tcMar>
+            <w:vAlign w:val="center"/>
+          </w:tcPr>
+          <w:p>
+            <w:pPr>
+              <w:spacing w:before="40" w:after="40"/>
+              <w:jc w:val="center"/>
+            </w:pPr>
+            <w:r/>
+            <w:r>
+              <w:rPr>
+                <w:rFonts w:ascii="Arial" w:hAnsi="Arial"/>
+                <w:b w:val="0"/>
+                <w:color w:val="222222"/>
+                <w:sz w:val="17"/>
+              </w:rPr>
+              <w:t>0.8812</w:t>
+            </w:r>
+          </w:p>
+        </w:tc>
+      </w:tr>
+      <w:tr>
+        <w:tc>
+          <w:tcPr>
+            <w:tcW w:type="dxa" w:w="1584"/>
+            <w:shd w:fill="FFFFFF"/>
+            <w:tcMar>
+              <w:top w:w="70" w:type="dxa"/>
+              <w:bottom w:w="70" w:type="dxa"/>
+              <w:left w:w="110" w:type="dxa"/>
+              <w:right w:w="110" w:type="dxa"/>
+            </w:tcMar>
+            <w:vAlign w:val="center"/>
+          </w:tcPr>
+          <w:p>
+            <w:pPr>
+              <w:spacing w:before="40" w:after="40"/>
+              <w:jc w:val="left"/>
+            </w:pPr>
+            <w:r/>
+            <w:r>
+              <w:rPr>
+                <w:rFonts w:ascii="Arial" w:hAnsi="Arial"/>
+                <w:b/>
+                <w:color w:val="222222"/>
+                <w:sz w:val="17"/>
+              </w:rPr>
+              <w:t>COD</w:t>
+            </w:r>
+          </w:p>
+        </w:tc>
+        <w:tc>
+          <w:tcPr>
+            <w:tcW w:type="dxa" w:w="1440"/>
+            <w:shd w:fill="FFFFFF"/>
+            <w:tcMar>
+              <w:top w:w="70" w:type="dxa"/>
+              <w:bottom w:w="70" w:type="dxa"/>
+              <w:left w:w="110" w:type="dxa"/>
+              <w:right w:w="110" w:type="dxa"/>
+            </w:tcMar>
+            <w:vAlign w:val="center"/>
+          </w:tcPr>
+          <w:p>
+            <w:pPr>
+              <w:spacing w:before="40" w:after="40"/>
+              <w:jc w:val="center"/>
+            </w:pPr>
+            <w:r/>
+            <w:r>
+              <w:rPr>
+                <w:rFonts w:ascii="Arial" w:hAnsi="Arial"/>
+                <w:b w:val="0"/>
+                <w:color w:val="222222"/>
+                <w:sz w:val="17"/>
+              </w:rPr>
+              <w:t>0.3650</w:t>
+            </w:r>
+          </w:p>
+        </w:tc>
+        <w:tc>
+          <w:tcPr>
+            <w:tcW w:type="dxa" w:w="1440"/>
+            <w:shd w:fill="FFFFFF"/>
+            <w:tcMar>
+              <w:top w:w="70" w:type="dxa"/>
+              <w:bottom w:w="70" w:type="dxa"/>
+              <w:left w:w="110" w:type="dxa"/>
+              <w:right w:w="110" w:type="dxa"/>
+            </w:tcMar>
+            <w:vAlign w:val="center"/>
+          </w:tcPr>
+          <w:p>
+            <w:pPr>
+              <w:spacing w:before="40" w:after="40"/>
+              <w:jc w:val="center"/>
+            </w:pPr>
+            <w:r/>
+            <w:r>
+              <w:rPr>
+                <w:rFonts w:ascii="Arial" w:hAnsi="Arial"/>
+                <w:b w:val="0"/>
+                <w:color w:val="222222"/>
+                <w:sz w:val="17"/>
+              </w:rPr>
+              <w:t>0.0526</w:t>
+            </w:r>
+          </w:p>
+        </w:tc>
+        <w:tc>
+          <w:tcPr>
+            <w:tcW w:type="dxa" w:w="1584"/>
+            <w:shd w:fill="FFFFFF"/>
+            <w:tcMar>
+              <w:top w:w="70" w:type="dxa"/>
+              <w:bottom w:w="70" w:type="dxa"/>
+              <w:left w:w="110" w:type="dxa"/>
+              <w:right w:w="110" w:type="dxa"/>
+            </w:tcMar>
+            <w:vAlign w:val="center"/>
+          </w:tcPr>
+          <w:p>
+            <w:pPr>
+              <w:spacing w:before="40" w:after="40"/>
+              <w:jc w:val="center"/>
+            </w:pPr>
+            <w:r/>
+            <w:r>
+              <w:rPr>
+                <w:rFonts w:ascii="Arial" w:hAnsi="Arial"/>
+                <w:b w:val="0"/>
+                <w:color w:val="222222"/>
+                <w:sz w:val="17"/>
+              </w:rPr>
+              <w:t>0.0833</w:t>
+            </w:r>
+          </w:p>
+        </w:tc>
+        <w:tc>
+          <w:tcPr>
+            <w:tcW w:type="dxa" w:w="1440"/>
+            <w:shd w:fill="FFFFFF"/>
+            <w:tcMar>
+              <w:top w:w="70" w:type="dxa"/>
+              <w:bottom w:w="70" w:type="dxa"/>
+              <w:left w:w="110" w:type="dxa"/>
+              <w:right w:w="110" w:type="dxa"/>
+            </w:tcMar>
+            <w:vAlign w:val="center"/>
+          </w:tcPr>
+          <w:p>
+            <w:pPr>
+              <w:spacing w:before="40" w:after="40"/>
+              <w:jc w:val="center"/>
+            </w:pPr>
+            <w:r/>
+            <w:r>
+              <w:rPr>
+                <w:rFonts w:ascii="Arial" w:hAnsi="Arial"/>
+                <w:b w:val="0"/>
+                <w:color w:val="222222"/>
+                <w:sz w:val="17"/>
+              </w:rPr>
+              <w:t>0.4120</w:t>
+            </w:r>
+          </w:p>
+        </w:tc>
+        <w:tc>
+          <w:tcPr>
+            <w:tcW w:type="dxa" w:w="1440"/>
+            <w:shd w:fill="FFFFFF"/>
+            <w:tcMar>
+              <w:top w:w="70" w:type="dxa"/>
+              <w:bottom w:w="70" w:type="dxa"/>
+              <w:left w:w="110" w:type="dxa"/>
+              <w:right w:w="110" w:type="dxa"/>
+            </w:tcMar>
+            <w:vAlign w:val="center"/>
+          </w:tcPr>
+          <w:p>
+            <w:pPr>
+              <w:spacing w:before="40" w:after="40"/>
+              <w:jc w:val="center"/>
+            </w:pPr>
+            <w:r/>
+            <w:r>
+              <w:rPr>
+                <w:rFonts w:ascii="Arial" w:hAnsi="Arial"/>
+                <w:b w:val="0"/>
+                <w:color w:val="222222"/>
+                <w:sz w:val="17"/>
+              </w:rPr>
+              <w:t>0.1429</w:t>
+            </w:r>
+          </w:p>
+        </w:tc>
+        <w:tc>
+          <w:tcPr>
+            <w:tcW w:type="dxa" w:w="1584"/>
+            <w:shd w:fill="FFFFFF"/>
+            <w:tcMar>
+              <w:top w:w="70" w:type="dxa"/>
+              <w:bottom w:w="70" w:type="dxa"/>
+              <w:left w:w="110" w:type="dxa"/>
+              <w:right w:w="110" w:type="dxa"/>
+            </w:tcMar>
+            <w:vAlign w:val="center"/>
+          </w:tcPr>
+          <w:p>
+            <w:pPr>
+              <w:spacing w:before="40" w:after="40"/>
+              <w:jc w:val="center"/>
+            </w:pPr>
+            <w:r/>
+            <w:r>
+              <w:rPr>
+                <w:rFonts w:ascii="Arial" w:hAnsi="Arial"/>
+                <w:b w:val="0"/>
+                <w:color w:val="222222"/>
+                <w:sz w:val="17"/>
+              </w:rPr>
+              <w:t>0.2222</w:t>
+            </w:r>
+          </w:p>
+        </w:tc>
+      </w:tr>
+      <w:tr>
+        <w:tc>
+          <w:tcPr>
+            <w:tcW w:type="dxa" w:w="1584"/>
+            <w:shd w:fill="FBFBFB"/>
+            <w:tcMar>
+              <w:top w:w="70" w:type="dxa"/>
+              <w:bottom w:w="70" w:type="dxa"/>
+              <w:left w:w="110" w:type="dxa"/>
+              <w:right w:w="110" w:type="dxa"/>
+            </w:tcMar>
+            <w:vAlign w:val="center"/>
+          </w:tcPr>
+          <w:p>
+            <w:pPr>
+              <w:spacing w:before="40" w:after="40"/>
+              <w:jc w:val="left"/>
+            </w:pPr>
+            <w:r/>
+            <w:r>
+              <w:rPr>
+                <w:rFonts w:ascii="Arial" w:hAnsi="Arial"/>
+                <w:b/>
+                <w:color w:val="222222"/>
+                <w:sz w:val="17"/>
+              </w:rPr>
+              <w:t>DOSE</w:t>
+            </w:r>
+          </w:p>
+        </w:tc>
+        <w:tc>
+          <w:tcPr>
+            <w:tcW w:type="dxa" w:w="1440"/>
+            <w:shd w:fill="FBFBFB"/>
+            <w:tcMar>
+              <w:top w:w="70" w:type="dxa"/>
+              <w:bottom w:w="70" w:type="dxa"/>
+              <w:left w:w="110" w:type="dxa"/>
+              <w:right w:w="110" w:type="dxa"/>
+            </w:tcMar>
+            <w:vAlign w:val="center"/>
+          </w:tcPr>
+          <w:p>
+            <w:pPr>
+              <w:spacing w:before="40" w:after="40"/>
+              <w:jc w:val="center"/>
+            </w:pPr>
+            <w:r/>
+            <w:r>
+              <w:rPr>
+                <w:rFonts w:ascii="Arial" w:hAnsi="Arial"/>
+                <w:b w:val="0"/>
+                <w:color w:val="222222"/>
+                <w:sz w:val="17"/>
+              </w:rPr>
+              <w:t>0.5542</w:t>
+            </w:r>
+          </w:p>
+        </w:tc>
+        <w:tc>
+          <w:tcPr>
+            <w:tcW w:type="dxa" w:w="1440"/>
+            <w:shd w:fill="FBFBFB"/>
+            <w:tcMar>
+              <w:top w:w="70" w:type="dxa"/>
+              <w:bottom w:w="70" w:type="dxa"/>
+              <w:left w:w="110" w:type="dxa"/>
+              <w:right w:w="110" w:type="dxa"/>
+            </w:tcMar>
+            <w:vAlign w:val="center"/>
+          </w:tcPr>
+          <w:p>
+            <w:pPr>
+              <w:spacing w:before="40" w:after="40"/>
+              <w:jc w:val="center"/>
+            </w:pPr>
+            <w:r/>
+            <w:r>
+              <w:rPr>
+                <w:rFonts w:ascii="Arial" w:hAnsi="Arial"/>
+                <w:b w:val="0"/>
+                <w:color w:val="222222"/>
+                <w:sz w:val="17"/>
+              </w:rPr>
+              <w:t>0.3644</w:t>
+            </w:r>
+          </w:p>
+        </w:tc>
+        <w:tc>
+          <w:tcPr>
+            <w:tcW w:type="dxa" w:w="1584"/>
+            <w:shd w:fill="FBFBFB"/>
+            <w:tcMar>
+              <w:top w:w="70" w:type="dxa"/>
+              <w:bottom w:w="70" w:type="dxa"/>
+              <w:left w:w="110" w:type="dxa"/>
+              <w:right w:w="110" w:type="dxa"/>
+            </w:tcMar>
+            <w:vAlign w:val="center"/>
+          </w:tcPr>
+          <w:p>
+            <w:pPr>
+              <w:spacing w:before="40" w:after="40"/>
+              <w:jc w:val="center"/>
+            </w:pPr>
+            <w:r/>
+            <w:r>
+              <w:rPr>
+                <w:rFonts w:ascii="Arial" w:hAnsi="Arial"/>
+                <w:b w:val="0"/>
+                <w:color w:val="222222"/>
+                <w:sz w:val="17"/>
+              </w:rPr>
+              <w:t>0.4891</w:t>
+            </w:r>
+          </w:p>
+        </w:tc>
+        <w:tc>
+          <w:tcPr>
+            <w:tcW w:type="dxa" w:w="1440"/>
+            <w:shd w:fill="FBFBFB"/>
+            <w:tcMar>
+              <w:top w:w="70" w:type="dxa"/>
+              <w:bottom w:w="70" w:type="dxa"/>
+              <w:left w:w="110" w:type="dxa"/>
+              <w:right w:w="110" w:type="dxa"/>
+            </w:tcMar>
+            <w:vAlign w:val="center"/>
+          </w:tcPr>
+          <w:p>
+            <w:pPr>
+              <w:spacing w:before="40" w:after="40"/>
+              <w:jc w:val="center"/>
+            </w:pPr>
+            <w:r/>
+            <w:r>
+              <w:rPr>
+                <w:rFonts w:ascii="Arial" w:hAnsi="Arial"/>
+                <w:b w:val="0"/>
+                <w:color w:val="222222"/>
+                <w:sz w:val="17"/>
+              </w:rPr>
+              <w:t>0.7810</w:t>
+            </w:r>
+          </w:p>
+        </w:tc>
+        <w:tc>
+          <w:tcPr>
+            <w:tcW w:type="dxa" w:w="1440"/>
+            <w:shd w:fill="FBFBFB"/>
+            <w:tcMar>
+              <w:top w:w="70" w:type="dxa"/>
+              <w:bottom w:w="70" w:type="dxa"/>
+              <w:left w:w="110" w:type="dxa"/>
+              <w:right w:w="110" w:type="dxa"/>
+            </w:tcMar>
+            <w:vAlign w:val="center"/>
+          </w:tcPr>
+          <w:p>
+            <w:pPr>
+              <w:spacing w:before="40" w:after="40"/>
+              <w:jc w:val="center"/>
+            </w:pPr>
+            <w:r/>
+            <w:r>
+              <w:rPr>
+                <w:rFonts w:ascii="Arial" w:hAnsi="Arial"/>
+                <w:b w:val="0"/>
+                <w:color w:val="222222"/>
+                <w:sz w:val="17"/>
+              </w:rPr>
+              <w:t>0.6210</w:t>
+            </w:r>
+          </w:p>
+        </w:tc>
+        <w:tc>
+          <w:tcPr>
+            <w:tcW w:type="dxa" w:w="1584"/>
+            <w:shd w:fill="FBFBFB"/>
+            <w:tcMar>
+              <w:top w:w="70" w:type="dxa"/>
+              <w:bottom w:w="70" w:type="dxa"/>
+              <w:left w:w="110" w:type="dxa"/>
+              <w:right w:w="110" w:type="dxa"/>
+            </w:tcMar>
+            <w:vAlign w:val="center"/>
+          </w:tcPr>
+          <w:p>
+            <w:pPr>
+              <w:spacing w:before="40" w:after="40"/>
+              <w:jc w:val="center"/>
+            </w:pPr>
+            <w:r/>
+            <w:r>
+              <w:rPr>
+                <w:rFonts w:ascii="Arial" w:hAnsi="Arial"/>
+                <w:b w:val="0"/>
+                <w:color w:val="222222"/>
+                <w:sz w:val="17"/>
+              </w:rPr>
+              <w:t>0.7105</w:t>
+            </w:r>
+          </w:p>
+        </w:tc>
+      </w:tr>
+      <w:tr>
+        <w:tc>
+          <w:tcPr>
+            <w:tcW w:type="dxa" w:w="1584"/>
+            <w:shd w:fill="FFFFFF"/>
+            <w:tcMar>
+              <w:top w:w="70" w:type="dxa"/>
+              <w:bottom w:w="70" w:type="dxa"/>
+              <w:left w:w="110" w:type="dxa"/>
+              <w:right w:w="110" w:type="dxa"/>
+            </w:tcMar>
+            <w:vAlign w:val="center"/>
+          </w:tcPr>
+          <w:p>
+            <w:pPr>
+              <w:spacing w:before="40" w:after="40"/>
+              <w:jc w:val="left"/>
+            </w:pPr>
+            <w:r/>
+            <w:r>
+              <w:rPr>
+                <w:rFonts w:ascii="Arial" w:hAnsi="Arial"/>
+                <w:b/>
+                <w:color w:val="222222"/>
+                <w:sz w:val="17"/>
+              </w:rPr>
+              <w:t>DRUG</w:t>
+            </w:r>
+          </w:p>
+        </w:tc>
+        <w:tc>
+          <w:tcPr>
+            <w:tcW w:type="dxa" w:w="1440"/>
+            <w:shd w:fill="FFFFFF"/>
+            <w:tcMar>
+              <w:top w:w="70" w:type="dxa"/>
+              <w:bottom w:w="70" w:type="dxa"/>
+              <w:left w:w="110" w:type="dxa"/>
+              <w:right w:w="110" w:type="dxa"/>
+            </w:tcMar>
+            <w:vAlign w:val="center"/>
+          </w:tcPr>
+          <w:p>
+            <w:pPr>
+              <w:spacing w:before="40" w:after="40"/>
+              <w:jc w:val="center"/>
+            </w:pPr>
+            <w:r/>
+            <w:r>
+              <w:rPr>
+                <w:rFonts w:ascii="Arial" w:hAnsi="Arial"/>
+                <w:b w:val="0"/>
+                <w:color w:val="222222"/>
+                <w:sz w:val="17"/>
+              </w:rPr>
+              <w:t>0.5502</w:t>
+            </w:r>
+          </w:p>
+        </w:tc>
+        <w:tc>
+          <w:tcPr>
+            <w:tcW w:type="dxa" w:w="1440"/>
+            <w:shd w:fill="FFFFFF"/>
+            <w:tcMar>
+              <w:top w:w="70" w:type="dxa"/>
+              <w:bottom w:w="70" w:type="dxa"/>
+              <w:left w:w="110" w:type="dxa"/>
+              <w:right w:w="110" w:type="dxa"/>
+            </w:tcMar>
+            <w:vAlign w:val="center"/>
+          </w:tcPr>
+          <w:p>
+            <w:pPr>
+              <w:spacing w:before="40" w:after="40"/>
+              <w:jc w:val="center"/>
+            </w:pPr>
+            <w:r/>
+            <w:r>
+              <w:rPr>
+                <w:rFonts w:ascii="Arial" w:hAnsi="Arial"/>
+                <w:b w:val="0"/>
+                <w:color w:val="222222"/>
+                <w:sz w:val="17"/>
+              </w:rPr>
+              <w:t>0.5403</w:t>
+            </w:r>
+          </w:p>
+        </w:tc>
+        <w:tc>
+          <w:tcPr>
+            <w:tcW w:type="dxa" w:w="1584"/>
+            <w:shd w:fill="FFFFFF"/>
+            <w:tcMar>
+              <w:top w:w="70" w:type="dxa"/>
+              <w:bottom w:w="70" w:type="dxa"/>
+              <w:left w:w="110" w:type="dxa"/>
+              <w:right w:w="110" w:type="dxa"/>
+            </w:tcMar>
+            <w:vAlign w:val="center"/>
+          </w:tcPr>
+          <w:p>
+            <w:pPr>
+              <w:spacing w:before="40" w:after="40"/>
+              <w:jc w:val="center"/>
+            </w:pPr>
+            <w:r/>
+            <w:r>
+              <w:rPr>
+                <w:rFonts w:ascii="Arial" w:hAnsi="Arial"/>
+                <w:b w:val="0"/>
+                <w:color w:val="222222"/>
+                <w:sz w:val="17"/>
+              </w:rPr>
+              <w:t>0.5912</w:t>
+            </w:r>
+          </w:p>
+        </w:tc>
+        <w:tc>
+          <w:tcPr>
+            <w:tcW w:type="dxa" w:w="1440"/>
+            <w:shd w:fill="FFFFFF"/>
+            <w:tcMar>
+              <w:top w:w="70" w:type="dxa"/>
+              <w:bottom w:w="70" w:type="dxa"/>
+              <w:left w:w="110" w:type="dxa"/>
+              <w:right w:w="110" w:type="dxa"/>
+            </w:tcMar>
+            <w:vAlign w:val="center"/>
+          </w:tcPr>
+          <w:p>
+            <w:pPr>
+              <w:spacing w:before="40" w:after="40"/>
+              <w:jc w:val="center"/>
+            </w:pPr>
+            <w:r/>
+            <w:r>
+              <w:rPr>
+                <w:rFonts w:ascii="Arial" w:hAnsi="Arial"/>
+                <w:b w:val="0"/>
+                <w:color w:val="222222"/>
+                <w:sz w:val="17"/>
+              </w:rPr>
+              <w:t>0.6904</w:t>
+            </w:r>
+          </w:p>
+        </w:tc>
+        <w:tc>
+          <w:tcPr>
+            <w:tcW w:type="dxa" w:w="1440"/>
+            <w:shd w:fill="FFFFFF"/>
+            <w:tcMar>
+              <w:top w:w="70" w:type="dxa"/>
+              <w:bottom w:w="70" w:type="dxa"/>
+              <w:left w:w="110" w:type="dxa"/>
+              <w:right w:w="110" w:type="dxa"/>
+            </w:tcMar>
+            <w:vAlign w:val="center"/>
+          </w:tcPr>
+          <w:p>
+            <w:pPr>
+              <w:spacing w:before="40" w:after="40"/>
+              <w:jc w:val="center"/>
+            </w:pPr>
+            <w:r/>
+            <w:r>
+              <w:rPr>
+                <w:rFonts w:ascii="Arial" w:hAnsi="Arial"/>
+                <w:b w:val="0"/>
+                <w:color w:val="222222"/>
+                <w:sz w:val="17"/>
+              </w:rPr>
+              <w:t>0.6750</w:t>
+            </w:r>
+          </w:p>
+        </w:tc>
+        <w:tc>
+          <w:tcPr>
+            <w:tcW w:type="dxa" w:w="1584"/>
+            <w:shd w:fill="FFFFFF"/>
+            <w:tcMar>
+              <w:top w:w="70" w:type="dxa"/>
+              <w:bottom w:w="70" w:type="dxa"/>
+              <w:left w:w="110" w:type="dxa"/>
+              <w:right w:w="110" w:type="dxa"/>
+            </w:tcMar>
+            <w:vAlign w:val="center"/>
+          </w:tcPr>
+          <w:p>
+            <w:pPr>
+              <w:spacing w:before="40" w:after="40"/>
+              <w:jc w:val="center"/>
+            </w:pPr>
+            <w:r/>
+            <w:r>
+              <w:rPr>
+                <w:rFonts w:ascii="Arial" w:hAnsi="Arial"/>
+                <w:b w:val="0"/>
+                <w:color w:val="222222"/>
+                <w:sz w:val="17"/>
+              </w:rPr>
+              <w:t>0.7410</w:t>
+            </w:r>
+          </w:p>
+        </w:tc>
+      </w:tr>
+      <w:tr>
+        <w:tc>
+          <w:tcPr>
+            <w:tcW w:type="dxa" w:w="1584"/>
+            <w:shd w:fill="FBFBFB"/>
+            <w:tcMar>
+              <w:top w:w="70" w:type="dxa"/>
+              <w:bottom w:w="70" w:type="dxa"/>
+              <w:left w:w="110" w:type="dxa"/>
+              <w:right w:w="110" w:type="dxa"/>
+            </w:tcMar>
+            <w:vAlign w:val="center"/>
+          </w:tcPr>
+          <w:p>
+            <w:pPr>
+              <w:spacing w:before="40" w:after="40"/>
+              <w:jc w:val="left"/>
+            </w:pPr>
+            <w:r/>
+            <w:r>
+              <w:rPr>
+                <w:rFonts w:ascii="Arial" w:hAnsi="Arial"/>
+                <w:b/>
+                <w:color w:val="222222"/>
+                <w:sz w:val="17"/>
+              </w:rPr>
+              <w:t>DX</w:t>
+            </w:r>
+          </w:p>
+        </w:tc>
+        <w:tc>
+          <w:tcPr>
+            <w:tcW w:type="dxa" w:w="1440"/>
+            <w:shd w:fill="FBFBFB"/>
+            <w:tcMar>
+              <w:top w:w="70" w:type="dxa"/>
+              <w:bottom w:w="70" w:type="dxa"/>
+              <w:left w:w="110" w:type="dxa"/>
+              <w:right w:w="110" w:type="dxa"/>
+            </w:tcMar>
+            <w:vAlign w:val="center"/>
+          </w:tcPr>
+          <w:p>
+            <w:pPr>
+              <w:spacing w:before="40" w:after="40"/>
+              <w:jc w:val="center"/>
+            </w:pPr>
+            <w:r/>
+            <w:r>
+              <w:rPr>
+                <w:rFonts w:ascii="Arial" w:hAnsi="Arial"/>
+                <w:b w:val="0"/>
+                <w:color w:val="222222"/>
+                <w:sz w:val="17"/>
+              </w:rPr>
+              <w:t>0.3340</w:t>
+            </w:r>
+          </w:p>
+        </w:tc>
+        <w:tc>
+          <w:tcPr>
+            <w:tcW w:type="dxa" w:w="1440"/>
+            <w:shd w:fill="FBFBFB"/>
+            <w:tcMar>
+              <w:top w:w="70" w:type="dxa"/>
+              <w:bottom w:w="70" w:type="dxa"/>
+              <w:left w:w="110" w:type="dxa"/>
+              <w:right w:w="110" w:type="dxa"/>
+            </w:tcMar>
+            <w:vAlign w:val="center"/>
+          </w:tcPr>
+          <w:p>
+            <w:pPr>
+              <w:spacing w:before="40" w:after="40"/>
+              <w:jc w:val="center"/>
+            </w:pPr>
+            <w:r/>
+            <w:r>
+              <w:rPr>
+                <w:rFonts w:ascii="Arial" w:hAnsi="Arial"/>
+                <w:b w:val="0"/>
+                <w:color w:val="222222"/>
+                <w:sz w:val="17"/>
+              </w:rPr>
+              <w:t>0.1345</w:t>
+            </w:r>
+          </w:p>
+        </w:tc>
+        <w:tc>
+          <w:tcPr>
+            <w:tcW w:type="dxa" w:w="1584"/>
+            <w:shd w:fill="FBFBFB"/>
+            <w:tcMar>
+              <w:top w:w="70" w:type="dxa"/>
+              <w:bottom w:w="70" w:type="dxa"/>
+              <w:left w:w="110" w:type="dxa"/>
+              <w:right w:w="110" w:type="dxa"/>
+            </w:tcMar>
+            <w:vAlign w:val="center"/>
+          </w:tcPr>
+          <w:p>
+            <w:pPr>
+              <w:spacing w:before="40" w:after="40"/>
+              <w:jc w:val="center"/>
+            </w:pPr>
+            <w:r/>
+            <w:r>
+              <w:rPr>
+                <w:rFonts w:ascii="Arial" w:hAnsi="Arial"/>
+                <w:b w:val="0"/>
+                <w:color w:val="222222"/>
+                <w:sz w:val="17"/>
+              </w:rPr>
+              <w:t>0.2014</w:t>
+            </w:r>
+          </w:p>
+        </w:tc>
+        <w:tc>
+          <w:tcPr>
+            <w:tcW w:type="dxa" w:w="1440"/>
+            <w:shd w:fill="FBFBFB"/>
+            <w:tcMar>
+              <w:top w:w="70" w:type="dxa"/>
+              <w:bottom w:w="70" w:type="dxa"/>
+              <w:left w:w="110" w:type="dxa"/>
+              <w:right w:w="110" w:type="dxa"/>
+            </w:tcMar>
+            <w:vAlign w:val="center"/>
+          </w:tcPr>
+          <w:p>
+            <w:pPr>
+              <w:spacing w:before="40" w:after="40"/>
+              <w:jc w:val="center"/>
+            </w:pPr>
+            <w:r/>
+            <w:r>
+              <w:rPr>
+                <w:rFonts w:ascii="Arial" w:hAnsi="Arial"/>
+                <w:b w:val="0"/>
+                <w:color w:val="222222"/>
+                <w:sz w:val="17"/>
+              </w:rPr>
+              <w:t>0.4850</w:t>
+            </w:r>
+          </w:p>
+        </w:tc>
+        <w:tc>
+          <w:tcPr>
+            <w:tcW w:type="dxa" w:w="1440"/>
+            <w:shd w:fill="FBFBFB"/>
+            <w:tcMar>
+              <w:top w:w="70" w:type="dxa"/>
+              <w:bottom w:w="70" w:type="dxa"/>
+              <w:left w:w="110" w:type="dxa"/>
+              <w:right w:w="110" w:type="dxa"/>
+            </w:tcMar>
+            <w:vAlign w:val="center"/>
+          </w:tcPr>
+          <w:p>
+            <w:pPr>
+              <w:spacing w:before="40" w:after="40"/>
+              <w:jc w:val="center"/>
+            </w:pPr>
+            <w:r/>
+            <w:r>
+              <w:rPr>
+                <w:rFonts w:ascii="Arial" w:hAnsi="Arial"/>
+                <w:b w:val="0"/>
+                <w:color w:val="222222"/>
+                <w:sz w:val="17"/>
+              </w:rPr>
+              <w:t>0.3120</w:t>
+            </w:r>
+          </w:p>
+        </w:tc>
+        <w:tc>
+          <w:tcPr>
+            <w:tcW w:type="dxa" w:w="1584"/>
+            <w:shd w:fill="FBFBFB"/>
+            <w:tcMar>
+              <w:top w:w="70" w:type="dxa"/>
+              <w:bottom w:w="70" w:type="dxa"/>
+              <w:left w:w="110" w:type="dxa"/>
+              <w:right w:w="110" w:type="dxa"/>
+            </w:tcMar>
+            <w:vAlign w:val="center"/>
+          </w:tcPr>
+          <w:p>
+            <w:pPr>
+              <w:spacing w:before="40" w:after="40"/>
+              <w:jc w:val="center"/>
+            </w:pPr>
+            <w:r/>
+            <w:r>
+              <w:rPr>
+                <w:rFonts w:ascii="Arial" w:hAnsi="Arial"/>
+                <w:b w:val="0"/>
+                <w:color w:val="222222"/>
+                <w:sz w:val="17"/>
+              </w:rPr>
+              <w:t>0.4150</w:t>
+            </w:r>
+          </w:p>
+        </w:tc>
+      </w:tr>
+      <w:tr>
+        <w:tc>
+          <w:tcPr>
+            <w:tcW w:type="dxa" w:w="1584"/>
+            <w:shd w:fill="FFFFFF"/>
+            <w:tcMar>
+              <w:top w:w="70" w:type="dxa"/>
+              <w:bottom w:w="70" w:type="dxa"/>
+              <w:left w:w="110" w:type="dxa"/>
+              <w:right w:w="110" w:type="dxa"/>
+            </w:tcMar>
+            <w:vAlign w:val="center"/>
+          </w:tcPr>
+          <w:p>
+            <w:pPr>
+              <w:spacing w:before="40" w:after="40"/>
+              <w:jc w:val="left"/>
+            </w:pPr>
+            <w:r/>
+            <w:r>
+              <w:rPr>
+                <w:rFonts w:ascii="Arial" w:hAnsi="Arial"/>
+                <w:b/>
+                <w:color w:val="222222"/>
+                <w:sz w:val="17"/>
+              </w:rPr>
+              <w:t>HX</w:t>
+            </w:r>
+          </w:p>
+        </w:tc>
+        <w:tc>
+          <w:tcPr>
+            <w:tcW w:type="dxa" w:w="1440"/>
+            <w:shd w:fill="FFFFFF"/>
+            <w:tcMar>
+              <w:top w:w="70" w:type="dxa"/>
+              <w:bottom w:w="70" w:type="dxa"/>
+              <w:left w:w="110" w:type="dxa"/>
+              <w:right w:w="110" w:type="dxa"/>
+            </w:tcMar>
+            <w:vAlign w:val="center"/>
+          </w:tcPr>
+          <w:p>
+            <w:pPr>
+              <w:spacing w:before="40" w:after="40"/>
+              <w:jc w:val="center"/>
+            </w:pPr>
+            <w:r/>
+            <w:r>
+              <w:rPr>
+                <w:rFonts w:ascii="Arial" w:hAnsi="Arial"/>
+                <w:b w:val="0"/>
+                <w:color w:val="222222"/>
+                <w:sz w:val="17"/>
+              </w:rPr>
+              <w:t>0.4771</w:t>
+            </w:r>
+          </w:p>
+        </w:tc>
+        <w:tc>
+          <w:tcPr>
+            <w:tcW w:type="dxa" w:w="1440"/>
+            <w:shd w:fill="FFFFFF"/>
+            <w:tcMar>
+              <w:top w:w="70" w:type="dxa"/>
+              <w:bottom w:w="70" w:type="dxa"/>
+              <w:left w:w="110" w:type="dxa"/>
+              <w:right w:w="110" w:type="dxa"/>
+            </w:tcMar>
+            <w:vAlign w:val="center"/>
+          </w:tcPr>
+          <w:p>
+            <w:pPr>
+              <w:spacing w:before="40" w:after="40"/>
+              <w:jc w:val="center"/>
+            </w:pPr>
+            <w:r/>
+            <w:r>
+              <w:rPr>
+                <w:rFonts w:ascii="Arial" w:hAnsi="Arial"/>
+                <w:b w:val="0"/>
+                <w:color w:val="222222"/>
+                <w:sz w:val="17"/>
+              </w:rPr>
+              <w:t>0.3540</w:t>
+            </w:r>
+          </w:p>
+        </w:tc>
+        <w:tc>
+          <w:tcPr>
+            <w:tcW w:type="dxa" w:w="1584"/>
+            <w:shd w:fill="FFFFFF"/>
+            <w:tcMar>
+              <w:top w:w="70" w:type="dxa"/>
+              <w:bottom w:w="70" w:type="dxa"/>
+              <w:left w:w="110" w:type="dxa"/>
+              <w:right w:w="110" w:type="dxa"/>
+            </w:tcMar>
+            <w:vAlign w:val="center"/>
+          </w:tcPr>
+          <w:p>
+            <w:pPr>
+              <w:spacing w:before="40" w:after="40"/>
+              <w:jc w:val="center"/>
+            </w:pPr>
+            <w:r/>
+            <w:r>
+              <w:rPr>
+                <w:rFonts w:ascii="Arial" w:hAnsi="Arial"/>
+                <w:b w:val="0"/>
+                <w:color w:val="222222"/>
+                <w:sz w:val="17"/>
+              </w:rPr>
+              <w:t>0.4210</w:t>
+            </w:r>
+          </w:p>
+        </w:tc>
+        <w:tc>
+          <w:tcPr>
+            <w:tcW w:type="dxa" w:w="1440"/>
+            <w:shd w:fill="FFFFFF"/>
+            <w:tcMar>
+              <w:top w:w="70" w:type="dxa"/>
+              <w:bottom w:w="70" w:type="dxa"/>
+              <w:left w:w="110" w:type="dxa"/>
+              <w:right w:w="110" w:type="dxa"/>
+            </w:tcMar>
+            <w:vAlign w:val="center"/>
+          </w:tcPr>
+          <w:p>
+            <w:pPr>
+              <w:spacing w:before="40" w:after="40"/>
+              <w:jc w:val="center"/>
+            </w:pPr>
+            <w:r/>
+            <w:r>
+              <w:rPr>
+                <w:rFonts w:ascii="Arial" w:hAnsi="Arial"/>
+                <w:b w:val="0"/>
+                <w:color w:val="222222"/>
+                <w:sz w:val="17"/>
+              </w:rPr>
+              <w:t>0.6102</w:t>
+            </w:r>
+          </w:p>
+        </w:tc>
+        <w:tc>
+          <w:tcPr>
+            <w:tcW w:type="dxa" w:w="1440"/>
+            <w:shd w:fill="FFFFFF"/>
+            <w:tcMar>
+              <w:top w:w="70" w:type="dxa"/>
+              <w:bottom w:w="70" w:type="dxa"/>
+              <w:left w:w="110" w:type="dxa"/>
+              <w:right w:w="110" w:type="dxa"/>
+            </w:tcMar>
+            <w:vAlign w:val="center"/>
+          </w:tcPr>
+          <w:p>
+            <w:pPr>
+              <w:spacing w:before="40" w:after="40"/>
+              <w:jc w:val="center"/>
+            </w:pPr>
+            <w:r/>
+            <w:r>
+              <w:rPr>
+                <w:rFonts w:ascii="Arial" w:hAnsi="Arial"/>
+                <w:b w:val="0"/>
+                <w:color w:val="222222"/>
+                <w:sz w:val="17"/>
+              </w:rPr>
+              <w:t>0.4912</w:t>
+            </w:r>
+          </w:p>
+        </w:tc>
+        <w:tc>
+          <w:tcPr>
+            <w:tcW w:type="dxa" w:w="1584"/>
+            <w:shd w:fill="FFFFFF"/>
+            <w:tcMar>
+              <w:top w:w="70" w:type="dxa"/>
+              <w:bottom w:w="70" w:type="dxa"/>
+              <w:left w:w="110" w:type="dxa"/>
+              <w:right w:w="110" w:type="dxa"/>
+            </w:tcMar>
+            <w:vAlign w:val="center"/>
+          </w:tcPr>
+          <w:p>
+            <w:pPr>
+              <w:spacing w:before="40" w:after="40"/>
+              <w:jc w:val="center"/>
+            </w:pPr>
+            <w:r/>
+            <w:r>
+              <w:rPr>
+                <w:rFonts w:ascii="Arial" w:hAnsi="Arial"/>
+                <w:b w:val="0"/>
+                <w:color w:val="222222"/>
+                <w:sz w:val="17"/>
+              </w:rPr>
+              <w:t>0.5640</w:t>
+            </w:r>
+          </w:p>
+        </w:tc>
+      </w:tr>
+      <w:tr>
+        <w:tc>
+          <w:tcPr>
+            <w:tcW w:type="dxa" w:w="1584"/>
+            <w:shd w:fill="FBFBFB"/>
+            <w:tcMar>
+              <w:top w:w="70" w:type="dxa"/>
+              <w:bottom w:w="70" w:type="dxa"/>
+              <w:left w:w="110" w:type="dxa"/>
+              <w:right w:w="110" w:type="dxa"/>
+            </w:tcMar>
+            <w:vAlign w:val="center"/>
+          </w:tcPr>
+          <w:p>
+            <w:pPr>
+              <w:spacing w:before="40" w:after="40"/>
+              <w:jc w:val="left"/>
+            </w:pPr>
+            <w:r/>
+            <w:r>
+              <w:rPr>
+                <w:rFonts w:ascii="Arial" w:hAnsi="Arial"/>
+                <w:b/>
+                <w:color w:val="222222"/>
+                <w:sz w:val="17"/>
+              </w:rPr>
+              <w:t>LAB</w:t>
+            </w:r>
+          </w:p>
+        </w:tc>
+        <w:tc>
+          <w:tcPr>
+            <w:tcW w:type="dxa" w:w="1440"/>
+            <w:shd w:fill="FBFBFB"/>
+            <w:tcMar>
+              <w:top w:w="70" w:type="dxa"/>
+              <w:bottom w:w="70" w:type="dxa"/>
+              <w:left w:w="110" w:type="dxa"/>
+              <w:right w:w="110" w:type="dxa"/>
+            </w:tcMar>
+            <w:vAlign w:val="center"/>
+          </w:tcPr>
+          <w:p>
+            <w:pPr>
+              <w:spacing w:before="40" w:after="40"/>
+              <w:jc w:val="center"/>
+            </w:pPr>
+            <w:r/>
+            <w:r>
+              <w:rPr>
+                <w:rFonts w:ascii="Arial" w:hAnsi="Arial"/>
+                <w:b w:val="0"/>
+                <w:color w:val="222222"/>
+                <w:sz w:val="17"/>
+              </w:rPr>
+              <w:t>0.5703</w:t>
+            </w:r>
+          </w:p>
+        </w:tc>
+        <w:tc>
+          <w:tcPr>
+            <w:tcW w:type="dxa" w:w="1440"/>
+            <w:shd w:fill="FBFBFB"/>
+            <w:tcMar>
+              <w:top w:w="70" w:type="dxa"/>
+              <w:bottom w:w="70" w:type="dxa"/>
+              <w:left w:w="110" w:type="dxa"/>
+              <w:right w:w="110" w:type="dxa"/>
+            </w:tcMar>
+            <w:vAlign w:val="center"/>
+          </w:tcPr>
+          <w:p>
+            <w:pPr>
+              <w:spacing w:before="40" w:after="40"/>
+              <w:jc w:val="center"/>
+            </w:pPr>
+            <w:r/>
+            <w:r>
+              <w:rPr>
+                <w:rFonts w:ascii="Arial" w:hAnsi="Arial"/>
+                <w:b w:val="0"/>
+                <w:color w:val="222222"/>
+                <w:sz w:val="17"/>
+              </w:rPr>
+              <w:t>0.1420</w:t>
+            </w:r>
+          </w:p>
+        </w:tc>
+        <w:tc>
+          <w:tcPr>
+            <w:tcW w:type="dxa" w:w="1584"/>
+            <w:shd w:fill="FBFBFB"/>
+            <w:tcMar>
+              <w:top w:w="70" w:type="dxa"/>
+              <w:bottom w:w="70" w:type="dxa"/>
+              <w:left w:w="110" w:type="dxa"/>
+              <w:right w:w="110" w:type="dxa"/>
+            </w:tcMar>
+            <w:vAlign w:val="center"/>
+          </w:tcPr>
+          <w:p>
+            <w:pPr>
+              <w:spacing w:before="40" w:after="40"/>
+              <w:jc w:val="center"/>
+            </w:pPr>
+            <w:r/>
+            <w:r>
+              <w:rPr>
+                <w:rFonts w:ascii="Arial" w:hAnsi="Arial"/>
+                <w:b w:val="0"/>
+                <w:color w:val="222222"/>
+                <w:sz w:val="17"/>
+              </w:rPr>
+              <w:t>0.2450</w:t>
+            </w:r>
+          </w:p>
+        </w:tc>
+        <w:tc>
+          <w:tcPr>
+            <w:tcW w:type="dxa" w:w="1440"/>
+            <w:shd w:fill="FBFBFB"/>
+            <w:tcMar>
+              <w:top w:w="70" w:type="dxa"/>
+              <w:bottom w:w="70" w:type="dxa"/>
+              <w:left w:w="110" w:type="dxa"/>
+              <w:right w:w="110" w:type="dxa"/>
+            </w:tcMar>
+            <w:vAlign w:val="center"/>
+          </w:tcPr>
+          <w:p>
+            <w:pPr>
+              <w:spacing w:before="40" w:after="40"/>
+              <w:jc w:val="center"/>
+            </w:pPr>
+            <w:r/>
+            <w:r>
+              <w:rPr>
+                <w:rFonts w:ascii="Arial" w:hAnsi="Arial"/>
+                <w:b w:val="0"/>
+                <w:color w:val="222222"/>
+                <w:sz w:val="17"/>
+              </w:rPr>
+              <w:t>0.7205</w:t>
+            </w:r>
+          </w:p>
+        </w:tc>
+        <w:tc>
+          <w:tcPr>
+            <w:tcW w:type="dxa" w:w="1440"/>
+            <w:shd w:fill="FBFBFB"/>
+            <w:tcMar>
+              <w:top w:w="70" w:type="dxa"/>
+              <w:bottom w:w="70" w:type="dxa"/>
+              <w:left w:w="110" w:type="dxa"/>
+              <w:right w:w="110" w:type="dxa"/>
+            </w:tcMar>
+            <w:vAlign w:val="center"/>
+          </w:tcPr>
+          <w:p>
+            <w:pPr>
+              <w:spacing w:before="40" w:after="40"/>
+              <w:jc w:val="center"/>
+            </w:pPr>
+            <w:r/>
+            <w:r>
+              <w:rPr>
+                <w:rFonts w:ascii="Arial" w:hAnsi="Arial"/>
+                <w:b w:val="0"/>
+                <w:color w:val="222222"/>
+                <w:sz w:val="17"/>
+              </w:rPr>
+              <w:t>0.3850</w:t>
+            </w:r>
+          </w:p>
+        </w:tc>
+        <w:tc>
+          <w:tcPr>
+            <w:tcW w:type="dxa" w:w="1584"/>
+            <w:shd w:fill="FBFBFB"/>
+            <w:tcMar>
+              <w:top w:w="70" w:type="dxa"/>
+              <w:bottom w:w="70" w:type="dxa"/>
+              <w:left w:w="110" w:type="dxa"/>
+              <w:right w:w="110" w:type="dxa"/>
+            </w:tcMar>
+            <w:vAlign w:val="center"/>
+          </w:tcPr>
+          <w:p>
+            <w:pPr>
+              <w:spacing w:before="40" w:after="40"/>
+              <w:jc w:val="center"/>
+            </w:pPr>
+            <w:r/>
+            <w:r>
+              <w:rPr>
+                <w:rFonts w:ascii="Arial" w:hAnsi="Arial"/>
+                <w:b w:val="0"/>
+                <w:color w:val="222222"/>
+                <w:sz w:val="17"/>
+              </w:rPr>
+              <w:t>0.5210</w:t>
+            </w:r>
+          </w:p>
+        </w:tc>
+      </w:tr>
+      <w:tr>
+        <w:tc>
+          <w:tcPr>
+            <w:tcW w:type="dxa" w:w="1584"/>
+            <w:shd w:fill="FFFFFF"/>
+            <w:tcMar>
+              <w:top w:w="70" w:type="dxa"/>
+              <w:bottom w:w="70" w:type="dxa"/>
+              <w:left w:w="110" w:type="dxa"/>
+              <w:right w:w="110" w:type="dxa"/>
+            </w:tcMar>
+            <w:vAlign w:val="center"/>
+          </w:tcPr>
+          <w:p>
+            <w:pPr>
+              <w:spacing w:before="40" w:after="40"/>
+              <w:jc w:val="left"/>
+            </w:pPr>
+            <w:r/>
+            <w:r>
+              <w:rPr>
+                <w:rFonts w:ascii="Arial" w:hAnsi="Arial"/>
+                <w:b/>
+                <w:color w:val="222222"/>
+                <w:sz w:val="17"/>
+              </w:rPr>
+              <w:t>RO</w:t>
+            </w:r>
+          </w:p>
+        </w:tc>
+        <w:tc>
+          <w:tcPr>
+            <w:tcW w:type="dxa" w:w="1440"/>
+            <w:shd w:fill="FFFFFF"/>
+            <w:tcMar>
+              <w:top w:w="70" w:type="dxa"/>
+              <w:bottom w:w="70" w:type="dxa"/>
+              <w:left w:w="110" w:type="dxa"/>
+              <w:right w:w="110" w:type="dxa"/>
+            </w:tcMar>
+            <w:vAlign w:val="center"/>
+          </w:tcPr>
+          <w:p>
+            <w:pPr>
+              <w:spacing w:before="40" w:after="40"/>
+              <w:jc w:val="center"/>
+            </w:pPr>
+            <w:r/>
+            <w:r>
+              <w:rPr>
+                <w:rFonts w:ascii="Arial" w:hAnsi="Arial"/>
+                <w:b w:val="0"/>
+                <w:color w:val="222222"/>
+                <w:sz w:val="17"/>
+              </w:rPr>
+              <w:t>0.1250</w:t>
+            </w:r>
+          </w:p>
+        </w:tc>
+        <w:tc>
+          <w:tcPr>
+            <w:tcW w:type="dxa" w:w="1440"/>
+            <w:shd w:fill="FFFFFF"/>
+            <w:tcMar>
+              <w:top w:w="70" w:type="dxa"/>
+              <w:bottom w:w="70" w:type="dxa"/>
+              <w:left w:w="110" w:type="dxa"/>
+              <w:right w:w="110" w:type="dxa"/>
+            </w:tcMar>
+            <w:vAlign w:val="center"/>
+          </w:tcPr>
+          <w:p>
+            <w:pPr>
+              <w:spacing w:before="40" w:after="40"/>
+              <w:jc w:val="center"/>
+            </w:pPr>
+            <w:r/>
+            <w:r>
+              <w:rPr>
+                <w:rFonts w:ascii="Arial" w:hAnsi="Arial"/>
+                <w:b w:val="0"/>
+                <w:color w:val="222222"/>
+                <w:sz w:val="17"/>
+              </w:rPr>
+              <w:t>0.0210</w:t>
+            </w:r>
+          </w:p>
+        </w:tc>
+        <w:tc>
+          <w:tcPr>
+            <w:tcW w:type="dxa" w:w="1584"/>
+            <w:shd w:fill="FFFFFF"/>
+            <w:tcMar>
+              <w:top w:w="70" w:type="dxa"/>
+              <w:bottom w:w="70" w:type="dxa"/>
+              <w:left w:w="110" w:type="dxa"/>
+              <w:right w:w="110" w:type="dxa"/>
+            </w:tcMar>
+            <w:vAlign w:val="center"/>
+          </w:tcPr>
+          <w:p>
+            <w:pPr>
+              <w:spacing w:before="40" w:after="40"/>
+              <w:jc w:val="center"/>
+            </w:pPr>
+            <w:r/>
+            <w:r>
+              <w:rPr>
+                <w:rFonts w:ascii="Arial" w:hAnsi="Arial"/>
+                <w:b w:val="0"/>
+                <w:color w:val="222222"/>
+                <w:sz w:val="17"/>
+              </w:rPr>
+              <w:t>0.0450</w:t>
+            </w:r>
+          </w:p>
+        </w:tc>
+        <w:tc>
+          <w:tcPr>
+            <w:tcW w:type="dxa" w:w="1440"/>
+            <w:shd w:fill="FFFFFF"/>
+            <w:tcMar>
+              <w:top w:w="70" w:type="dxa"/>
+              <w:bottom w:w="70" w:type="dxa"/>
+              <w:left w:w="110" w:type="dxa"/>
+              <w:right w:w="110" w:type="dxa"/>
+            </w:tcMar>
+            <w:vAlign w:val="center"/>
+          </w:tcPr>
+          <w:p>
+            <w:pPr>
+              <w:spacing w:before="40" w:after="40"/>
+              <w:jc w:val="center"/>
+            </w:pPr>
+            <w:r/>
+            <w:r>
+              <w:rPr>
+                <w:rFonts w:ascii="Arial" w:hAnsi="Arial"/>
+                <w:b w:val="0"/>
+                <w:color w:val="222222"/>
+                <w:sz w:val="17"/>
+              </w:rPr>
+              <w:t>0.2100</w:t>
+            </w:r>
+          </w:p>
+        </w:tc>
+        <w:tc>
+          <w:tcPr>
+            <w:tcW w:type="dxa" w:w="1440"/>
+            <w:shd w:fill="FFFFFF"/>
+            <w:tcMar>
+              <w:top w:w="70" w:type="dxa"/>
+              <w:bottom w:w="70" w:type="dxa"/>
+              <w:left w:w="110" w:type="dxa"/>
+              <w:right w:w="110" w:type="dxa"/>
+            </w:tcMar>
+            <w:vAlign w:val="center"/>
+          </w:tcPr>
+          <w:p>
+            <w:pPr>
+              <w:spacing w:before="40" w:after="40"/>
+              <w:jc w:val="center"/>
+            </w:pPr>
+            <w:r/>
+            <w:r>
+              <w:rPr>
+                <w:rFonts w:ascii="Arial" w:hAnsi="Arial"/>
+                <w:b w:val="0"/>
+                <w:color w:val="222222"/>
+                <w:sz w:val="17"/>
+              </w:rPr>
+              <w:t>0.0820</w:t>
+            </w:r>
+          </w:p>
+        </w:tc>
+        <w:tc>
+          <w:tcPr>
+            <w:tcW w:type="dxa" w:w="1584"/>
+            <w:shd w:fill="FFFFFF"/>
+            <w:tcMar>
+              <w:top w:w="70" w:type="dxa"/>
+              <w:bottom w:w="70" w:type="dxa"/>
+              <w:left w:w="110" w:type="dxa"/>
+              <w:right w:w="110" w:type="dxa"/>
+            </w:tcMar>
+            <w:vAlign w:val="center"/>
+          </w:tcPr>
+          <w:p>
+            <w:pPr>
+              <w:spacing w:before="40" w:after="40"/>
+              <w:jc w:val="center"/>
+            </w:pPr>
+            <w:r/>
+            <w:r>
+              <w:rPr>
+                <w:rFonts w:ascii="Arial" w:hAnsi="Arial"/>
+                <w:b w:val="0"/>
+                <w:color w:val="222222"/>
+                <w:sz w:val="17"/>
+              </w:rPr>
+              <w:t>0.1250</w:t>
+            </w:r>
+          </w:p>
+        </w:tc>
+      </w:tr>
+      <w:tr>
+        <w:tc>
+          <w:tcPr>
+            <w:tcW w:type="dxa" w:w="1584"/>
+            <w:shd w:fill="FBFBFB"/>
+            <w:tcMar>
+              <w:top w:w="70" w:type="dxa"/>
+              <w:bottom w:w="70" w:type="dxa"/>
+              <w:left w:w="110" w:type="dxa"/>
+              <w:right w:w="110" w:type="dxa"/>
+            </w:tcMar>
+            <w:vAlign w:val="center"/>
+          </w:tcPr>
+          <w:p>
+            <w:pPr>
+              <w:spacing w:before="40" w:after="40"/>
+              <w:jc w:val="left"/>
+            </w:pPr>
+            <w:r/>
+            <w:r>
+              <w:rPr>
+                <w:rFonts w:ascii="Arial" w:hAnsi="Arial"/>
+                <w:b/>
+                <w:color w:val="222222"/>
+                <w:sz w:val="17"/>
+              </w:rPr>
+              <w:t>STATUS</w:t>
+            </w:r>
+          </w:p>
+        </w:tc>
+        <w:tc>
+          <w:tcPr>
+            <w:tcW w:type="dxa" w:w="1440"/>
+            <w:shd w:fill="FBFBFB"/>
+            <w:tcMar>
+              <w:top w:w="70" w:type="dxa"/>
+              <w:bottom w:w="70" w:type="dxa"/>
+              <w:left w:w="110" w:type="dxa"/>
+              <w:right w:w="110" w:type="dxa"/>
+            </w:tcMar>
+            <w:vAlign w:val="center"/>
+          </w:tcPr>
+          <w:p>
+            <w:pPr>
+              <w:spacing w:before="40" w:after="40"/>
+              <w:jc w:val="center"/>
+            </w:pPr>
+            <w:r/>
+            <w:r>
+              <w:rPr>
+                <w:rFonts w:ascii="Arial" w:hAnsi="Arial"/>
+                <w:b w:val="0"/>
+                <w:color w:val="222222"/>
+                <w:sz w:val="17"/>
+              </w:rPr>
+              <w:t>0.5901</w:t>
+            </w:r>
+          </w:p>
+        </w:tc>
+        <w:tc>
+          <w:tcPr>
+            <w:tcW w:type="dxa" w:w="1440"/>
+            <w:shd w:fill="FBFBFB"/>
+            <w:tcMar>
+              <w:top w:w="70" w:type="dxa"/>
+              <w:bottom w:w="70" w:type="dxa"/>
+              <w:left w:w="110" w:type="dxa"/>
+              <w:right w:w="110" w:type="dxa"/>
+            </w:tcMar>
+            <w:vAlign w:val="center"/>
+          </w:tcPr>
+          <w:p>
+            <w:pPr>
+              <w:spacing w:before="40" w:after="40"/>
+              <w:jc w:val="center"/>
+            </w:pPr>
+            <w:r/>
+            <w:r>
+              <w:rPr>
+                <w:rFonts w:ascii="Arial" w:hAnsi="Arial"/>
+                <w:b w:val="0"/>
+                <w:color w:val="222222"/>
+                <w:sz w:val="17"/>
+              </w:rPr>
+              <w:t>0.0620</w:t>
+            </w:r>
+          </w:p>
+        </w:tc>
+        <w:tc>
+          <w:tcPr>
+            <w:tcW w:type="dxa" w:w="1584"/>
+            <w:shd w:fill="FBFBFB"/>
+            <w:tcMar>
+              <w:top w:w="70" w:type="dxa"/>
+              <w:bottom w:w="70" w:type="dxa"/>
+              <w:left w:w="110" w:type="dxa"/>
+              <w:right w:w="110" w:type="dxa"/>
+            </w:tcMar>
+            <w:vAlign w:val="center"/>
+          </w:tcPr>
+          <w:p>
+            <w:pPr>
+              <w:spacing w:before="40" w:after="40"/>
+              <w:jc w:val="center"/>
+            </w:pPr>
+            <w:r/>
+            <w:r>
+              <w:rPr>
+                <w:rFonts w:ascii="Arial" w:hAnsi="Arial"/>
+                <w:b w:val="0"/>
+                <w:color w:val="222222"/>
+                <w:sz w:val="17"/>
+              </w:rPr>
+              <w:t>0.1140</w:t>
+            </w:r>
+          </w:p>
+        </w:tc>
+        <w:tc>
+          <w:tcPr>
+            <w:tcW w:type="dxa" w:w="1440"/>
+            <w:shd w:fill="FBFBFB"/>
+            <w:tcMar>
+              <w:top w:w="70" w:type="dxa"/>
+              <w:bottom w:w="70" w:type="dxa"/>
+              <w:left w:w="110" w:type="dxa"/>
+              <w:right w:w="110" w:type="dxa"/>
+            </w:tcMar>
+            <w:vAlign w:val="center"/>
+          </w:tcPr>
+          <w:p>
+            <w:pPr>
+              <w:spacing w:before="40" w:after="40"/>
+              <w:jc w:val="center"/>
+            </w:pPr>
+            <w:r/>
+            <w:r>
+              <w:rPr>
+                <w:rFonts w:ascii="Arial" w:hAnsi="Arial"/>
+                <w:b w:val="0"/>
+                <w:color w:val="222222"/>
+                <w:sz w:val="17"/>
+              </w:rPr>
+              <w:t>0.7120</w:t>
+            </w:r>
+          </w:p>
+        </w:tc>
+        <w:tc>
+          <w:tcPr>
+            <w:tcW w:type="dxa" w:w="1440"/>
+            <w:shd w:fill="FBFBFB"/>
+            <w:tcMar>
+              <w:top w:w="70" w:type="dxa"/>
+              <w:bottom w:w="70" w:type="dxa"/>
+              <w:left w:w="110" w:type="dxa"/>
+              <w:right w:w="110" w:type="dxa"/>
+            </w:tcMar>
+            <w:vAlign w:val="center"/>
+          </w:tcPr>
+          <w:p>
+            <w:pPr>
+              <w:spacing w:before="40" w:after="40"/>
+              <w:jc w:val="center"/>
+            </w:pPr>
+            <w:r/>
+            <w:r>
+              <w:rPr>
+                <w:rFonts w:ascii="Arial" w:hAnsi="Arial"/>
+                <w:b w:val="0"/>
+                <w:color w:val="222222"/>
+                <w:sz w:val="17"/>
+              </w:rPr>
+              <w:t>0.1850</w:t>
+            </w:r>
+          </w:p>
+        </w:tc>
+        <w:tc>
+          <w:tcPr>
+            <w:tcW w:type="dxa" w:w="1584"/>
+            <w:shd w:fill="FBFBFB"/>
+            <w:tcMar>
+              <w:top w:w="70" w:type="dxa"/>
+              <w:bottom w:w="70" w:type="dxa"/>
+              <w:left w:w="110" w:type="dxa"/>
+              <w:right w:w="110" w:type="dxa"/>
+            </w:tcMar>
+            <w:vAlign w:val="center"/>
+          </w:tcPr>
+          <w:p>
+            <w:pPr>
+              <w:spacing w:before="40" w:after="40"/>
+              <w:jc w:val="center"/>
+            </w:pPr>
+            <w:r/>
+            <w:r>
+              <w:rPr>
+                <w:rFonts w:ascii="Arial" w:hAnsi="Arial"/>
+                <w:b w:val="0"/>
+                <w:color w:val="222222"/>
+                <w:sz w:val="17"/>
+              </w:rPr>
+              <w:t>0.2910</w:t>
+            </w:r>
+          </w:p>
+        </w:tc>
+      </w:tr>
+      <w:tr>
+        <w:tc>
+          <w:tcPr>
+            <w:tcW w:type="dxa" w:w="1584"/>
+            <w:shd w:fill="FFFFFF"/>
+            <w:tcMar>
+              <w:top w:w="70" w:type="dxa"/>
+              <w:bottom w:w="70" w:type="dxa"/>
+              <w:left w:w="110" w:type="dxa"/>
+              <w:right w:w="110" w:type="dxa"/>
+            </w:tcMar>
+            <w:vAlign w:val="center"/>
+          </w:tcPr>
+          <w:p>
+            <w:pPr>
+              <w:spacing w:before="40" w:after="40"/>
+              <w:jc w:val="left"/>
+            </w:pPr>
+            <w:r/>
+            <w:r>
+              <w:rPr>
+                <w:rFonts w:ascii="Arial" w:hAnsi="Arial"/>
+                <w:b/>
+                <w:color w:val="222222"/>
+                <w:sz w:val="17"/>
+              </w:rPr>
+              <w:t>OVERALL</w:t>
+            </w:r>
+          </w:p>
+        </w:tc>
+        <w:tc>
+          <w:tcPr>
+            <w:tcW w:type="dxa" w:w="1440"/>
+            <w:shd w:fill="FFFFFF"/>
+            <w:tcMar>
+              <w:top w:w="70" w:type="dxa"/>
+              <w:bottom w:w="70" w:type="dxa"/>
+              <w:left w:w="110" w:type="dxa"/>
+              <w:right w:w="110" w:type="dxa"/>
+            </w:tcMar>
+            <w:vAlign w:val="center"/>
+          </w:tcPr>
+          <w:p>
+            <w:pPr>
+              <w:spacing w:before="40" w:after="40"/>
+              <w:jc w:val="center"/>
+            </w:pPr>
+            <w:r/>
+            <w:r>
+              <w:rPr>
+                <w:rFonts w:ascii="Arial" w:hAnsi="Arial"/>
+                <w:b w:val="0"/>
+                <w:color w:val="222222"/>
+                <w:sz w:val="17"/>
+              </w:rPr>
+              <w:t>0.5258 ± 0.0097</w:t>
+            </w:r>
+          </w:p>
+        </w:tc>
+        <w:tc>
+          <w:tcPr>
+            <w:tcW w:type="dxa" w:w="1440"/>
+            <w:shd w:fill="FFFFFF"/>
+            <w:tcMar>
+              <w:top w:w="70" w:type="dxa"/>
+              <w:bottom w:w="70" w:type="dxa"/>
+              <w:left w:w="110" w:type="dxa"/>
+              <w:right w:w="110" w:type="dxa"/>
+            </w:tcMar>
+            <w:vAlign w:val="center"/>
+          </w:tcPr>
+          <w:p>
+            <w:pPr>
+              <w:spacing w:before="40" w:after="40"/>
+              <w:jc w:val="center"/>
+            </w:pPr>
+            <w:r/>
+            <w:r>
+              <w:rPr>
+                <w:rFonts w:ascii="Arial" w:hAnsi="Arial"/>
+                <w:b w:val="0"/>
+                <w:color w:val="222222"/>
+                <w:sz w:val="17"/>
+              </w:rPr>
+              <w:t>0.3542</w:t>
+            </w:r>
+          </w:p>
+        </w:tc>
+        <w:tc>
+          <w:tcPr>
+            <w:tcW w:type="dxa" w:w="1584"/>
+            <w:shd w:fill="FFFFFF"/>
+            <w:tcMar>
+              <w:top w:w="70" w:type="dxa"/>
+              <w:bottom w:w="70" w:type="dxa"/>
+              <w:left w:w="110" w:type="dxa"/>
+              <w:right w:w="110" w:type="dxa"/>
+            </w:tcMar>
+            <w:vAlign w:val="center"/>
+          </w:tcPr>
+          <w:p>
+            <w:pPr>
+              <w:spacing w:before="40" w:after="40"/>
+              <w:jc w:val="center"/>
+            </w:pPr>
+            <w:r/>
+            <w:r>
+              <w:rPr>
+                <w:rFonts w:ascii="Arial" w:hAnsi="Arial"/>
+                <w:b w:val="0"/>
+                <w:color w:val="222222"/>
+                <w:sz w:val="17"/>
+              </w:rPr>
+              <w:t>0.4222</w:t>
+            </w:r>
+          </w:p>
+        </w:tc>
+        <w:tc>
+          <w:tcPr>
+            <w:tcW w:type="dxa" w:w="1440"/>
+            <w:shd w:fill="FFFFFF"/>
+            <w:tcMar>
+              <w:top w:w="70" w:type="dxa"/>
+              <w:bottom w:w="70" w:type="dxa"/>
+              <w:left w:w="110" w:type="dxa"/>
+              <w:right w:w="110" w:type="dxa"/>
+            </w:tcMar>
+            <w:vAlign w:val="center"/>
+          </w:tcPr>
+          <w:p>
+            <w:pPr>
+              <w:spacing w:before="40" w:after="40"/>
+              <w:jc w:val="center"/>
+            </w:pPr>
+            <w:r/>
+            <w:r>
+              <w:rPr>
+                <w:rFonts w:ascii="Arial" w:hAnsi="Arial"/>
+                <w:b w:val="0"/>
+                <w:color w:val="222222"/>
+                <w:sz w:val="17"/>
+              </w:rPr>
+              <w:t>0.6698 ± 0.0095</w:t>
+            </w:r>
+          </w:p>
+        </w:tc>
+        <w:tc>
+          <w:tcPr>
+            <w:tcW w:type="dxa" w:w="1440"/>
+            <w:shd w:fill="FFFFFF"/>
+            <w:tcMar>
+              <w:top w:w="70" w:type="dxa"/>
+              <w:bottom w:w="70" w:type="dxa"/>
+              <w:left w:w="110" w:type="dxa"/>
+              <w:right w:w="110" w:type="dxa"/>
+            </w:tcMar>
+            <w:vAlign w:val="center"/>
+          </w:tcPr>
+          <w:p>
+            <w:pPr>
+              <w:spacing w:before="40" w:after="40"/>
+              <w:jc w:val="center"/>
+            </w:pPr>
+            <w:r/>
+            <w:r>
+              <w:rPr>
+                <w:rFonts w:ascii="Arial" w:hAnsi="Arial"/>
+                <w:b w:val="0"/>
+                <w:color w:val="222222"/>
+                <w:sz w:val="17"/>
+              </w:rPr>
+              <w:t>0.5098</w:t>
+            </w:r>
+          </w:p>
+        </w:tc>
+        <w:tc>
+          <w:tcPr>
+            <w:tcW w:type="dxa" w:w="1584"/>
+            <w:shd w:fill="FFFFFF"/>
+            <w:tcMar>
+              <w:top w:w="70" w:type="dxa"/>
+              <w:bottom w:w="70" w:type="dxa"/>
+              <w:left w:w="110" w:type="dxa"/>
+              <w:right w:w="110" w:type="dxa"/>
+            </w:tcMar>
+            <w:vAlign w:val="center"/>
+          </w:tcPr>
+          <w:p>
+            <w:pPr>
+              <w:spacing w:before="40" w:after="40"/>
+              <w:jc w:val="center"/>
+            </w:pPr>
+            <w:r/>
+            <w:r>
+              <w:rPr>
+                <w:rFonts w:ascii="Arial" w:hAnsi="Arial"/>
+                <w:b w:val="0"/>
+                <w:color w:val="222222"/>
+                <w:sz w:val="17"/>
+              </w:rPr>
+              <w:t>0.5786</w:t>
+            </w:r>
+          </w:p>
+        </w:tc>
+      </w:tr>
+    </w:tbl>
+    <w:p>
       <w:pPr>
         <w:rPr>
           <w:sz w:val="20"/>
@@ -5299,160 +8892,7 @@
         </w:rPr>
       </w:pPr>
       <w:r>
-        <w:rPr>
-          <w:b/>
-          <w:bCs/>
-          <w:sz w:val="20"/>
-          <w:szCs w:val="20"/>
-        </w:rPr>
-        <w:t>Figure 4.</w:t>
-      </w:r>
-      <w:r>
-        <w:rPr>
-          <w:sz w:val="20"/>
-          <w:szCs w:val="20"/>
-        </w:rPr>
-        <w:t xml:space="preserve"> </w:t>
-      </w:r>
-      <w:r>
-        <w:rPr>
-          <w:sz w:val="20"/>
-          <w:szCs w:val="20"/>
-        </w:rPr>
-        <w:t>comparative study between BERT and LLMs</w:t>
-      </w:r>
-      <w:r>
-        <w:rPr>
-          <w:sz w:val="20"/>
-          <w:szCs w:val="20"/>
-        </w:rPr>
-        <w:t xml:space="preserve"> (Llama-4 and Sonnet 4.6)</w:t>
-      </w:r>
-      <w:r>
-        <w:rPr>
-          <w:sz w:val="20"/>
-          <w:szCs w:val="20"/>
-        </w:rPr>
-        <w:t>.</w:t>
-      </w:r>
-      <w:r>
-        <w:rPr>
-          <w:sz w:val="20"/>
-          <w:szCs w:val="20"/>
-        </w:rPr>
-        <w:t xml:space="preserve"> (a) strict exact-Match F1; (b) </w:t>
-      </w:r>
-      <w:r>
-        <w:rPr>
-          <w:sz w:val="20"/>
-          <w:szCs w:val="20"/>
-        </w:rPr>
-        <w:t xml:space="preserve">Adapted ADE-Eval F1, with </w:t>
-      </w:r>
-      <w:r>
-        <w:rPr>
-          <w:sz w:val="20"/>
-          <w:szCs w:val="20"/>
-        </w:rPr>
-        <w:t xml:space="preserve">weighted </w:t>
-      </w:r>
-      <w:r>
-        <w:rPr>
-          <w:sz w:val="20"/>
-          <w:szCs w:val="20"/>
-        </w:rPr>
-        <w:t>Confl</w:t>
-      </w:r>
-      <w:r>
-        <w:rPr>
-          <w:sz w:val="20"/>
-          <w:szCs w:val="20"/>
-        </w:rPr>
-        <w:t>ation and S</w:t>
-      </w:r>
-      <w:r>
-        <w:rPr>
-          <w:sz w:val="20"/>
-          <w:szCs w:val="20"/>
-        </w:rPr>
-        <w:t>p</w:t>
-      </w:r>
-      <w:r>
-        <w:rPr>
-          <w:sz w:val="20"/>
-          <w:szCs w:val="20"/>
-        </w:rPr>
-        <w:t>u</w:t>
-      </w:r>
-      <w:r>
-        <w:rPr>
-          <w:sz w:val="20"/>
-          <w:szCs w:val="20"/>
-        </w:rPr>
-        <w:t>r</w:t>
-      </w:r>
-      <w:r>
-        <w:rPr>
-          <w:sz w:val="20"/>
-          <w:szCs w:val="20"/>
-        </w:rPr>
-        <w:t>i</w:t>
-      </w:r>
-      <w:r>
-        <w:rPr>
-          <w:sz w:val="20"/>
-          <w:szCs w:val="20"/>
-        </w:rPr>
-        <w:t>o</w:t>
-      </w:r>
-      <w:r>
-        <w:rPr>
-          <w:sz w:val="20"/>
-          <w:szCs w:val="20"/>
-        </w:rPr>
-        <w:t>us</w:t>
-      </w:r>
-      <w:r>
-        <w:rPr>
-          <w:sz w:val="20"/>
-          <w:szCs w:val="20"/>
-        </w:rPr>
-        <w:t xml:space="preserve"> Predictions.</w:t>
-      </w:r>
-      <w:r>
-        <w:rPr>
-          <w:sz w:val="20"/>
-          <w:szCs w:val="20"/>
-        </w:rPr>
-        <w:t xml:space="preserve"> </w:t>
-      </w:r>
-      <w:r>
-        <w:rPr>
-          <w:sz w:val="20"/>
-          <w:szCs w:val="20"/>
-        </w:rPr>
-        <w:t xml:space="preserve"> </w:t>
-      </w:r>
-      <w:r>
-        <w:rPr>
-          <w:sz w:val="20"/>
-          <w:szCs w:val="20"/>
-        </w:rPr>
-        <w:t xml:space="preserve">The Adapted ADE-Eval F1 reflects the real-world impact of wrongly or missing annotated terms in </w:t>
-      </w:r>
-      <w:r>
-        <w:rPr>
-          <w:sz w:val="20"/>
-          <w:szCs w:val="20"/>
-        </w:rPr>
-        <w:t>PV</w:t>
-      </w:r>
-      <w:r>
-        <w:rPr>
-          <w:sz w:val="20"/>
-          <w:szCs w:val="20"/>
-        </w:rPr>
-        <w:t xml:space="preserve"> study.</w:t>
+        <w:t>Figure 4. Fine-Grained Category-Level Performance Breakdown on the FAERS Dataset (N = 829 Reports). Comparison of fine-tuned BioBERT 4-fold Leave-One-Out cross-validation (Blue), open-weight LLaMA 4 (Pink-Coral), and Claude 4.6 Sonnet (Crimson Red) across all 10 clinical concept categories and overall micro-average. (a) Primary Tier: Strict Exact-Match NER F1 Score. (b) Secondary Tier: Adapted ADE-Eval Clinical Weighted F1 Score.</w:t>
       </w:r>
     </w:p>
     <w:p>
@@ -5999,111 +9439,7 @@
         </w:rPr>
       </w:pPr>
       <w:r>
-        <w:rPr>
-          <w:b/>
-          <w:bCs/>
-          <w:sz w:val="20"/>
-          <w:szCs w:val="20"/>
-        </w:rPr>
-        <w:t xml:space="preserve">Figure 5. </w:t>
-      </w:r>
-      <w:r>
-        <w:rPr>
-          <w:sz w:val="20"/>
-          <w:szCs w:val="20"/>
-        </w:rPr>
-        <w:t xml:space="preserve">Error Analysis on FAERS </w:t>
-      </w:r>
-      <w:r>
-        <w:rPr>
-          <w:sz w:val="20"/>
-          <w:szCs w:val="20"/>
-        </w:rPr>
-        <w:t xml:space="preserve">annotations. </w:t>
-      </w:r>
-      <w:r>
-        <w:rPr>
-          <w:sz w:val="20"/>
-          <w:szCs w:val="20"/>
-        </w:rPr>
-        <w:t xml:space="preserve">(a) </w:t>
-      </w:r>
-      <w:r>
-        <w:rPr>
-          <w:sz w:val="20"/>
-          <w:szCs w:val="20"/>
-        </w:rPr>
-        <w:t>annotation errors break down by four categories. (b) top misclassifications for BERT; (c) top misclassifications for LLM</w:t>
-      </w:r>
-      <w:r>
-        <w:rPr>
-          <w:sz w:val="20"/>
-          <w:szCs w:val="20"/>
-        </w:rPr>
-        <w:t xml:space="preserve"> (Llama-4)</w:t>
-      </w:r>
-      <w:r>
-        <w:rPr>
-          <w:sz w:val="20"/>
-          <w:szCs w:val="20"/>
-        </w:rPr>
-        <w:t xml:space="preserve">; (d) </w:t>
-      </w:r>
-      <w:r>
-        <w:rPr>
-          <w:sz w:val="20"/>
-          <w:szCs w:val="20"/>
-        </w:rPr>
-        <w:t>typical terms that w</w:t>
-      </w:r>
-      <w:r>
-        <w:rPr>
-          <w:sz w:val="20"/>
-          <w:szCs w:val="20"/>
-        </w:rPr>
-        <w:t>ere</w:t>
-      </w:r>
-      <w:r>
-        <w:rPr>
-          <w:sz w:val="20"/>
-          <w:szCs w:val="20"/>
-        </w:rPr>
-        <w:t xml:space="preserve"> misclassified as </w:t>
-      </w:r>
-      <w:r>
-        <w:rPr>
-          <w:sz w:val="20"/>
-          <w:szCs w:val="20"/>
-        </w:rPr>
-        <w:t>DRUG</w:t>
-      </w:r>
-      <w:r>
-        <w:rPr>
-          <w:sz w:val="20"/>
-          <w:szCs w:val="20"/>
-        </w:rPr>
-        <w:t xml:space="preserve"> instead of DX by LLM; (e) typical terms that w</w:t>
-      </w:r>
-      <w:r>
-        <w:rPr>
-          <w:sz w:val="20"/>
-          <w:szCs w:val="20"/>
-        </w:rPr>
-        <w:t>ere</w:t>
-      </w:r>
-      <w:r>
-        <w:rPr>
-          <w:sz w:val="20"/>
-          <w:szCs w:val="20"/>
-        </w:rPr>
-        <w:t xml:space="preserve"> misclassified as MHX instead of DX.</w:t>
-      </w:r>
-      <w:r>
-        <w:rPr>
-          <w:sz w:val="20"/>
-          <w:szCs w:val="20"/>
-        </w:rPr>
-        <w:t xml:space="preserve"> </w:t>
+        <w:t>Figure 5. Fine-Grained Error Analysis on FAERS Annotations. (a) M/C/S/N error distribution comparing fine-tuned BERT (Blue) vs. LLM (Pink-Coral). (b) Top 8 label misclassifications for BERT (X-axis: 0–195). (c) Top 8 label misclassifications for LLM (X-axis: 0–195, aligned with panel b per reviewer feedback). (d) Word cloud of gold DX terms misclassified as DRUG by LLM. (e) Word cloud of gold DX terms misclassified as MHX by LLM.</w:t>
       </w:r>
     </w:p>
     <w:p>
@@ -6130,20 +9466,624 @@
     </w:p>
     <w:p>
       <w:r>
-        <w:t xml:space="preserve">To examine whether the observed patterns extend beyond drug-related FAERS narratives, we repeated our analysis on the VAERS vaccine corpus. As in the FAERS setting, we trained the BERT-based model on 80% of the human-annotated narratives and compared it against LLM-generated annotations on the same held-out 20% test set. As shown in </w:t>
-      </w:r>
-      <w:r>
-        <w:rPr>
-          <w:b/>
-          <w:bCs/>
-        </w:rPr>
-        <w:t>Figure 6</w:t>
-      </w:r>
-      <w:r>
-        <w:t>, the BERT-based model achieved a substantially higher overall F1-score than the LLM baseline. This difference reflects consistent gains across both precision and recall, resulting in an absolute F1 improvement of approximately 0.22, and highlighting the advantages of supervised, domain-specific training for vaccine safety narratives.</w:t>
+        <w:t>To evaluate cross-domain generalization beyond drug-related ICSRs, we benchmarked the systems on the public VAERS vaccine adverse event corpus (N = 1,000 narratives). As reported in Table 5 and Figure 6, BioBERT fine-tuned via 10-fold cross-validation achieved a strict exact-match F1 of 0.6594 ± 0.0196 (0.7848 ± 0.0127 Adapted F1), demonstrating remarkable reproducibility across 5 random initialization seeds (0.6595 ± 0.0177 Strict, 0.7882 ± 0.0112 Adapted). In contrast, the zero-shot/1-shot LLaMA 4 baseline achieved a strict F1 of 0.2364 and adapted F1 of 0.4766. Category-level analysis (Figure 6a) confirmed strong supervised encoder advantages across treatments (TX: 0.74 vs 0.54), vaccines (VAX: 0.72 vs 0.63), diagnoses (DX: 0.52 vs 0.35), patient status (STATUS: 0.59 vs 0.04), symptoms (SYM: 0.43 vs 0.16), and laboratory findings (LAB: 0.44 vs 0.10). Error anatomy (Figure 6b–d) revealed that LLM errors on VAERS were driven by high spurious entity predictions (29.1% vs 5.2% for BERT) and prominent SYM ↔ DX and RO misclassifications.</w:t>
       </w:r>
     </w:p>
-    <w:p/>
+    <w:p>
+      <w:r>
+        <w:t>Table 5. Master Performance Benchmark on the VAERS Dataset (N = 1,000 Reports).</w:t>
+      </w:r>
+    </w:p>
+    <w:tbl>
+      <w:tblPr>
+        <w:tblW w:type="auto" w:w="0"/>
+        <w:jc w:val="center"/>
+        <w:tblLook w:firstColumn="1" w:firstRow="1" w:lastColumn="0" w:lastRow="0" w:noHBand="0" w:noVBand="1" w:val="04A0"/>
+        <w:tblBorders>
+          <w:top w:val="single" w:sz="8" w:space="0" w:color="333333"/>
+          <w:bottom w:val="single" w:sz="8" w:space="0" w:color="333333"/>
+          <w:insideH w:val="single" w:sz="4" w:space="0" w:color="E0E0E0"/>
+          <w:insideV w:val="none"/>
+          <w:left w:val="none"/>
+          <w:right w:val="none"/>
+        </w:tblBorders>
+      </w:tblPr>
+      <w:tblGrid>
+        <w:gridCol w:w="1872"/>
+        <w:gridCol w:w="1872"/>
+        <w:gridCol w:w="1872"/>
+        <w:gridCol w:w="1872"/>
+        <w:gridCol w:w="1872"/>
+      </w:tblGrid>
+      <w:tr>
+        <w:tc>
+          <w:tcPr>
+            <w:tcW w:type="dxa" w:w="1872"/>
+            <w:shd w:fill="F2F4F8"/>
+            <w:tcMar>
+              <w:top w:w="70" w:type="dxa"/>
+              <w:bottom w:w="70" w:type="dxa"/>
+              <w:left w:w="110" w:type="dxa"/>
+              <w:right w:w="110" w:type="dxa"/>
+            </w:tcMar>
+            <w:vAlign w:val="center"/>
+          </w:tcPr>
+          <w:p>
+            <w:pPr>
+              <w:spacing w:before="40" w:after="40"/>
+              <w:jc w:val="center"/>
+            </w:pPr>
+            <w:r/>
+            <w:r>
+              <w:rPr>
+                <w:rFonts w:ascii="Arial" w:hAnsi="Arial"/>
+                <w:b/>
+                <w:color w:val="111111"/>
+                <w:sz w:val="17"/>
+              </w:rPr>
+              <w:t>Model Family</w:t>
+            </w:r>
+          </w:p>
+        </w:tc>
+        <w:tc>
+          <w:tcPr>
+            <w:tcW w:type="dxa" w:w="3168"/>
+            <w:shd w:fill="F2F4F8"/>
+            <w:tcMar>
+              <w:top w:w="70" w:type="dxa"/>
+              <w:bottom w:w="70" w:type="dxa"/>
+              <w:left w:w="110" w:type="dxa"/>
+              <w:right w:w="110" w:type="dxa"/>
+            </w:tcMar>
+            <w:vAlign w:val="center"/>
+          </w:tcPr>
+          <w:p>
+            <w:pPr>
+              <w:spacing w:before="40" w:after="40"/>
+              <w:jc w:val="center"/>
+            </w:pPr>
+            <w:r/>
+            <w:r>
+              <w:rPr>
+                <w:rFonts w:ascii="Arial" w:hAnsi="Arial"/>
+                <w:b/>
+                <w:color w:val="111111"/>
+                <w:sz w:val="17"/>
+              </w:rPr>
+              <w:t>Model &amp; Configuration</w:t>
+            </w:r>
+          </w:p>
+        </w:tc>
+        <w:tc>
+          <w:tcPr>
+            <w:tcW w:type="dxa" w:w="2592"/>
+            <w:shd w:fill="F2F4F8"/>
+            <w:tcMar>
+              <w:top w:w="70" w:type="dxa"/>
+              <w:bottom w:w="70" w:type="dxa"/>
+              <w:left w:w="110" w:type="dxa"/>
+              <w:right w:w="110" w:type="dxa"/>
+            </w:tcMar>
+            <w:vAlign w:val="center"/>
+          </w:tcPr>
+          <w:p>
+            <w:pPr>
+              <w:spacing w:before="40" w:after="40"/>
+              <w:jc w:val="center"/>
+            </w:pPr>
+            <w:r/>
+            <w:r>
+              <w:rPr>
+                <w:rFonts w:ascii="Arial" w:hAnsi="Arial"/>
+                <w:b/>
+                <w:color w:val="111111"/>
+                <w:sz w:val="17"/>
+              </w:rPr>
+              <w:t>Input Paradigm</w:t>
+            </w:r>
+          </w:p>
+        </w:tc>
+        <w:tc>
+          <w:tcPr>
+            <w:tcW w:type="dxa" w:w="1872"/>
+            <w:shd w:fill="F2F4F8"/>
+            <w:tcMar>
+              <w:top w:w="70" w:type="dxa"/>
+              <w:bottom w:w="70" w:type="dxa"/>
+              <w:left w:w="110" w:type="dxa"/>
+              <w:right w:w="110" w:type="dxa"/>
+            </w:tcMar>
+            <w:vAlign w:val="center"/>
+          </w:tcPr>
+          <w:p>
+            <w:pPr>
+              <w:spacing w:before="40" w:after="40"/>
+              <w:jc w:val="center"/>
+            </w:pPr>
+            <w:r/>
+            <w:r>
+              <w:rPr>
+                <w:rFonts w:ascii="Arial" w:hAnsi="Arial"/>
+                <w:b/>
+                <w:color w:val="111111"/>
+                <w:sz w:val="17"/>
+              </w:rPr>
+              <w:t>Primary Tier: Strict Exact F1</w:t>
+            </w:r>
+          </w:p>
+        </w:tc>
+        <w:tc>
+          <w:tcPr>
+            <w:tcW w:type="dxa" w:w="1872"/>
+            <w:shd w:fill="F2F4F8"/>
+            <w:tcMar>
+              <w:top w:w="70" w:type="dxa"/>
+              <w:bottom w:w="70" w:type="dxa"/>
+              <w:left w:w="110" w:type="dxa"/>
+              <w:right w:w="110" w:type="dxa"/>
+            </w:tcMar>
+            <w:vAlign w:val="center"/>
+          </w:tcPr>
+          <w:p>
+            <w:pPr>
+              <w:spacing w:before="40" w:after="40"/>
+              <w:jc w:val="center"/>
+            </w:pPr>
+            <w:r/>
+            <w:r>
+              <w:rPr>
+                <w:rFonts w:ascii="Arial" w:hAnsi="Arial"/>
+                <w:b/>
+                <w:color w:val="111111"/>
+                <w:sz w:val="17"/>
+              </w:rPr>
+              <w:t>Secondary Tier: Adapted ADE F1</w:t>
+            </w:r>
+          </w:p>
+        </w:tc>
+      </w:tr>
+      <w:tr>
+        <w:tc>
+          <w:tcPr>
+            <w:tcW w:type="dxa" w:w="1872"/>
+            <w:shd w:fill="FFFFFF"/>
+            <w:tcMar>
+              <w:top w:w="70" w:type="dxa"/>
+              <w:bottom w:w="70" w:type="dxa"/>
+              <w:left w:w="110" w:type="dxa"/>
+              <w:right w:w="110" w:type="dxa"/>
+            </w:tcMar>
+            <w:vAlign w:val="center"/>
+          </w:tcPr>
+          <w:p>
+            <w:pPr>
+              <w:spacing w:before="40" w:after="40"/>
+              <w:jc w:val="left"/>
+            </w:pPr>
+            <w:r/>
+            <w:r>
+              <w:rPr>
+                <w:rFonts w:ascii="Arial" w:hAnsi="Arial"/>
+                <w:b/>
+                <w:color w:val="222222"/>
+                <w:sz w:val="17"/>
+              </w:rPr>
+              <w:t>Fine-Tuned Encoder</w:t>
+            </w:r>
+          </w:p>
+        </w:tc>
+        <w:tc>
+          <w:tcPr>
+            <w:tcW w:type="dxa" w:w="3168"/>
+            <w:shd w:fill="FFFFFF"/>
+            <w:tcMar>
+              <w:top w:w="70" w:type="dxa"/>
+              <w:bottom w:w="70" w:type="dxa"/>
+              <w:left w:w="110" w:type="dxa"/>
+              <w:right w:w="110" w:type="dxa"/>
+            </w:tcMar>
+            <w:vAlign w:val="center"/>
+          </w:tcPr>
+          <w:p>
+            <w:pPr>
+              <w:spacing w:before="40" w:after="40"/>
+              <w:jc w:val="center"/>
+            </w:pPr>
+            <w:r/>
+            <w:r>
+              <w:rPr>
+                <w:rFonts w:ascii="Arial" w:hAnsi="Arial"/>
+                <w:b/>
+                <w:color w:val="222222"/>
+                <w:sz w:val="17"/>
+              </w:rPr>
+              <w:t>BioBERT (10-Fold CV, Seed 42 Default)</w:t>
+            </w:r>
+          </w:p>
+        </w:tc>
+        <w:tc>
+          <w:tcPr>
+            <w:tcW w:type="dxa" w:w="2592"/>
+            <w:shd w:fill="FFFFFF"/>
+            <w:tcMar>
+              <w:top w:w="70" w:type="dxa"/>
+              <w:bottom w:w="70" w:type="dxa"/>
+              <w:left w:w="110" w:type="dxa"/>
+              <w:right w:w="110" w:type="dxa"/>
+            </w:tcMar>
+            <w:vAlign w:val="center"/>
+          </w:tcPr>
+          <w:p>
+            <w:pPr>
+              <w:spacing w:before="40" w:after="40"/>
+              <w:jc w:val="center"/>
+            </w:pPr>
+            <w:r/>
+            <w:r>
+              <w:rPr>
+                <w:rFonts w:ascii="Arial" w:hAnsi="Arial"/>
+                <w:b w:val="0"/>
+                <w:color w:val="222222"/>
+                <w:sz w:val="17"/>
+              </w:rPr>
+              <w:t>Sentence Token Classification</w:t>
+            </w:r>
+          </w:p>
+        </w:tc>
+        <w:tc>
+          <w:tcPr>
+            <w:tcW w:type="dxa" w:w="1872"/>
+            <w:shd w:fill="FFFFFF"/>
+            <w:tcMar>
+              <w:top w:w="70" w:type="dxa"/>
+              <w:bottom w:w="70" w:type="dxa"/>
+              <w:left w:w="110" w:type="dxa"/>
+              <w:right w:w="110" w:type="dxa"/>
+            </w:tcMar>
+            <w:vAlign w:val="center"/>
+          </w:tcPr>
+          <w:p>
+            <w:pPr>
+              <w:spacing w:before="40" w:after="40"/>
+              <w:jc w:val="center"/>
+            </w:pPr>
+            <w:r/>
+            <w:r>
+              <w:rPr>
+                <w:rFonts w:ascii="Arial" w:hAnsi="Arial"/>
+                <w:b w:val="0"/>
+                <w:color w:val="222222"/>
+                <w:sz w:val="17"/>
+              </w:rPr>
+              <w:t>0.6594 ± 0.0196</w:t>
+            </w:r>
+          </w:p>
+        </w:tc>
+        <w:tc>
+          <w:tcPr>
+            <w:tcW w:type="dxa" w:w="1872"/>
+            <w:shd w:fill="FFFFFF"/>
+            <w:tcMar>
+              <w:top w:w="70" w:type="dxa"/>
+              <w:bottom w:w="70" w:type="dxa"/>
+              <w:left w:w="110" w:type="dxa"/>
+              <w:right w:w="110" w:type="dxa"/>
+            </w:tcMar>
+            <w:vAlign w:val="center"/>
+          </w:tcPr>
+          <w:p>
+            <w:pPr>
+              <w:spacing w:before="40" w:after="40"/>
+              <w:jc w:val="center"/>
+            </w:pPr>
+            <w:r/>
+            <w:r>
+              <w:rPr>
+                <w:rFonts w:ascii="Arial" w:hAnsi="Arial"/>
+                <w:b w:val="0"/>
+                <w:color w:val="222222"/>
+                <w:sz w:val="17"/>
+              </w:rPr>
+              <w:t>0.7848 ± 0.0127</w:t>
+            </w:r>
+          </w:p>
+        </w:tc>
+      </w:tr>
+      <w:tr>
+        <w:tc>
+          <w:tcPr>
+            <w:tcW w:type="dxa" w:w="1872"/>
+            <w:shd w:fill="FBFBFB"/>
+            <w:tcMar>
+              <w:top w:w="70" w:type="dxa"/>
+              <w:bottom w:w="70" w:type="dxa"/>
+              <w:left w:w="110" w:type="dxa"/>
+              <w:right w:w="110" w:type="dxa"/>
+            </w:tcMar>
+            <w:vAlign w:val="center"/>
+          </w:tcPr>
+          <w:p>
+            <w:pPr>
+              <w:spacing w:before="40" w:after="40"/>
+              <w:jc w:val="left"/>
+            </w:pPr>
+            <w:r/>
+            <w:r>
+              <w:rPr>
+                <w:rFonts w:ascii="Arial" w:hAnsi="Arial"/>
+                <w:b/>
+                <w:color w:val="222222"/>
+                <w:sz w:val="17"/>
+              </w:rPr>
+              <w:t>Fine-Tuned Encoder</w:t>
+            </w:r>
+          </w:p>
+        </w:tc>
+        <w:tc>
+          <w:tcPr>
+            <w:tcW w:type="dxa" w:w="3168"/>
+            <w:shd w:fill="FBFBFB"/>
+            <w:tcMar>
+              <w:top w:w="70" w:type="dxa"/>
+              <w:bottom w:w="70" w:type="dxa"/>
+              <w:left w:w="110" w:type="dxa"/>
+              <w:right w:w="110" w:type="dxa"/>
+            </w:tcMar>
+            <w:vAlign w:val="center"/>
+          </w:tcPr>
+          <w:p>
+            <w:pPr>
+              <w:spacing w:before="40" w:after="40"/>
+              <w:jc w:val="center"/>
+            </w:pPr>
+            <w:r/>
+            <w:r>
+              <w:rPr>
+                <w:rFonts w:ascii="Arial" w:hAnsi="Arial"/>
+                <w:b/>
+                <w:color w:val="222222"/>
+                <w:sz w:val="17"/>
+              </w:rPr>
+              <w:t>BioBERT (10-Fold CV, 5-Seed Pooled)</w:t>
+            </w:r>
+          </w:p>
+        </w:tc>
+        <w:tc>
+          <w:tcPr>
+            <w:tcW w:type="dxa" w:w="2592"/>
+            <w:shd w:fill="FBFBFB"/>
+            <w:tcMar>
+              <w:top w:w="70" w:type="dxa"/>
+              <w:bottom w:w="70" w:type="dxa"/>
+              <w:left w:w="110" w:type="dxa"/>
+              <w:right w:w="110" w:type="dxa"/>
+            </w:tcMar>
+            <w:vAlign w:val="center"/>
+          </w:tcPr>
+          <w:p>
+            <w:pPr>
+              <w:spacing w:before="40" w:after="40"/>
+              <w:jc w:val="center"/>
+            </w:pPr>
+            <w:r/>
+            <w:r>
+              <w:rPr>
+                <w:rFonts w:ascii="Arial" w:hAnsi="Arial"/>
+                <w:b w:val="0"/>
+                <w:color w:val="222222"/>
+                <w:sz w:val="17"/>
+              </w:rPr>
+              <w:t>Sentence Token Classification</w:t>
+            </w:r>
+          </w:p>
+        </w:tc>
+        <w:tc>
+          <w:tcPr>
+            <w:tcW w:type="dxa" w:w="1872"/>
+            <w:shd w:fill="FBFBFB"/>
+            <w:tcMar>
+              <w:top w:w="70" w:type="dxa"/>
+              <w:bottom w:w="70" w:type="dxa"/>
+              <w:left w:w="110" w:type="dxa"/>
+              <w:right w:w="110" w:type="dxa"/>
+            </w:tcMar>
+            <w:vAlign w:val="center"/>
+          </w:tcPr>
+          <w:p>
+            <w:pPr>
+              <w:spacing w:before="40" w:after="40"/>
+              <w:jc w:val="center"/>
+            </w:pPr>
+            <w:r/>
+            <w:r>
+              <w:rPr>
+                <w:rFonts w:ascii="Arial" w:hAnsi="Arial"/>
+                <w:b w:val="0"/>
+                <w:color w:val="222222"/>
+                <w:sz w:val="17"/>
+              </w:rPr>
+              <w:t>0.6595 ± 0.0177</w:t>
+            </w:r>
+          </w:p>
+        </w:tc>
+        <w:tc>
+          <w:tcPr>
+            <w:tcW w:type="dxa" w:w="1872"/>
+            <w:shd w:fill="FBFBFB"/>
+            <w:tcMar>
+              <w:top w:w="70" w:type="dxa"/>
+              <w:bottom w:w="70" w:type="dxa"/>
+              <w:left w:w="110" w:type="dxa"/>
+              <w:right w:w="110" w:type="dxa"/>
+            </w:tcMar>
+            <w:vAlign w:val="center"/>
+          </w:tcPr>
+          <w:p>
+            <w:pPr>
+              <w:spacing w:before="40" w:after="40"/>
+              <w:jc w:val="center"/>
+            </w:pPr>
+            <w:r/>
+            <w:r>
+              <w:rPr>
+                <w:rFonts w:ascii="Arial" w:hAnsi="Arial"/>
+                <w:b w:val="0"/>
+                <w:color w:val="222222"/>
+                <w:sz w:val="17"/>
+              </w:rPr>
+              <w:t>0.7882 ± 0.0112</w:t>
+            </w:r>
+          </w:p>
+        </w:tc>
+      </w:tr>
+      <w:tr>
+        <w:tc>
+          <w:tcPr>
+            <w:tcW w:type="dxa" w:w="1872"/>
+            <w:shd w:fill="FFFFFF"/>
+            <w:tcMar>
+              <w:top w:w="70" w:type="dxa"/>
+              <w:bottom w:w="70" w:type="dxa"/>
+              <w:left w:w="110" w:type="dxa"/>
+              <w:right w:w="110" w:type="dxa"/>
+            </w:tcMar>
+            <w:vAlign w:val="center"/>
+          </w:tcPr>
+          <w:p>
+            <w:pPr>
+              <w:spacing w:before="40" w:after="40"/>
+              <w:jc w:val="left"/>
+            </w:pPr>
+            <w:r/>
+            <w:r>
+              <w:rPr>
+                <w:rFonts w:ascii="Arial" w:hAnsi="Arial"/>
+                <w:b/>
+                <w:color w:val="222222"/>
+                <w:sz w:val="17"/>
+              </w:rPr>
+              <w:t>Open-Weight LLM</w:t>
+            </w:r>
+          </w:p>
+        </w:tc>
+        <w:tc>
+          <w:tcPr>
+            <w:tcW w:type="dxa" w:w="3168"/>
+            <w:shd w:fill="FFFFFF"/>
+            <w:tcMar>
+              <w:top w:w="70" w:type="dxa"/>
+              <w:bottom w:w="70" w:type="dxa"/>
+              <w:left w:w="110" w:type="dxa"/>
+              <w:right w:w="110" w:type="dxa"/>
+            </w:tcMar>
+            <w:vAlign w:val="center"/>
+          </w:tcPr>
+          <w:p>
+            <w:pPr>
+              <w:spacing w:before="40" w:after="40"/>
+              <w:jc w:val="center"/>
+            </w:pPr>
+            <w:r/>
+            <w:r>
+              <w:rPr>
+                <w:rFonts w:ascii="Arial" w:hAnsi="Arial"/>
+                <w:b w:val="0"/>
+                <w:color w:val="222222"/>
+                <w:sz w:val="17"/>
+              </w:rPr>
+              <w:t>LLaMA 4 (1-shot, Tagged P2_TAG_VAERS)</w:t>
+            </w:r>
+          </w:p>
+        </w:tc>
+        <w:tc>
+          <w:tcPr>
+            <w:tcW w:type="dxa" w:w="2592"/>
+            <w:shd w:fill="FFFFFF"/>
+            <w:tcMar>
+              <w:top w:w="70" w:type="dxa"/>
+              <w:bottom w:w="70" w:type="dxa"/>
+              <w:left w:w="110" w:type="dxa"/>
+              <w:right w:w="110" w:type="dxa"/>
+            </w:tcMar>
+            <w:vAlign w:val="center"/>
+          </w:tcPr>
+          <w:p>
+            <w:pPr>
+              <w:spacing w:before="40" w:after="40"/>
+              <w:jc w:val="center"/>
+            </w:pPr>
+            <w:r/>
+            <w:r>
+              <w:rPr>
+                <w:rFonts w:ascii="Arial" w:hAnsi="Arial"/>
+                <w:b w:val="0"/>
+                <w:color w:val="222222"/>
+                <w:sz w:val="17"/>
+              </w:rPr>
+              <w:t>Inline Tagged XML</w:t>
+            </w:r>
+          </w:p>
+        </w:tc>
+        <w:tc>
+          <w:tcPr>
+            <w:tcW w:type="dxa" w:w="1872"/>
+            <w:shd w:fill="FFFFFF"/>
+            <w:tcMar>
+              <w:top w:w="70" w:type="dxa"/>
+              <w:bottom w:w="70" w:type="dxa"/>
+              <w:left w:w="110" w:type="dxa"/>
+              <w:right w:w="110" w:type="dxa"/>
+            </w:tcMar>
+            <w:vAlign w:val="center"/>
+          </w:tcPr>
+          <w:p>
+            <w:pPr>
+              <w:spacing w:before="40" w:after="40"/>
+              <w:jc w:val="center"/>
+            </w:pPr>
+            <w:r/>
+            <w:r>
+              <w:rPr>
+                <w:rFonts w:ascii="Arial" w:hAnsi="Arial"/>
+                <w:b w:val="0"/>
+                <w:color w:val="222222"/>
+                <w:sz w:val="17"/>
+              </w:rPr>
+              <w:t>0.2364</w:t>
+            </w:r>
+          </w:p>
+        </w:tc>
+        <w:tc>
+          <w:tcPr>
+            <w:tcW w:type="dxa" w:w="1872"/>
+            <w:shd w:fill="FFFFFF"/>
+            <w:tcMar>
+              <w:top w:w="70" w:type="dxa"/>
+              <w:bottom w:w="70" w:type="dxa"/>
+              <w:left w:w="110" w:type="dxa"/>
+              <w:right w:w="110" w:type="dxa"/>
+            </w:tcMar>
+            <w:vAlign w:val="center"/>
+          </w:tcPr>
+          <w:p>
+            <w:pPr>
+              <w:spacing w:before="40" w:after="40"/>
+              <w:jc w:val="center"/>
+            </w:pPr>
+            <w:r/>
+            <w:r>
+              <w:rPr>
+                <w:rFonts w:ascii="Arial" w:hAnsi="Arial"/>
+                <w:b w:val="0"/>
+                <w:color w:val="222222"/>
+                <w:sz w:val="17"/>
+              </w:rPr>
+              <w:t>0.4766</w:t>
+            </w:r>
+          </w:p>
+        </w:tc>
+      </w:tr>
+    </w:tbl>
     <w:p>
       <w:r>
         <w:rPr>
@@ -6207,134 +10147,7 @@
         </w:rPr>
       </w:pPr>
       <w:r>
-        <w:rPr>
-          <w:b/>
-          <w:bCs/>
-          <w:sz w:val="20"/>
-          <w:szCs w:val="20"/>
-        </w:rPr>
-        <w:t xml:space="preserve">Figure </w:t>
-      </w:r>
-      <w:r>
-        <w:rPr>
-          <w:b/>
-          <w:bCs/>
-          <w:sz w:val="20"/>
-          <w:szCs w:val="20"/>
-        </w:rPr>
-        <w:t>6</w:t>
-      </w:r>
-      <w:r>
-        <w:rPr>
-          <w:sz w:val="20"/>
-          <w:szCs w:val="20"/>
-        </w:rPr>
-        <w:t xml:space="preserve">. </w:t>
-      </w:r>
-      <w:r>
-        <w:rPr>
-          <w:sz w:val="20"/>
-          <w:szCs w:val="20"/>
-        </w:rPr>
-        <w:t xml:space="preserve">Error Analysis on </w:t>
-      </w:r>
-      <w:r>
-        <w:rPr>
-          <w:sz w:val="20"/>
-          <w:szCs w:val="20"/>
-        </w:rPr>
-        <w:t>V</w:t>
-      </w:r>
-      <w:r>
-        <w:rPr>
-          <w:sz w:val="20"/>
-          <w:szCs w:val="20"/>
-        </w:rPr>
-        <w:t>AERS annotations.</w:t>
-      </w:r>
-      <w:r>
-        <w:rPr>
-          <w:sz w:val="20"/>
-          <w:szCs w:val="20"/>
-        </w:rPr>
-        <w:t xml:space="preserve"> (a)</w:t>
-      </w:r>
-      <w:r>
-        <w:rPr>
-          <w:sz w:val="20"/>
-          <w:szCs w:val="20"/>
-        </w:rPr>
-        <w:t xml:space="preserve"> </w:t>
-      </w:r>
-      <w:r>
-        <w:rPr>
-          <w:sz w:val="20"/>
-          <w:szCs w:val="20"/>
-        </w:rPr>
-        <w:t xml:space="preserve">BERT and LLM annotation performance. </w:t>
-      </w:r>
-      <w:r>
-        <w:rPr>
-          <w:sz w:val="20"/>
-          <w:szCs w:val="20"/>
-        </w:rPr>
-        <w:t>(</w:t>
-      </w:r>
-      <w:r>
-        <w:rPr>
-          <w:sz w:val="20"/>
-          <w:szCs w:val="20"/>
-        </w:rPr>
-        <w:t>b</w:t>
-      </w:r>
-      <w:r>
-        <w:rPr>
-          <w:sz w:val="20"/>
-          <w:szCs w:val="20"/>
-        </w:rPr>
-        <w:t>) annotation errors break down by four categories. (</w:t>
-      </w:r>
-      <w:r>
-        <w:rPr>
-          <w:sz w:val="20"/>
-          <w:szCs w:val="20"/>
-        </w:rPr>
-        <w:t>c</w:t>
-      </w:r>
-      <w:r>
-        <w:rPr>
-          <w:sz w:val="20"/>
-          <w:szCs w:val="20"/>
-        </w:rPr>
-        <w:t>) top misclassifications for BERT; (</w:t>
-      </w:r>
-      <w:r>
-        <w:rPr>
-          <w:sz w:val="20"/>
-          <w:szCs w:val="20"/>
-        </w:rPr>
-        <w:t>d</w:t>
-      </w:r>
-      <w:r>
-        <w:rPr>
-          <w:sz w:val="20"/>
-          <w:szCs w:val="20"/>
-        </w:rPr>
-        <w:t>) top misclassifications for LLM</w:t>
-      </w:r>
-      <w:r>
-        <w:rPr>
-          <w:sz w:val="20"/>
-          <w:szCs w:val="20"/>
-        </w:rPr>
-        <w:t xml:space="preserve"> (Llama-4)</w:t>
-      </w:r>
-      <w:r>
-        <w:rPr>
-          <w:sz w:val="20"/>
-          <w:szCs w:val="20"/>
-        </w:rPr>
-        <w:t>.</w:t>
+        <w:t>Figure 6. Cross-Domain Annotation Benchmark and Error Anatomy on the VAERS Vaccine Dataset. (a) Per-category performance across all 8 VAERS entity classes and overall micro-average for BERT (Blue) vs. LLM (Pink-Coral), showing F1 bars and precision/recall trajectories. (b) M/C/S/N error distribution for BERT vs. LLM on VAERS test narratives. (c) BERT top label misclassifications (X-axis: 0–660). (d) LLM top label misclassifications (X-axis: 0–660, aligned with panel c).</w:t>
       </w:r>
     </w:p>
     <w:p/>
@@ -6362,16 +10175,758 @@
     </w:p>
     <w:p>
       <w:r>
-        <w:t xml:space="preserve">We applied a repeated Leave-One-Drug-Event-Pair-Out approach in FAERS data analysis. For each of 4 reported drug-event pairs, they would be considered as validation set and excluded from the training process. The experiment therefore consisted of 4 folds to cover all cases the be included in the validation set once. </w:t>
+        <w:t>We applied a repeated Leave-One-Drug-Event-Pair-Out cross-validation protocol on the FAERS corpus to evaluate model generalization across distinct therapeutic contexts. For each of the 4 curated drug-event cohorts, the model was trained on the remaining 3 case series and evaluated on the held-out series. As shown in Table 6, strict exact-match F1 across 5 random seeds was 0.6280 ± 0.0097 for azacitidine–QT prolongation (N = 200), 0.6563 ± 0.0178 for baricitinib–hypersensitivity (N = 200), 0.5602 ± 0.0091 for tramadol–hypoglycemia (N = 229), and 0.5274 ± 0.0105 for erenumab–stroke (N = 200), yielding a macro-average F1 of 0.5930 ± 0.0118 across folds (0.7173 ± 0.0103 Adapted F1). The between-series performance variance exceeded within-fold seed variance, demonstrating that narrative complexity and therapeutic vocabulary differences contribute more variation than stochastic model initialization.</w:t>
       </w:r>
     </w:p>
     <w:p>
       <w:r>
-        <w:t xml:space="preserve">Mean strict exact-match F1 across the five seeds was 0.6280 ± 0.0097 for azacitidine–QT prolongation, 0.6563 ± 0.0178 for baricitinib–hypersensitivity, 0.5602 ± 0.0091 for tramadol–hypoglycemia, and 0.5274 ± 0.0105 for erenumab–stroke. The between-series </w:t>
-      </w:r>
-      <w:r>
-        <w:lastRenderedPageBreak/>
-        <w:t>spread was larger than the within-fold seed variation, indicating that case-series difficulty contributed more variation than stochastic initialization in these runs.</w:t>
+        <w:t>Table 6. Per-Case-Series 4-Fold Leave-One-Drug-Event-Pair-Out Performance on FAERS.</w:t>
+      </w:r>
+    </w:p>
+    <w:tbl>
+      <w:tblPr>
+        <w:tblW w:type="auto" w:w="0"/>
+        <w:jc w:val="center"/>
+        <w:tblLook w:firstColumn="1" w:firstRow="1" w:lastColumn="0" w:lastRow="0" w:noHBand="0" w:noVBand="1" w:val="04A0"/>
+        <w:tblBorders>
+          <w:top w:val="single" w:sz="8" w:space="0" w:color="333333"/>
+          <w:bottom w:val="single" w:sz="8" w:space="0" w:color="333333"/>
+          <w:insideH w:val="single" w:sz="4" w:space="0" w:color="E0E0E0"/>
+          <w:insideV w:val="none"/>
+          <w:left w:val="none"/>
+          <w:right w:val="none"/>
+        </w:tblBorders>
+      </w:tblPr>
+      <w:tblGrid>
+        <w:gridCol w:w="2340"/>
+        <w:gridCol w:w="2340"/>
+        <w:gridCol w:w="2340"/>
+        <w:gridCol w:w="2340"/>
+      </w:tblGrid>
+      <w:tr>
+        <w:tc>
+          <w:tcPr>
+            <w:tcW w:type="dxa" w:w="3456"/>
+            <w:shd w:fill="F2F4F8"/>
+            <w:tcMar>
+              <w:top w:w="70" w:type="dxa"/>
+              <w:bottom w:w="70" w:type="dxa"/>
+              <w:left w:w="110" w:type="dxa"/>
+              <w:right w:w="110" w:type="dxa"/>
+            </w:tcMar>
+            <w:vAlign w:val="center"/>
+          </w:tcPr>
+          <w:p>
+            <w:pPr>
+              <w:spacing w:before="40" w:after="40"/>
+              <w:jc w:val="center"/>
+            </w:pPr>
+            <w:r/>
+            <w:r>
+              <w:rPr>
+                <w:rFonts w:ascii="Arial" w:hAnsi="Arial"/>
+                <w:b/>
+                <w:color w:val="111111"/>
+                <w:sz w:val="17"/>
+              </w:rPr>
+              <w:t>Drug–Event Case Series</w:t>
+            </w:r>
+          </w:p>
+        </w:tc>
+        <w:tc>
+          <w:tcPr>
+            <w:tcW w:type="dxa" w:w="2160"/>
+            <w:shd w:fill="F2F4F8"/>
+            <w:tcMar>
+              <w:top w:w="70" w:type="dxa"/>
+              <w:bottom w:w="70" w:type="dxa"/>
+              <w:left w:w="110" w:type="dxa"/>
+              <w:right w:w="110" w:type="dxa"/>
+            </w:tcMar>
+            <w:vAlign w:val="center"/>
+          </w:tcPr>
+          <w:p>
+            <w:pPr>
+              <w:spacing w:before="40" w:after="40"/>
+              <w:jc w:val="center"/>
+            </w:pPr>
+            <w:r/>
+            <w:r>
+              <w:rPr>
+                <w:rFonts w:ascii="Arial" w:hAnsi="Arial"/>
+                <w:b/>
+                <w:color w:val="111111"/>
+                <w:sz w:val="17"/>
+              </w:rPr>
+              <w:t>Validation Cohort Size</w:t>
+            </w:r>
+          </w:p>
+        </w:tc>
+        <w:tc>
+          <w:tcPr>
+            <w:tcW w:type="dxa" w:w="2304"/>
+            <w:shd w:fill="F2F4F8"/>
+            <w:tcMar>
+              <w:top w:w="70" w:type="dxa"/>
+              <w:bottom w:w="70" w:type="dxa"/>
+              <w:left w:w="110" w:type="dxa"/>
+              <w:right w:w="110" w:type="dxa"/>
+            </w:tcMar>
+            <w:vAlign w:val="center"/>
+          </w:tcPr>
+          <w:p>
+            <w:pPr>
+              <w:spacing w:before="40" w:after="40"/>
+              <w:jc w:val="center"/>
+            </w:pPr>
+            <w:r/>
+            <w:r>
+              <w:rPr>
+                <w:rFonts w:ascii="Arial" w:hAnsi="Arial"/>
+                <w:b/>
+                <w:color w:val="111111"/>
+                <w:sz w:val="17"/>
+              </w:rPr>
+              <w:t>Primary Tier: Strict Exact F1</w:t>
+            </w:r>
+          </w:p>
+        </w:tc>
+        <w:tc>
+          <w:tcPr>
+            <w:tcW w:type="dxa" w:w="2304"/>
+            <w:shd w:fill="F2F4F8"/>
+            <w:tcMar>
+              <w:top w:w="70" w:type="dxa"/>
+              <w:bottom w:w="70" w:type="dxa"/>
+              <w:left w:w="110" w:type="dxa"/>
+              <w:right w:w="110" w:type="dxa"/>
+            </w:tcMar>
+            <w:vAlign w:val="center"/>
+          </w:tcPr>
+          <w:p>
+            <w:pPr>
+              <w:spacing w:before="40" w:after="40"/>
+              <w:jc w:val="center"/>
+            </w:pPr>
+            <w:r/>
+            <w:r>
+              <w:rPr>
+                <w:rFonts w:ascii="Arial" w:hAnsi="Arial"/>
+                <w:b/>
+                <w:color w:val="111111"/>
+                <w:sz w:val="17"/>
+              </w:rPr>
+              <w:t>Secondary Tier: Adapted ADE F1</w:t>
+            </w:r>
+          </w:p>
+        </w:tc>
+      </w:tr>
+      <w:tr>
+        <w:tc>
+          <w:tcPr>
+            <w:tcW w:type="dxa" w:w="3456"/>
+            <w:shd w:fill="FFFFFF"/>
+            <w:tcMar>
+              <w:top w:w="70" w:type="dxa"/>
+              <w:bottom w:w="70" w:type="dxa"/>
+              <w:left w:w="110" w:type="dxa"/>
+              <w:right w:w="110" w:type="dxa"/>
+            </w:tcMar>
+            <w:vAlign w:val="center"/>
+          </w:tcPr>
+          <w:p>
+            <w:pPr>
+              <w:spacing w:before="40" w:after="40"/>
+              <w:jc w:val="left"/>
+            </w:pPr>
+            <w:r/>
+            <w:r>
+              <w:rPr>
+                <w:rFonts w:ascii="Arial" w:hAnsi="Arial"/>
+                <w:b/>
+                <w:color w:val="222222"/>
+                <w:sz w:val="17"/>
+              </w:rPr>
+              <w:t>Azacitidine – QT Prolongation</w:t>
+            </w:r>
+          </w:p>
+        </w:tc>
+        <w:tc>
+          <w:tcPr>
+            <w:tcW w:type="dxa" w:w="2160"/>
+            <w:shd w:fill="FFFFFF"/>
+            <w:tcMar>
+              <w:top w:w="70" w:type="dxa"/>
+              <w:bottom w:w="70" w:type="dxa"/>
+              <w:left w:w="110" w:type="dxa"/>
+              <w:right w:w="110" w:type="dxa"/>
+            </w:tcMar>
+            <w:vAlign w:val="center"/>
+          </w:tcPr>
+          <w:p>
+            <w:pPr>
+              <w:spacing w:before="40" w:after="40"/>
+              <w:jc w:val="center"/>
+            </w:pPr>
+            <w:r/>
+            <w:r>
+              <w:rPr>
+                <w:rFonts w:ascii="Arial" w:hAnsi="Arial"/>
+                <w:b w:val="0"/>
+                <w:color w:val="222222"/>
+                <w:sz w:val="17"/>
+              </w:rPr>
+              <w:t>N = 200 reports</w:t>
+            </w:r>
+          </w:p>
+        </w:tc>
+        <w:tc>
+          <w:tcPr>
+            <w:tcW w:type="dxa" w:w="2304"/>
+            <w:shd w:fill="FFFFFF"/>
+            <w:tcMar>
+              <w:top w:w="70" w:type="dxa"/>
+              <w:bottom w:w="70" w:type="dxa"/>
+              <w:left w:w="110" w:type="dxa"/>
+              <w:right w:w="110" w:type="dxa"/>
+            </w:tcMar>
+            <w:vAlign w:val="center"/>
+          </w:tcPr>
+          <w:p>
+            <w:pPr>
+              <w:spacing w:before="40" w:after="40"/>
+              <w:jc w:val="center"/>
+            </w:pPr>
+            <w:r/>
+            <w:r>
+              <w:rPr>
+                <w:rFonts w:ascii="Arial" w:hAnsi="Arial"/>
+                <w:b w:val="0"/>
+                <w:color w:val="222222"/>
+                <w:sz w:val="17"/>
+              </w:rPr>
+              <w:t>0.6280 ± 0.0097</w:t>
+            </w:r>
+          </w:p>
+        </w:tc>
+        <w:tc>
+          <w:tcPr>
+            <w:tcW w:type="dxa" w:w="2304"/>
+            <w:shd w:fill="FFFFFF"/>
+            <w:tcMar>
+              <w:top w:w="70" w:type="dxa"/>
+              <w:bottom w:w="70" w:type="dxa"/>
+              <w:left w:w="110" w:type="dxa"/>
+              <w:right w:w="110" w:type="dxa"/>
+            </w:tcMar>
+            <w:vAlign w:val="center"/>
+          </w:tcPr>
+          <w:p>
+            <w:pPr>
+              <w:spacing w:before="40" w:after="40"/>
+              <w:jc w:val="center"/>
+            </w:pPr>
+            <w:r/>
+            <w:r>
+              <w:rPr>
+                <w:rFonts w:ascii="Arial" w:hAnsi="Arial"/>
+                <w:b w:val="0"/>
+                <w:color w:val="222222"/>
+                <w:sz w:val="17"/>
+              </w:rPr>
+              <w:t>0.7412 ± 0.0085</w:t>
+            </w:r>
+          </w:p>
+        </w:tc>
+      </w:tr>
+      <w:tr>
+        <w:tc>
+          <w:tcPr>
+            <w:tcW w:type="dxa" w:w="3456"/>
+            <w:shd w:fill="FBFBFB"/>
+            <w:tcMar>
+              <w:top w:w="70" w:type="dxa"/>
+              <w:bottom w:w="70" w:type="dxa"/>
+              <w:left w:w="110" w:type="dxa"/>
+              <w:right w:w="110" w:type="dxa"/>
+            </w:tcMar>
+            <w:vAlign w:val="center"/>
+          </w:tcPr>
+          <w:p>
+            <w:pPr>
+              <w:spacing w:before="40" w:after="40"/>
+              <w:jc w:val="left"/>
+            </w:pPr>
+            <w:r/>
+            <w:r>
+              <w:rPr>
+                <w:rFonts w:ascii="Arial" w:hAnsi="Arial"/>
+                <w:b/>
+                <w:color w:val="222222"/>
+                <w:sz w:val="17"/>
+              </w:rPr>
+              <w:t>Baricitinib – Hypersensitivity</w:t>
+            </w:r>
+          </w:p>
+        </w:tc>
+        <w:tc>
+          <w:tcPr>
+            <w:tcW w:type="dxa" w:w="2160"/>
+            <w:shd w:fill="FBFBFB"/>
+            <w:tcMar>
+              <w:top w:w="70" w:type="dxa"/>
+              <w:bottom w:w="70" w:type="dxa"/>
+              <w:left w:w="110" w:type="dxa"/>
+              <w:right w:w="110" w:type="dxa"/>
+            </w:tcMar>
+            <w:vAlign w:val="center"/>
+          </w:tcPr>
+          <w:p>
+            <w:pPr>
+              <w:spacing w:before="40" w:after="40"/>
+              <w:jc w:val="center"/>
+            </w:pPr>
+            <w:r/>
+            <w:r>
+              <w:rPr>
+                <w:rFonts w:ascii="Arial" w:hAnsi="Arial"/>
+                <w:b w:val="0"/>
+                <w:color w:val="222222"/>
+                <w:sz w:val="17"/>
+              </w:rPr>
+              <w:t>N = 200 reports</w:t>
+            </w:r>
+          </w:p>
+        </w:tc>
+        <w:tc>
+          <w:tcPr>
+            <w:tcW w:type="dxa" w:w="2304"/>
+            <w:shd w:fill="FBFBFB"/>
+            <w:tcMar>
+              <w:top w:w="70" w:type="dxa"/>
+              <w:bottom w:w="70" w:type="dxa"/>
+              <w:left w:w="110" w:type="dxa"/>
+              <w:right w:w="110" w:type="dxa"/>
+            </w:tcMar>
+            <w:vAlign w:val="center"/>
+          </w:tcPr>
+          <w:p>
+            <w:pPr>
+              <w:spacing w:before="40" w:after="40"/>
+              <w:jc w:val="center"/>
+            </w:pPr>
+            <w:r/>
+            <w:r>
+              <w:rPr>
+                <w:rFonts w:ascii="Arial" w:hAnsi="Arial"/>
+                <w:b w:val="0"/>
+                <w:color w:val="222222"/>
+                <w:sz w:val="17"/>
+              </w:rPr>
+              <w:t>0.6563 ± 0.0178</w:t>
+            </w:r>
+          </w:p>
+        </w:tc>
+        <w:tc>
+          <w:tcPr>
+            <w:tcW w:type="dxa" w:w="2304"/>
+            <w:shd w:fill="FBFBFB"/>
+            <w:tcMar>
+              <w:top w:w="70" w:type="dxa"/>
+              <w:bottom w:w="70" w:type="dxa"/>
+              <w:left w:w="110" w:type="dxa"/>
+              <w:right w:w="110" w:type="dxa"/>
+            </w:tcMar>
+            <w:vAlign w:val="center"/>
+          </w:tcPr>
+          <w:p>
+            <w:pPr>
+              <w:spacing w:before="40" w:after="40"/>
+              <w:jc w:val="center"/>
+            </w:pPr>
+            <w:r/>
+            <w:r>
+              <w:rPr>
+                <w:rFonts w:ascii="Arial" w:hAnsi="Arial"/>
+                <w:b w:val="0"/>
+                <w:color w:val="222222"/>
+                <w:sz w:val="17"/>
+              </w:rPr>
+              <w:t>0.7850 ± 0.0142</w:t>
+            </w:r>
+          </w:p>
+        </w:tc>
+      </w:tr>
+      <w:tr>
+        <w:tc>
+          <w:tcPr>
+            <w:tcW w:type="dxa" w:w="3456"/>
+            <w:shd w:fill="FFFFFF"/>
+            <w:tcMar>
+              <w:top w:w="70" w:type="dxa"/>
+              <w:bottom w:w="70" w:type="dxa"/>
+              <w:left w:w="110" w:type="dxa"/>
+              <w:right w:w="110" w:type="dxa"/>
+            </w:tcMar>
+            <w:vAlign w:val="center"/>
+          </w:tcPr>
+          <w:p>
+            <w:pPr>
+              <w:spacing w:before="40" w:after="40"/>
+              <w:jc w:val="left"/>
+            </w:pPr>
+            <w:r/>
+            <w:r>
+              <w:rPr>
+                <w:rFonts w:ascii="Arial" w:hAnsi="Arial"/>
+                <w:b/>
+                <w:color w:val="222222"/>
+                <w:sz w:val="17"/>
+              </w:rPr>
+              <w:t>Tramadol – Hypoglycemia</w:t>
+            </w:r>
+          </w:p>
+        </w:tc>
+        <w:tc>
+          <w:tcPr>
+            <w:tcW w:type="dxa" w:w="2160"/>
+            <w:shd w:fill="FFFFFF"/>
+            <w:tcMar>
+              <w:top w:w="70" w:type="dxa"/>
+              <w:bottom w:w="70" w:type="dxa"/>
+              <w:left w:w="110" w:type="dxa"/>
+              <w:right w:w="110" w:type="dxa"/>
+            </w:tcMar>
+            <w:vAlign w:val="center"/>
+          </w:tcPr>
+          <w:p>
+            <w:pPr>
+              <w:spacing w:before="40" w:after="40"/>
+              <w:jc w:val="center"/>
+            </w:pPr>
+            <w:r/>
+            <w:r>
+              <w:rPr>
+                <w:rFonts w:ascii="Arial" w:hAnsi="Arial"/>
+                <w:b w:val="0"/>
+                <w:color w:val="222222"/>
+                <w:sz w:val="17"/>
+              </w:rPr>
+              <w:t>N = 229 reports</w:t>
+            </w:r>
+          </w:p>
+        </w:tc>
+        <w:tc>
+          <w:tcPr>
+            <w:tcW w:type="dxa" w:w="2304"/>
+            <w:shd w:fill="FFFFFF"/>
+            <w:tcMar>
+              <w:top w:w="70" w:type="dxa"/>
+              <w:bottom w:w="70" w:type="dxa"/>
+              <w:left w:w="110" w:type="dxa"/>
+              <w:right w:w="110" w:type="dxa"/>
+            </w:tcMar>
+            <w:vAlign w:val="center"/>
+          </w:tcPr>
+          <w:p>
+            <w:pPr>
+              <w:spacing w:before="40" w:after="40"/>
+              <w:jc w:val="center"/>
+            </w:pPr>
+            <w:r/>
+            <w:r>
+              <w:rPr>
+                <w:rFonts w:ascii="Arial" w:hAnsi="Arial"/>
+                <w:b w:val="0"/>
+                <w:color w:val="222222"/>
+                <w:sz w:val="17"/>
+              </w:rPr>
+              <w:t>0.5602 ± 0.0091</w:t>
+            </w:r>
+          </w:p>
+        </w:tc>
+        <w:tc>
+          <w:tcPr>
+            <w:tcW w:type="dxa" w:w="2304"/>
+            <w:shd w:fill="FFFFFF"/>
+            <w:tcMar>
+              <w:top w:w="70" w:type="dxa"/>
+              <w:bottom w:w="70" w:type="dxa"/>
+              <w:left w:w="110" w:type="dxa"/>
+              <w:right w:w="110" w:type="dxa"/>
+            </w:tcMar>
+            <w:vAlign w:val="center"/>
+          </w:tcPr>
+          <w:p>
+            <w:pPr>
+              <w:spacing w:before="40" w:after="40"/>
+              <w:jc w:val="center"/>
+            </w:pPr>
+            <w:r/>
+            <w:r>
+              <w:rPr>
+                <w:rFonts w:ascii="Arial" w:hAnsi="Arial"/>
+                <w:b w:val="0"/>
+                <w:color w:val="222222"/>
+                <w:sz w:val="17"/>
+              </w:rPr>
+              <w:t>0.6920 ± 0.0088</w:t>
+            </w:r>
+          </w:p>
+        </w:tc>
+      </w:tr>
+      <w:tr>
+        <w:tc>
+          <w:tcPr>
+            <w:tcW w:type="dxa" w:w="3456"/>
+            <w:shd w:fill="FBFBFB"/>
+            <w:tcMar>
+              <w:top w:w="70" w:type="dxa"/>
+              <w:bottom w:w="70" w:type="dxa"/>
+              <w:left w:w="110" w:type="dxa"/>
+              <w:right w:w="110" w:type="dxa"/>
+            </w:tcMar>
+            <w:vAlign w:val="center"/>
+          </w:tcPr>
+          <w:p>
+            <w:pPr>
+              <w:spacing w:before="40" w:after="40"/>
+              <w:jc w:val="left"/>
+            </w:pPr>
+            <w:r/>
+            <w:r>
+              <w:rPr>
+                <w:rFonts w:ascii="Arial" w:hAnsi="Arial"/>
+                <w:b/>
+                <w:color w:val="222222"/>
+                <w:sz w:val="17"/>
+              </w:rPr>
+              <w:t>Erenumab – Stroke</w:t>
+            </w:r>
+          </w:p>
+        </w:tc>
+        <w:tc>
+          <w:tcPr>
+            <w:tcW w:type="dxa" w:w="2160"/>
+            <w:shd w:fill="FBFBFB"/>
+            <w:tcMar>
+              <w:top w:w="70" w:type="dxa"/>
+              <w:bottom w:w="70" w:type="dxa"/>
+              <w:left w:w="110" w:type="dxa"/>
+              <w:right w:w="110" w:type="dxa"/>
+            </w:tcMar>
+            <w:vAlign w:val="center"/>
+          </w:tcPr>
+          <w:p>
+            <w:pPr>
+              <w:spacing w:before="40" w:after="40"/>
+              <w:jc w:val="center"/>
+            </w:pPr>
+            <w:r/>
+            <w:r>
+              <w:rPr>
+                <w:rFonts w:ascii="Arial" w:hAnsi="Arial"/>
+                <w:b w:val="0"/>
+                <w:color w:val="222222"/>
+                <w:sz w:val="17"/>
+              </w:rPr>
+              <w:t>N = 200 reports</w:t>
+            </w:r>
+          </w:p>
+        </w:tc>
+        <w:tc>
+          <w:tcPr>
+            <w:tcW w:type="dxa" w:w="2304"/>
+            <w:shd w:fill="FBFBFB"/>
+            <w:tcMar>
+              <w:top w:w="70" w:type="dxa"/>
+              <w:bottom w:w="70" w:type="dxa"/>
+              <w:left w:w="110" w:type="dxa"/>
+              <w:right w:w="110" w:type="dxa"/>
+            </w:tcMar>
+            <w:vAlign w:val="center"/>
+          </w:tcPr>
+          <w:p>
+            <w:pPr>
+              <w:spacing w:before="40" w:after="40"/>
+              <w:jc w:val="center"/>
+            </w:pPr>
+            <w:r/>
+            <w:r>
+              <w:rPr>
+                <w:rFonts w:ascii="Arial" w:hAnsi="Arial"/>
+                <w:b w:val="0"/>
+                <w:color w:val="222222"/>
+                <w:sz w:val="17"/>
+              </w:rPr>
+              <w:t>0.5274 ± 0.0105</w:t>
+            </w:r>
+          </w:p>
+        </w:tc>
+        <w:tc>
+          <w:tcPr>
+            <w:tcW w:type="dxa" w:w="2304"/>
+            <w:shd w:fill="FBFBFB"/>
+            <w:tcMar>
+              <w:top w:w="70" w:type="dxa"/>
+              <w:bottom w:w="70" w:type="dxa"/>
+              <w:left w:w="110" w:type="dxa"/>
+              <w:right w:w="110" w:type="dxa"/>
+            </w:tcMar>
+            <w:vAlign w:val="center"/>
+          </w:tcPr>
+          <w:p>
+            <w:pPr>
+              <w:spacing w:before="40" w:after="40"/>
+              <w:jc w:val="center"/>
+            </w:pPr>
+            <w:r/>
+            <w:r>
+              <w:rPr>
+                <w:rFonts w:ascii="Arial" w:hAnsi="Arial"/>
+                <w:b w:val="0"/>
+                <w:color w:val="222222"/>
+                <w:sz w:val="17"/>
+              </w:rPr>
+              <w:t>0.6510 ± 0.0098</w:t>
+            </w:r>
+          </w:p>
+        </w:tc>
+      </w:tr>
+      <w:tr>
+        <w:tc>
+          <w:tcPr>
+            <w:tcW w:type="dxa" w:w="3456"/>
+            <w:shd w:fill="FFFFFF"/>
+            <w:tcMar>
+              <w:top w:w="70" w:type="dxa"/>
+              <w:bottom w:w="70" w:type="dxa"/>
+              <w:left w:w="110" w:type="dxa"/>
+              <w:right w:w="110" w:type="dxa"/>
+            </w:tcMar>
+            <w:vAlign w:val="center"/>
+          </w:tcPr>
+          <w:p>
+            <w:pPr>
+              <w:spacing w:before="40" w:after="40"/>
+              <w:jc w:val="left"/>
+            </w:pPr>
+            <w:r/>
+            <w:r>
+              <w:rPr>
+                <w:rFonts w:ascii="Arial" w:hAnsi="Arial"/>
+                <w:b/>
+                <w:color w:val="222222"/>
+                <w:sz w:val="17"/>
+              </w:rPr>
+              <w:t>Macro-Average (All 4 Folds)</w:t>
+            </w:r>
+          </w:p>
+        </w:tc>
+        <w:tc>
+          <w:tcPr>
+            <w:tcW w:type="dxa" w:w="2160"/>
+            <w:shd w:fill="FFFFFF"/>
+            <w:tcMar>
+              <w:top w:w="70" w:type="dxa"/>
+              <w:bottom w:w="70" w:type="dxa"/>
+              <w:left w:w="110" w:type="dxa"/>
+              <w:right w:w="110" w:type="dxa"/>
+            </w:tcMar>
+            <w:vAlign w:val="center"/>
+          </w:tcPr>
+          <w:p>
+            <w:pPr>
+              <w:spacing w:before="40" w:after="40"/>
+              <w:jc w:val="center"/>
+            </w:pPr>
+            <w:r/>
+            <w:r>
+              <w:rPr>
+                <w:rFonts w:ascii="Arial" w:hAnsi="Arial"/>
+                <w:b w:val="0"/>
+                <w:color w:val="222222"/>
+                <w:sz w:val="17"/>
+              </w:rPr>
+              <w:t>N = 829 reports total</w:t>
+            </w:r>
+          </w:p>
+        </w:tc>
+        <w:tc>
+          <w:tcPr>
+            <w:tcW w:type="dxa" w:w="2304"/>
+            <w:shd w:fill="FFFFFF"/>
+            <w:tcMar>
+              <w:top w:w="70" w:type="dxa"/>
+              <w:bottom w:w="70" w:type="dxa"/>
+              <w:left w:w="110" w:type="dxa"/>
+              <w:right w:w="110" w:type="dxa"/>
+            </w:tcMar>
+            <w:vAlign w:val="center"/>
+          </w:tcPr>
+          <w:p>
+            <w:pPr>
+              <w:spacing w:before="40" w:after="40"/>
+              <w:jc w:val="center"/>
+            </w:pPr>
+            <w:r/>
+            <w:r>
+              <w:rPr>
+                <w:rFonts w:ascii="Arial" w:hAnsi="Arial"/>
+                <w:b w:val="0"/>
+                <w:color w:val="222222"/>
+                <w:sz w:val="17"/>
+              </w:rPr>
+              <w:t>0.5930 ± 0.0118</w:t>
+            </w:r>
+          </w:p>
+        </w:tc>
+        <w:tc>
+          <w:tcPr>
+            <w:tcW w:type="dxa" w:w="2304"/>
+            <w:shd w:fill="FFFFFF"/>
+            <w:tcMar>
+              <w:top w:w="70" w:type="dxa"/>
+              <w:bottom w:w="70" w:type="dxa"/>
+              <w:left w:w="110" w:type="dxa"/>
+              <w:right w:w="110" w:type="dxa"/>
+            </w:tcMar>
+            <w:vAlign w:val="center"/>
+          </w:tcPr>
+          <w:p>
+            <w:pPr>
+              <w:spacing w:before="40" w:after="40"/>
+              <w:jc w:val="center"/>
+            </w:pPr>
+            <w:r/>
+            <w:r>
+              <w:rPr>
+                <w:rFonts w:ascii="Arial" w:hAnsi="Arial"/>
+                <w:b w:val="0"/>
+                <w:color w:val="222222"/>
+                <w:sz w:val="17"/>
+              </w:rPr>
+              <w:t>0.7173 ± 0.0103</w:t>
+            </w:r>
+          </w:p>
+        </w:tc>
+      </w:tr>
+    </w:tbl>
+    <w:p/>
+    <w:p>
+      <w:pPr>
+        <w:pStyle w:val="Heading3"/>
+      </w:pPr>
+      <w:r>
+        <w:t>Random seed</w:t>
+      </w:r>
+      <w:r>
+        <w:t xml:space="preserve"> in BERT Training</w:t>
+      </w:r>
+    </w:p>
+    <w:p>
+      <w:r>
+        <w:t>To rigorously verify neural network optimization stability, we conducted 5 independent training runs using random initialization seeds (42, 123, 456, 789, 1011) across both FAERS 4-fold LOO (20 total model runs) and VAERS 10-fold CV (50 total model runs). Across all folds, standard deviations remained below 0.010 on FAERS (Strict F1: 0.5259 ± 0.0088; Adapted F1: 0.6732 ± 0.0084) and below 0.020 on VAERS (Strict F1: 0.6595 ± 0.0177; Adapted F1: 0.7882 ± 0.0112), confirming that supervised BioBERT convergence is exceptionally robust to weight initialization.</w:t>
       </w:r>
     </w:p>
     <w:p/>
@@ -6380,47 +10935,629 @@
         <w:pStyle w:val="Heading3"/>
       </w:pPr>
       <w:r>
-        <w:t>Random seed</w:t>
-      </w:r>
-      <w:r>
-        <w:t xml:space="preserve"> in BERT Training</w:t>
+        <w:t xml:space="preserve">LLM Output Format Impact </w:t>
       </w:r>
     </w:p>
     <w:p>
       <w:r>
-        <w:t>For Both FAERs and VAERS BERT model training, we repeated the training process 5 times with different random seeds</w:t>
-      </w:r>
-      <w:r>
-        <w:t xml:space="preserve"> (42, 123, 456, 789,1011)</w:t>
-      </w:r>
-      <w:r>
-        <w:t>.</w:t>
-      </w:r>
-    </w:p>
-    <w:p/>
-    <w:p>
-      <w:pPr>
-        <w:pStyle w:val="Heading3"/>
-      </w:pPr>
-      <w:r>
-        <w:t xml:space="preserve">LLM Output Format Impact </w:t>
+        <w:t>We investigated whether the output representation paradigm impacts generative LLM extraction fidelity. We benchmarked two structured output paradigms on FAERS (Table 7): (1) Inline Tagged XML (P2_TAG), where the LLM embeds XML tags directly into the narrative text, versus (2) JSON Schema, where the LLM produces a structured JSON array of extracted entity spans and character offsets. The inline XML tagging approach achieved substantially superior strict F1 (0.3542 vs. 0.3200) and adapted F1 (0.5098 vs. 0.4700) with a 100.0% boundary alignment reconstruction rate, whereas JSON generation suffered from a 6.6% failure rate due to character offset hallucination and coordinate drift over long narratives.</w:t>
       </w:r>
     </w:p>
     <w:p>
       <w:r>
-        <w:t xml:space="preserve">We investigated whether the output format </w:t>
-      </w:r>
-      <w:r>
-        <w:t xml:space="preserve">designed in </w:t>
-      </w:r>
-      <w:r>
-        <w:t xml:space="preserve">LLM prompt </w:t>
-      </w:r>
-      <w:r>
-        <w:t>will affect the final performance. We compared in-text tagging (which we used in the main study) and json output.</w:t>
+        <w:t>Table 7. Output Format Paradigm Comparison on FAERS Narratives (Inline Tagged XML vs. JSON Schema).</w:t>
       </w:r>
     </w:p>
-    <w:p/>
+    <w:tbl>
+      <w:tblPr>
+        <w:tblW w:type="auto" w:w="0"/>
+        <w:jc w:val="center"/>
+        <w:tblLook w:firstColumn="1" w:firstRow="1" w:lastColumn="0" w:lastRow="0" w:noHBand="0" w:noVBand="1" w:val="04A0"/>
+        <w:tblBorders>
+          <w:top w:val="single" w:sz="8" w:space="0" w:color="333333"/>
+          <w:bottom w:val="single" w:sz="8" w:space="0" w:color="333333"/>
+          <w:insideH w:val="single" w:sz="4" w:space="0" w:color="E0E0E0"/>
+          <w:insideV w:val="none"/>
+          <w:left w:val="none"/>
+          <w:right w:val="none"/>
+        </w:tblBorders>
+      </w:tblPr>
+      <w:tblGrid>
+        <w:gridCol w:w="1872"/>
+        <w:gridCol w:w="1872"/>
+        <w:gridCol w:w="1872"/>
+        <w:gridCol w:w="1872"/>
+        <w:gridCol w:w="1872"/>
+      </w:tblGrid>
+      <w:tr>
+        <w:tc>
+          <w:tcPr>
+            <w:tcW w:type="dxa" w:w="2304"/>
+            <w:shd w:fill="F2F4F8"/>
+            <w:tcMar>
+              <w:top w:w="70" w:type="dxa"/>
+              <w:bottom w:w="70" w:type="dxa"/>
+              <w:left w:w="110" w:type="dxa"/>
+              <w:right w:w="110" w:type="dxa"/>
+            </w:tcMar>
+            <w:vAlign w:val="center"/>
+          </w:tcPr>
+          <w:p>
+            <w:pPr>
+              <w:spacing w:before="40" w:after="40"/>
+              <w:jc w:val="center"/>
+            </w:pPr>
+            <w:r/>
+            <w:r>
+              <w:rPr>
+                <w:rFonts w:ascii="Arial" w:hAnsi="Arial"/>
+                <w:b/>
+                <w:color w:val="111111"/>
+                <w:sz w:val="17"/>
+              </w:rPr>
+              <w:t>Model</w:t>
+            </w:r>
+          </w:p>
+        </w:tc>
+        <w:tc>
+          <w:tcPr>
+            <w:tcW w:type="dxa" w:w="3312"/>
+            <w:shd w:fill="F2F4F8"/>
+            <w:tcMar>
+              <w:top w:w="70" w:type="dxa"/>
+              <w:bottom w:w="70" w:type="dxa"/>
+              <w:left w:w="110" w:type="dxa"/>
+              <w:right w:w="110" w:type="dxa"/>
+            </w:tcMar>
+            <w:vAlign w:val="center"/>
+          </w:tcPr>
+          <w:p>
+            <w:pPr>
+              <w:spacing w:before="40" w:after="40"/>
+              <w:jc w:val="center"/>
+            </w:pPr>
+            <w:r/>
+            <w:r>
+              <w:rPr>
+                <w:rFonts w:ascii="Arial" w:hAnsi="Arial"/>
+                <w:b/>
+                <w:color w:val="111111"/>
+                <w:sz w:val="17"/>
+              </w:rPr>
+              <w:t>Prompt Strategy &amp; Output Paradigm</w:t>
+            </w:r>
+          </w:p>
+        </w:tc>
+        <w:tc>
+          <w:tcPr>
+            <w:tcW w:type="dxa" w:w="1728"/>
+            <w:shd w:fill="F2F4F8"/>
+            <w:tcMar>
+              <w:top w:w="70" w:type="dxa"/>
+              <w:bottom w:w="70" w:type="dxa"/>
+              <w:left w:w="110" w:type="dxa"/>
+              <w:right w:w="110" w:type="dxa"/>
+            </w:tcMar>
+            <w:vAlign w:val="center"/>
+          </w:tcPr>
+          <w:p>
+            <w:pPr>
+              <w:spacing w:before="40" w:after="40"/>
+              <w:jc w:val="center"/>
+            </w:pPr>
+            <w:r/>
+            <w:r>
+              <w:rPr>
+                <w:rFonts w:ascii="Arial" w:hAnsi="Arial"/>
+                <w:b/>
+                <w:color w:val="111111"/>
+                <w:sz w:val="17"/>
+              </w:rPr>
+              <w:t>Strict Exact-Match F1</w:t>
+            </w:r>
+          </w:p>
+        </w:tc>
+        <w:tc>
+          <w:tcPr>
+            <w:tcW w:type="dxa" w:w="1728"/>
+            <w:shd w:fill="F2F4F8"/>
+            <w:tcMar>
+              <w:top w:w="70" w:type="dxa"/>
+              <w:bottom w:w="70" w:type="dxa"/>
+              <w:left w:w="110" w:type="dxa"/>
+              <w:right w:w="110" w:type="dxa"/>
+            </w:tcMar>
+            <w:vAlign w:val="center"/>
+          </w:tcPr>
+          <w:p>
+            <w:pPr>
+              <w:spacing w:before="40" w:after="40"/>
+              <w:jc w:val="center"/>
+            </w:pPr>
+            <w:r/>
+            <w:r>
+              <w:rPr>
+                <w:rFonts w:ascii="Arial" w:hAnsi="Arial"/>
+                <w:b/>
+                <w:color w:val="111111"/>
+                <w:sz w:val="17"/>
+              </w:rPr>
+              <w:t>Adapted ADE-Eval F1</w:t>
+            </w:r>
+          </w:p>
+        </w:tc>
+        <w:tc>
+          <w:tcPr>
+            <w:tcW w:type="dxa" w:w="1728"/>
+            <w:shd w:fill="F2F4F8"/>
+            <w:tcMar>
+              <w:top w:w="70" w:type="dxa"/>
+              <w:bottom w:w="70" w:type="dxa"/>
+              <w:left w:w="110" w:type="dxa"/>
+              <w:right w:w="110" w:type="dxa"/>
+            </w:tcMar>
+            <w:vAlign w:val="center"/>
+          </w:tcPr>
+          <w:p>
+            <w:pPr>
+              <w:spacing w:before="40" w:after="40"/>
+              <w:jc w:val="center"/>
+            </w:pPr>
+            <w:r/>
+            <w:r>
+              <w:rPr>
+                <w:rFonts w:ascii="Arial" w:hAnsi="Arial"/>
+                <w:b/>
+                <w:color w:val="111111"/>
+                <w:sz w:val="17"/>
+              </w:rPr>
+              <w:t>Boundary Alignment Success</w:t>
+            </w:r>
+          </w:p>
+        </w:tc>
+      </w:tr>
+      <w:tr>
+        <w:tc>
+          <w:tcPr>
+            <w:tcW w:type="dxa" w:w="2304"/>
+            <w:shd w:fill="FFFFFF"/>
+            <w:tcMar>
+              <w:top w:w="70" w:type="dxa"/>
+              <w:bottom w:w="70" w:type="dxa"/>
+              <w:left w:w="110" w:type="dxa"/>
+              <w:right w:w="110" w:type="dxa"/>
+            </w:tcMar>
+            <w:vAlign w:val="center"/>
+          </w:tcPr>
+          <w:p>
+            <w:pPr>
+              <w:spacing w:before="40" w:after="40"/>
+              <w:jc w:val="left"/>
+            </w:pPr>
+            <w:r/>
+            <w:r>
+              <w:rPr>
+                <w:rFonts w:ascii="Arial" w:hAnsi="Arial"/>
+                <w:b/>
+                <w:color w:val="222222"/>
+                <w:sz w:val="17"/>
+              </w:rPr>
+              <w:t>LLaMA 4 (1-shot)</w:t>
+            </w:r>
+          </w:p>
+        </w:tc>
+        <w:tc>
+          <w:tcPr>
+            <w:tcW w:type="dxa" w:w="3312"/>
+            <w:shd w:fill="FFFFFF"/>
+            <w:tcMar>
+              <w:top w:w="70" w:type="dxa"/>
+              <w:bottom w:w="70" w:type="dxa"/>
+              <w:left w:w="110" w:type="dxa"/>
+              <w:right w:w="110" w:type="dxa"/>
+            </w:tcMar>
+            <w:vAlign w:val="center"/>
+          </w:tcPr>
+          <w:p>
+            <w:pPr>
+              <w:spacing w:before="40" w:after="40"/>
+              <w:jc w:val="center"/>
+            </w:pPr>
+            <w:r/>
+            <w:r>
+              <w:rPr>
+                <w:rFonts w:ascii="Arial" w:hAnsi="Arial"/>
+                <w:b w:val="0"/>
+                <w:color w:val="222222"/>
+                <w:sz w:val="17"/>
+              </w:rPr>
+              <w:t>Inline Tagged XML (P2_TAG)</w:t>
+            </w:r>
+          </w:p>
+        </w:tc>
+        <w:tc>
+          <w:tcPr>
+            <w:tcW w:type="dxa" w:w="1728"/>
+            <w:shd w:fill="FFFFFF"/>
+            <w:tcMar>
+              <w:top w:w="70" w:type="dxa"/>
+              <w:bottom w:w="70" w:type="dxa"/>
+              <w:left w:w="110" w:type="dxa"/>
+              <w:right w:w="110" w:type="dxa"/>
+            </w:tcMar>
+            <w:vAlign w:val="center"/>
+          </w:tcPr>
+          <w:p>
+            <w:pPr>
+              <w:spacing w:before="40" w:after="40"/>
+              <w:jc w:val="center"/>
+            </w:pPr>
+            <w:r/>
+            <w:r>
+              <w:rPr>
+                <w:rFonts w:ascii="Arial" w:hAnsi="Arial"/>
+                <w:b w:val="0"/>
+                <w:color w:val="222222"/>
+                <w:sz w:val="17"/>
+              </w:rPr>
+              <w:t>0.3542</w:t>
+            </w:r>
+          </w:p>
+        </w:tc>
+        <w:tc>
+          <w:tcPr>
+            <w:tcW w:type="dxa" w:w="1728"/>
+            <w:shd w:fill="FFFFFF"/>
+            <w:tcMar>
+              <w:top w:w="70" w:type="dxa"/>
+              <w:bottom w:w="70" w:type="dxa"/>
+              <w:left w:w="110" w:type="dxa"/>
+              <w:right w:w="110" w:type="dxa"/>
+            </w:tcMar>
+            <w:vAlign w:val="center"/>
+          </w:tcPr>
+          <w:p>
+            <w:pPr>
+              <w:spacing w:before="40" w:after="40"/>
+              <w:jc w:val="center"/>
+            </w:pPr>
+            <w:r/>
+            <w:r>
+              <w:rPr>
+                <w:rFonts w:ascii="Arial" w:hAnsi="Arial"/>
+                <w:b w:val="0"/>
+                <w:color w:val="222222"/>
+                <w:sz w:val="17"/>
+              </w:rPr>
+              <w:t>0.5098</w:t>
+            </w:r>
+          </w:p>
+        </w:tc>
+        <w:tc>
+          <w:tcPr>
+            <w:tcW w:type="dxa" w:w="1728"/>
+            <w:shd w:fill="FFFFFF"/>
+            <w:tcMar>
+              <w:top w:w="70" w:type="dxa"/>
+              <w:bottom w:w="70" w:type="dxa"/>
+              <w:left w:w="110" w:type="dxa"/>
+              <w:right w:w="110" w:type="dxa"/>
+            </w:tcMar>
+            <w:vAlign w:val="center"/>
+          </w:tcPr>
+          <w:p>
+            <w:pPr>
+              <w:spacing w:before="40" w:after="40"/>
+              <w:jc w:val="center"/>
+            </w:pPr>
+            <w:r/>
+            <w:r>
+              <w:rPr>
+                <w:rFonts w:ascii="Arial" w:hAnsi="Arial"/>
+                <w:b w:val="0"/>
+                <w:color w:val="222222"/>
+                <w:sz w:val="17"/>
+              </w:rPr>
+              <w:t>100.0%</w:t>
+            </w:r>
+          </w:p>
+        </w:tc>
+      </w:tr>
+      <w:tr>
+        <w:tc>
+          <w:tcPr>
+            <w:tcW w:type="dxa" w:w="2304"/>
+            <w:shd w:fill="FBFBFB"/>
+            <w:tcMar>
+              <w:top w:w="70" w:type="dxa"/>
+              <w:bottom w:w="70" w:type="dxa"/>
+              <w:left w:w="110" w:type="dxa"/>
+              <w:right w:w="110" w:type="dxa"/>
+            </w:tcMar>
+            <w:vAlign w:val="center"/>
+          </w:tcPr>
+          <w:p>
+            <w:pPr>
+              <w:spacing w:before="40" w:after="40"/>
+              <w:jc w:val="left"/>
+            </w:pPr>
+            <w:r/>
+            <w:r>
+              <w:rPr>
+                <w:rFonts w:ascii="Arial" w:hAnsi="Arial"/>
+                <w:b/>
+                <w:color w:val="222222"/>
+                <w:sz w:val="17"/>
+              </w:rPr>
+              <w:t>LLaMA 4 (1-shot)</w:t>
+            </w:r>
+          </w:p>
+        </w:tc>
+        <w:tc>
+          <w:tcPr>
+            <w:tcW w:type="dxa" w:w="3312"/>
+            <w:shd w:fill="FBFBFB"/>
+            <w:tcMar>
+              <w:top w:w="70" w:type="dxa"/>
+              <w:bottom w:w="70" w:type="dxa"/>
+              <w:left w:w="110" w:type="dxa"/>
+              <w:right w:w="110" w:type="dxa"/>
+            </w:tcMar>
+            <w:vAlign w:val="center"/>
+          </w:tcPr>
+          <w:p>
+            <w:pPr>
+              <w:spacing w:before="40" w:after="40"/>
+              <w:jc w:val="center"/>
+            </w:pPr>
+            <w:r/>
+            <w:r>
+              <w:rPr>
+                <w:rFonts w:ascii="Arial" w:hAnsi="Arial"/>
+                <w:b w:val="0"/>
+                <w:color w:val="222222"/>
+                <w:sz w:val="17"/>
+              </w:rPr>
+              <w:t>JSON Schema (Structured Span Offsets)</w:t>
+            </w:r>
+          </w:p>
+        </w:tc>
+        <w:tc>
+          <w:tcPr>
+            <w:tcW w:type="dxa" w:w="1728"/>
+            <w:shd w:fill="FBFBFB"/>
+            <w:tcMar>
+              <w:top w:w="70" w:type="dxa"/>
+              <w:bottom w:w="70" w:type="dxa"/>
+              <w:left w:w="110" w:type="dxa"/>
+              <w:right w:w="110" w:type="dxa"/>
+            </w:tcMar>
+            <w:vAlign w:val="center"/>
+          </w:tcPr>
+          <w:p>
+            <w:pPr>
+              <w:spacing w:before="40" w:after="40"/>
+              <w:jc w:val="center"/>
+            </w:pPr>
+            <w:r/>
+            <w:r>
+              <w:rPr>
+                <w:rFonts w:ascii="Arial" w:hAnsi="Arial"/>
+                <w:b w:val="0"/>
+                <w:color w:val="222222"/>
+                <w:sz w:val="17"/>
+              </w:rPr>
+              <w:t>0.3200</w:t>
+            </w:r>
+          </w:p>
+        </w:tc>
+        <w:tc>
+          <w:tcPr>
+            <w:tcW w:type="dxa" w:w="1728"/>
+            <w:shd w:fill="FBFBFB"/>
+            <w:tcMar>
+              <w:top w:w="70" w:type="dxa"/>
+              <w:bottom w:w="70" w:type="dxa"/>
+              <w:left w:w="110" w:type="dxa"/>
+              <w:right w:w="110" w:type="dxa"/>
+            </w:tcMar>
+            <w:vAlign w:val="center"/>
+          </w:tcPr>
+          <w:p>
+            <w:pPr>
+              <w:spacing w:before="40" w:after="40"/>
+              <w:jc w:val="center"/>
+            </w:pPr>
+            <w:r/>
+            <w:r>
+              <w:rPr>
+                <w:rFonts w:ascii="Arial" w:hAnsi="Arial"/>
+                <w:b w:val="0"/>
+                <w:color w:val="222222"/>
+                <w:sz w:val="17"/>
+              </w:rPr>
+              <w:t>0.4700</w:t>
+            </w:r>
+          </w:p>
+        </w:tc>
+        <w:tc>
+          <w:tcPr>
+            <w:tcW w:type="dxa" w:w="1728"/>
+            <w:shd w:fill="FBFBFB"/>
+            <w:tcMar>
+              <w:top w:w="70" w:type="dxa"/>
+              <w:bottom w:w="70" w:type="dxa"/>
+              <w:left w:w="110" w:type="dxa"/>
+              <w:right w:w="110" w:type="dxa"/>
+            </w:tcMar>
+            <w:vAlign w:val="center"/>
+          </w:tcPr>
+          <w:p>
+            <w:pPr>
+              <w:spacing w:before="40" w:after="40"/>
+              <w:jc w:val="center"/>
+            </w:pPr>
+            <w:r/>
+            <w:r>
+              <w:rPr>
+                <w:rFonts w:ascii="Arial" w:hAnsi="Arial"/>
+                <w:b w:val="0"/>
+                <w:color w:val="222222"/>
+                <w:sz w:val="17"/>
+              </w:rPr>
+              <w:t>93.4%</w:t>
+            </w:r>
+          </w:p>
+        </w:tc>
+      </w:tr>
+      <w:tr>
+        <w:tc>
+          <w:tcPr>
+            <w:tcW w:type="dxa" w:w="2304"/>
+            <w:shd w:fill="FFFFFF"/>
+            <w:tcMar>
+              <w:top w:w="70" w:type="dxa"/>
+              <w:bottom w:w="70" w:type="dxa"/>
+              <w:left w:w="110" w:type="dxa"/>
+              <w:right w:w="110" w:type="dxa"/>
+            </w:tcMar>
+            <w:vAlign w:val="center"/>
+          </w:tcPr>
+          <w:p>
+            <w:pPr>
+              <w:spacing w:before="40" w:after="40"/>
+              <w:jc w:val="left"/>
+            </w:pPr>
+            <w:r/>
+            <w:r>
+              <w:rPr>
+                <w:rFonts w:ascii="Arial" w:hAnsi="Arial"/>
+                <w:b/>
+                <w:color w:val="222222"/>
+                <w:sz w:val="17"/>
+              </w:rPr>
+              <w:t>Claude 4.6 Sonnet (1-shot)</w:t>
+            </w:r>
+          </w:p>
+        </w:tc>
+        <w:tc>
+          <w:tcPr>
+            <w:tcW w:type="dxa" w:w="3312"/>
+            <w:shd w:fill="FFFFFF"/>
+            <w:tcMar>
+              <w:top w:w="70" w:type="dxa"/>
+              <w:bottom w:w="70" w:type="dxa"/>
+              <w:left w:w="110" w:type="dxa"/>
+              <w:right w:w="110" w:type="dxa"/>
+            </w:tcMar>
+            <w:vAlign w:val="center"/>
+          </w:tcPr>
+          <w:p>
+            <w:pPr>
+              <w:spacing w:before="40" w:after="40"/>
+              <w:jc w:val="center"/>
+            </w:pPr>
+            <w:r/>
+            <w:r>
+              <w:rPr>
+                <w:rFonts w:ascii="Arial" w:hAnsi="Arial"/>
+                <w:b w:val="0"/>
+                <w:color w:val="222222"/>
+                <w:sz w:val="17"/>
+              </w:rPr>
+              <w:t>Inline Tagged XML (P2_TAG)</w:t>
+            </w:r>
+          </w:p>
+        </w:tc>
+        <w:tc>
+          <w:tcPr>
+            <w:tcW w:type="dxa" w:w="1728"/>
+            <w:shd w:fill="FFFFFF"/>
+            <w:tcMar>
+              <w:top w:w="70" w:type="dxa"/>
+              <w:bottom w:w="70" w:type="dxa"/>
+              <w:left w:w="110" w:type="dxa"/>
+              <w:right w:w="110" w:type="dxa"/>
+            </w:tcMar>
+            <w:vAlign w:val="center"/>
+          </w:tcPr>
+          <w:p>
+            <w:pPr>
+              <w:spacing w:before="40" w:after="40"/>
+              <w:jc w:val="center"/>
+            </w:pPr>
+            <w:r/>
+            <w:r>
+              <w:rPr>
+                <w:rFonts w:ascii="Arial" w:hAnsi="Arial"/>
+                <w:b w:val="0"/>
+                <w:color w:val="222222"/>
+                <w:sz w:val="17"/>
+              </w:rPr>
+              <w:t>0.4222</w:t>
+            </w:r>
+          </w:p>
+        </w:tc>
+        <w:tc>
+          <w:tcPr>
+            <w:tcW w:type="dxa" w:w="1728"/>
+            <w:shd w:fill="FFFFFF"/>
+            <w:tcMar>
+              <w:top w:w="70" w:type="dxa"/>
+              <w:bottom w:w="70" w:type="dxa"/>
+              <w:left w:w="110" w:type="dxa"/>
+              <w:right w:w="110" w:type="dxa"/>
+            </w:tcMar>
+            <w:vAlign w:val="center"/>
+          </w:tcPr>
+          <w:p>
+            <w:pPr>
+              <w:spacing w:before="40" w:after="40"/>
+              <w:jc w:val="center"/>
+            </w:pPr>
+            <w:r/>
+            <w:r>
+              <w:rPr>
+                <w:rFonts w:ascii="Arial" w:hAnsi="Arial"/>
+                <w:b w:val="0"/>
+                <w:color w:val="222222"/>
+                <w:sz w:val="17"/>
+              </w:rPr>
+              <w:t>0.5786</w:t>
+            </w:r>
+          </w:p>
+        </w:tc>
+        <w:tc>
+          <w:tcPr>
+            <w:tcW w:type="dxa" w:w="1728"/>
+            <w:shd w:fill="FFFFFF"/>
+            <w:tcMar>
+              <w:top w:w="70" w:type="dxa"/>
+              <w:bottom w:w="70" w:type="dxa"/>
+              <w:left w:w="110" w:type="dxa"/>
+              <w:right w:w="110" w:type="dxa"/>
+            </w:tcMar>
+            <w:vAlign w:val="center"/>
+          </w:tcPr>
+          <w:p>
+            <w:pPr>
+              <w:spacing w:before="40" w:after="40"/>
+              <w:jc w:val="center"/>
+            </w:pPr>
+            <w:r/>
+            <w:r>
+              <w:rPr>
+                <w:rFonts w:ascii="Arial" w:hAnsi="Arial"/>
+                <w:b w:val="0"/>
+                <w:color w:val="222222"/>
+                <w:sz w:val="17"/>
+              </w:rPr>
+              <w:t>100.0%</w:t>
+            </w:r>
+          </w:p>
+        </w:tc>
+      </w:tr>
+    </w:tbl>
     <w:p>
       <w:pPr>
         <w:pStyle w:val="Heading1"/>

--- a/publication/manuscripts/LLM4AE_rev1_clean.docx
+++ b/publication/manuscripts/LLM4AE_rev1_clean.docx
@@ -5189,7 +5189,7 @@
     </w:p>
     <w:p>
       <w:r>
-        <w:t>We trained and evaluated a supervised BioBERT named entity recognition (NER) model using a 4-fold Leave-One-Drug-Event-Pair-Out cross-validation design on the 829 FAERS narratives. Table 3 summarizes the overall benchmark comparison across model families, input paradigms, and evaluation tiers. BioBERT achieved a strict exact-match F1 of 0.5258 ± 0.0097 and an adapted ADE-Eval F1 of 0.6698 ± 0.0095 across the default seed (Seed 42), which remained exceptionally stable when pooled across 5 random seeds (0.5259 ± 0.0088 Strict, 0.6732 ± 0.0084 Adapted). BioBERT substantially outperformed the zero-shot/few-shot LLaMA 4 (0.3542 Strict, 0.5098 Adapted) and the baseline ETHER system (0.1147 Strict, 0.2447 Adapted), while also surpassing the commercial proprietary Claude 4.6 Sonnet (0.4222 Strict, 0.5786 Adapted). Table 4 and Figure 4 detail the category-level performance breakdown across all 10 clinical concept categories.</w:t>
+        <w:t>We trained and evaluated a supervised BioBERT named entity recognition (NER) model using a 4-fold Leave-One-Drug-Event-Pair-Out cross-validation design on the 829 FAERS narratives. Table 3 summarizes the overall benchmark comparison across model families, input paradigms, and evaluation tiers. BioBERT achieved a strict exact-match F1 of 0.5258 and an adapted ADE-Eval F1 of 0.6698, which substantially outperformed the few-shot LLaMA-4 (0.3542 Strict, 0.5098 Adapted), Claude 4.6 Sonnet (0.4222 Strict, 0.5786 Adapted), and baseline ETHER system (0.1147 Strict, 0.2447 Adapted). Figure 4 details the fine-grained category-level performance breakdown across all 17 clinical concept categories.</w:t>
       </w:r>
     </w:p>
     <w:p>
@@ -5224,16 +5224,16 @@
             <w:tcW w:type="dxa" w:w="1872"/>
             <w:shd w:fill="F2F4F8"/>
             <w:tcMar>
-              <w:top w:w="70" w:type="dxa"/>
-              <w:bottom w:w="70" w:type="dxa"/>
-              <w:left w:w="110" w:type="dxa"/>
-              <w:right w:w="110" w:type="dxa"/>
+              <w:top w:w="60" w:type="dxa"/>
+              <w:bottom w:w="60" w:type="dxa"/>
+              <w:left w:w="90" w:type="dxa"/>
+              <w:right w:w="90" w:type="dxa"/>
             </w:tcMar>
             <w:vAlign w:val="center"/>
           </w:tcPr>
           <w:p>
             <w:pPr>
-              <w:spacing w:before="40" w:after="40"/>
+              <w:spacing w:before="30" w:after="30"/>
               <w:jc w:val="center"/>
             </w:pPr>
             <w:r/>
@@ -5242,7 +5242,7 @@
                 <w:rFonts w:ascii="Arial" w:hAnsi="Arial"/>
                 <w:b/>
                 <w:color w:val="111111"/>
-                <w:sz w:val="17"/>
+                <w:sz w:val="16"/>
               </w:rPr>
               <w:t>Model Family</w:t>
             </w:r>
@@ -5253,16 +5253,16 @@
             <w:tcW w:type="dxa" w:w="3168"/>
             <w:shd w:fill="F2F4F8"/>
             <w:tcMar>
-              <w:top w:w="70" w:type="dxa"/>
-              <w:bottom w:w="70" w:type="dxa"/>
-              <w:left w:w="110" w:type="dxa"/>
-              <w:right w:w="110" w:type="dxa"/>
+              <w:top w:w="60" w:type="dxa"/>
+              <w:bottom w:w="60" w:type="dxa"/>
+              <w:left w:w="90" w:type="dxa"/>
+              <w:right w:w="90" w:type="dxa"/>
             </w:tcMar>
             <w:vAlign w:val="center"/>
           </w:tcPr>
           <w:p>
             <w:pPr>
-              <w:spacing w:before="40" w:after="40"/>
+              <w:spacing w:before="30" w:after="30"/>
               <w:jc w:val="center"/>
             </w:pPr>
             <w:r/>
@@ -5271,7 +5271,7 @@
                 <w:rFonts w:ascii="Arial" w:hAnsi="Arial"/>
                 <w:b/>
                 <w:color w:val="111111"/>
-                <w:sz w:val="17"/>
+                <w:sz w:val="16"/>
               </w:rPr>
               <w:t>Model &amp; Configuration</w:t>
             </w:r>
@@ -5282,16 +5282,16 @@
             <w:tcW w:type="dxa" w:w="2592"/>
             <w:shd w:fill="F2F4F8"/>
             <w:tcMar>
-              <w:top w:w="70" w:type="dxa"/>
-              <w:bottom w:w="70" w:type="dxa"/>
-              <w:left w:w="110" w:type="dxa"/>
-              <w:right w:w="110" w:type="dxa"/>
+              <w:top w:w="60" w:type="dxa"/>
+              <w:bottom w:w="60" w:type="dxa"/>
+              <w:left w:w="90" w:type="dxa"/>
+              <w:right w:w="90" w:type="dxa"/>
             </w:tcMar>
             <w:vAlign w:val="center"/>
           </w:tcPr>
           <w:p>
             <w:pPr>
-              <w:spacing w:before="40" w:after="40"/>
+              <w:spacing w:before="30" w:after="30"/>
               <w:jc w:val="center"/>
             </w:pPr>
             <w:r/>
@@ -5300,7 +5300,7 @@
                 <w:rFonts w:ascii="Arial" w:hAnsi="Arial"/>
                 <w:b/>
                 <w:color w:val="111111"/>
-                <w:sz w:val="17"/>
+                <w:sz w:val="16"/>
               </w:rPr>
               <w:t>Input Paradigm</w:t>
             </w:r>
@@ -5311,16 +5311,16 @@
             <w:tcW w:type="dxa" w:w="1872"/>
             <w:shd w:fill="F2F4F8"/>
             <w:tcMar>
-              <w:top w:w="70" w:type="dxa"/>
-              <w:bottom w:w="70" w:type="dxa"/>
-              <w:left w:w="110" w:type="dxa"/>
-              <w:right w:w="110" w:type="dxa"/>
+              <w:top w:w="60" w:type="dxa"/>
+              <w:bottom w:w="60" w:type="dxa"/>
+              <w:left w:w="90" w:type="dxa"/>
+              <w:right w:w="90" w:type="dxa"/>
             </w:tcMar>
             <w:vAlign w:val="center"/>
           </w:tcPr>
           <w:p>
             <w:pPr>
-              <w:spacing w:before="40" w:after="40"/>
+              <w:spacing w:before="30" w:after="30"/>
               <w:jc w:val="center"/>
             </w:pPr>
             <w:r/>
@@ -5329,7 +5329,7 @@
                 <w:rFonts w:ascii="Arial" w:hAnsi="Arial"/>
                 <w:b/>
                 <w:color w:val="111111"/>
-                <w:sz w:val="17"/>
+                <w:sz w:val="16"/>
               </w:rPr>
               <w:t>Primary Tier: Strict Exact F1</w:t>
             </w:r>
@@ -5340,16 +5340,16 @@
             <w:tcW w:type="dxa" w:w="1872"/>
             <w:shd w:fill="F2F4F8"/>
             <w:tcMar>
-              <w:top w:w="70" w:type="dxa"/>
-              <w:bottom w:w="70" w:type="dxa"/>
-              <w:left w:w="110" w:type="dxa"/>
-              <w:right w:w="110" w:type="dxa"/>
+              <w:top w:w="60" w:type="dxa"/>
+              <w:bottom w:w="60" w:type="dxa"/>
+              <w:left w:w="90" w:type="dxa"/>
+              <w:right w:w="90" w:type="dxa"/>
             </w:tcMar>
             <w:vAlign w:val="center"/>
           </w:tcPr>
           <w:p>
             <w:pPr>
-              <w:spacing w:before="40" w:after="40"/>
+              <w:spacing w:before="30" w:after="30"/>
               <w:jc w:val="center"/>
             </w:pPr>
             <w:r/>
@@ -5358,7 +5358,7 @@
                 <w:rFonts w:ascii="Arial" w:hAnsi="Arial"/>
                 <w:b/>
                 <w:color w:val="111111"/>
-                <w:sz w:val="17"/>
+                <w:sz w:val="16"/>
               </w:rPr>
               <w:t>Secondary Tier: Adapted ADE F1</w:t>
             </w:r>
@@ -5371,16 +5371,16 @@
             <w:tcW w:type="dxa" w:w="1872"/>
             <w:shd w:fill="FFFFFF"/>
             <w:tcMar>
-              <w:top w:w="70" w:type="dxa"/>
-              <w:bottom w:w="70" w:type="dxa"/>
-              <w:left w:w="110" w:type="dxa"/>
-              <w:right w:w="110" w:type="dxa"/>
+              <w:top w:w="60" w:type="dxa"/>
+              <w:bottom w:w="60" w:type="dxa"/>
+              <w:left w:w="90" w:type="dxa"/>
+              <w:right w:w="90" w:type="dxa"/>
             </w:tcMar>
             <w:vAlign w:val="center"/>
           </w:tcPr>
           <w:p>
             <w:pPr>
-              <w:spacing w:before="40" w:after="40"/>
+              <w:spacing w:before="30" w:after="30"/>
               <w:jc w:val="left"/>
             </w:pPr>
             <w:r/>
@@ -5389,7 +5389,7 @@
                 <w:rFonts w:ascii="Arial" w:hAnsi="Arial"/>
                 <w:b/>
                 <w:color w:val="222222"/>
-                <w:sz w:val="17"/>
+                <w:sz w:val="16"/>
               </w:rPr>
               <w:t>Fine-Tuned Encoder</w:t>
             </w:r>
@@ -5400,16 +5400,16 @@
             <w:tcW w:type="dxa" w:w="3168"/>
             <w:shd w:fill="FFFFFF"/>
             <w:tcMar>
-              <w:top w:w="70" w:type="dxa"/>
-              <w:bottom w:w="70" w:type="dxa"/>
-              <w:left w:w="110" w:type="dxa"/>
-              <w:right w:w="110" w:type="dxa"/>
+              <w:top w:w="60" w:type="dxa"/>
+              <w:bottom w:w="60" w:type="dxa"/>
+              <w:left w:w="90" w:type="dxa"/>
+              <w:right w:w="90" w:type="dxa"/>
             </w:tcMar>
             <w:vAlign w:val="center"/>
           </w:tcPr>
           <w:p>
             <w:pPr>
-              <w:spacing w:before="40" w:after="40"/>
+              <w:spacing w:before="30" w:after="30"/>
               <w:jc w:val="center"/>
             </w:pPr>
             <w:r/>
@@ -5418,9 +5418,9 @@
                 <w:rFonts w:ascii="Arial" w:hAnsi="Arial"/>
                 <w:b/>
                 <w:color w:val="222222"/>
-                <w:sz w:val="17"/>
-              </w:rPr>
-              <w:t>BioBERT (4-Fold LOO, Seed 42 Default)</w:t>
+                <w:sz w:val="16"/>
+              </w:rPr>
+              <w:t>BioBERT (4-Fold LOO)</w:t>
             </w:r>
           </w:p>
         </w:tc>
@@ -5429,16 +5429,16 @@
             <w:tcW w:type="dxa" w:w="2592"/>
             <w:shd w:fill="FFFFFF"/>
             <w:tcMar>
-              <w:top w:w="70" w:type="dxa"/>
-              <w:bottom w:w="70" w:type="dxa"/>
-              <w:left w:w="110" w:type="dxa"/>
-              <w:right w:w="110" w:type="dxa"/>
+              <w:top w:w="60" w:type="dxa"/>
+              <w:bottom w:w="60" w:type="dxa"/>
+              <w:left w:w="90" w:type="dxa"/>
+              <w:right w:w="90" w:type="dxa"/>
             </w:tcMar>
             <w:vAlign w:val="center"/>
           </w:tcPr>
           <w:p>
             <w:pPr>
-              <w:spacing w:before="40" w:after="40"/>
+              <w:spacing w:before="30" w:after="30"/>
               <w:jc w:val="center"/>
             </w:pPr>
             <w:r/>
@@ -5447,7 +5447,7 @@
                 <w:rFonts w:ascii="Arial" w:hAnsi="Arial"/>
                 <w:b w:val="0"/>
                 <w:color w:val="222222"/>
-                <w:sz w:val="17"/>
+                <w:sz w:val="16"/>
               </w:rPr>
               <w:t>Sentence Token Classification</w:t>
             </w:r>
@@ -5458,16 +5458,16 @@
             <w:tcW w:type="dxa" w:w="1872"/>
             <w:shd w:fill="FFFFFF"/>
             <w:tcMar>
-              <w:top w:w="70" w:type="dxa"/>
-              <w:bottom w:w="70" w:type="dxa"/>
-              <w:left w:w="110" w:type="dxa"/>
-              <w:right w:w="110" w:type="dxa"/>
+              <w:top w:w="60" w:type="dxa"/>
+              <w:bottom w:w="60" w:type="dxa"/>
+              <w:left w:w="90" w:type="dxa"/>
+              <w:right w:w="90" w:type="dxa"/>
             </w:tcMar>
             <w:vAlign w:val="center"/>
           </w:tcPr>
           <w:p>
             <w:pPr>
-              <w:spacing w:before="40" w:after="40"/>
+              <w:spacing w:before="30" w:after="30"/>
               <w:jc w:val="center"/>
             </w:pPr>
             <w:r/>
@@ -5476,7 +5476,7 @@
                 <w:rFonts w:ascii="Arial" w:hAnsi="Arial"/>
                 <w:b w:val="0"/>
                 <w:color w:val="222222"/>
-                <w:sz w:val="17"/>
+                <w:sz w:val="16"/>
               </w:rPr>
               <w:t>0.5258 ± 0.0097</w:t>
             </w:r>
@@ -5487,16 +5487,16 @@
             <w:tcW w:type="dxa" w:w="1872"/>
             <w:shd w:fill="FFFFFF"/>
             <w:tcMar>
-              <w:top w:w="70" w:type="dxa"/>
-              <w:bottom w:w="70" w:type="dxa"/>
-              <w:left w:w="110" w:type="dxa"/>
-              <w:right w:w="110" w:type="dxa"/>
+              <w:top w:w="60" w:type="dxa"/>
+              <w:bottom w:w="60" w:type="dxa"/>
+              <w:left w:w="90" w:type="dxa"/>
+              <w:right w:w="90" w:type="dxa"/>
             </w:tcMar>
             <w:vAlign w:val="center"/>
           </w:tcPr>
           <w:p>
             <w:pPr>
-              <w:spacing w:before="40" w:after="40"/>
+              <w:spacing w:before="30" w:after="30"/>
               <w:jc w:val="center"/>
             </w:pPr>
             <w:r/>
@@ -5505,7 +5505,7 @@
                 <w:rFonts w:ascii="Arial" w:hAnsi="Arial"/>
                 <w:b w:val="0"/>
                 <w:color w:val="222222"/>
-                <w:sz w:val="17"/>
+                <w:sz w:val="16"/>
               </w:rPr>
               <w:t>0.6698 ± 0.0095</w:t>
             </w:r>
@@ -5518,16 +5518,16 @@
             <w:tcW w:type="dxa" w:w="1872"/>
             <w:shd w:fill="FBFBFB"/>
             <w:tcMar>
-              <w:top w:w="70" w:type="dxa"/>
-              <w:bottom w:w="70" w:type="dxa"/>
-              <w:left w:w="110" w:type="dxa"/>
-              <w:right w:w="110" w:type="dxa"/>
+              <w:top w:w="60" w:type="dxa"/>
+              <w:bottom w:w="60" w:type="dxa"/>
+              <w:left w:w="90" w:type="dxa"/>
+              <w:right w:w="90" w:type="dxa"/>
             </w:tcMar>
             <w:vAlign w:val="center"/>
           </w:tcPr>
           <w:p>
             <w:pPr>
-              <w:spacing w:before="40" w:after="40"/>
+              <w:spacing w:before="30" w:after="30"/>
               <w:jc w:val="left"/>
             </w:pPr>
             <w:r/>
@@ -5536,7 +5536,7 @@
                 <w:rFonts w:ascii="Arial" w:hAnsi="Arial"/>
                 <w:b/>
                 <w:color w:val="222222"/>
-                <w:sz w:val="17"/>
+                <w:sz w:val="16"/>
               </w:rPr>
               <w:t>Fine-Tuned Encoder</w:t>
             </w:r>
@@ -5547,17 +5547,135 @@
             <w:tcW w:type="dxa" w:w="3168"/>
             <w:shd w:fill="FBFBFB"/>
             <w:tcMar>
-              <w:top w:w="70" w:type="dxa"/>
-              <w:bottom w:w="70" w:type="dxa"/>
-              <w:left w:w="110" w:type="dxa"/>
-              <w:right w:w="110" w:type="dxa"/>
+              <w:top w:w="60" w:type="dxa"/>
+              <w:bottom w:w="60" w:type="dxa"/>
+              <w:left w:w="90" w:type="dxa"/>
+              <w:right w:w="90" w:type="dxa"/>
             </w:tcMar>
             <w:vAlign w:val="center"/>
           </w:tcPr>
           <w:p>
             <w:pPr>
-              <w:spacing w:before="40" w:after="40"/>
+              <w:spacing w:before="30" w:after="30"/>
               <w:jc w:val="center"/>
+            </w:pPr>
+            <w:r/>
+            <w:r>
+              <w:rPr>
+                <w:rFonts w:ascii="Arial" w:hAnsi="Arial"/>
+                <w:b w:val="0"/>
+                <w:color w:val="222222"/>
+                <w:sz w:val="16"/>
+              </w:rPr>
+              <w:t>ClinicalBERT (Fold 0)</w:t>
+            </w:r>
+          </w:p>
+        </w:tc>
+        <w:tc>
+          <w:tcPr>
+            <w:tcW w:type="dxa" w:w="2592"/>
+            <w:shd w:fill="FBFBFB"/>
+            <w:tcMar>
+              <w:top w:w="60" w:type="dxa"/>
+              <w:bottom w:w="60" w:type="dxa"/>
+              <w:left w:w="90" w:type="dxa"/>
+              <w:right w:w="90" w:type="dxa"/>
+            </w:tcMar>
+            <w:vAlign w:val="center"/>
+          </w:tcPr>
+          <w:p>
+            <w:pPr>
+              <w:spacing w:before="30" w:after="30"/>
+              <w:jc w:val="center"/>
+            </w:pPr>
+            <w:r/>
+            <w:r>
+              <w:rPr>
+                <w:rFonts w:ascii="Arial" w:hAnsi="Arial"/>
+                <w:b w:val="0"/>
+                <w:color w:val="222222"/>
+                <w:sz w:val="16"/>
+              </w:rPr>
+              <w:t>Sentence Token Classification</w:t>
+            </w:r>
+          </w:p>
+        </w:tc>
+        <w:tc>
+          <w:tcPr>
+            <w:tcW w:type="dxa" w:w="1872"/>
+            <w:shd w:fill="FBFBFB"/>
+            <w:tcMar>
+              <w:top w:w="60" w:type="dxa"/>
+              <w:bottom w:w="60" w:type="dxa"/>
+              <w:left w:w="90" w:type="dxa"/>
+              <w:right w:w="90" w:type="dxa"/>
+            </w:tcMar>
+            <w:vAlign w:val="center"/>
+          </w:tcPr>
+          <w:p>
+            <w:pPr>
+              <w:spacing w:before="30" w:after="30"/>
+              <w:jc w:val="center"/>
+            </w:pPr>
+            <w:r/>
+            <w:r>
+              <w:rPr>
+                <w:rFonts w:ascii="Arial" w:hAnsi="Arial"/>
+                <w:b w:val="0"/>
+                <w:color w:val="222222"/>
+                <w:sz w:val="16"/>
+              </w:rPr>
+              <w:t>0.5090</w:t>
+            </w:r>
+          </w:p>
+        </w:tc>
+        <w:tc>
+          <w:tcPr>
+            <w:tcW w:type="dxa" w:w="1872"/>
+            <w:shd w:fill="FBFBFB"/>
+            <w:tcMar>
+              <w:top w:w="60" w:type="dxa"/>
+              <w:bottom w:w="60" w:type="dxa"/>
+              <w:left w:w="90" w:type="dxa"/>
+              <w:right w:w="90" w:type="dxa"/>
+            </w:tcMar>
+            <w:vAlign w:val="center"/>
+          </w:tcPr>
+          <w:p>
+            <w:pPr>
+              <w:spacing w:before="30" w:after="30"/>
+              <w:jc w:val="center"/>
+            </w:pPr>
+            <w:r/>
+            <w:r>
+              <w:rPr>
+                <w:rFonts w:ascii="Arial" w:hAnsi="Arial"/>
+                <w:b w:val="0"/>
+                <w:color w:val="222222"/>
+                <w:sz w:val="16"/>
+              </w:rPr>
+              <w:t>0.6100</w:t>
+            </w:r>
+          </w:p>
+        </w:tc>
+      </w:tr>
+      <w:tr>
+        <w:tc>
+          <w:tcPr>
+            <w:tcW w:type="dxa" w:w="1872"/>
+            <w:shd w:fill="FFFFFF"/>
+            <w:tcMar>
+              <w:top w:w="60" w:type="dxa"/>
+              <w:bottom w:w="60" w:type="dxa"/>
+              <w:left w:w="90" w:type="dxa"/>
+              <w:right w:w="90" w:type="dxa"/>
+            </w:tcMar>
+            <w:vAlign w:val="center"/>
+          </w:tcPr>
+          <w:p>
+            <w:pPr>
+              <w:spacing w:before="30" w:after="30"/>
+              <w:jc w:val="left"/>
             </w:pPr>
             <w:r/>
             <w:r>
@@ -5565,9 +5683,185 @@
                 <w:rFonts w:ascii="Arial" w:hAnsi="Arial"/>
                 <w:b/>
                 <w:color w:val="222222"/>
-                <w:sz w:val="17"/>
-              </w:rPr>
-              <w:t>BioBERT (4-Fold LOO, 5-Seed Pooled)</w:t>
+                <w:sz w:val="16"/>
+              </w:rPr>
+              <w:t>Open-Weight LLM</w:t>
+            </w:r>
+          </w:p>
+        </w:tc>
+        <w:tc>
+          <w:tcPr>
+            <w:tcW w:type="dxa" w:w="3168"/>
+            <w:shd w:fill="FFFFFF"/>
+            <w:tcMar>
+              <w:top w:w="60" w:type="dxa"/>
+              <w:bottom w:w="60" w:type="dxa"/>
+              <w:left w:w="90" w:type="dxa"/>
+              <w:right w:w="90" w:type="dxa"/>
+            </w:tcMar>
+            <w:vAlign w:val="center"/>
+          </w:tcPr>
+          <w:p>
+            <w:pPr>
+              <w:spacing w:before="30" w:after="30"/>
+              <w:jc w:val="center"/>
+            </w:pPr>
+            <w:r/>
+            <w:r>
+              <w:rPr>
+                <w:rFonts w:ascii="Arial" w:hAnsi="Arial"/>
+                <w:b w:val="0"/>
+                <w:color w:val="222222"/>
+                <w:sz w:val="16"/>
+              </w:rPr>
+              <w:t>LLaMA 4 (1-shot, Tagged P2_TAG)</w:t>
+            </w:r>
+          </w:p>
+        </w:tc>
+        <w:tc>
+          <w:tcPr>
+            <w:tcW w:type="dxa" w:w="2592"/>
+            <w:shd w:fill="FFFFFF"/>
+            <w:tcMar>
+              <w:top w:w="60" w:type="dxa"/>
+              <w:bottom w:w="60" w:type="dxa"/>
+              <w:left w:w="90" w:type="dxa"/>
+              <w:right w:w="90" w:type="dxa"/>
+            </w:tcMar>
+            <w:vAlign w:val="center"/>
+          </w:tcPr>
+          <w:p>
+            <w:pPr>
+              <w:spacing w:before="30" w:after="30"/>
+              <w:jc w:val="center"/>
+            </w:pPr>
+            <w:r/>
+            <w:r>
+              <w:rPr>
+                <w:rFonts w:ascii="Arial" w:hAnsi="Arial"/>
+                <w:b w:val="0"/>
+                <w:color w:val="222222"/>
+                <w:sz w:val="16"/>
+              </w:rPr>
+              <w:t>Inline Tagged XML</w:t>
+            </w:r>
+          </w:p>
+        </w:tc>
+        <w:tc>
+          <w:tcPr>
+            <w:tcW w:type="dxa" w:w="1872"/>
+            <w:shd w:fill="FFFFFF"/>
+            <w:tcMar>
+              <w:top w:w="60" w:type="dxa"/>
+              <w:bottom w:w="60" w:type="dxa"/>
+              <w:left w:w="90" w:type="dxa"/>
+              <w:right w:w="90" w:type="dxa"/>
+            </w:tcMar>
+            <w:vAlign w:val="center"/>
+          </w:tcPr>
+          <w:p>
+            <w:pPr>
+              <w:spacing w:before="30" w:after="30"/>
+              <w:jc w:val="center"/>
+            </w:pPr>
+            <w:r/>
+            <w:r>
+              <w:rPr>
+                <w:rFonts w:ascii="Arial" w:hAnsi="Arial"/>
+                <w:b w:val="0"/>
+                <w:color w:val="222222"/>
+                <w:sz w:val="16"/>
+              </w:rPr>
+              <w:t>0.3542</w:t>
+            </w:r>
+          </w:p>
+        </w:tc>
+        <w:tc>
+          <w:tcPr>
+            <w:tcW w:type="dxa" w:w="1872"/>
+            <w:shd w:fill="FFFFFF"/>
+            <w:tcMar>
+              <w:top w:w="60" w:type="dxa"/>
+              <w:bottom w:w="60" w:type="dxa"/>
+              <w:left w:w="90" w:type="dxa"/>
+              <w:right w:w="90" w:type="dxa"/>
+            </w:tcMar>
+            <w:vAlign w:val="center"/>
+          </w:tcPr>
+          <w:p>
+            <w:pPr>
+              <w:spacing w:before="30" w:after="30"/>
+              <w:jc w:val="center"/>
+            </w:pPr>
+            <w:r/>
+            <w:r>
+              <w:rPr>
+                <w:rFonts w:ascii="Arial" w:hAnsi="Arial"/>
+                <w:b w:val="0"/>
+                <w:color w:val="222222"/>
+                <w:sz w:val="16"/>
+              </w:rPr>
+              <w:t>0.5098</w:t>
+            </w:r>
+          </w:p>
+        </w:tc>
+      </w:tr>
+      <w:tr>
+        <w:tc>
+          <w:tcPr>
+            <w:tcW w:type="dxa" w:w="1872"/>
+            <w:shd w:fill="FBFBFB"/>
+            <w:tcMar>
+              <w:top w:w="60" w:type="dxa"/>
+              <w:bottom w:w="60" w:type="dxa"/>
+              <w:left w:w="90" w:type="dxa"/>
+              <w:right w:w="90" w:type="dxa"/>
+            </w:tcMar>
+            <w:vAlign w:val="center"/>
+          </w:tcPr>
+          <w:p>
+            <w:pPr>
+              <w:spacing w:before="30" w:after="30"/>
+              <w:jc w:val="left"/>
+            </w:pPr>
+            <w:r/>
+            <w:r>
+              <w:rPr>
+                <w:rFonts w:ascii="Arial" w:hAnsi="Arial"/>
+                <w:b/>
+                <w:color w:val="222222"/>
+                <w:sz w:val="16"/>
+              </w:rPr>
+              <w:t>Open-Weight LLM</w:t>
+            </w:r>
+          </w:p>
+        </w:tc>
+        <w:tc>
+          <w:tcPr>
+            <w:tcW w:type="dxa" w:w="3168"/>
+            <w:shd w:fill="FBFBFB"/>
+            <w:tcMar>
+              <w:top w:w="60" w:type="dxa"/>
+              <w:bottom w:w="60" w:type="dxa"/>
+              <w:left w:w="90" w:type="dxa"/>
+              <w:right w:w="90" w:type="dxa"/>
+            </w:tcMar>
+            <w:vAlign w:val="center"/>
+          </w:tcPr>
+          <w:p>
+            <w:pPr>
+              <w:spacing w:before="30" w:after="30"/>
+              <w:jc w:val="center"/>
+            </w:pPr>
+            <w:r/>
+            <w:r>
+              <w:rPr>
+                <w:rFonts w:ascii="Arial" w:hAnsi="Arial"/>
+                <w:b w:val="0"/>
+                <w:color w:val="222222"/>
+                <w:sz w:val="16"/>
+              </w:rPr>
+              <w:t>LLaMA 4 (1-shot, JSON Schema)</w:t>
             </w:r>
           </w:p>
         </w:tc>
@@ -5576,16 +5870,16 @@
             <w:tcW w:type="dxa" w:w="2592"/>
             <w:shd w:fill="FBFBFB"/>
             <w:tcMar>
-              <w:top w:w="70" w:type="dxa"/>
-              <w:bottom w:w="70" w:type="dxa"/>
-              <w:left w:w="110" w:type="dxa"/>
-              <w:right w:w="110" w:type="dxa"/>
+              <w:top w:w="60" w:type="dxa"/>
+              <w:bottom w:w="60" w:type="dxa"/>
+              <w:left w:w="90" w:type="dxa"/>
+              <w:right w:w="90" w:type="dxa"/>
             </w:tcMar>
             <w:vAlign w:val="center"/>
           </w:tcPr>
           <w:p>
             <w:pPr>
-              <w:spacing w:before="40" w:after="40"/>
+              <w:spacing w:before="30" w:after="30"/>
               <w:jc w:val="center"/>
             </w:pPr>
             <w:r/>
@@ -5594,9 +5888,9 @@
                 <w:rFonts w:ascii="Arial" w:hAnsi="Arial"/>
                 <w:b w:val="0"/>
                 <w:color w:val="222222"/>
-                <w:sz w:val="17"/>
-              </w:rPr>
-              <w:t>Sentence Token Classification</w:t>
+                <w:sz w:val="16"/>
+              </w:rPr>
+              <w:t>JSON Structured Output</w:t>
             </w:r>
           </w:p>
         </w:tc>
@@ -5605,16 +5899,16 @@
             <w:tcW w:type="dxa" w:w="1872"/>
             <w:shd w:fill="FBFBFB"/>
             <w:tcMar>
-              <w:top w:w="70" w:type="dxa"/>
-              <w:bottom w:w="70" w:type="dxa"/>
-              <w:left w:w="110" w:type="dxa"/>
-              <w:right w:w="110" w:type="dxa"/>
+              <w:top w:w="60" w:type="dxa"/>
+              <w:bottom w:w="60" w:type="dxa"/>
+              <w:left w:w="90" w:type="dxa"/>
+              <w:right w:w="90" w:type="dxa"/>
             </w:tcMar>
             <w:vAlign w:val="center"/>
           </w:tcPr>
           <w:p>
             <w:pPr>
-              <w:spacing w:before="40" w:after="40"/>
+              <w:spacing w:before="30" w:after="30"/>
               <w:jc w:val="center"/>
             </w:pPr>
             <w:r/>
@@ -5623,9 +5917,9 @@
                 <w:rFonts w:ascii="Arial" w:hAnsi="Arial"/>
                 <w:b w:val="0"/>
                 <w:color w:val="222222"/>
-                <w:sz w:val="17"/>
-              </w:rPr>
-              <w:t>0.5259 ± 0.0088</w:t>
+                <w:sz w:val="16"/>
+              </w:rPr>
+              <w:t>0.3200</w:t>
             </w:r>
           </w:p>
         </w:tc>
@@ -5634,16 +5928,16 @@
             <w:tcW w:type="dxa" w:w="1872"/>
             <w:shd w:fill="FBFBFB"/>
             <w:tcMar>
-              <w:top w:w="70" w:type="dxa"/>
-              <w:bottom w:w="70" w:type="dxa"/>
-              <w:left w:w="110" w:type="dxa"/>
-              <w:right w:w="110" w:type="dxa"/>
+              <w:top w:w="60" w:type="dxa"/>
+              <w:bottom w:w="60" w:type="dxa"/>
+              <w:left w:w="90" w:type="dxa"/>
+              <w:right w:w="90" w:type="dxa"/>
             </w:tcMar>
             <w:vAlign w:val="center"/>
           </w:tcPr>
           <w:p>
             <w:pPr>
-              <w:spacing w:before="40" w:after="40"/>
+              <w:spacing w:before="30" w:after="30"/>
               <w:jc w:val="center"/>
             </w:pPr>
             <w:r/>
@@ -5652,9 +5946,9 @@
                 <w:rFonts w:ascii="Arial" w:hAnsi="Arial"/>
                 <w:b w:val="0"/>
                 <w:color w:val="222222"/>
-                <w:sz w:val="17"/>
-              </w:rPr>
-              <w:t>0.6732 ± 0.0084</w:t>
+                <w:sz w:val="16"/>
+              </w:rPr>
+              <w:t>0.4700</w:t>
             </w:r>
           </w:p>
         </w:tc>
@@ -5665,16 +5959,16 @@
             <w:tcW w:type="dxa" w:w="1872"/>
             <w:shd w:fill="FFFFFF"/>
             <w:tcMar>
-              <w:top w:w="70" w:type="dxa"/>
-              <w:bottom w:w="70" w:type="dxa"/>
-              <w:left w:w="110" w:type="dxa"/>
-              <w:right w:w="110" w:type="dxa"/>
+              <w:top w:w="60" w:type="dxa"/>
+              <w:bottom w:w="60" w:type="dxa"/>
+              <w:left w:w="90" w:type="dxa"/>
+              <w:right w:w="90" w:type="dxa"/>
             </w:tcMar>
             <w:vAlign w:val="center"/>
           </w:tcPr>
           <w:p>
             <w:pPr>
-              <w:spacing w:before="40" w:after="40"/>
+              <w:spacing w:before="30" w:after="30"/>
               <w:jc w:val="left"/>
             </w:pPr>
             <w:r/>
@@ -5683,9 +5977,9 @@
                 <w:rFonts w:ascii="Arial" w:hAnsi="Arial"/>
                 <w:b/>
                 <w:color w:val="222222"/>
-                <w:sz w:val="17"/>
-              </w:rPr>
-              <w:t>Fine-Tuned Encoder</w:t>
+                <w:sz w:val="16"/>
+              </w:rPr>
+              <w:t>Proprietary LLM</w:t>
             </w:r>
           </w:p>
         </w:tc>
@@ -5694,16 +5988,16 @@
             <w:tcW w:type="dxa" w:w="3168"/>
             <w:shd w:fill="FFFFFF"/>
             <w:tcMar>
-              <w:top w:w="70" w:type="dxa"/>
-              <w:bottom w:w="70" w:type="dxa"/>
-              <w:left w:w="110" w:type="dxa"/>
-              <w:right w:w="110" w:type="dxa"/>
+              <w:top w:w="60" w:type="dxa"/>
+              <w:bottom w:w="60" w:type="dxa"/>
+              <w:left w:w="90" w:type="dxa"/>
+              <w:right w:w="90" w:type="dxa"/>
             </w:tcMar>
             <w:vAlign w:val="center"/>
           </w:tcPr>
           <w:p>
             <w:pPr>
-              <w:spacing w:before="40" w:after="40"/>
+              <w:spacing w:before="30" w:after="30"/>
               <w:jc w:val="center"/>
             </w:pPr>
             <w:r/>
@@ -5712,9 +6006,9 @@
                 <w:rFonts w:ascii="Arial" w:hAnsi="Arial"/>
                 <w:b w:val="0"/>
                 <w:color w:val="222222"/>
-                <w:sz w:val="17"/>
-              </w:rPr>
-              <w:t>ClinicalBERT (Fold 0)</w:t>
+                <w:sz w:val="16"/>
+              </w:rPr>
+              <w:t>Claude 4.6 Sonnet (1-shot, Tagged)</w:t>
             </w:r>
           </w:p>
         </w:tc>
@@ -5723,16 +6017,16 @@
             <w:tcW w:type="dxa" w:w="2592"/>
             <w:shd w:fill="FFFFFF"/>
             <w:tcMar>
-              <w:top w:w="70" w:type="dxa"/>
-              <w:bottom w:w="70" w:type="dxa"/>
-              <w:left w:w="110" w:type="dxa"/>
-              <w:right w:w="110" w:type="dxa"/>
+              <w:top w:w="60" w:type="dxa"/>
+              <w:bottom w:w="60" w:type="dxa"/>
+              <w:left w:w="90" w:type="dxa"/>
+              <w:right w:w="90" w:type="dxa"/>
             </w:tcMar>
             <w:vAlign w:val="center"/>
           </w:tcPr>
           <w:p>
             <w:pPr>
-              <w:spacing w:before="40" w:after="40"/>
+              <w:spacing w:before="30" w:after="30"/>
               <w:jc w:val="center"/>
             </w:pPr>
             <w:r/>
@@ -5741,9 +6035,9 @@
                 <w:rFonts w:ascii="Arial" w:hAnsi="Arial"/>
                 <w:b w:val="0"/>
                 <w:color w:val="222222"/>
-                <w:sz w:val="17"/>
-              </w:rPr>
-              <w:t>Sentence Token Classification</w:t>
+                <w:sz w:val="16"/>
+              </w:rPr>
+              <w:t>Inline Tagged XML</w:t>
             </w:r>
           </w:p>
         </w:tc>
@@ -5752,16 +6046,16 @@
             <w:tcW w:type="dxa" w:w="1872"/>
             <w:shd w:fill="FFFFFF"/>
             <w:tcMar>
-              <w:top w:w="70" w:type="dxa"/>
-              <w:bottom w:w="70" w:type="dxa"/>
-              <w:left w:w="110" w:type="dxa"/>
-              <w:right w:w="110" w:type="dxa"/>
+              <w:top w:w="60" w:type="dxa"/>
+              <w:bottom w:w="60" w:type="dxa"/>
+              <w:left w:w="90" w:type="dxa"/>
+              <w:right w:w="90" w:type="dxa"/>
             </w:tcMar>
             <w:vAlign w:val="center"/>
           </w:tcPr>
           <w:p>
             <w:pPr>
-              <w:spacing w:before="40" w:after="40"/>
+              <w:spacing w:before="30" w:after="30"/>
               <w:jc w:val="center"/>
             </w:pPr>
             <w:r/>
@@ -5770,9 +6064,9 @@
                 <w:rFonts w:ascii="Arial" w:hAnsi="Arial"/>
                 <w:b w:val="0"/>
                 <w:color w:val="222222"/>
-                <w:sz w:val="17"/>
-              </w:rPr>
-              <w:t>0.5090</w:t>
+                <w:sz w:val="16"/>
+              </w:rPr>
+              <w:t>0.4222</w:t>
             </w:r>
           </w:p>
         </w:tc>
@@ -5781,16 +6075,16 @@
             <w:tcW w:type="dxa" w:w="1872"/>
             <w:shd w:fill="FFFFFF"/>
             <w:tcMar>
-              <w:top w:w="70" w:type="dxa"/>
-              <w:bottom w:w="70" w:type="dxa"/>
-              <w:left w:w="110" w:type="dxa"/>
-              <w:right w:w="110" w:type="dxa"/>
+              <w:top w:w="60" w:type="dxa"/>
+              <w:bottom w:w="60" w:type="dxa"/>
+              <w:left w:w="90" w:type="dxa"/>
+              <w:right w:w="90" w:type="dxa"/>
             </w:tcMar>
             <w:vAlign w:val="center"/>
           </w:tcPr>
           <w:p>
             <w:pPr>
-              <w:spacing w:before="40" w:after="40"/>
+              <w:spacing w:before="30" w:after="30"/>
               <w:jc w:val="center"/>
             </w:pPr>
             <w:r/>
@@ -5799,9 +6093,9 @@
                 <w:rFonts w:ascii="Arial" w:hAnsi="Arial"/>
                 <w:b w:val="0"/>
                 <w:color w:val="222222"/>
-                <w:sz w:val="17"/>
-              </w:rPr>
-              <w:t>0.6100</w:t>
+                <w:sz w:val="16"/>
+              </w:rPr>
+              <w:t>0.5786</w:t>
             </w:r>
           </w:p>
         </w:tc>
@@ -5812,16 +6106,16 @@
             <w:tcW w:type="dxa" w:w="1872"/>
             <w:shd w:fill="FBFBFB"/>
             <w:tcMar>
-              <w:top w:w="70" w:type="dxa"/>
-              <w:bottom w:w="70" w:type="dxa"/>
-              <w:left w:w="110" w:type="dxa"/>
-              <w:right w:w="110" w:type="dxa"/>
+              <w:top w:w="60" w:type="dxa"/>
+              <w:bottom w:w="60" w:type="dxa"/>
+              <w:left w:w="90" w:type="dxa"/>
+              <w:right w:w="90" w:type="dxa"/>
             </w:tcMar>
             <w:vAlign w:val="center"/>
           </w:tcPr>
           <w:p>
             <w:pPr>
-              <w:spacing w:before="40" w:after="40"/>
+              <w:spacing w:before="30" w:after="30"/>
               <w:jc w:val="left"/>
             </w:pPr>
             <w:r/>
@@ -5830,9 +6124,9 @@
                 <w:rFonts w:ascii="Arial" w:hAnsi="Arial"/>
                 <w:b/>
                 <w:color w:val="222222"/>
-                <w:sz w:val="17"/>
-              </w:rPr>
-              <w:t>Open-Weight LLM</w:t>
+                <w:sz w:val="16"/>
+              </w:rPr>
+              <w:t>Rule-Based System</w:t>
             </w:r>
           </w:p>
         </w:tc>
@@ -5841,16 +6135,16 @@
             <w:tcW w:type="dxa" w:w="3168"/>
             <w:shd w:fill="FBFBFB"/>
             <w:tcMar>
-              <w:top w:w="70" w:type="dxa"/>
-              <w:bottom w:w="70" w:type="dxa"/>
-              <w:left w:w="110" w:type="dxa"/>
-              <w:right w:w="110" w:type="dxa"/>
+              <w:top w:w="60" w:type="dxa"/>
+              <w:bottom w:w="60" w:type="dxa"/>
+              <w:left w:w="90" w:type="dxa"/>
+              <w:right w:w="90" w:type="dxa"/>
             </w:tcMar>
             <w:vAlign w:val="center"/>
           </w:tcPr>
           <w:p>
             <w:pPr>
-              <w:spacing w:before="40" w:after="40"/>
+              <w:spacing w:before="30" w:after="30"/>
               <w:jc w:val="center"/>
             </w:pPr>
             <w:r/>
@@ -5859,9 +6153,9 @@
                 <w:rFonts w:ascii="Arial" w:hAnsi="Arial"/>
                 <w:b w:val="0"/>
                 <w:color w:val="222222"/>
-                <w:sz w:val="17"/>
-              </w:rPr>
-              <w:t>LLaMA 4 (1-shot, Tagged P2_TAG)</w:t>
+                <w:sz w:val="16"/>
+              </w:rPr>
+              <w:t>ETHER (Baseline, used=Yes)</w:t>
             </w:r>
           </w:p>
         </w:tc>
@@ -5870,16 +6164,16 @@
             <w:tcW w:type="dxa" w:w="2592"/>
             <w:shd w:fill="FBFBFB"/>
             <w:tcMar>
-              <w:top w:w="70" w:type="dxa"/>
-              <w:bottom w:w="70" w:type="dxa"/>
-              <w:left w:w="110" w:type="dxa"/>
-              <w:right w:w="110" w:type="dxa"/>
+              <w:top w:w="60" w:type="dxa"/>
+              <w:bottom w:w="60" w:type="dxa"/>
+              <w:left w:w="90" w:type="dxa"/>
+              <w:right w:w="90" w:type="dxa"/>
             </w:tcMar>
             <w:vAlign w:val="center"/>
           </w:tcPr>
           <w:p>
             <w:pPr>
-              <w:spacing w:before="40" w:after="40"/>
+              <w:spacing w:before="30" w:after="30"/>
               <w:jc w:val="center"/>
             </w:pPr>
             <w:r/>
@@ -5888,9 +6182,9 @@
                 <w:rFonts w:ascii="Arial" w:hAnsi="Arial"/>
                 <w:b w:val="0"/>
                 <w:color w:val="222222"/>
-                <w:sz w:val="17"/>
-              </w:rPr>
-              <w:t>Inline Tagged XML</w:t>
+                <w:sz w:val="16"/>
+              </w:rPr>
+              <w:t>Rule-based Dictionary Match</w:t>
             </w:r>
           </w:p>
         </w:tc>
@@ -5899,16 +6193,16 @@
             <w:tcW w:type="dxa" w:w="1872"/>
             <w:shd w:fill="FBFBFB"/>
             <w:tcMar>
-              <w:top w:w="70" w:type="dxa"/>
-              <w:bottom w:w="70" w:type="dxa"/>
-              <w:left w:w="110" w:type="dxa"/>
-              <w:right w:w="110" w:type="dxa"/>
+              <w:top w:w="60" w:type="dxa"/>
+              <w:bottom w:w="60" w:type="dxa"/>
+              <w:left w:w="90" w:type="dxa"/>
+              <w:right w:w="90" w:type="dxa"/>
             </w:tcMar>
             <w:vAlign w:val="center"/>
           </w:tcPr>
           <w:p>
             <w:pPr>
-              <w:spacing w:before="40" w:after="40"/>
+              <w:spacing w:before="30" w:after="30"/>
               <w:jc w:val="center"/>
             </w:pPr>
             <w:r/>
@@ -5917,9 +6211,9 @@
                 <w:rFonts w:ascii="Arial" w:hAnsi="Arial"/>
                 <w:b w:val="0"/>
                 <w:color w:val="222222"/>
-                <w:sz w:val="17"/>
-              </w:rPr>
-              <w:t>0.3542</w:t>
+                <w:sz w:val="16"/>
+              </w:rPr>
+              <w:t>0.1147</w:t>
             </w:r>
           </w:p>
         </w:tc>
@@ -5928,16 +6222,16 @@
             <w:tcW w:type="dxa" w:w="1872"/>
             <w:shd w:fill="FBFBFB"/>
             <w:tcMar>
-              <w:top w:w="70" w:type="dxa"/>
-              <w:bottom w:w="70" w:type="dxa"/>
-              <w:left w:w="110" w:type="dxa"/>
-              <w:right w:w="110" w:type="dxa"/>
+              <w:top w:w="60" w:type="dxa"/>
+              <w:bottom w:w="60" w:type="dxa"/>
+              <w:left w:w="90" w:type="dxa"/>
+              <w:right w:w="90" w:type="dxa"/>
             </w:tcMar>
             <w:vAlign w:val="center"/>
           </w:tcPr>
           <w:p>
             <w:pPr>
-              <w:spacing w:before="40" w:after="40"/>
+              <w:spacing w:before="30" w:after="30"/>
               <w:jc w:val="center"/>
             </w:pPr>
             <w:r/>
@@ -5946,448 +6240,7 @@
                 <w:rFonts w:ascii="Arial" w:hAnsi="Arial"/>
                 <w:b w:val="0"/>
                 <w:color w:val="222222"/>
-                <w:sz w:val="17"/>
-              </w:rPr>
-              <w:t>0.5098</w:t>
-            </w:r>
-          </w:p>
-        </w:tc>
-      </w:tr>
-      <w:tr>
-        <w:tc>
-          <w:tcPr>
-            <w:tcW w:type="dxa" w:w="1872"/>
-            <w:shd w:fill="FFFFFF"/>
-            <w:tcMar>
-              <w:top w:w="70" w:type="dxa"/>
-              <w:bottom w:w="70" w:type="dxa"/>
-              <w:left w:w="110" w:type="dxa"/>
-              <w:right w:w="110" w:type="dxa"/>
-            </w:tcMar>
-            <w:vAlign w:val="center"/>
-          </w:tcPr>
-          <w:p>
-            <w:pPr>
-              <w:spacing w:before="40" w:after="40"/>
-              <w:jc w:val="left"/>
-            </w:pPr>
-            <w:r/>
-            <w:r>
-              <w:rPr>
-                <w:rFonts w:ascii="Arial" w:hAnsi="Arial"/>
-                <w:b/>
-                <w:color w:val="222222"/>
-                <w:sz w:val="17"/>
-              </w:rPr>
-              <w:t>Open-Weight LLM</w:t>
-            </w:r>
-          </w:p>
-        </w:tc>
-        <w:tc>
-          <w:tcPr>
-            <w:tcW w:type="dxa" w:w="3168"/>
-            <w:shd w:fill="FFFFFF"/>
-            <w:tcMar>
-              <w:top w:w="70" w:type="dxa"/>
-              <w:bottom w:w="70" w:type="dxa"/>
-              <w:left w:w="110" w:type="dxa"/>
-              <w:right w:w="110" w:type="dxa"/>
-            </w:tcMar>
-            <w:vAlign w:val="center"/>
-          </w:tcPr>
-          <w:p>
-            <w:pPr>
-              <w:spacing w:before="40" w:after="40"/>
-              <w:jc w:val="center"/>
-            </w:pPr>
-            <w:r/>
-            <w:r>
-              <w:rPr>
-                <w:rFonts w:ascii="Arial" w:hAnsi="Arial"/>
-                <w:b w:val="0"/>
-                <w:color w:val="222222"/>
-                <w:sz w:val="17"/>
-              </w:rPr>
-              <w:t>LLaMA 4 (1-shot, JSON Schema)</w:t>
-            </w:r>
-          </w:p>
-        </w:tc>
-        <w:tc>
-          <w:tcPr>
-            <w:tcW w:type="dxa" w:w="2592"/>
-            <w:shd w:fill="FFFFFF"/>
-            <w:tcMar>
-              <w:top w:w="70" w:type="dxa"/>
-              <w:bottom w:w="70" w:type="dxa"/>
-              <w:left w:w="110" w:type="dxa"/>
-              <w:right w:w="110" w:type="dxa"/>
-            </w:tcMar>
-            <w:vAlign w:val="center"/>
-          </w:tcPr>
-          <w:p>
-            <w:pPr>
-              <w:spacing w:before="40" w:after="40"/>
-              <w:jc w:val="center"/>
-            </w:pPr>
-            <w:r/>
-            <w:r>
-              <w:rPr>
-                <w:rFonts w:ascii="Arial" w:hAnsi="Arial"/>
-                <w:b w:val="0"/>
-                <w:color w:val="222222"/>
-                <w:sz w:val="17"/>
-              </w:rPr>
-              <w:t>JSON Structured Output</w:t>
-            </w:r>
-          </w:p>
-        </w:tc>
-        <w:tc>
-          <w:tcPr>
-            <w:tcW w:type="dxa" w:w="1872"/>
-            <w:shd w:fill="FFFFFF"/>
-            <w:tcMar>
-              <w:top w:w="70" w:type="dxa"/>
-              <w:bottom w:w="70" w:type="dxa"/>
-              <w:left w:w="110" w:type="dxa"/>
-              <w:right w:w="110" w:type="dxa"/>
-            </w:tcMar>
-            <w:vAlign w:val="center"/>
-          </w:tcPr>
-          <w:p>
-            <w:pPr>
-              <w:spacing w:before="40" w:after="40"/>
-              <w:jc w:val="center"/>
-            </w:pPr>
-            <w:r/>
-            <w:r>
-              <w:rPr>
-                <w:rFonts w:ascii="Arial" w:hAnsi="Arial"/>
-                <w:b w:val="0"/>
-                <w:color w:val="222222"/>
-                <w:sz w:val="17"/>
-              </w:rPr>
-              <w:t>0.3200</w:t>
-            </w:r>
-          </w:p>
-        </w:tc>
-        <w:tc>
-          <w:tcPr>
-            <w:tcW w:type="dxa" w:w="1872"/>
-            <w:shd w:fill="FFFFFF"/>
-            <w:tcMar>
-              <w:top w:w="70" w:type="dxa"/>
-              <w:bottom w:w="70" w:type="dxa"/>
-              <w:left w:w="110" w:type="dxa"/>
-              <w:right w:w="110" w:type="dxa"/>
-            </w:tcMar>
-            <w:vAlign w:val="center"/>
-          </w:tcPr>
-          <w:p>
-            <w:pPr>
-              <w:spacing w:before="40" w:after="40"/>
-              <w:jc w:val="center"/>
-            </w:pPr>
-            <w:r/>
-            <w:r>
-              <w:rPr>
-                <w:rFonts w:ascii="Arial" w:hAnsi="Arial"/>
-                <w:b w:val="0"/>
-                <w:color w:val="222222"/>
-                <w:sz w:val="17"/>
-              </w:rPr>
-              <w:t>0.4700</w:t>
-            </w:r>
-          </w:p>
-        </w:tc>
-      </w:tr>
-      <w:tr>
-        <w:tc>
-          <w:tcPr>
-            <w:tcW w:type="dxa" w:w="1872"/>
-            <w:shd w:fill="FBFBFB"/>
-            <w:tcMar>
-              <w:top w:w="70" w:type="dxa"/>
-              <w:bottom w:w="70" w:type="dxa"/>
-              <w:left w:w="110" w:type="dxa"/>
-              <w:right w:w="110" w:type="dxa"/>
-            </w:tcMar>
-            <w:vAlign w:val="center"/>
-          </w:tcPr>
-          <w:p>
-            <w:pPr>
-              <w:spacing w:before="40" w:after="40"/>
-              <w:jc w:val="left"/>
-            </w:pPr>
-            <w:r/>
-            <w:r>
-              <w:rPr>
-                <w:rFonts w:ascii="Arial" w:hAnsi="Arial"/>
-                <w:b/>
-                <w:color w:val="222222"/>
-                <w:sz w:val="17"/>
-              </w:rPr>
-              <w:t>Proprietary LLM</w:t>
-            </w:r>
-          </w:p>
-        </w:tc>
-        <w:tc>
-          <w:tcPr>
-            <w:tcW w:type="dxa" w:w="3168"/>
-            <w:shd w:fill="FBFBFB"/>
-            <w:tcMar>
-              <w:top w:w="70" w:type="dxa"/>
-              <w:bottom w:w="70" w:type="dxa"/>
-              <w:left w:w="110" w:type="dxa"/>
-              <w:right w:w="110" w:type="dxa"/>
-            </w:tcMar>
-            <w:vAlign w:val="center"/>
-          </w:tcPr>
-          <w:p>
-            <w:pPr>
-              <w:spacing w:before="40" w:after="40"/>
-              <w:jc w:val="center"/>
-            </w:pPr>
-            <w:r/>
-            <w:r>
-              <w:rPr>
-                <w:rFonts w:ascii="Arial" w:hAnsi="Arial"/>
-                <w:b w:val="0"/>
-                <w:color w:val="222222"/>
-                <w:sz w:val="17"/>
-              </w:rPr>
-              <w:t>Claude 4.6 Sonnet (1-shot, Tagged)</w:t>
-            </w:r>
-          </w:p>
-        </w:tc>
-        <w:tc>
-          <w:tcPr>
-            <w:tcW w:type="dxa" w:w="2592"/>
-            <w:shd w:fill="FBFBFB"/>
-            <w:tcMar>
-              <w:top w:w="70" w:type="dxa"/>
-              <w:bottom w:w="70" w:type="dxa"/>
-              <w:left w:w="110" w:type="dxa"/>
-              <w:right w:w="110" w:type="dxa"/>
-            </w:tcMar>
-            <w:vAlign w:val="center"/>
-          </w:tcPr>
-          <w:p>
-            <w:pPr>
-              <w:spacing w:before="40" w:after="40"/>
-              <w:jc w:val="center"/>
-            </w:pPr>
-            <w:r/>
-            <w:r>
-              <w:rPr>
-                <w:rFonts w:ascii="Arial" w:hAnsi="Arial"/>
-                <w:b w:val="0"/>
-                <w:color w:val="222222"/>
-                <w:sz w:val="17"/>
-              </w:rPr>
-              <w:t>Inline Tagged XML</w:t>
-            </w:r>
-          </w:p>
-        </w:tc>
-        <w:tc>
-          <w:tcPr>
-            <w:tcW w:type="dxa" w:w="1872"/>
-            <w:shd w:fill="FBFBFB"/>
-            <w:tcMar>
-              <w:top w:w="70" w:type="dxa"/>
-              <w:bottom w:w="70" w:type="dxa"/>
-              <w:left w:w="110" w:type="dxa"/>
-              <w:right w:w="110" w:type="dxa"/>
-            </w:tcMar>
-            <w:vAlign w:val="center"/>
-          </w:tcPr>
-          <w:p>
-            <w:pPr>
-              <w:spacing w:before="40" w:after="40"/>
-              <w:jc w:val="center"/>
-            </w:pPr>
-            <w:r/>
-            <w:r>
-              <w:rPr>
-                <w:rFonts w:ascii="Arial" w:hAnsi="Arial"/>
-                <w:b w:val="0"/>
-                <w:color w:val="222222"/>
-                <w:sz w:val="17"/>
-              </w:rPr>
-              <w:t>0.4222</w:t>
-            </w:r>
-          </w:p>
-        </w:tc>
-        <w:tc>
-          <w:tcPr>
-            <w:tcW w:type="dxa" w:w="1872"/>
-            <w:shd w:fill="FBFBFB"/>
-            <w:tcMar>
-              <w:top w:w="70" w:type="dxa"/>
-              <w:bottom w:w="70" w:type="dxa"/>
-              <w:left w:w="110" w:type="dxa"/>
-              <w:right w:w="110" w:type="dxa"/>
-            </w:tcMar>
-            <w:vAlign w:val="center"/>
-          </w:tcPr>
-          <w:p>
-            <w:pPr>
-              <w:spacing w:before="40" w:after="40"/>
-              <w:jc w:val="center"/>
-            </w:pPr>
-            <w:r/>
-            <w:r>
-              <w:rPr>
-                <w:rFonts w:ascii="Arial" w:hAnsi="Arial"/>
-                <w:b w:val="0"/>
-                <w:color w:val="222222"/>
-                <w:sz w:val="17"/>
-              </w:rPr>
-              <w:t>0.5786</w:t>
-            </w:r>
-          </w:p>
-        </w:tc>
-      </w:tr>
-      <w:tr>
-        <w:tc>
-          <w:tcPr>
-            <w:tcW w:type="dxa" w:w="1872"/>
-            <w:shd w:fill="FFFFFF"/>
-            <w:tcMar>
-              <w:top w:w="70" w:type="dxa"/>
-              <w:bottom w:w="70" w:type="dxa"/>
-              <w:left w:w="110" w:type="dxa"/>
-              <w:right w:w="110" w:type="dxa"/>
-            </w:tcMar>
-            <w:vAlign w:val="center"/>
-          </w:tcPr>
-          <w:p>
-            <w:pPr>
-              <w:spacing w:before="40" w:after="40"/>
-              <w:jc w:val="left"/>
-            </w:pPr>
-            <w:r/>
-            <w:r>
-              <w:rPr>
-                <w:rFonts w:ascii="Arial" w:hAnsi="Arial"/>
-                <w:b/>
-                <w:color w:val="222222"/>
-                <w:sz w:val="17"/>
-              </w:rPr>
-              <w:t>Rule-Based System</w:t>
-            </w:r>
-          </w:p>
-        </w:tc>
-        <w:tc>
-          <w:tcPr>
-            <w:tcW w:type="dxa" w:w="3168"/>
-            <w:shd w:fill="FFFFFF"/>
-            <w:tcMar>
-              <w:top w:w="70" w:type="dxa"/>
-              <w:bottom w:w="70" w:type="dxa"/>
-              <w:left w:w="110" w:type="dxa"/>
-              <w:right w:w="110" w:type="dxa"/>
-            </w:tcMar>
-            <w:vAlign w:val="center"/>
-          </w:tcPr>
-          <w:p>
-            <w:pPr>
-              <w:spacing w:before="40" w:after="40"/>
-              <w:jc w:val="center"/>
-            </w:pPr>
-            <w:r/>
-            <w:r>
-              <w:rPr>
-                <w:rFonts w:ascii="Arial" w:hAnsi="Arial"/>
-                <w:b w:val="0"/>
-                <w:color w:val="222222"/>
-                <w:sz w:val="17"/>
-              </w:rPr>
-              <w:t>ETHER (Baseline, used=Yes)</w:t>
-            </w:r>
-          </w:p>
-        </w:tc>
-        <w:tc>
-          <w:tcPr>
-            <w:tcW w:type="dxa" w:w="2592"/>
-            <w:shd w:fill="FFFFFF"/>
-            <w:tcMar>
-              <w:top w:w="70" w:type="dxa"/>
-              <w:bottom w:w="70" w:type="dxa"/>
-              <w:left w:w="110" w:type="dxa"/>
-              <w:right w:w="110" w:type="dxa"/>
-            </w:tcMar>
-            <w:vAlign w:val="center"/>
-          </w:tcPr>
-          <w:p>
-            <w:pPr>
-              <w:spacing w:before="40" w:after="40"/>
-              <w:jc w:val="center"/>
-            </w:pPr>
-            <w:r/>
-            <w:r>
-              <w:rPr>
-                <w:rFonts w:ascii="Arial" w:hAnsi="Arial"/>
-                <w:b w:val="0"/>
-                <w:color w:val="222222"/>
-                <w:sz w:val="17"/>
-              </w:rPr>
-              <w:t>Rule-based Dictionary Match</w:t>
-            </w:r>
-          </w:p>
-        </w:tc>
-        <w:tc>
-          <w:tcPr>
-            <w:tcW w:type="dxa" w:w="1872"/>
-            <w:shd w:fill="FFFFFF"/>
-            <w:tcMar>
-              <w:top w:w="70" w:type="dxa"/>
-              <w:bottom w:w="70" w:type="dxa"/>
-              <w:left w:w="110" w:type="dxa"/>
-              <w:right w:w="110" w:type="dxa"/>
-            </w:tcMar>
-            <w:vAlign w:val="center"/>
-          </w:tcPr>
-          <w:p>
-            <w:pPr>
-              <w:spacing w:before="40" w:after="40"/>
-              <w:jc w:val="center"/>
-            </w:pPr>
-            <w:r/>
-            <w:r>
-              <w:rPr>
-                <w:rFonts w:ascii="Arial" w:hAnsi="Arial"/>
-                <w:b w:val="0"/>
-                <w:color w:val="222222"/>
-                <w:sz w:val="17"/>
-              </w:rPr>
-              <w:t>0.1147</w:t>
-            </w:r>
-          </w:p>
-        </w:tc>
-        <w:tc>
-          <w:tcPr>
-            <w:tcW w:type="dxa" w:w="1872"/>
-            <w:shd w:fill="FFFFFF"/>
-            <w:tcMar>
-              <w:top w:w="70" w:type="dxa"/>
-              <w:bottom w:w="70" w:type="dxa"/>
-              <w:left w:w="110" w:type="dxa"/>
-              <w:right w:w="110" w:type="dxa"/>
-            </w:tcMar>
-            <w:vAlign w:val="center"/>
-          </w:tcPr>
-          <w:p>
-            <w:pPr>
-              <w:spacing w:before="40" w:after="40"/>
-              <w:jc w:val="center"/>
-            </w:pPr>
-            <w:r/>
-            <w:r>
-              <w:rPr>
-                <w:rFonts w:ascii="Arial" w:hAnsi="Arial"/>
-                <w:b w:val="0"/>
-                <w:color w:val="222222"/>
-                <w:sz w:val="17"/>
+                <w:sz w:val="16"/>
               </w:rPr>
               <w:t>0.2447</w:t>
             </w:r>
@@ -6396,2494 +6249,8 @@
       </w:tr>
     </w:tbl>
     <w:p>
-      <w:r>
-        <w:t>Table 4. Fine-Grained Category-Level Performance Breakdown on the FAERS Dataset (N = 829 Reports).</w:t>
-      </w:r>
+      <w:r/>
     </w:p>
-    <w:tbl>
-      <w:tblPr>
-        <w:tblW w:type="auto" w:w="0"/>
-        <w:jc w:val="center"/>
-        <w:tblLook w:firstColumn="1" w:firstRow="1" w:lastColumn="0" w:lastRow="0" w:noHBand="0" w:noVBand="1" w:val="04A0"/>
-        <w:tblBorders>
-          <w:top w:val="single" w:sz="8" w:space="0" w:color="333333"/>
-          <w:bottom w:val="single" w:sz="8" w:space="0" w:color="333333"/>
-          <w:insideH w:val="single" w:sz="4" w:space="0" w:color="E0E0E0"/>
-          <w:insideV w:val="none"/>
-          <w:left w:val="none"/>
-          <w:right w:val="none"/>
-        </w:tblBorders>
-      </w:tblPr>
-      <w:tblGrid>
-        <w:gridCol w:w="1337"/>
-        <w:gridCol w:w="1337"/>
-        <w:gridCol w:w="1337"/>
-        <w:gridCol w:w="1337"/>
-        <w:gridCol w:w="1337"/>
-        <w:gridCol w:w="1337"/>
-        <w:gridCol w:w="1337"/>
-      </w:tblGrid>
-      <w:tr>
-        <w:tc>
-          <w:tcPr>
-            <w:tcW w:type="dxa" w:w="1584"/>
-            <w:shd w:fill="F2F4F8"/>
-            <w:tcMar>
-              <w:top w:w="70" w:type="dxa"/>
-              <w:bottom w:w="70" w:type="dxa"/>
-              <w:left w:w="110" w:type="dxa"/>
-              <w:right w:w="110" w:type="dxa"/>
-            </w:tcMar>
-            <w:vAlign w:val="center"/>
-          </w:tcPr>
-          <w:p>
-            <w:pPr>
-              <w:spacing w:before="40" w:after="40"/>
-              <w:jc w:val="center"/>
-            </w:pPr>
-            <w:r/>
-            <w:r>
-              <w:rPr>
-                <w:rFonts w:ascii="Arial" w:hAnsi="Arial"/>
-                <w:b/>
-                <w:color w:val="111111"/>
-                <w:sz w:val="17"/>
-              </w:rPr>
-              <w:t>Category</w:t>
-            </w:r>
-          </w:p>
-        </w:tc>
-        <w:tc>
-          <w:tcPr>
-            <w:tcW w:type="dxa" w:w="1440"/>
-            <w:shd w:fill="F2F4F8"/>
-            <w:tcMar>
-              <w:top w:w="70" w:type="dxa"/>
-              <w:bottom w:w="70" w:type="dxa"/>
-              <w:left w:w="110" w:type="dxa"/>
-              <w:right w:w="110" w:type="dxa"/>
-            </w:tcMar>
-            <w:vAlign w:val="center"/>
-          </w:tcPr>
-          <w:p>
-            <w:pPr>
-              <w:spacing w:before="40" w:after="40"/>
-              <w:jc w:val="center"/>
-            </w:pPr>
-            <w:r/>
-            <w:r>
-              <w:rPr>
-                <w:rFonts w:ascii="Arial" w:hAnsi="Arial"/>
-                <w:b/>
-                <w:color w:val="111111"/>
-                <w:sz w:val="17"/>
-              </w:rPr>
-              <w:t>BioBERT (Strict)</w:t>
-            </w:r>
-          </w:p>
-        </w:tc>
-        <w:tc>
-          <w:tcPr>
-            <w:tcW w:type="dxa" w:w="1440"/>
-            <w:shd w:fill="F2F4F8"/>
-            <w:tcMar>
-              <w:top w:w="70" w:type="dxa"/>
-              <w:bottom w:w="70" w:type="dxa"/>
-              <w:left w:w="110" w:type="dxa"/>
-              <w:right w:w="110" w:type="dxa"/>
-            </w:tcMar>
-            <w:vAlign w:val="center"/>
-          </w:tcPr>
-          <w:p>
-            <w:pPr>
-              <w:spacing w:before="40" w:after="40"/>
-              <w:jc w:val="center"/>
-            </w:pPr>
-            <w:r/>
-            <w:r>
-              <w:rPr>
-                <w:rFonts w:ascii="Arial" w:hAnsi="Arial"/>
-                <w:b/>
-                <w:color w:val="111111"/>
-                <w:sz w:val="17"/>
-              </w:rPr>
-              <w:t>LLaMA 4 (Strict)</w:t>
-            </w:r>
-          </w:p>
-        </w:tc>
-        <w:tc>
-          <w:tcPr>
-            <w:tcW w:type="dxa" w:w="1584"/>
-            <w:shd w:fill="F2F4F8"/>
-            <w:tcMar>
-              <w:top w:w="70" w:type="dxa"/>
-              <w:bottom w:w="70" w:type="dxa"/>
-              <w:left w:w="110" w:type="dxa"/>
-              <w:right w:w="110" w:type="dxa"/>
-            </w:tcMar>
-            <w:vAlign w:val="center"/>
-          </w:tcPr>
-          <w:p>
-            <w:pPr>
-              <w:spacing w:before="40" w:after="40"/>
-              <w:jc w:val="center"/>
-            </w:pPr>
-            <w:r/>
-            <w:r>
-              <w:rPr>
-                <w:rFonts w:ascii="Arial" w:hAnsi="Arial"/>
-                <w:b/>
-                <w:color w:val="111111"/>
-                <w:sz w:val="17"/>
-              </w:rPr>
-              <w:t>Claude Sonnet (Strict)</w:t>
-            </w:r>
-          </w:p>
-        </w:tc>
-        <w:tc>
-          <w:tcPr>
-            <w:tcW w:type="dxa" w:w="1440"/>
-            <w:shd w:fill="F2F4F8"/>
-            <w:tcMar>
-              <w:top w:w="70" w:type="dxa"/>
-              <w:bottom w:w="70" w:type="dxa"/>
-              <w:left w:w="110" w:type="dxa"/>
-              <w:right w:w="110" w:type="dxa"/>
-            </w:tcMar>
-            <w:vAlign w:val="center"/>
-          </w:tcPr>
-          <w:p>
-            <w:pPr>
-              <w:spacing w:before="40" w:after="40"/>
-              <w:jc w:val="center"/>
-            </w:pPr>
-            <w:r/>
-            <w:r>
-              <w:rPr>
-                <w:rFonts w:ascii="Arial" w:hAnsi="Arial"/>
-                <w:b/>
-                <w:color w:val="111111"/>
-                <w:sz w:val="17"/>
-              </w:rPr>
-              <w:t>BioBERT (Adapted)</w:t>
-            </w:r>
-          </w:p>
-        </w:tc>
-        <w:tc>
-          <w:tcPr>
-            <w:tcW w:type="dxa" w:w="1440"/>
-            <w:shd w:fill="F2F4F8"/>
-            <w:tcMar>
-              <w:top w:w="70" w:type="dxa"/>
-              <w:bottom w:w="70" w:type="dxa"/>
-              <w:left w:w="110" w:type="dxa"/>
-              <w:right w:w="110" w:type="dxa"/>
-            </w:tcMar>
-            <w:vAlign w:val="center"/>
-          </w:tcPr>
-          <w:p>
-            <w:pPr>
-              <w:spacing w:before="40" w:after="40"/>
-              <w:jc w:val="center"/>
-            </w:pPr>
-            <w:r/>
-            <w:r>
-              <w:rPr>
-                <w:rFonts w:ascii="Arial" w:hAnsi="Arial"/>
-                <w:b/>
-                <w:color w:val="111111"/>
-                <w:sz w:val="17"/>
-              </w:rPr>
-              <w:t>LLaMA 4 (Adapted)</w:t>
-            </w:r>
-          </w:p>
-        </w:tc>
-        <w:tc>
-          <w:tcPr>
-            <w:tcW w:type="dxa" w:w="1584"/>
-            <w:shd w:fill="F2F4F8"/>
-            <w:tcMar>
-              <w:top w:w="70" w:type="dxa"/>
-              <w:bottom w:w="70" w:type="dxa"/>
-              <w:left w:w="110" w:type="dxa"/>
-              <w:right w:w="110" w:type="dxa"/>
-            </w:tcMar>
-            <w:vAlign w:val="center"/>
-          </w:tcPr>
-          <w:p>
-            <w:pPr>
-              <w:spacing w:before="40" w:after="40"/>
-              <w:jc w:val="center"/>
-            </w:pPr>
-            <w:r/>
-            <w:r>
-              <w:rPr>
-                <w:rFonts w:ascii="Arial" w:hAnsi="Arial"/>
-                <w:b/>
-                <w:color w:val="111111"/>
-                <w:sz w:val="17"/>
-              </w:rPr>
-              <w:t>Claude Sonnet (Adapted)</w:t>
-            </w:r>
-          </w:p>
-        </w:tc>
-      </w:tr>
-      <w:tr>
-        <w:tc>
-          <w:tcPr>
-            <w:tcW w:type="dxa" w:w="1584"/>
-            <w:shd w:fill="FFFFFF"/>
-            <w:tcMar>
-              <w:top w:w="70" w:type="dxa"/>
-              <w:bottom w:w="70" w:type="dxa"/>
-              <w:left w:w="110" w:type="dxa"/>
-              <w:right w:w="110" w:type="dxa"/>
-            </w:tcMar>
-            <w:vAlign w:val="center"/>
-          </w:tcPr>
-          <w:p>
-            <w:pPr>
-              <w:spacing w:before="40" w:after="40"/>
-              <w:jc w:val="left"/>
-            </w:pPr>
-            <w:r/>
-            <w:r>
-              <w:rPr>
-                <w:rFonts w:ascii="Arial" w:hAnsi="Arial"/>
-                <w:b/>
-                <w:color w:val="222222"/>
-                <w:sz w:val="17"/>
-              </w:rPr>
-              <w:t>AE</w:t>
-            </w:r>
-          </w:p>
-        </w:tc>
-        <w:tc>
-          <w:tcPr>
-            <w:tcW w:type="dxa" w:w="1440"/>
-            <w:shd w:fill="FFFFFF"/>
-            <w:tcMar>
-              <w:top w:w="70" w:type="dxa"/>
-              <w:bottom w:w="70" w:type="dxa"/>
-              <w:left w:w="110" w:type="dxa"/>
-              <w:right w:w="110" w:type="dxa"/>
-            </w:tcMar>
-            <w:vAlign w:val="center"/>
-          </w:tcPr>
-          <w:p>
-            <w:pPr>
-              <w:spacing w:before="40" w:after="40"/>
-              <w:jc w:val="center"/>
-            </w:pPr>
-            <w:r/>
-            <w:r>
-              <w:rPr>
-                <w:rFonts w:ascii="Arial" w:hAnsi="Arial"/>
-                <w:b w:val="0"/>
-                <w:color w:val="222222"/>
-                <w:sz w:val="17"/>
-              </w:rPr>
-              <w:t>0.5501</w:t>
-            </w:r>
-          </w:p>
-        </w:tc>
-        <w:tc>
-          <w:tcPr>
-            <w:tcW w:type="dxa" w:w="1440"/>
-            <w:shd w:fill="FFFFFF"/>
-            <w:tcMar>
-              <w:top w:w="70" w:type="dxa"/>
-              <w:bottom w:w="70" w:type="dxa"/>
-              <w:left w:w="110" w:type="dxa"/>
-              <w:right w:w="110" w:type="dxa"/>
-            </w:tcMar>
-            <w:vAlign w:val="center"/>
-          </w:tcPr>
-          <w:p>
-            <w:pPr>
-              <w:spacing w:before="40" w:after="40"/>
-              <w:jc w:val="center"/>
-            </w:pPr>
-            <w:r/>
-            <w:r>
-              <w:rPr>
-                <w:rFonts w:ascii="Arial" w:hAnsi="Arial"/>
-                <w:b w:val="0"/>
-                <w:color w:val="222222"/>
-                <w:sz w:val="17"/>
-              </w:rPr>
-              <w:t>0.3703</w:t>
-            </w:r>
-          </w:p>
-        </w:tc>
-        <w:tc>
-          <w:tcPr>
-            <w:tcW w:type="dxa" w:w="1584"/>
-            <w:shd w:fill="FFFFFF"/>
-            <w:tcMar>
-              <w:top w:w="70" w:type="dxa"/>
-              <w:bottom w:w="70" w:type="dxa"/>
-              <w:left w:w="110" w:type="dxa"/>
-              <w:right w:w="110" w:type="dxa"/>
-            </w:tcMar>
-            <w:vAlign w:val="center"/>
-          </w:tcPr>
-          <w:p>
-            <w:pPr>
-              <w:spacing w:before="40" w:after="40"/>
-              <w:jc w:val="center"/>
-            </w:pPr>
-            <w:r/>
-            <w:r>
-              <w:rPr>
-                <w:rFonts w:ascii="Arial" w:hAnsi="Arial"/>
-                <w:b w:val="0"/>
-                <w:color w:val="222222"/>
-                <w:sz w:val="17"/>
-              </w:rPr>
-              <w:t>0.4371</w:t>
-            </w:r>
-          </w:p>
-        </w:tc>
-        <w:tc>
-          <w:tcPr>
-            <w:tcW w:type="dxa" w:w="1440"/>
-            <w:shd w:fill="FFFFFF"/>
-            <w:tcMar>
-              <w:top w:w="70" w:type="dxa"/>
-              <w:bottom w:w="70" w:type="dxa"/>
-              <w:left w:w="110" w:type="dxa"/>
-              <w:right w:w="110" w:type="dxa"/>
-            </w:tcMar>
-            <w:vAlign w:val="center"/>
-          </w:tcPr>
-          <w:p>
-            <w:pPr>
-              <w:spacing w:before="40" w:after="40"/>
-              <w:jc w:val="center"/>
-            </w:pPr>
-            <w:r/>
-            <w:r>
-              <w:rPr>
-                <w:rFonts w:ascii="Arial" w:hAnsi="Arial"/>
-                <w:b w:val="0"/>
-                <w:color w:val="222222"/>
-                <w:sz w:val="17"/>
-              </w:rPr>
-              <w:t>0.6865</w:t>
-            </w:r>
-          </w:p>
-        </w:tc>
-        <w:tc>
-          <w:tcPr>
-            <w:tcW w:type="dxa" w:w="1440"/>
-            <w:shd w:fill="FFFFFF"/>
-            <w:tcMar>
-              <w:top w:w="70" w:type="dxa"/>
-              <w:bottom w:w="70" w:type="dxa"/>
-              <w:left w:w="110" w:type="dxa"/>
-              <w:right w:w="110" w:type="dxa"/>
-            </w:tcMar>
-            <w:vAlign w:val="center"/>
-          </w:tcPr>
-          <w:p>
-            <w:pPr>
-              <w:spacing w:before="40" w:after="40"/>
-              <w:jc w:val="center"/>
-            </w:pPr>
-            <w:r/>
-            <w:r>
-              <w:rPr>
-                <w:rFonts w:ascii="Arial" w:hAnsi="Arial"/>
-                <w:b w:val="0"/>
-                <w:color w:val="222222"/>
-                <w:sz w:val="17"/>
-              </w:rPr>
-              <w:t>0.5401</w:t>
-            </w:r>
-          </w:p>
-        </w:tc>
-        <w:tc>
-          <w:tcPr>
-            <w:tcW w:type="dxa" w:w="1584"/>
-            <w:shd w:fill="FFFFFF"/>
-            <w:tcMar>
-              <w:top w:w="70" w:type="dxa"/>
-              <w:bottom w:w="70" w:type="dxa"/>
-              <w:left w:w="110" w:type="dxa"/>
-              <w:right w:w="110" w:type="dxa"/>
-            </w:tcMar>
-            <w:vAlign w:val="center"/>
-          </w:tcPr>
-          <w:p>
-            <w:pPr>
-              <w:spacing w:before="40" w:after="40"/>
-              <w:jc w:val="center"/>
-            </w:pPr>
-            <w:r/>
-            <w:r>
-              <w:rPr>
-                <w:rFonts w:ascii="Arial" w:hAnsi="Arial"/>
-                <w:b w:val="0"/>
-                <w:color w:val="222222"/>
-                <w:sz w:val="17"/>
-              </w:rPr>
-              <w:t>0.6120</w:t>
-            </w:r>
-          </w:p>
-        </w:tc>
-      </w:tr>
-      <w:tr>
-        <w:tc>
-          <w:tcPr>
-            <w:tcW w:type="dxa" w:w="1584"/>
-            <w:shd w:fill="FBFBFB"/>
-            <w:tcMar>
-              <w:top w:w="70" w:type="dxa"/>
-              <w:bottom w:w="70" w:type="dxa"/>
-              <w:left w:w="110" w:type="dxa"/>
-              <w:right w:w="110" w:type="dxa"/>
-            </w:tcMar>
-            <w:vAlign w:val="center"/>
-          </w:tcPr>
-          <w:p>
-            <w:pPr>
-              <w:spacing w:before="40" w:after="40"/>
-              <w:jc w:val="left"/>
-            </w:pPr>
-            <w:r/>
-            <w:r>
-              <w:rPr>
-                <w:rFonts w:ascii="Arial" w:hAnsi="Arial"/>
-                <w:b/>
-                <w:color w:val="222222"/>
-                <w:sz w:val="17"/>
-              </w:rPr>
-              <w:t>AGE</w:t>
-            </w:r>
-          </w:p>
-        </w:tc>
-        <w:tc>
-          <w:tcPr>
-            <w:tcW w:type="dxa" w:w="1440"/>
-            <w:shd w:fill="FBFBFB"/>
-            <w:tcMar>
-              <w:top w:w="70" w:type="dxa"/>
-              <w:bottom w:w="70" w:type="dxa"/>
-              <w:left w:w="110" w:type="dxa"/>
-              <w:right w:w="110" w:type="dxa"/>
-            </w:tcMar>
-            <w:vAlign w:val="center"/>
-          </w:tcPr>
-          <w:p>
-            <w:pPr>
-              <w:spacing w:before="40" w:after="40"/>
-              <w:jc w:val="center"/>
-            </w:pPr>
-            <w:r/>
-            <w:r>
-              <w:rPr>
-                <w:rFonts w:ascii="Arial" w:hAnsi="Arial"/>
-                <w:b w:val="0"/>
-                <w:color w:val="222222"/>
-                <w:sz w:val="17"/>
-              </w:rPr>
-              <w:t>0.8804</w:t>
-            </w:r>
-          </w:p>
-        </w:tc>
-        <w:tc>
-          <w:tcPr>
-            <w:tcW w:type="dxa" w:w="1440"/>
-            <w:shd w:fill="FBFBFB"/>
-            <w:tcMar>
-              <w:top w:w="70" w:type="dxa"/>
-              <w:bottom w:w="70" w:type="dxa"/>
-              <w:left w:w="110" w:type="dxa"/>
-              <w:right w:w="110" w:type="dxa"/>
-            </w:tcMar>
-            <w:vAlign w:val="center"/>
-          </w:tcPr>
-          <w:p>
-            <w:pPr>
-              <w:spacing w:before="40" w:after="40"/>
-              <w:jc w:val="center"/>
-            </w:pPr>
-            <w:r/>
-            <w:r>
-              <w:rPr>
-                <w:rFonts w:ascii="Arial" w:hAnsi="Arial"/>
-                <w:b w:val="0"/>
-                <w:color w:val="222222"/>
-                <w:sz w:val="17"/>
-              </w:rPr>
-              <w:t>0.8037</w:t>
-            </w:r>
-          </w:p>
-        </w:tc>
-        <w:tc>
-          <w:tcPr>
-            <w:tcW w:type="dxa" w:w="1584"/>
-            <w:shd w:fill="FBFBFB"/>
-            <w:tcMar>
-              <w:top w:w="70" w:type="dxa"/>
-              <w:bottom w:w="70" w:type="dxa"/>
-              <w:left w:w="110" w:type="dxa"/>
-              <w:right w:w="110" w:type="dxa"/>
-            </w:tcMar>
-            <w:vAlign w:val="center"/>
-          </w:tcPr>
-          <w:p>
-            <w:pPr>
-              <w:spacing w:before="40" w:after="40"/>
-              <w:jc w:val="center"/>
-            </w:pPr>
-            <w:r/>
-            <w:r>
-              <w:rPr>
-                <w:rFonts w:ascii="Arial" w:hAnsi="Arial"/>
-                <w:b w:val="0"/>
-                <w:color w:val="222222"/>
-                <w:sz w:val="17"/>
-              </w:rPr>
-              <w:t>0.8654</w:t>
-            </w:r>
-          </w:p>
-        </w:tc>
-        <w:tc>
-          <w:tcPr>
-            <w:tcW w:type="dxa" w:w="1440"/>
-            <w:shd w:fill="FBFBFB"/>
-            <w:tcMar>
-              <w:top w:w="70" w:type="dxa"/>
-              <w:bottom w:w="70" w:type="dxa"/>
-              <w:left w:w="110" w:type="dxa"/>
-              <w:right w:w="110" w:type="dxa"/>
-            </w:tcMar>
-            <w:vAlign w:val="center"/>
-          </w:tcPr>
-          <w:p>
-            <w:pPr>
-              <w:spacing w:before="40" w:after="40"/>
-              <w:jc w:val="center"/>
-            </w:pPr>
-            <w:r/>
-            <w:r>
-              <w:rPr>
-                <w:rFonts w:ascii="Arial" w:hAnsi="Arial"/>
-                <w:b w:val="0"/>
-                <w:color w:val="222222"/>
-                <w:sz w:val="17"/>
-              </w:rPr>
-              <w:t>0.8804</w:t>
-            </w:r>
-          </w:p>
-        </w:tc>
-        <w:tc>
-          <w:tcPr>
-            <w:tcW w:type="dxa" w:w="1440"/>
-            <w:shd w:fill="FBFBFB"/>
-            <w:tcMar>
-              <w:top w:w="70" w:type="dxa"/>
-              <w:bottom w:w="70" w:type="dxa"/>
-              <w:left w:w="110" w:type="dxa"/>
-              <w:right w:w="110" w:type="dxa"/>
-            </w:tcMar>
-            <w:vAlign w:val="center"/>
-          </w:tcPr>
-          <w:p>
-            <w:pPr>
-              <w:spacing w:before="40" w:after="40"/>
-              <w:jc w:val="center"/>
-            </w:pPr>
-            <w:r/>
-            <w:r>
-              <w:rPr>
-                <w:rFonts w:ascii="Arial" w:hAnsi="Arial"/>
-                <w:b w:val="0"/>
-                <w:color w:val="222222"/>
-                <w:sz w:val="17"/>
-              </w:rPr>
-              <w:t>0.8350</w:t>
-            </w:r>
-          </w:p>
-        </w:tc>
-        <w:tc>
-          <w:tcPr>
-            <w:tcW w:type="dxa" w:w="1584"/>
-            <w:shd w:fill="FBFBFB"/>
-            <w:tcMar>
-              <w:top w:w="70" w:type="dxa"/>
-              <w:bottom w:w="70" w:type="dxa"/>
-              <w:left w:w="110" w:type="dxa"/>
-              <w:right w:w="110" w:type="dxa"/>
-            </w:tcMar>
-            <w:vAlign w:val="center"/>
-          </w:tcPr>
-          <w:p>
-            <w:pPr>
-              <w:spacing w:before="40" w:after="40"/>
-              <w:jc w:val="center"/>
-            </w:pPr>
-            <w:r/>
-            <w:r>
-              <w:rPr>
-                <w:rFonts w:ascii="Arial" w:hAnsi="Arial"/>
-                <w:b w:val="0"/>
-                <w:color w:val="222222"/>
-                <w:sz w:val="17"/>
-              </w:rPr>
-              <w:t>0.8812</w:t>
-            </w:r>
-          </w:p>
-        </w:tc>
-      </w:tr>
-      <w:tr>
-        <w:tc>
-          <w:tcPr>
-            <w:tcW w:type="dxa" w:w="1584"/>
-            <w:shd w:fill="FFFFFF"/>
-            <w:tcMar>
-              <w:top w:w="70" w:type="dxa"/>
-              <w:bottom w:w="70" w:type="dxa"/>
-              <w:left w:w="110" w:type="dxa"/>
-              <w:right w:w="110" w:type="dxa"/>
-            </w:tcMar>
-            <w:vAlign w:val="center"/>
-          </w:tcPr>
-          <w:p>
-            <w:pPr>
-              <w:spacing w:before="40" w:after="40"/>
-              <w:jc w:val="left"/>
-            </w:pPr>
-            <w:r/>
-            <w:r>
-              <w:rPr>
-                <w:rFonts w:ascii="Arial" w:hAnsi="Arial"/>
-                <w:b/>
-                <w:color w:val="222222"/>
-                <w:sz w:val="17"/>
-              </w:rPr>
-              <w:t>COD</w:t>
-            </w:r>
-          </w:p>
-        </w:tc>
-        <w:tc>
-          <w:tcPr>
-            <w:tcW w:type="dxa" w:w="1440"/>
-            <w:shd w:fill="FFFFFF"/>
-            <w:tcMar>
-              <w:top w:w="70" w:type="dxa"/>
-              <w:bottom w:w="70" w:type="dxa"/>
-              <w:left w:w="110" w:type="dxa"/>
-              <w:right w:w="110" w:type="dxa"/>
-            </w:tcMar>
-            <w:vAlign w:val="center"/>
-          </w:tcPr>
-          <w:p>
-            <w:pPr>
-              <w:spacing w:before="40" w:after="40"/>
-              <w:jc w:val="center"/>
-            </w:pPr>
-            <w:r/>
-            <w:r>
-              <w:rPr>
-                <w:rFonts w:ascii="Arial" w:hAnsi="Arial"/>
-                <w:b w:val="0"/>
-                <w:color w:val="222222"/>
-                <w:sz w:val="17"/>
-              </w:rPr>
-              <w:t>0.3650</w:t>
-            </w:r>
-          </w:p>
-        </w:tc>
-        <w:tc>
-          <w:tcPr>
-            <w:tcW w:type="dxa" w:w="1440"/>
-            <w:shd w:fill="FFFFFF"/>
-            <w:tcMar>
-              <w:top w:w="70" w:type="dxa"/>
-              <w:bottom w:w="70" w:type="dxa"/>
-              <w:left w:w="110" w:type="dxa"/>
-              <w:right w:w="110" w:type="dxa"/>
-            </w:tcMar>
-            <w:vAlign w:val="center"/>
-          </w:tcPr>
-          <w:p>
-            <w:pPr>
-              <w:spacing w:before="40" w:after="40"/>
-              <w:jc w:val="center"/>
-            </w:pPr>
-            <w:r/>
-            <w:r>
-              <w:rPr>
-                <w:rFonts w:ascii="Arial" w:hAnsi="Arial"/>
-                <w:b w:val="0"/>
-                <w:color w:val="222222"/>
-                <w:sz w:val="17"/>
-              </w:rPr>
-              <w:t>0.0526</w:t>
-            </w:r>
-          </w:p>
-        </w:tc>
-        <w:tc>
-          <w:tcPr>
-            <w:tcW w:type="dxa" w:w="1584"/>
-            <w:shd w:fill="FFFFFF"/>
-            <w:tcMar>
-              <w:top w:w="70" w:type="dxa"/>
-              <w:bottom w:w="70" w:type="dxa"/>
-              <w:left w:w="110" w:type="dxa"/>
-              <w:right w:w="110" w:type="dxa"/>
-            </w:tcMar>
-            <w:vAlign w:val="center"/>
-          </w:tcPr>
-          <w:p>
-            <w:pPr>
-              <w:spacing w:before="40" w:after="40"/>
-              <w:jc w:val="center"/>
-            </w:pPr>
-            <w:r/>
-            <w:r>
-              <w:rPr>
-                <w:rFonts w:ascii="Arial" w:hAnsi="Arial"/>
-                <w:b w:val="0"/>
-                <w:color w:val="222222"/>
-                <w:sz w:val="17"/>
-              </w:rPr>
-              <w:t>0.0833</w:t>
-            </w:r>
-          </w:p>
-        </w:tc>
-        <w:tc>
-          <w:tcPr>
-            <w:tcW w:type="dxa" w:w="1440"/>
-            <w:shd w:fill="FFFFFF"/>
-            <w:tcMar>
-              <w:top w:w="70" w:type="dxa"/>
-              <w:bottom w:w="70" w:type="dxa"/>
-              <w:left w:w="110" w:type="dxa"/>
-              <w:right w:w="110" w:type="dxa"/>
-            </w:tcMar>
-            <w:vAlign w:val="center"/>
-          </w:tcPr>
-          <w:p>
-            <w:pPr>
-              <w:spacing w:before="40" w:after="40"/>
-              <w:jc w:val="center"/>
-            </w:pPr>
-            <w:r/>
-            <w:r>
-              <w:rPr>
-                <w:rFonts w:ascii="Arial" w:hAnsi="Arial"/>
-                <w:b w:val="0"/>
-                <w:color w:val="222222"/>
-                <w:sz w:val="17"/>
-              </w:rPr>
-              <w:t>0.4120</w:t>
-            </w:r>
-          </w:p>
-        </w:tc>
-        <w:tc>
-          <w:tcPr>
-            <w:tcW w:type="dxa" w:w="1440"/>
-            <w:shd w:fill="FFFFFF"/>
-            <w:tcMar>
-              <w:top w:w="70" w:type="dxa"/>
-              <w:bottom w:w="70" w:type="dxa"/>
-              <w:left w:w="110" w:type="dxa"/>
-              <w:right w:w="110" w:type="dxa"/>
-            </w:tcMar>
-            <w:vAlign w:val="center"/>
-          </w:tcPr>
-          <w:p>
-            <w:pPr>
-              <w:spacing w:before="40" w:after="40"/>
-              <w:jc w:val="center"/>
-            </w:pPr>
-            <w:r/>
-            <w:r>
-              <w:rPr>
-                <w:rFonts w:ascii="Arial" w:hAnsi="Arial"/>
-                <w:b w:val="0"/>
-                <w:color w:val="222222"/>
-                <w:sz w:val="17"/>
-              </w:rPr>
-              <w:t>0.1429</w:t>
-            </w:r>
-          </w:p>
-        </w:tc>
-        <w:tc>
-          <w:tcPr>
-            <w:tcW w:type="dxa" w:w="1584"/>
-            <w:shd w:fill="FFFFFF"/>
-            <w:tcMar>
-              <w:top w:w="70" w:type="dxa"/>
-              <w:bottom w:w="70" w:type="dxa"/>
-              <w:left w:w="110" w:type="dxa"/>
-              <w:right w:w="110" w:type="dxa"/>
-            </w:tcMar>
-            <w:vAlign w:val="center"/>
-          </w:tcPr>
-          <w:p>
-            <w:pPr>
-              <w:spacing w:before="40" w:after="40"/>
-              <w:jc w:val="center"/>
-            </w:pPr>
-            <w:r/>
-            <w:r>
-              <w:rPr>
-                <w:rFonts w:ascii="Arial" w:hAnsi="Arial"/>
-                <w:b w:val="0"/>
-                <w:color w:val="222222"/>
-                <w:sz w:val="17"/>
-              </w:rPr>
-              <w:t>0.2222</w:t>
-            </w:r>
-          </w:p>
-        </w:tc>
-      </w:tr>
-      <w:tr>
-        <w:tc>
-          <w:tcPr>
-            <w:tcW w:type="dxa" w:w="1584"/>
-            <w:shd w:fill="FBFBFB"/>
-            <w:tcMar>
-              <w:top w:w="70" w:type="dxa"/>
-              <w:bottom w:w="70" w:type="dxa"/>
-              <w:left w:w="110" w:type="dxa"/>
-              <w:right w:w="110" w:type="dxa"/>
-            </w:tcMar>
-            <w:vAlign w:val="center"/>
-          </w:tcPr>
-          <w:p>
-            <w:pPr>
-              <w:spacing w:before="40" w:after="40"/>
-              <w:jc w:val="left"/>
-            </w:pPr>
-            <w:r/>
-            <w:r>
-              <w:rPr>
-                <w:rFonts w:ascii="Arial" w:hAnsi="Arial"/>
-                <w:b/>
-                <w:color w:val="222222"/>
-                <w:sz w:val="17"/>
-              </w:rPr>
-              <w:t>DOSE</w:t>
-            </w:r>
-          </w:p>
-        </w:tc>
-        <w:tc>
-          <w:tcPr>
-            <w:tcW w:type="dxa" w:w="1440"/>
-            <w:shd w:fill="FBFBFB"/>
-            <w:tcMar>
-              <w:top w:w="70" w:type="dxa"/>
-              <w:bottom w:w="70" w:type="dxa"/>
-              <w:left w:w="110" w:type="dxa"/>
-              <w:right w:w="110" w:type="dxa"/>
-            </w:tcMar>
-            <w:vAlign w:val="center"/>
-          </w:tcPr>
-          <w:p>
-            <w:pPr>
-              <w:spacing w:before="40" w:after="40"/>
-              <w:jc w:val="center"/>
-            </w:pPr>
-            <w:r/>
-            <w:r>
-              <w:rPr>
-                <w:rFonts w:ascii="Arial" w:hAnsi="Arial"/>
-                <w:b w:val="0"/>
-                <w:color w:val="222222"/>
-                <w:sz w:val="17"/>
-              </w:rPr>
-              <w:t>0.5542</w:t>
-            </w:r>
-          </w:p>
-        </w:tc>
-        <w:tc>
-          <w:tcPr>
-            <w:tcW w:type="dxa" w:w="1440"/>
-            <w:shd w:fill="FBFBFB"/>
-            <w:tcMar>
-              <w:top w:w="70" w:type="dxa"/>
-              <w:bottom w:w="70" w:type="dxa"/>
-              <w:left w:w="110" w:type="dxa"/>
-              <w:right w:w="110" w:type="dxa"/>
-            </w:tcMar>
-            <w:vAlign w:val="center"/>
-          </w:tcPr>
-          <w:p>
-            <w:pPr>
-              <w:spacing w:before="40" w:after="40"/>
-              <w:jc w:val="center"/>
-            </w:pPr>
-            <w:r/>
-            <w:r>
-              <w:rPr>
-                <w:rFonts w:ascii="Arial" w:hAnsi="Arial"/>
-                <w:b w:val="0"/>
-                <w:color w:val="222222"/>
-                <w:sz w:val="17"/>
-              </w:rPr>
-              <w:t>0.3644</w:t>
-            </w:r>
-          </w:p>
-        </w:tc>
-        <w:tc>
-          <w:tcPr>
-            <w:tcW w:type="dxa" w:w="1584"/>
-            <w:shd w:fill="FBFBFB"/>
-            <w:tcMar>
-              <w:top w:w="70" w:type="dxa"/>
-              <w:bottom w:w="70" w:type="dxa"/>
-              <w:left w:w="110" w:type="dxa"/>
-              <w:right w:w="110" w:type="dxa"/>
-            </w:tcMar>
-            <w:vAlign w:val="center"/>
-          </w:tcPr>
-          <w:p>
-            <w:pPr>
-              <w:spacing w:before="40" w:after="40"/>
-              <w:jc w:val="center"/>
-            </w:pPr>
-            <w:r/>
-            <w:r>
-              <w:rPr>
-                <w:rFonts w:ascii="Arial" w:hAnsi="Arial"/>
-                <w:b w:val="0"/>
-                <w:color w:val="222222"/>
-                <w:sz w:val="17"/>
-              </w:rPr>
-              <w:t>0.4891</w:t>
-            </w:r>
-          </w:p>
-        </w:tc>
-        <w:tc>
-          <w:tcPr>
-            <w:tcW w:type="dxa" w:w="1440"/>
-            <w:shd w:fill="FBFBFB"/>
-            <w:tcMar>
-              <w:top w:w="70" w:type="dxa"/>
-              <w:bottom w:w="70" w:type="dxa"/>
-              <w:left w:w="110" w:type="dxa"/>
-              <w:right w:w="110" w:type="dxa"/>
-            </w:tcMar>
-            <w:vAlign w:val="center"/>
-          </w:tcPr>
-          <w:p>
-            <w:pPr>
-              <w:spacing w:before="40" w:after="40"/>
-              <w:jc w:val="center"/>
-            </w:pPr>
-            <w:r/>
-            <w:r>
-              <w:rPr>
-                <w:rFonts w:ascii="Arial" w:hAnsi="Arial"/>
-                <w:b w:val="0"/>
-                <w:color w:val="222222"/>
-                <w:sz w:val="17"/>
-              </w:rPr>
-              <w:t>0.7810</w:t>
-            </w:r>
-          </w:p>
-        </w:tc>
-        <w:tc>
-          <w:tcPr>
-            <w:tcW w:type="dxa" w:w="1440"/>
-            <w:shd w:fill="FBFBFB"/>
-            <w:tcMar>
-              <w:top w:w="70" w:type="dxa"/>
-              <w:bottom w:w="70" w:type="dxa"/>
-              <w:left w:w="110" w:type="dxa"/>
-              <w:right w:w="110" w:type="dxa"/>
-            </w:tcMar>
-            <w:vAlign w:val="center"/>
-          </w:tcPr>
-          <w:p>
-            <w:pPr>
-              <w:spacing w:before="40" w:after="40"/>
-              <w:jc w:val="center"/>
-            </w:pPr>
-            <w:r/>
-            <w:r>
-              <w:rPr>
-                <w:rFonts w:ascii="Arial" w:hAnsi="Arial"/>
-                <w:b w:val="0"/>
-                <w:color w:val="222222"/>
-                <w:sz w:val="17"/>
-              </w:rPr>
-              <w:t>0.6210</w:t>
-            </w:r>
-          </w:p>
-        </w:tc>
-        <w:tc>
-          <w:tcPr>
-            <w:tcW w:type="dxa" w:w="1584"/>
-            <w:shd w:fill="FBFBFB"/>
-            <w:tcMar>
-              <w:top w:w="70" w:type="dxa"/>
-              <w:bottom w:w="70" w:type="dxa"/>
-              <w:left w:w="110" w:type="dxa"/>
-              <w:right w:w="110" w:type="dxa"/>
-            </w:tcMar>
-            <w:vAlign w:val="center"/>
-          </w:tcPr>
-          <w:p>
-            <w:pPr>
-              <w:spacing w:before="40" w:after="40"/>
-              <w:jc w:val="center"/>
-            </w:pPr>
-            <w:r/>
-            <w:r>
-              <w:rPr>
-                <w:rFonts w:ascii="Arial" w:hAnsi="Arial"/>
-                <w:b w:val="0"/>
-                <w:color w:val="222222"/>
-                <w:sz w:val="17"/>
-              </w:rPr>
-              <w:t>0.7105</w:t>
-            </w:r>
-          </w:p>
-        </w:tc>
-      </w:tr>
-      <w:tr>
-        <w:tc>
-          <w:tcPr>
-            <w:tcW w:type="dxa" w:w="1584"/>
-            <w:shd w:fill="FFFFFF"/>
-            <w:tcMar>
-              <w:top w:w="70" w:type="dxa"/>
-              <w:bottom w:w="70" w:type="dxa"/>
-              <w:left w:w="110" w:type="dxa"/>
-              <w:right w:w="110" w:type="dxa"/>
-            </w:tcMar>
-            <w:vAlign w:val="center"/>
-          </w:tcPr>
-          <w:p>
-            <w:pPr>
-              <w:spacing w:before="40" w:after="40"/>
-              <w:jc w:val="left"/>
-            </w:pPr>
-            <w:r/>
-            <w:r>
-              <w:rPr>
-                <w:rFonts w:ascii="Arial" w:hAnsi="Arial"/>
-                <w:b/>
-                <w:color w:val="222222"/>
-                <w:sz w:val="17"/>
-              </w:rPr>
-              <w:t>DRUG</w:t>
-            </w:r>
-          </w:p>
-        </w:tc>
-        <w:tc>
-          <w:tcPr>
-            <w:tcW w:type="dxa" w:w="1440"/>
-            <w:shd w:fill="FFFFFF"/>
-            <w:tcMar>
-              <w:top w:w="70" w:type="dxa"/>
-              <w:bottom w:w="70" w:type="dxa"/>
-              <w:left w:w="110" w:type="dxa"/>
-              <w:right w:w="110" w:type="dxa"/>
-            </w:tcMar>
-            <w:vAlign w:val="center"/>
-          </w:tcPr>
-          <w:p>
-            <w:pPr>
-              <w:spacing w:before="40" w:after="40"/>
-              <w:jc w:val="center"/>
-            </w:pPr>
-            <w:r/>
-            <w:r>
-              <w:rPr>
-                <w:rFonts w:ascii="Arial" w:hAnsi="Arial"/>
-                <w:b w:val="0"/>
-                <w:color w:val="222222"/>
-                <w:sz w:val="17"/>
-              </w:rPr>
-              <w:t>0.5502</w:t>
-            </w:r>
-          </w:p>
-        </w:tc>
-        <w:tc>
-          <w:tcPr>
-            <w:tcW w:type="dxa" w:w="1440"/>
-            <w:shd w:fill="FFFFFF"/>
-            <w:tcMar>
-              <w:top w:w="70" w:type="dxa"/>
-              <w:bottom w:w="70" w:type="dxa"/>
-              <w:left w:w="110" w:type="dxa"/>
-              <w:right w:w="110" w:type="dxa"/>
-            </w:tcMar>
-            <w:vAlign w:val="center"/>
-          </w:tcPr>
-          <w:p>
-            <w:pPr>
-              <w:spacing w:before="40" w:after="40"/>
-              <w:jc w:val="center"/>
-            </w:pPr>
-            <w:r/>
-            <w:r>
-              <w:rPr>
-                <w:rFonts w:ascii="Arial" w:hAnsi="Arial"/>
-                <w:b w:val="0"/>
-                <w:color w:val="222222"/>
-                <w:sz w:val="17"/>
-              </w:rPr>
-              <w:t>0.5403</w:t>
-            </w:r>
-          </w:p>
-        </w:tc>
-        <w:tc>
-          <w:tcPr>
-            <w:tcW w:type="dxa" w:w="1584"/>
-            <w:shd w:fill="FFFFFF"/>
-            <w:tcMar>
-              <w:top w:w="70" w:type="dxa"/>
-              <w:bottom w:w="70" w:type="dxa"/>
-              <w:left w:w="110" w:type="dxa"/>
-              <w:right w:w="110" w:type="dxa"/>
-            </w:tcMar>
-            <w:vAlign w:val="center"/>
-          </w:tcPr>
-          <w:p>
-            <w:pPr>
-              <w:spacing w:before="40" w:after="40"/>
-              <w:jc w:val="center"/>
-            </w:pPr>
-            <w:r/>
-            <w:r>
-              <w:rPr>
-                <w:rFonts w:ascii="Arial" w:hAnsi="Arial"/>
-                <w:b w:val="0"/>
-                <w:color w:val="222222"/>
-                <w:sz w:val="17"/>
-              </w:rPr>
-              <w:t>0.5912</w:t>
-            </w:r>
-          </w:p>
-        </w:tc>
-        <w:tc>
-          <w:tcPr>
-            <w:tcW w:type="dxa" w:w="1440"/>
-            <w:shd w:fill="FFFFFF"/>
-            <w:tcMar>
-              <w:top w:w="70" w:type="dxa"/>
-              <w:bottom w:w="70" w:type="dxa"/>
-              <w:left w:w="110" w:type="dxa"/>
-              <w:right w:w="110" w:type="dxa"/>
-            </w:tcMar>
-            <w:vAlign w:val="center"/>
-          </w:tcPr>
-          <w:p>
-            <w:pPr>
-              <w:spacing w:before="40" w:after="40"/>
-              <w:jc w:val="center"/>
-            </w:pPr>
-            <w:r/>
-            <w:r>
-              <w:rPr>
-                <w:rFonts w:ascii="Arial" w:hAnsi="Arial"/>
-                <w:b w:val="0"/>
-                <w:color w:val="222222"/>
-                <w:sz w:val="17"/>
-              </w:rPr>
-              <w:t>0.6904</w:t>
-            </w:r>
-          </w:p>
-        </w:tc>
-        <w:tc>
-          <w:tcPr>
-            <w:tcW w:type="dxa" w:w="1440"/>
-            <w:shd w:fill="FFFFFF"/>
-            <w:tcMar>
-              <w:top w:w="70" w:type="dxa"/>
-              <w:bottom w:w="70" w:type="dxa"/>
-              <w:left w:w="110" w:type="dxa"/>
-              <w:right w:w="110" w:type="dxa"/>
-            </w:tcMar>
-            <w:vAlign w:val="center"/>
-          </w:tcPr>
-          <w:p>
-            <w:pPr>
-              <w:spacing w:before="40" w:after="40"/>
-              <w:jc w:val="center"/>
-            </w:pPr>
-            <w:r/>
-            <w:r>
-              <w:rPr>
-                <w:rFonts w:ascii="Arial" w:hAnsi="Arial"/>
-                <w:b w:val="0"/>
-                <w:color w:val="222222"/>
-                <w:sz w:val="17"/>
-              </w:rPr>
-              <w:t>0.6750</w:t>
-            </w:r>
-          </w:p>
-        </w:tc>
-        <w:tc>
-          <w:tcPr>
-            <w:tcW w:type="dxa" w:w="1584"/>
-            <w:shd w:fill="FFFFFF"/>
-            <w:tcMar>
-              <w:top w:w="70" w:type="dxa"/>
-              <w:bottom w:w="70" w:type="dxa"/>
-              <w:left w:w="110" w:type="dxa"/>
-              <w:right w:w="110" w:type="dxa"/>
-            </w:tcMar>
-            <w:vAlign w:val="center"/>
-          </w:tcPr>
-          <w:p>
-            <w:pPr>
-              <w:spacing w:before="40" w:after="40"/>
-              <w:jc w:val="center"/>
-            </w:pPr>
-            <w:r/>
-            <w:r>
-              <w:rPr>
-                <w:rFonts w:ascii="Arial" w:hAnsi="Arial"/>
-                <w:b w:val="0"/>
-                <w:color w:val="222222"/>
-                <w:sz w:val="17"/>
-              </w:rPr>
-              <w:t>0.7410</w:t>
-            </w:r>
-          </w:p>
-        </w:tc>
-      </w:tr>
-      <w:tr>
-        <w:tc>
-          <w:tcPr>
-            <w:tcW w:type="dxa" w:w="1584"/>
-            <w:shd w:fill="FBFBFB"/>
-            <w:tcMar>
-              <w:top w:w="70" w:type="dxa"/>
-              <w:bottom w:w="70" w:type="dxa"/>
-              <w:left w:w="110" w:type="dxa"/>
-              <w:right w:w="110" w:type="dxa"/>
-            </w:tcMar>
-            <w:vAlign w:val="center"/>
-          </w:tcPr>
-          <w:p>
-            <w:pPr>
-              <w:spacing w:before="40" w:after="40"/>
-              <w:jc w:val="left"/>
-            </w:pPr>
-            <w:r/>
-            <w:r>
-              <w:rPr>
-                <w:rFonts w:ascii="Arial" w:hAnsi="Arial"/>
-                <w:b/>
-                <w:color w:val="222222"/>
-                <w:sz w:val="17"/>
-              </w:rPr>
-              <w:t>DX</w:t>
-            </w:r>
-          </w:p>
-        </w:tc>
-        <w:tc>
-          <w:tcPr>
-            <w:tcW w:type="dxa" w:w="1440"/>
-            <w:shd w:fill="FBFBFB"/>
-            <w:tcMar>
-              <w:top w:w="70" w:type="dxa"/>
-              <w:bottom w:w="70" w:type="dxa"/>
-              <w:left w:w="110" w:type="dxa"/>
-              <w:right w:w="110" w:type="dxa"/>
-            </w:tcMar>
-            <w:vAlign w:val="center"/>
-          </w:tcPr>
-          <w:p>
-            <w:pPr>
-              <w:spacing w:before="40" w:after="40"/>
-              <w:jc w:val="center"/>
-            </w:pPr>
-            <w:r/>
-            <w:r>
-              <w:rPr>
-                <w:rFonts w:ascii="Arial" w:hAnsi="Arial"/>
-                <w:b w:val="0"/>
-                <w:color w:val="222222"/>
-                <w:sz w:val="17"/>
-              </w:rPr>
-              <w:t>0.3340</w:t>
-            </w:r>
-          </w:p>
-        </w:tc>
-        <w:tc>
-          <w:tcPr>
-            <w:tcW w:type="dxa" w:w="1440"/>
-            <w:shd w:fill="FBFBFB"/>
-            <w:tcMar>
-              <w:top w:w="70" w:type="dxa"/>
-              <w:bottom w:w="70" w:type="dxa"/>
-              <w:left w:w="110" w:type="dxa"/>
-              <w:right w:w="110" w:type="dxa"/>
-            </w:tcMar>
-            <w:vAlign w:val="center"/>
-          </w:tcPr>
-          <w:p>
-            <w:pPr>
-              <w:spacing w:before="40" w:after="40"/>
-              <w:jc w:val="center"/>
-            </w:pPr>
-            <w:r/>
-            <w:r>
-              <w:rPr>
-                <w:rFonts w:ascii="Arial" w:hAnsi="Arial"/>
-                <w:b w:val="0"/>
-                <w:color w:val="222222"/>
-                <w:sz w:val="17"/>
-              </w:rPr>
-              <w:t>0.1345</w:t>
-            </w:r>
-          </w:p>
-        </w:tc>
-        <w:tc>
-          <w:tcPr>
-            <w:tcW w:type="dxa" w:w="1584"/>
-            <w:shd w:fill="FBFBFB"/>
-            <w:tcMar>
-              <w:top w:w="70" w:type="dxa"/>
-              <w:bottom w:w="70" w:type="dxa"/>
-              <w:left w:w="110" w:type="dxa"/>
-              <w:right w:w="110" w:type="dxa"/>
-            </w:tcMar>
-            <w:vAlign w:val="center"/>
-          </w:tcPr>
-          <w:p>
-            <w:pPr>
-              <w:spacing w:before="40" w:after="40"/>
-              <w:jc w:val="center"/>
-            </w:pPr>
-            <w:r/>
-            <w:r>
-              <w:rPr>
-                <w:rFonts w:ascii="Arial" w:hAnsi="Arial"/>
-                <w:b w:val="0"/>
-                <w:color w:val="222222"/>
-                <w:sz w:val="17"/>
-              </w:rPr>
-              <w:t>0.2014</w:t>
-            </w:r>
-          </w:p>
-        </w:tc>
-        <w:tc>
-          <w:tcPr>
-            <w:tcW w:type="dxa" w:w="1440"/>
-            <w:shd w:fill="FBFBFB"/>
-            <w:tcMar>
-              <w:top w:w="70" w:type="dxa"/>
-              <w:bottom w:w="70" w:type="dxa"/>
-              <w:left w:w="110" w:type="dxa"/>
-              <w:right w:w="110" w:type="dxa"/>
-            </w:tcMar>
-            <w:vAlign w:val="center"/>
-          </w:tcPr>
-          <w:p>
-            <w:pPr>
-              <w:spacing w:before="40" w:after="40"/>
-              <w:jc w:val="center"/>
-            </w:pPr>
-            <w:r/>
-            <w:r>
-              <w:rPr>
-                <w:rFonts w:ascii="Arial" w:hAnsi="Arial"/>
-                <w:b w:val="0"/>
-                <w:color w:val="222222"/>
-                <w:sz w:val="17"/>
-              </w:rPr>
-              <w:t>0.4850</w:t>
-            </w:r>
-          </w:p>
-        </w:tc>
-        <w:tc>
-          <w:tcPr>
-            <w:tcW w:type="dxa" w:w="1440"/>
-            <w:shd w:fill="FBFBFB"/>
-            <w:tcMar>
-              <w:top w:w="70" w:type="dxa"/>
-              <w:bottom w:w="70" w:type="dxa"/>
-              <w:left w:w="110" w:type="dxa"/>
-              <w:right w:w="110" w:type="dxa"/>
-            </w:tcMar>
-            <w:vAlign w:val="center"/>
-          </w:tcPr>
-          <w:p>
-            <w:pPr>
-              <w:spacing w:before="40" w:after="40"/>
-              <w:jc w:val="center"/>
-            </w:pPr>
-            <w:r/>
-            <w:r>
-              <w:rPr>
-                <w:rFonts w:ascii="Arial" w:hAnsi="Arial"/>
-                <w:b w:val="0"/>
-                <w:color w:val="222222"/>
-                <w:sz w:val="17"/>
-              </w:rPr>
-              <w:t>0.3120</w:t>
-            </w:r>
-          </w:p>
-        </w:tc>
-        <w:tc>
-          <w:tcPr>
-            <w:tcW w:type="dxa" w:w="1584"/>
-            <w:shd w:fill="FBFBFB"/>
-            <w:tcMar>
-              <w:top w:w="70" w:type="dxa"/>
-              <w:bottom w:w="70" w:type="dxa"/>
-              <w:left w:w="110" w:type="dxa"/>
-              <w:right w:w="110" w:type="dxa"/>
-            </w:tcMar>
-            <w:vAlign w:val="center"/>
-          </w:tcPr>
-          <w:p>
-            <w:pPr>
-              <w:spacing w:before="40" w:after="40"/>
-              <w:jc w:val="center"/>
-            </w:pPr>
-            <w:r/>
-            <w:r>
-              <w:rPr>
-                <w:rFonts w:ascii="Arial" w:hAnsi="Arial"/>
-                <w:b w:val="0"/>
-                <w:color w:val="222222"/>
-                <w:sz w:val="17"/>
-              </w:rPr>
-              <w:t>0.4150</w:t>
-            </w:r>
-          </w:p>
-        </w:tc>
-      </w:tr>
-      <w:tr>
-        <w:tc>
-          <w:tcPr>
-            <w:tcW w:type="dxa" w:w="1584"/>
-            <w:shd w:fill="FFFFFF"/>
-            <w:tcMar>
-              <w:top w:w="70" w:type="dxa"/>
-              <w:bottom w:w="70" w:type="dxa"/>
-              <w:left w:w="110" w:type="dxa"/>
-              <w:right w:w="110" w:type="dxa"/>
-            </w:tcMar>
-            <w:vAlign w:val="center"/>
-          </w:tcPr>
-          <w:p>
-            <w:pPr>
-              <w:spacing w:before="40" w:after="40"/>
-              <w:jc w:val="left"/>
-            </w:pPr>
-            <w:r/>
-            <w:r>
-              <w:rPr>
-                <w:rFonts w:ascii="Arial" w:hAnsi="Arial"/>
-                <w:b/>
-                <w:color w:val="222222"/>
-                <w:sz w:val="17"/>
-              </w:rPr>
-              <w:t>HX</w:t>
-            </w:r>
-          </w:p>
-        </w:tc>
-        <w:tc>
-          <w:tcPr>
-            <w:tcW w:type="dxa" w:w="1440"/>
-            <w:shd w:fill="FFFFFF"/>
-            <w:tcMar>
-              <w:top w:w="70" w:type="dxa"/>
-              <w:bottom w:w="70" w:type="dxa"/>
-              <w:left w:w="110" w:type="dxa"/>
-              <w:right w:w="110" w:type="dxa"/>
-            </w:tcMar>
-            <w:vAlign w:val="center"/>
-          </w:tcPr>
-          <w:p>
-            <w:pPr>
-              <w:spacing w:before="40" w:after="40"/>
-              <w:jc w:val="center"/>
-            </w:pPr>
-            <w:r/>
-            <w:r>
-              <w:rPr>
-                <w:rFonts w:ascii="Arial" w:hAnsi="Arial"/>
-                <w:b w:val="0"/>
-                <w:color w:val="222222"/>
-                <w:sz w:val="17"/>
-              </w:rPr>
-              <w:t>0.4771</w:t>
-            </w:r>
-          </w:p>
-        </w:tc>
-        <w:tc>
-          <w:tcPr>
-            <w:tcW w:type="dxa" w:w="1440"/>
-            <w:shd w:fill="FFFFFF"/>
-            <w:tcMar>
-              <w:top w:w="70" w:type="dxa"/>
-              <w:bottom w:w="70" w:type="dxa"/>
-              <w:left w:w="110" w:type="dxa"/>
-              <w:right w:w="110" w:type="dxa"/>
-            </w:tcMar>
-            <w:vAlign w:val="center"/>
-          </w:tcPr>
-          <w:p>
-            <w:pPr>
-              <w:spacing w:before="40" w:after="40"/>
-              <w:jc w:val="center"/>
-            </w:pPr>
-            <w:r/>
-            <w:r>
-              <w:rPr>
-                <w:rFonts w:ascii="Arial" w:hAnsi="Arial"/>
-                <w:b w:val="0"/>
-                <w:color w:val="222222"/>
-                <w:sz w:val="17"/>
-              </w:rPr>
-              <w:t>0.3540</w:t>
-            </w:r>
-          </w:p>
-        </w:tc>
-        <w:tc>
-          <w:tcPr>
-            <w:tcW w:type="dxa" w:w="1584"/>
-            <w:shd w:fill="FFFFFF"/>
-            <w:tcMar>
-              <w:top w:w="70" w:type="dxa"/>
-              <w:bottom w:w="70" w:type="dxa"/>
-              <w:left w:w="110" w:type="dxa"/>
-              <w:right w:w="110" w:type="dxa"/>
-            </w:tcMar>
-            <w:vAlign w:val="center"/>
-          </w:tcPr>
-          <w:p>
-            <w:pPr>
-              <w:spacing w:before="40" w:after="40"/>
-              <w:jc w:val="center"/>
-            </w:pPr>
-            <w:r/>
-            <w:r>
-              <w:rPr>
-                <w:rFonts w:ascii="Arial" w:hAnsi="Arial"/>
-                <w:b w:val="0"/>
-                <w:color w:val="222222"/>
-                <w:sz w:val="17"/>
-              </w:rPr>
-              <w:t>0.4210</w:t>
-            </w:r>
-          </w:p>
-        </w:tc>
-        <w:tc>
-          <w:tcPr>
-            <w:tcW w:type="dxa" w:w="1440"/>
-            <w:shd w:fill="FFFFFF"/>
-            <w:tcMar>
-              <w:top w:w="70" w:type="dxa"/>
-              <w:bottom w:w="70" w:type="dxa"/>
-              <w:left w:w="110" w:type="dxa"/>
-              <w:right w:w="110" w:type="dxa"/>
-            </w:tcMar>
-            <w:vAlign w:val="center"/>
-          </w:tcPr>
-          <w:p>
-            <w:pPr>
-              <w:spacing w:before="40" w:after="40"/>
-              <w:jc w:val="center"/>
-            </w:pPr>
-            <w:r/>
-            <w:r>
-              <w:rPr>
-                <w:rFonts w:ascii="Arial" w:hAnsi="Arial"/>
-                <w:b w:val="0"/>
-                <w:color w:val="222222"/>
-                <w:sz w:val="17"/>
-              </w:rPr>
-              <w:t>0.6102</w:t>
-            </w:r>
-          </w:p>
-        </w:tc>
-        <w:tc>
-          <w:tcPr>
-            <w:tcW w:type="dxa" w:w="1440"/>
-            <w:shd w:fill="FFFFFF"/>
-            <w:tcMar>
-              <w:top w:w="70" w:type="dxa"/>
-              <w:bottom w:w="70" w:type="dxa"/>
-              <w:left w:w="110" w:type="dxa"/>
-              <w:right w:w="110" w:type="dxa"/>
-            </w:tcMar>
-            <w:vAlign w:val="center"/>
-          </w:tcPr>
-          <w:p>
-            <w:pPr>
-              <w:spacing w:before="40" w:after="40"/>
-              <w:jc w:val="center"/>
-            </w:pPr>
-            <w:r/>
-            <w:r>
-              <w:rPr>
-                <w:rFonts w:ascii="Arial" w:hAnsi="Arial"/>
-                <w:b w:val="0"/>
-                <w:color w:val="222222"/>
-                <w:sz w:val="17"/>
-              </w:rPr>
-              <w:t>0.4912</w:t>
-            </w:r>
-          </w:p>
-        </w:tc>
-        <w:tc>
-          <w:tcPr>
-            <w:tcW w:type="dxa" w:w="1584"/>
-            <w:shd w:fill="FFFFFF"/>
-            <w:tcMar>
-              <w:top w:w="70" w:type="dxa"/>
-              <w:bottom w:w="70" w:type="dxa"/>
-              <w:left w:w="110" w:type="dxa"/>
-              <w:right w:w="110" w:type="dxa"/>
-            </w:tcMar>
-            <w:vAlign w:val="center"/>
-          </w:tcPr>
-          <w:p>
-            <w:pPr>
-              <w:spacing w:before="40" w:after="40"/>
-              <w:jc w:val="center"/>
-            </w:pPr>
-            <w:r/>
-            <w:r>
-              <w:rPr>
-                <w:rFonts w:ascii="Arial" w:hAnsi="Arial"/>
-                <w:b w:val="0"/>
-                <w:color w:val="222222"/>
-                <w:sz w:val="17"/>
-              </w:rPr>
-              <w:t>0.5640</w:t>
-            </w:r>
-          </w:p>
-        </w:tc>
-      </w:tr>
-      <w:tr>
-        <w:tc>
-          <w:tcPr>
-            <w:tcW w:type="dxa" w:w="1584"/>
-            <w:shd w:fill="FBFBFB"/>
-            <w:tcMar>
-              <w:top w:w="70" w:type="dxa"/>
-              <w:bottom w:w="70" w:type="dxa"/>
-              <w:left w:w="110" w:type="dxa"/>
-              <w:right w:w="110" w:type="dxa"/>
-            </w:tcMar>
-            <w:vAlign w:val="center"/>
-          </w:tcPr>
-          <w:p>
-            <w:pPr>
-              <w:spacing w:before="40" w:after="40"/>
-              <w:jc w:val="left"/>
-            </w:pPr>
-            <w:r/>
-            <w:r>
-              <w:rPr>
-                <w:rFonts w:ascii="Arial" w:hAnsi="Arial"/>
-                <w:b/>
-                <w:color w:val="222222"/>
-                <w:sz w:val="17"/>
-              </w:rPr>
-              <w:t>LAB</w:t>
-            </w:r>
-          </w:p>
-        </w:tc>
-        <w:tc>
-          <w:tcPr>
-            <w:tcW w:type="dxa" w:w="1440"/>
-            <w:shd w:fill="FBFBFB"/>
-            <w:tcMar>
-              <w:top w:w="70" w:type="dxa"/>
-              <w:bottom w:w="70" w:type="dxa"/>
-              <w:left w:w="110" w:type="dxa"/>
-              <w:right w:w="110" w:type="dxa"/>
-            </w:tcMar>
-            <w:vAlign w:val="center"/>
-          </w:tcPr>
-          <w:p>
-            <w:pPr>
-              <w:spacing w:before="40" w:after="40"/>
-              <w:jc w:val="center"/>
-            </w:pPr>
-            <w:r/>
-            <w:r>
-              <w:rPr>
-                <w:rFonts w:ascii="Arial" w:hAnsi="Arial"/>
-                <w:b w:val="0"/>
-                <w:color w:val="222222"/>
-                <w:sz w:val="17"/>
-              </w:rPr>
-              <w:t>0.5703</w:t>
-            </w:r>
-          </w:p>
-        </w:tc>
-        <w:tc>
-          <w:tcPr>
-            <w:tcW w:type="dxa" w:w="1440"/>
-            <w:shd w:fill="FBFBFB"/>
-            <w:tcMar>
-              <w:top w:w="70" w:type="dxa"/>
-              <w:bottom w:w="70" w:type="dxa"/>
-              <w:left w:w="110" w:type="dxa"/>
-              <w:right w:w="110" w:type="dxa"/>
-            </w:tcMar>
-            <w:vAlign w:val="center"/>
-          </w:tcPr>
-          <w:p>
-            <w:pPr>
-              <w:spacing w:before="40" w:after="40"/>
-              <w:jc w:val="center"/>
-            </w:pPr>
-            <w:r/>
-            <w:r>
-              <w:rPr>
-                <w:rFonts w:ascii="Arial" w:hAnsi="Arial"/>
-                <w:b w:val="0"/>
-                <w:color w:val="222222"/>
-                <w:sz w:val="17"/>
-              </w:rPr>
-              <w:t>0.1420</w:t>
-            </w:r>
-          </w:p>
-        </w:tc>
-        <w:tc>
-          <w:tcPr>
-            <w:tcW w:type="dxa" w:w="1584"/>
-            <w:shd w:fill="FBFBFB"/>
-            <w:tcMar>
-              <w:top w:w="70" w:type="dxa"/>
-              <w:bottom w:w="70" w:type="dxa"/>
-              <w:left w:w="110" w:type="dxa"/>
-              <w:right w:w="110" w:type="dxa"/>
-            </w:tcMar>
-            <w:vAlign w:val="center"/>
-          </w:tcPr>
-          <w:p>
-            <w:pPr>
-              <w:spacing w:before="40" w:after="40"/>
-              <w:jc w:val="center"/>
-            </w:pPr>
-            <w:r/>
-            <w:r>
-              <w:rPr>
-                <w:rFonts w:ascii="Arial" w:hAnsi="Arial"/>
-                <w:b w:val="0"/>
-                <w:color w:val="222222"/>
-                <w:sz w:val="17"/>
-              </w:rPr>
-              <w:t>0.2450</w:t>
-            </w:r>
-          </w:p>
-        </w:tc>
-        <w:tc>
-          <w:tcPr>
-            <w:tcW w:type="dxa" w:w="1440"/>
-            <w:shd w:fill="FBFBFB"/>
-            <w:tcMar>
-              <w:top w:w="70" w:type="dxa"/>
-              <w:bottom w:w="70" w:type="dxa"/>
-              <w:left w:w="110" w:type="dxa"/>
-              <w:right w:w="110" w:type="dxa"/>
-            </w:tcMar>
-            <w:vAlign w:val="center"/>
-          </w:tcPr>
-          <w:p>
-            <w:pPr>
-              <w:spacing w:before="40" w:after="40"/>
-              <w:jc w:val="center"/>
-            </w:pPr>
-            <w:r/>
-            <w:r>
-              <w:rPr>
-                <w:rFonts w:ascii="Arial" w:hAnsi="Arial"/>
-                <w:b w:val="0"/>
-                <w:color w:val="222222"/>
-                <w:sz w:val="17"/>
-              </w:rPr>
-              <w:t>0.7205</w:t>
-            </w:r>
-          </w:p>
-        </w:tc>
-        <w:tc>
-          <w:tcPr>
-            <w:tcW w:type="dxa" w:w="1440"/>
-            <w:shd w:fill="FBFBFB"/>
-            <w:tcMar>
-              <w:top w:w="70" w:type="dxa"/>
-              <w:bottom w:w="70" w:type="dxa"/>
-              <w:left w:w="110" w:type="dxa"/>
-              <w:right w:w="110" w:type="dxa"/>
-            </w:tcMar>
-            <w:vAlign w:val="center"/>
-          </w:tcPr>
-          <w:p>
-            <w:pPr>
-              <w:spacing w:before="40" w:after="40"/>
-              <w:jc w:val="center"/>
-            </w:pPr>
-            <w:r/>
-            <w:r>
-              <w:rPr>
-                <w:rFonts w:ascii="Arial" w:hAnsi="Arial"/>
-                <w:b w:val="0"/>
-                <w:color w:val="222222"/>
-                <w:sz w:val="17"/>
-              </w:rPr>
-              <w:t>0.3850</w:t>
-            </w:r>
-          </w:p>
-        </w:tc>
-        <w:tc>
-          <w:tcPr>
-            <w:tcW w:type="dxa" w:w="1584"/>
-            <w:shd w:fill="FBFBFB"/>
-            <w:tcMar>
-              <w:top w:w="70" w:type="dxa"/>
-              <w:bottom w:w="70" w:type="dxa"/>
-              <w:left w:w="110" w:type="dxa"/>
-              <w:right w:w="110" w:type="dxa"/>
-            </w:tcMar>
-            <w:vAlign w:val="center"/>
-          </w:tcPr>
-          <w:p>
-            <w:pPr>
-              <w:spacing w:before="40" w:after="40"/>
-              <w:jc w:val="center"/>
-            </w:pPr>
-            <w:r/>
-            <w:r>
-              <w:rPr>
-                <w:rFonts w:ascii="Arial" w:hAnsi="Arial"/>
-                <w:b w:val="0"/>
-                <w:color w:val="222222"/>
-                <w:sz w:val="17"/>
-              </w:rPr>
-              <w:t>0.5210</w:t>
-            </w:r>
-          </w:p>
-        </w:tc>
-      </w:tr>
-      <w:tr>
-        <w:tc>
-          <w:tcPr>
-            <w:tcW w:type="dxa" w:w="1584"/>
-            <w:shd w:fill="FFFFFF"/>
-            <w:tcMar>
-              <w:top w:w="70" w:type="dxa"/>
-              <w:bottom w:w="70" w:type="dxa"/>
-              <w:left w:w="110" w:type="dxa"/>
-              <w:right w:w="110" w:type="dxa"/>
-            </w:tcMar>
-            <w:vAlign w:val="center"/>
-          </w:tcPr>
-          <w:p>
-            <w:pPr>
-              <w:spacing w:before="40" w:after="40"/>
-              <w:jc w:val="left"/>
-            </w:pPr>
-            <w:r/>
-            <w:r>
-              <w:rPr>
-                <w:rFonts w:ascii="Arial" w:hAnsi="Arial"/>
-                <w:b/>
-                <w:color w:val="222222"/>
-                <w:sz w:val="17"/>
-              </w:rPr>
-              <w:t>RO</w:t>
-            </w:r>
-          </w:p>
-        </w:tc>
-        <w:tc>
-          <w:tcPr>
-            <w:tcW w:type="dxa" w:w="1440"/>
-            <w:shd w:fill="FFFFFF"/>
-            <w:tcMar>
-              <w:top w:w="70" w:type="dxa"/>
-              <w:bottom w:w="70" w:type="dxa"/>
-              <w:left w:w="110" w:type="dxa"/>
-              <w:right w:w="110" w:type="dxa"/>
-            </w:tcMar>
-            <w:vAlign w:val="center"/>
-          </w:tcPr>
-          <w:p>
-            <w:pPr>
-              <w:spacing w:before="40" w:after="40"/>
-              <w:jc w:val="center"/>
-            </w:pPr>
-            <w:r/>
-            <w:r>
-              <w:rPr>
-                <w:rFonts w:ascii="Arial" w:hAnsi="Arial"/>
-                <w:b w:val="0"/>
-                <w:color w:val="222222"/>
-                <w:sz w:val="17"/>
-              </w:rPr>
-              <w:t>0.1250</w:t>
-            </w:r>
-          </w:p>
-        </w:tc>
-        <w:tc>
-          <w:tcPr>
-            <w:tcW w:type="dxa" w:w="1440"/>
-            <w:shd w:fill="FFFFFF"/>
-            <w:tcMar>
-              <w:top w:w="70" w:type="dxa"/>
-              <w:bottom w:w="70" w:type="dxa"/>
-              <w:left w:w="110" w:type="dxa"/>
-              <w:right w:w="110" w:type="dxa"/>
-            </w:tcMar>
-            <w:vAlign w:val="center"/>
-          </w:tcPr>
-          <w:p>
-            <w:pPr>
-              <w:spacing w:before="40" w:after="40"/>
-              <w:jc w:val="center"/>
-            </w:pPr>
-            <w:r/>
-            <w:r>
-              <w:rPr>
-                <w:rFonts w:ascii="Arial" w:hAnsi="Arial"/>
-                <w:b w:val="0"/>
-                <w:color w:val="222222"/>
-                <w:sz w:val="17"/>
-              </w:rPr>
-              <w:t>0.0210</w:t>
-            </w:r>
-          </w:p>
-        </w:tc>
-        <w:tc>
-          <w:tcPr>
-            <w:tcW w:type="dxa" w:w="1584"/>
-            <w:shd w:fill="FFFFFF"/>
-            <w:tcMar>
-              <w:top w:w="70" w:type="dxa"/>
-              <w:bottom w:w="70" w:type="dxa"/>
-              <w:left w:w="110" w:type="dxa"/>
-              <w:right w:w="110" w:type="dxa"/>
-            </w:tcMar>
-            <w:vAlign w:val="center"/>
-          </w:tcPr>
-          <w:p>
-            <w:pPr>
-              <w:spacing w:before="40" w:after="40"/>
-              <w:jc w:val="center"/>
-            </w:pPr>
-            <w:r/>
-            <w:r>
-              <w:rPr>
-                <w:rFonts w:ascii="Arial" w:hAnsi="Arial"/>
-                <w:b w:val="0"/>
-                <w:color w:val="222222"/>
-                <w:sz w:val="17"/>
-              </w:rPr>
-              <w:t>0.0450</w:t>
-            </w:r>
-          </w:p>
-        </w:tc>
-        <w:tc>
-          <w:tcPr>
-            <w:tcW w:type="dxa" w:w="1440"/>
-            <w:shd w:fill="FFFFFF"/>
-            <w:tcMar>
-              <w:top w:w="70" w:type="dxa"/>
-              <w:bottom w:w="70" w:type="dxa"/>
-              <w:left w:w="110" w:type="dxa"/>
-              <w:right w:w="110" w:type="dxa"/>
-            </w:tcMar>
-            <w:vAlign w:val="center"/>
-          </w:tcPr>
-          <w:p>
-            <w:pPr>
-              <w:spacing w:before="40" w:after="40"/>
-              <w:jc w:val="center"/>
-            </w:pPr>
-            <w:r/>
-            <w:r>
-              <w:rPr>
-                <w:rFonts w:ascii="Arial" w:hAnsi="Arial"/>
-                <w:b w:val="0"/>
-                <w:color w:val="222222"/>
-                <w:sz w:val="17"/>
-              </w:rPr>
-              <w:t>0.2100</w:t>
-            </w:r>
-          </w:p>
-        </w:tc>
-        <w:tc>
-          <w:tcPr>
-            <w:tcW w:type="dxa" w:w="1440"/>
-            <w:shd w:fill="FFFFFF"/>
-            <w:tcMar>
-              <w:top w:w="70" w:type="dxa"/>
-              <w:bottom w:w="70" w:type="dxa"/>
-              <w:left w:w="110" w:type="dxa"/>
-              <w:right w:w="110" w:type="dxa"/>
-            </w:tcMar>
-            <w:vAlign w:val="center"/>
-          </w:tcPr>
-          <w:p>
-            <w:pPr>
-              <w:spacing w:before="40" w:after="40"/>
-              <w:jc w:val="center"/>
-            </w:pPr>
-            <w:r/>
-            <w:r>
-              <w:rPr>
-                <w:rFonts w:ascii="Arial" w:hAnsi="Arial"/>
-                <w:b w:val="0"/>
-                <w:color w:val="222222"/>
-                <w:sz w:val="17"/>
-              </w:rPr>
-              <w:t>0.0820</w:t>
-            </w:r>
-          </w:p>
-        </w:tc>
-        <w:tc>
-          <w:tcPr>
-            <w:tcW w:type="dxa" w:w="1584"/>
-            <w:shd w:fill="FFFFFF"/>
-            <w:tcMar>
-              <w:top w:w="70" w:type="dxa"/>
-              <w:bottom w:w="70" w:type="dxa"/>
-              <w:left w:w="110" w:type="dxa"/>
-              <w:right w:w="110" w:type="dxa"/>
-            </w:tcMar>
-            <w:vAlign w:val="center"/>
-          </w:tcPr>
-          <w:p>
-            <w:pPr>
-              <w:spacing w:before="40" w:after="40"/>
-              <w:jc w:val="center"/>
-            </w:pPr>
-            <w:r/>
-            <w:r>
-              <w:rPr>
-                <w:rFonts w:ascii="Arial" w:hAnsi="Arial"/>
-                <w:b w:val="0"/>
-                <w:color w:val="222222"/>
-                <w:sz w:val="17"/>
-              </w:rPr>
-              <w:t>0.1250</w:t>
-            </w:r>
-          </w:p>
-        </w:tc>
-      </w:tr>
-      <w:tr>
-        <w:tc>
-          <w:tcPr>
-            <w:tcW w:type="dxa" w:w="1584"/>
-            <w:shd w:fill="FBFBFB"/>
-            <w:tcMar>
-              <w:top w:w="70" w:type="dxa"/>
-              <w:bottom w:w="70" w:type="dxa"/>
-              <w:left w:w="110" w:type="dxa"/>
-              <w:right w:w="110" w:type="dxa"/>
-            </w:tcMar>
-            <w:vAlign w:val="center"/>
-          </w:tcPr>
-          <w:p>
-            <w:pPr>
-              <w:spacing w:before="40" w:after="40"/>
-              <w:jc w:val="left"/>
-            </w:pPr>
-            <w:r/>
-            <w:r>
-              <w:rPr>
-                <w:rFonts w:ascii="Arial" w:hAnsi="Arial"/>
-                <w:b/>
-                <w:color w:val="222222"/>
-                <w:sz w:val="17"/>
-              </w:rPr>
-              <w:t>STATUS</w:t>
-            </w:r>
-          </w:p>
-        </w:tc>
-        <w:tc>
-          <w:tcPr>
-            <w:tcW w:type="dxa" w:w="1440"/>
-            <w:shd w:fill="FBFBFB"/>
-            <w:tcMar>
-              <w:top w:w="70" w:type="dxa"/>
-              <w:bottom w:w="70" w:type="dxa"/>
-              <w:left w:w="110" w:type="dxa"/>
-              <w:right w:w="110" w:type="dxa"/>
-            </w:tcMar>
-            <w:vAlign w:val="center"/>
-          </w:tcPr>
-          <w:p>
-            <w:pPr>
-              <w:spacing w:before="40" w:after="40"/>
-              <w:jc w:val="center"/>
-            </w:pPr>
-            <w:r/>
-            <w:r>
-              <w:rPr>
-                <w:rFonts w:ascii="Arial" w:hAnsi="Arial"/>
-                <w:b w:val="0"/>
-                <w:color w:val="222222"/>
-                <w:sz w:val="17"/>
-              </w:rPr>
-              <w:t>0.5901</w:t>
-            </w:r>
-          </w:p>
-        </w:tc>
-        <w:tc>
-          <w:tcPr>
-            <w:tcW w:type="dxa" w:w="1440"/>
-            <w:shd w:fill="FBFBFB"/>
-            <w:tcMar>
-              <w:top w:w="70" w:type="dxa"/>
-              <w:bottom w:w="70" w:type="dxa"/>
-              <w:left w:w="110" w:type="dxa"/>
-              <w:right w:w="110" w:type="dxa"/>
-            </w:tcMar>
-            <w:vAlign w:val="center"/>
-          </w:tcPr>
-          <w:p>
-            <w:pPr>
-              <w:spacing w:before="40" w:after="40"/>
-              <w:jc w:val="center"/>
-            </w:pPr>
-            <w:r/>
-            <w:r>
-              <w:rPr>
-                <w:rFonts w:ascii="Arial" w:hAnsi="Arial"/>
-                <w:b w:val="0"/>
-                <w:color w:val="222222"/>
-                <w:sz w:val="17"/>
-              </w:rPr>
-              <w:t>0.0620</w:t>
-            </w:r>
-          </w:p>
-        </w:tc>
-        <w:tc>
-          <w:tcPr>
-            <w:tcW w:type="dxa" w:w="1584"/>
-            <w:shd w:fill="FBFBFB"/>
-            <w:tcMar>
-              <w:top w:w="70" w:type="dxa"/>
-              <w:bottom w:w="70" w:type="dxa"/>
-              <w:left w:w="110" w:type="dxa"/>
-              <w:right w:w="110" w:type="dxa"/>
-            </w:tcMar>
-            <w:vAlign w:val="center"/>
-          </w:tcPr>
-          <w:p>
-            <w:pPr>
-              <w:spacing w:before="40" w:after="40"/>
-              <w:jc w:val="center"/>
-            </w:pPr>
-            <w:r/>
-            <w:r>
-              <w:rPr>
-                <w:rFonts w:ascii="Arial" w:hAnsi="Arial"/>
-                <w:b w:val="0"/>
-                <w:color w:val="222222"/>
-                <w:sz w:val="17"/>
-              </w:rPr>
-              <w:t>0.1140</w:t>
-            </w:r>
-          </w:p>
-        </w:tc>
-        <w:tc>
-          <w:tcPr>
-            <w:tcW w:type="dxa" w:w="1440"/>
-            <w:shd w:fill="FBFBFB"/>
-            <w:tcMar>
-              <w:top w:w="70" w:type="dxa"/>
-              <w:bottom w:w="70" w:type="dxa"/>
-              <w:left w:w="110" w:type="dxa"/>
-              <w:right w:w="110" w:type="dxa"/>
-            </w:tcMar>
-            <w:vAlign w:val="center"/>
-          </w:tcPr>
-          <w:p>
-            <w:pPr>
-              <w:spacing w:before="40" w:after="40"/>
-              <w:jc w:val="center"/>
-            </w:pPr>
-            <w:r/>
-            <w:r>
-              <w:rPr>
-                <w:rFonts w:ascii="Arial" w:hAnsi="Arial"/>
-                <w:b w:val="0"/>
-                <w:color w:val="222222"/>
-                <w:sz w:val="17"/>
-              </w:rPr>
-              <w:t>0.7120</w:t>
-            </w:r>
-          </w:p>
-        </w:tc>
-        <w:tc>
-          <w:tcPr>
-            <w:tcW w:type="dxa" w:w="1440"/>
-            <w:shd w:fill="FBFBFB"/>
-            <w:tcMar>
-              <w:top w:w="70" w:type="dxa"/>
-              <w:bottom w:w="70" w:type="dxa"/>
-              <w:left w:w="110" w:type="dxa"/>
-              <w:right w:w="110" w:type="dxa"/>
-            </w:tcMar>
-            <w:vAlign w:val="center"/>
-          </w:tcPr>
-          <w:p>
-            <w:pPr>
-              <w:spacing w:before="40" w:after="40"/>
-              <w:jc w:val="center"/>
-            </w:pPr>
-            <w:r/>
-            <w:r>
-              <w:rPr>
-                <w:rFonts w:ascii="Arial" w:hAnsi="Arial"/>
-                <w:b w:val="0"/>
-                <w:color w:val="222222"/>
-                <w:sz w:val="17"/>
-              </w:rPr>
-              <w:t>0.1850</w:t>
-            </w:r>
-          </w:p>
-        </w:tc>
-        <w:tc>
-          <w:tcPr>
-            <w:tcW w:type="dxa" w:w="1584"/>
-            <w:shd w:fill="FBFBFB"/>
-            <w:tcMar>
-              <w:top w:w="70" w:type="dxa"/>
-              <w:bottom w:w="70" w:type="dxa"/>
-              <w:left w:w="110" w:type="dxa"/>
-              <w:right w:w="110" w:type="dxa"/>
-            </w:tcMar>
-            <w:vAlign w:val="center"/>
-          </w:tcPr>
-          <w:p>
-            <w:pPr>
-              <w:spacing w:before="40" w:after="40"/>
-              <w:jc w:val="center"/>
-            </w:pPr>
-            <w:r/>
-            <w:r>
-              <w:rPr>
-                <w:rFonts w:ascii="Arial" w:hAnsi="Arial"/>
-                <w:b w:val="0"/>
-                <w:color w:val="222222"/>
-                <w:sz w:val="17"/>
-              </w:rPr>
-              <w:t>0.2910</w:t>
-            </w:r>
-          </w:p>
-        </w:tc>
-      </w:tr>
-      <w:tr>
-        <w:tc>
-          <w:tcPr>
-            <w:tcW w:type="dxa" w:w="1584"/>
-            <w:shd w:fill="FFFFFF"/>
-            <w:tcMar>
-              <w:top w:w="70" w:type="dxa"/>
-              <w:bottom w:w="70" w:type="dxa"/>
-              <w:left w:w="110" w:type="dxa"/>
-              <w:right w:w="110" w:type="dxa"/>
-            </w:tcMar>
-            <w:vAlign w:val="center"/>
-          </w:tcPr>
-          <w:p>
-            <w:pPr>
-              <w:spacing w:before="40" w:after="40"/>
-              <w:jc w:val="left"/>
-            </w:pPr>
-            <w:r/>
-            <w:r>
-              <w:rPr>
-                <w:rFonts w:ascii="Arial" w:hAnsi="Arial"/>
-                <w:b/>
-                <w:color w:val="222222"/>
-                <w:sz w:val="17"/>
-              </w:rPr>
-              <w:t>OVERALL</w:t>
-            </w:r>
-          </w:p>
-        </w:tc>
-        <w:tc>
-          <w:tcPr>
-            <w:tcW w:type="dxa" w:w="1440"/>
-            <w:shd w:fill="FFFFFF"/>
-            <w:tcMar>
-              <w:top w:w="70" w:type="dxa"/>
-              <w:bottom w:w="70" w:type="dxa"/>
-              <w:left w:w="110" w:type="dxa"/>
-              <w:right w:w="110" w:type="dxa"/>
-            </w:tcMar>
-            <w:vAlign w:val="center"/>
-          </w:tcPr>
-          <w:p>
-            <w:pPr>
-              <w:spacing w:before="40" w:after="40"/>
-              <w:jc w:val="center"/>
-            </w:pPr>
-            <w:r/>
-            <w:r>
-              <w:rPr>
-                <w:rFonts w:ascii="Arial" w:hAnsi="Arial"/>
-                <w:b w:val="0"/>
-                <w:color w:val="222222"/>
-                <w:sz w:val="17"/>
-              </w:rPr>
-              <w:t>0.5258 ± 0.0097</w:t>
-            </w:r>
-          </w:p>
-        </w:tc>
-        <w:tc>
-          <w:tcPr>
-            <w:tcW w:type="dxa" w:w="1440"/>
-            <w:shd w:fill="FFFFFF"/>
-            <w:tcMar>
-              <w:top w:w="70" w:type="dxa"/>
-              <w:bottom w:w="70" w:type="dxa"/>
-              <w:left w:w="110" w:type="dxa"/>
-              <w:right w:w="110" w:type="dxa"/>
-            </w:tcMar>
-            <w:vAlign w:val="center"/>
-          </w:tcPr>
-          <w:p>
-            <w:pPr>
-              <w:spacing w:before="40" w:after="40"/>
-              <w:jc w:val="center"/>
-            </w:pPr>
-            <w:r/>
-            <w:r>
-              <w:rPr>
-                <w:rFonts w:ascii="Arial" w:hAnsi="Arial"/>
-                <w:b w:val="0"/>
-                <w:color w:val="222222"/>
-                <w:sz w:val="17"/>
-              </w:rPr>
-              <w:t>0.3542</w:t>
-            </w:r>
-          </w:p>
-        </w:tc>
-        <w:tc>
-          <w:tcPr>
-            <w:tcW w:type="dxa" w:w="1584"/>
-            <w:shd w:fill="FFFFFF"/>
-            <w:tcMar>
-              <w:top w:w="70" w:type="dxa"/>
-              <w:bottom w:w="70" w:type="dxa"/>
-              <w:left w:w="110" w:type="dxa"/>
-              <w:right w:w="110" w:type="dxa"/>
-            </w:tcMar>
-            <w:vAlign w:val="center"/>
-          </w:tcPr>
-          <w:p>
-            <w:pPr>
-              <w:spacing w:before="40" w:after="40"/>
-              <w:jc w:val="center"/>
-            </w:pPr>
-            <w:r/>
-            <w:r>
-              <w:rPr>
-                <w:rFonts w:ascii="Arial" w:hAnsi="Arial"/>
-                <w:b w:val="0"/>
-                <w:color w:val="222222"/>
-                <w:sz w:val="17"/>
-              </w:rPr>
-              <w:t>0.4222</w:t>
-            </w:r>
-          </w:p>
-        </w:tc>
-        <w:tc>
-          <w:tcPr>
-            <w:tcW w:type="dxa" w:w="1440"/>
-            <w:shd w:fill="FFFFFF"/>
-            <w:tcMar>
-              <w:top w:w="70" w:type="dxa"/>
-              <w:bottom w:w="70" w:type="dxa"/>
-              <w:left w:w="110" w:type="dxa"/>
-              <w:right w:w="110" w:type="dxa"/>
-            </w:tcMar>
-            <w:vAlign w:val="center"/>
-          </w:tcPr>
-          <w:p>
-            <w:pPr>
-              <w:spacing w:before="40" w:after="40"/>
-              <w:jc w:val="center"/>
-            </w:pPr>
-            <w:r/>
-            <w:r>
-              <w:rPr>
-                <w:rFonts w:ascii="Arial" w:hAnsi="Arial"/>
-                <w:b w:val="0"/>
-                <w:color w:val="222222"/>
-                <w:sz w:val="17"/>
-              </w:rPr>
-              <w:t>0.6698 ± 0.0095</w:t>
-            </w:r>
-          </w:p>
-        </w:tc>
-        <w:tc>
-          <w:tcPr>
-            <w:tcW w:type="dxa" w:w="1440"/>
-            <w:shd w:fill="FFFFFF"/>
-            <w:tcMar>
-              <w:top w:w="70" w:type="dxa"/>
-              <w:bottom w:w="70" w:type="dxa"/>
-              <w:left w:w="110" w:type="dxa"/>
-              <w:right w:w="110" w:type="dxa"/>
-            </w:tcMar>
-            <w:vAlign w:val="center"/>
-          </w:tcPr>
-          <w:p>
-            <w:pPr>
-              <w:spacing w:before="40" w:after="40"/>
-              <w:jc w:val="center"/>
-            </w:pPr>
-            <w:r/>
-            <w:r>
-              <w:rPr>
-                <w:rFonts w:ascii="Arial" w:hAnsi="Arial"/>
-                <w:b w:val="0"/>
-                <w:color w:val="222222"/>
-                <w:sz w:val="17"/>
-              </w:rPr>
-              <w:t>0.5098</w:t>
-            </w:r>
-          </w:p>
-        </w:tc>
-        <w:tc>
-          <w:tcPr>
-            <w:tcW w:type="dxa" w:w="1584"/>
-            <w:shd w:fill="FFFFFF"/>
-            <w:tcMar>
-              <w:top w:w="70" w:type="dxa"/>
-              <w:bottom w:w="70" w:type="dxa"/>
-              <w:left w:w="110" w:type="dxa"/>
-              <w:right w:w="110" w:type="dxa"/>
-            </w:tcMar>
-            <w:vAlign w:val="center"/>
-          </w:tcPr>
-          <w:p>
-            <w:pPr>
-              <w:spacing w:before="40" w:after="40"/>
-              <w:jc w:val="center"/>
-            </w:pPr>
-            <w:r/>
-            <w:r>
-              <w:rPr>
-                <w:rFonts w:ascii="Arial" w:hAnsi="Arial"/>
-                <w:b w:val="0"/>
-                <w:color w:val="222222"/>
-                <w:sz w:val="17"/>
-              </w:rPr>
-              <w:t>0.5786</w:t>
-            </w:r>
-          </w:p>
-        </w:tc>
-      </w:tr>
-    </w:tbl>
     <w:p>
       <w:pPr>
         <w:rPr>
@@ -8892,7 +6259,7 @@
         </w:rPr>
       </w:pPr>
       <w:r>
-        <w:t>Figure 4. Fine-Grained Category-Level Performance Breakdown on the FAERS Dataset (N = 829 Reports). Comparison of fine-tuned BioBERT 4-fold Leave-One-Out cross-validation (Blue), open-weight LLaMA 4 (Pink-Coral), and Claude 4.6 Sonnet (Crimson Red) across all 10 clinical concept categories and overall micro-average. (a) Primary Tier: Strict Exact-Match NER F1 Score. (b) Secondary Tier: Adapted ADE-Eval Clinical Weighted F1 Score.</w:t>
+        <w:t>Figure 4. Comparative Concept Extraction Performance Across All 17 Clinical Concept Categories on the FAERS Benchmark Corpus (N = 829 Reports) for Fine-Tuned BioBERT (Blue Diamond / Bar), Claude 4.6 Sonnet (Red Circle / Bar), and LLaMA 4 (Pink Square / Bar).</w:t>
       </w:r>
     </w:p>
     <w:p>
@@ -9466,12 +6833,12 @@
     </w:p>
     <w:p>
       <w:r>
-        <w:t>To evaluate cross-domain generalization beyond drug-related ICSRs, we benchmarked the systems on the public VAERS vaccine adverse event corpus (N = 1,000 narratives). As reported in Table 5 and Figure 6, BioBERT fine-tuned via 10-fold cross-validation achieved a strict exact-match F1 of 0.6594 ± 0.0196 (0.7848 ± 0.0127 Adapted F1), demonstrating remarkable reproducibility across 5 random initialization seeds (0.6595 ± 0.0177 Strict, 0.7882 ± 0.0112 Adapted). In contrast, the zero-shot/1-shot LLaMA 4 baseline achieved a strict F1 of 0.2364 and adapted F1 of 0.4766. Category-level analysis (Figure 6a) confirmed strong supervised encoder advantages across treatments (TX: 0.74 vs 0.54), vaccines (VAX: 0.72 vs 0.63), diagnoses (DX: 0.52 vs 0.35), patient status (STATUS: 0.59 vs 0.04), symptoms (SYM: 0.43 vs 0.16), and laboratory findings (LAB: 0.44 vs 0.10). Error anatomy (Figure 6b–d) revealed that LLM errors on VAERS were driven by high spurious entity predictions (29.1% vs 5.2% for BERT) and prominent SYM ↔ DX and RO misclassifications.</w:t>
+        <w:t>To evaluate cross-domain generalization beyond drug-related ICSRs, we benchmarked the systems on the public VAERS vaccine adverse event corpus (N = 1,000 narratives). As reported in Table 4 and Figure 6, BioBERT fine-tuned via 10-fold cross-validation achieved a strict exact-match F1 of 0.6594 ± 0.0196 (0.7848 ± 0.0127 Adapted F1). In contrast, the zero-shot/1-shot LLaMA 4 baseline achieved a strict F1 of 0.2364 and adapted F1 of 0.4766. Category-level analysis (Figure 6a) confirmed strong supervised encoder advantages across treatments (TX: 0.74 vs 0.54), vaccines (VAX: 0.72 vs 0.63), diagnoses (DX: 0.52 vs 0.35), patient status (STATUS: 0.59 vs 0.04), symptoms (SYM: 0.43 vs 0.16), and laboratory findings (LAB: 0.44 vs 0.10). Error anatomy (Figure 6b–d) revealed that LLM errors on VAERS were driven by high spurious entity predictions (29.1% vs 5.2% for BERT) and prominent SYM ↔ DX and RO misclassifications.</w:t>
       </w:r>
     </w:p>
     <w:p>
       <w:r>
-        <w:t>Table 5. Master Performance Benchmark on the VAERS Dataset (N = 1,000 Reports).</w:t>
+        <w:t>Table 4. Master Performance Benchmark on the VAERS Dataset (N = 1,000 Reports).</w:t>
       </w:r>
     </w:p>
     <w:tbl>
@@ -9501,16 +6868,16 @@
             <w:tcW w:type="dxa" w:w="1872"/>
             <w:shd w:fill="F2F4F8"/>
             <w:tcMar>
-              <w:top w:w="70" w:type="dxa"/>
-              <w:bottom w:w="70" w:type="dxa"/>
-              <w:left w:w="110" w:type="dxa"/>
-              <w:right w:w="110" w:type="dxa"/>
+              <w:top w:w="60" w:type="dxa"/>
+              <w:bottom w:w="60" w:type="dxa"/>
+              <w:left w:w="90" w:type="dxa"/>
+              <w:right w:w="90" w:type="dxa"/>
             </w:tcMar>
             <w:vAlign w:val="center"/>
           </w:tcPr>
           <w:p>
             <w:pPr>
-              <w:spacing w:before="40" w:after="40"/>
+              <w:spacing w:before="30" w:after="30"/>
               <w:jc w:val="center"/>
             </w:pPr>
             <w:r/>
@@ -9519,7 +6886,7 @@
                 <w:rFonts w:ascii="Arial" w:hAnsi="Arial"/>
                 <w:b/>
                 <w:color w:val="111111"/>
-                <w:sz w:val="17"/>
+                <w:sz w:val="16"/>
               </w:rPr>
               <w:t>Model Family</w:t>
             </w:r>
@@ -9530,16 +6897,16 @@
             <w:tcW w:type="dxa" w:w="3168"/>
             <w:shd w:fill="F2F4F8"/>
             <w:tcMar>
-              <w:top w:w="70" w:type="dxa"/>
-              <w:bottom w:w="70" w:type="dxa"/>
-              <w:left w:w="110" w:type="dxa"/>
-              <w:right w:w="110" w:type="dxa"/>
+              <w:top w:w="60" w:type="dxa"/>
+              <w:bottom w:w="60" w:type="dxa"/>
+              <w:left w:w="90" w:type="dxa"/>
+              <w:right w:w="90" w:type="dxa"/>
             </w:tcMar>
             <w:vAlign w:val="center"/>
           </w:tcPr>
           <w:p>
             <w:pPr>
-              <w:spacing w:before="40" w:after="40"/>
+              <w:spacing w:before="30" w:after="30"/>
               <w:jc w:val="center"/>
             </w:pPr>
             <w:r/>
@@ -9548,7 +6915,7 @@
                 <w:rFonts w:ascii="Arial" w:hAnsi="Arial"/>
                 <w:b/>
                 <w:color w:val="111111"/>
-                <w:sz w:val="17"/>
+                <w:sz w:val="16"/>
               </w:rPr>
               <w:t>Model &amp; Configuration</w:t>
             </w:r>
@@ -9559,16 +6926,16 @@
             <w:tcW w:type="dxa" w:w="2592"/>
             <w:shd w:fill="F2F4F8"/>
             <w:tcMar>
-              <w:top w:w="70" w:type="dxa"/>
-              <w:bottom w:w="70" w:type="dxa"/>
-              <w:left w:w="110" w:type="dxa"/>
-              <w:right w:w="110" w:type="dxa"/>
+              <w:top w:w="60" w:type="dxa"/>
+              <w:bottom w:w="60" w:type="dxa"/>
+              <w:left w:w="90" w:type="dxa"/>
+              <w:right w:w="90" w:type="dxa"/>
             </w:tcMar>
             <w:vAlign w:val="center"/>
           </w:tcPr>
           <w:p>
             <w:pPr>
-              <w:spacing w:before="40" w:after="40"/>
+              <w:spacing w:before="30" w:after="30"/>
               <w:jc w:val="center"/>
             </w:pPr>
             <w:r/>
@@ -9577,7 +6944,7 @@
                 <w:rFonts w:ascii="Arial" w:hAnsi="Arial"/>
                 <w:b/>
                 <w:color w:val="111111"/>
-                <w:sz w:val="17"/>
+                <w:sz w:val="16"/>
               </w:rPr>
               <w:t>Input Paradigm</w:t>
             </w:r>
@@ -9588,16 +6955,16 @@
             <w:tcW w:type="dxa" w:w="1872"/>
             <w:shd w:fill="F2F4F8"/>
             <w:tcMar>
-              <w:top w:w="70" w:type="dxa"/>
-              <w:bottom w:w="70" w:type="dxa"/>
-              <w:left w:w="110" w:type="dxa"/>
-              <w:right w:w="110" w:type="dxa"/>
+              <w:top w:w="60" w:type="dxa"/>
+              <w:bottom w:w="60" w:type="dxa"/>
+              <w:left w:w="90" w:type="dxa"/>
+              <w:right w:w="90" w:type="dxa"/>
             </w:tcMar>
             <w:vAlign w:val="center"/>
           </w:tcPr>
           <w:p>
             <w:pPr>
-              <w:spacing w:before="40" w:after="40"/>
+              <w:spacing w:before="30" w:after="30"/>
               <w:jc w:val="center"/>
             </w:pPr>
             <w:r/>
@@ -9606,7 +6973,7 @@
                 <w:rFonts w:ascii="Arial" w:hAnsi="Arial"/>
                 <w:b/>
                 <w:color w:val="111111"/>
-                <w:sz w:val="17"/>
+                <w:sz w:val="16"/>
               </w:rPr>
               <w:t>Primary Tier: Strict Exact F1</w:t>
             </w:r>
@@ -9617,16 +6984,16 @@
             <w:tcW w:type="dxa" w:w="1872"/>
             <w:shd w:fill="F2F4F8"/>
             <w:tcMar>
-              <w:top w:w="70" w:type="dxa"/>
-              <w:bottom w:w="70" w:type="dxa"/>
-              <w:left w:w="110" w:type="dxa"/>
-              <w:right w:w="110" w:type="dxa"/>
+              <w:top w:w="60" w:type="dxa"/>
+              <w:bottom w:w="60" w:type="dxa"/>
+              <w:left w:w="90" w:type="dxa"/>
+              <w:right w:w="90" w:type="dxa"/>
             </w:tcMar>
             <w:vAlign w:val="center"/>
           </w:tcPr>
           <w:p>
             <w:pPr>
-              <w:spacing w:before="40" w:after="40"/>
+              <w:spacing w:before="30" w:after="30"/>
               <w:jc w:val="center"/>
             </w:pPr>
             <w:r/>
@@ -9635,7 +7002,7 @@
                 <w:rFonts w:ascii="Arial" w:hAnsi="Arial"/>
                 <w:b/>
                 <w:color w:val="111111"/>
-                <w:sz w:val="17"/>
+                <w:sz w:val="16"/>
               </w:rPr>
               <w:t>Secondary Tier: Adapted ADE F1</w:t>
             </w:r>
@@ -9648,16 +7015,16 @@
             <w:tcW w:type="dxa" w:w="1872"/>
             <w:shd w:fill="FFFFFF"/>
             <w:tcMar>
-              <w:top w:w="70" w:type="dxa"/>
-              <w:bottom w:w="70" w:type="dxa"/>
-              <w:left w:w="110" w:type="dxa"/>
-              <w:right w:w="110" w:type="dxa"/>
+              <w:top w:w="60" w:type="dxa"/>
+              <w:bottom w:w="60" w:type="dxa"/>
+              <w:left w:w="90" w:type="dxa"/>
+              <w:right w:w="90" w:type="dxa"/>
             </w:tcMar>
             <w:vAlign w:val="center"/>
           </w:tcPr>
           <w:p>
             <w:pPr>
-              <w:spacing w:before="40" w:after="40"/>
+              <w:spacing w:before="30" w:after="30"/>
               <w:jc w:val="left"/>
             </w:pPr>
             <w:r/>
@@ -9666,7 +7033,7 @@
                 <w:rFonts w:ascii="Arial" w:hAnsi="Arial"/>
                 <w:b/>
                 <w:color w:val="222222"/>
-                <w:sz w:val="17"/>
+                <w:sz w:val="16"/>
               </w:rPr>
               <w:t>Fine-Tuned Encoder</w:t>
             </w:r>
@@ -9677,16 +7044,16 @@
             <w:tcW w:type="dxa" w:w="3168"/>
             <w:shd w:fill="FFFFFF"/>
             <w:tcMar>
-              <w:top w:w="70" w:type="dxa"/>
-              <w:bottom w:w="70" w:type="dxa"/>
-              <w:left w:w="110" w:type="dxa"/>
-              <w:right w:w="110" w:type="dxa"/>
+              <w:top w:w="60" w:type="dxa"/>
+              <w:bottom w:w="60" w:type="dxa"/>
+              <w:left w:w="90" w:type="dxa"/>
+              <w:right w:w="90" w:type="dxa"/>
             </w:tcMar>
             <w:vAlign w:val="center"/>
           </w:tcPr>
           <w:p>
             <w:pPr>
-              <w:spacing w:before="40" w:after="40"/>
+              <w:spacing w:before="30" w:after="30"/>
               <w:jc w:val="center"/>
             </w:pPr>
             <w:r/>
@@ -9695,9 +7062,9 @@
                 <w:rFonts w:ascii="Arial" w:hAnsi="Arial"/>
                 <w:b/>
                 <w:color w:val="222222"/>
-                <w:sz w:val="17"/>
-              </w:rPr>
-              <w:t>BioBERT (10-Fold CV, Seed 42 Default)</w:t>
+                <w:sz w:val="16"/>
+              </w:rPr>
+              <w:t>BioBERT (10-Fold CV)</w:t>
             </w:r>
           </w:p>
         </w:tc>
@@ -9706,16 +7073,16 @@
             <w:tcW w:type="dxa" w:w="2592"/>
             <w:shd w:fill="FFFFFF"/>
             <w:tcMar>
-              <w:top w:w="70" w:type="dxa"/>
-              <w:bottom w:w="70" w:type="dxa"/>
-              <w:left w:w="110" w:type="dxa"/>
-              <w:right w:w="110" w:type="dxa"/>
+              <w:top w:w="60" w:type="dxa"/>
+              <w:bottom w:w="60" w:type="dxa"/>
+              <w:left w:w="90" w:type="dxa"/>
+              <w:right w:w="90" w:type="dxa"/>
             </w:tcMar>
             <w:vAlign w:val="center"/>
           </w:tcPr>
           <w:p>
             <w:pPr>
-              <w:spacing w:before="40" w:after="40"/>
+              <w:spacing w:before="30" w:after="30"/>
               <w:jc w:val="center"/>
             </w:pPr>
             <w:r/>
@@ -9724,7 +7091,7 @@
                 <w:rFonts w:ascii="Arial" w:hAnsi="Arial"/>
                 <w:b w:val="0"/>
                 <w:color w:val="222222"/>
-                <w:sz w:val="17"/>
+                <w:sz w:val="16"/>
               </w:rPr>
               <w:t>Sentence Token Classification</w:t>
             </w:r>
@@ -9735,16 +7102,16 @@
             <w:tcW w:type="dxa" w:w="1872"/>
             <w:shd w:fill="FFFFFF"/>
             <w:tcMar>
-              <w:top w:w="70" w:type="dxa"/>
-              <w:bottom w:w="70" w:type="dxa"/>
-              <w:left w:w="110" w:type="dxa"/>
-              <w:right w:w="110" w:type="dxa"/>
+              <w:top w:w="60" w:type="dxa"/>
+              <w:bottom w:w="60" w:type="dxa"/>
+              <w:left w:w="90" w:type="dxa"/>
+              <w:right w:w="90" w:type="dxa"/>
             </w:tcMar>
             <w:vAlign w:val="center"/>
           </w:tcPr>
           <w:p>
             <w:pPr>
-              <w:spacing w:before="40" w:after="40"/>
+              <w:spacing w:before="30" w:after="30"/>
               <w:jc w:val="center"/>
             </w:pPr>
             <w:r/>
@@ -9753,7 +7120,7 @@
                 <w:rFonts w:ascii="Arial" w:hAnsi="Arial"/>
                 <w:b w:val="0"/>
                 <w:color w:val="222222"/>
-                <w:sz w:val="17"/>
+                <w:sz w:val="16"/>
               </w:rPr>
               <w:t>0.6594 ± 0.0196</w:t>
             </w:r>
@@ -9764,16 +7131,16 @@
             <w:tcW w:type="dxa" w:w="1872"/>
             <w:shd w:fill="FFFFFF"/>
             <w:tcMar>
-              <w:top w:w="70" w:type="dxa"/>
-              <w:bottom w:w="70" w:type="dxa"/>
-              <w:left w:w="110" w:type="dxa"/>
-              <w:right w:w="110" w:type="dxa"/>
+              <w:top w:w="60" w:type="dxa"/>
+              <w:bottom w:w="60" w:type="dxa"/>
+              <w:left w:w="90" w:type="dxa"/>
+              <w:right w:w="90" w:type="dxa"/>
             </w:tcMar>
             <w:vAlign w:val="center"/>
           </w:tcPr>
           <w:p>
             <w:pPr>
-              <w:spacing w:before="40" w:after="40"/>
+              <w:spacing w:before="30" w:after="30"/>
               <w:jc w:val="center"/>
             </w:pPr>
             <w:r/>
@@ -9782,7 +7149,7 @@
                 <w:rFonts w:ascii="Arial" w:hAnsi="Arial"/>
                 <w:b w:val="0"/>
                 <w:color w:val="222222"/>
-                <w:sz w:val="17"/>
+                <w:sz w:val="16"/>
               </w:rPr>
               <w:t>0.7848 ± 0.0127</w:t>
             </w:r>
@@ -9795,16 +7162,16 @@
             <w:tcW w:type="dxa" w:w="1872"/>
             <w:shd w:fill="FBFBFB"/>
             <w:tcMar>
-              <w:top w:w="70" w:type="dxa"/>
-              <w:bottom w:w="70" w:type="dxa"/>
-              <w:left w:w="110" w:type="dxa"/>
-              <w:right w:w="110" w:type="dxa"/>
+              <w:top w:w="60" w:type="dxa"/>
+              <w:bottom w:w="60" w:type="dxa"/>
+              <w:left w:w="90" w:type="dxa"/>
+              <w:right w:w="90" w:type="dxa"/>
             </w:tcMar>
             <w:vAlign w:val="center"/>
           </w:tcPr>
           <w:p>
             <w:pPr>
-              <w:spacing w:before="40" w:after="40"/>
+              <w:spacing w:before="30" w:after="30"/>
               <w:jc w:val="left"/>
             </w:pPr>
             <w:r/>
@@ -9813,9 +7180,9 @@
                 <w:rFonts w:ascii="Arial" w:hAnsi="Arial"/>
                 <w:b/>
                 <w:color w:val="222222"/>
-                <w:sz w:val="17"/>
-              </w:rPr>
-              <w:t>Fine-Tuned Encoder</w:t>
+                <w:sz w:val="16"/>
+              </w:rPr>
+              <w:t>Open-Weight LLM</w:t>
             </w:r>
           </w:p>
         </w:tc>
@@ -9824,27 +7191,27 @@
             <w:tcW w:type="dxa" w:w="3168"/>
             <w:shd w:fill="FBFBFB"/>
             <w:tcMar>
-              <w:top w:w="70" w:type="dxa"/>
-              <w:bottom w:w="70" w:type="dxa"/>
-              <w:left w:w="110" w:type="dxa"/>
-              <w:right w:w="110" w:type="dxa"/>
+              <w:top w:w="60" w:type="dxa"/>
+              <w:bottom w:w="60" w:type="dxa"/>
+              <w:left w:w="90" w:type="dxa"/>
+              <w:right w:w="90" w:type="dxa"/>
             </w:tcMar>
             <w:vAlign w:val="center"/>
           </w:tcPr>
           <w:p>
             <w:pPr>
-              <w:spacing w:before="40" w:after="40"/>
+              <w:spacing w:before="30" w:after="30"/>
               <w:jc w:val="center"/>
             </w:pPr>
             <w:r/>
             <w:r>
               <w:rPr>
                 <w:rFonts w:ascii="Arial" w:hAnsi="Arial"/>
-                <w:b/>
+                <w:b w:val="0"/>
                 <w:color w:val="222222"/>
-                <w:sz w:val="17"/>
-              </w:rPr>
-              <w:t>BioBERT (10-Fold CV, 5-Seed Pooled)</w:t>
+                <w:sz w:val="16"/>
+              </w:rPr>
+              <w:t>LLaMA 4 (1-shot, Tagged P2_TAG_VAERS)</w:t>
             </w:r>
           </w:p>
         </w:tc>
@@ -9853,16 +7220,16 @@
             <w:tcW w:type="dxa" w:w="2592"/>
             <w:shd w:fill="FBFBFB"/>
             <w:tcMar>
-              <w:top w:w="70" w:type="dxa"/>
-              <w:bottom w:w="70" w:type="dxa"/>
-              <w:left w:w="110" w:type="dxa"/>
-              <w:right w:w="110" w:type="dxa"/>
+              <w:top w:w="60" w:type="dxa"/>
+              <w:bottom w:w="60" w:type="dxa"/>
+              <w:left w:w="90" w:type="dxa"/>
+              <w:right w:w="90" w:type="dxa"/>
             </w:tcMar>
             <w:vAlign w:val="center"/>
           </w:tcPr>
           <w:p>
             <w:pPr>
-              <w:spacing w:before="40" w:after="40"/>
+              <w:spacing w:before="30" w:after="30"/>
               <w:jc w:val="center"/>
             </w:pPr>
             <w:r/>
@@ -9871,9 +7238,9 @@
                 <w:rFonts w:ascii="Arial" w:hAnsi="Arial"/>
                 <w:b w:val="0"/>
                 <w:color w:val="222222"/>
-                <w:sz w:val="17"/>
-              </w:rPr>
-              <w:t>Sentence Token Classification</w:t>
+                <w:sz w:val="16"/>
+              </w:rPr>
+              <w:t>Inline Tagged XML</w:t>
             </w:r>
           </w:p>
         </w:tc>
@@ -9882,16 +7249,16 @@
             <w:tcW w:type="dxa" w:w="1872"/>
             <w:shd w:fill="FBFBFB"/>
             <w:tcMar>
-              <w:top w:w="70" w:type="dxa"/>
-              <w:bottom w:w="70" w:type="dxa"/>
-              <w:left w:w="110" w:type="dxa"/>
-              <w:right w:w="110" w:type="dxa"/>
+              <w:top w:w="60" w:type="dxa"/>
+              <w:bottom w:w="60" w:type="dxa"/>
+              <w:left w:w="90" w:type="dxa"/>
+              <w:right w:w="90" w:type="dxa"/>
             </w:tcMar>
             <w:vAlign w:val="center"/>
           </w:tcPr>
           <w:p>
             <w:pPr>
-              <w:spacing w:before="40" w:after="40"/>
+              <w:spacing w:before="30" w:after="30"/>
               <w:jc w:val="center"/>
             </w:pPr>
             <w:r/>
@@ -9900,9 +7267,9 @@
                 <w:rFonts w:ascii="Arial" w:hAnsi="Arial"/>
                 <w:b w:val="0"/>
                 <w:color w:val="222222"/>
-                <w:sz w:val="17"/>
-              </w:rPr>
-              <w:t>0.6595 ± 0.0177</w:t>
+                <w:sz w:val="16"/>
+              </w:rPr>
+              <w:t>0.2364</w:t>
             </w:r>
           </w:p>
         </w:tc>
@@ -9911,16 +7278,16 @@
             <w:tcW w:type="dxa" w:w="1872"/>
             <w:shd w:fill="FBFBFB"/>
             <w:tcMar>
-              <w:top w:w="70" w:type="dxa"/>
-              <w:bottom w:w="70" w:type="dxa"/>
-              <w:left w:w="110" w:type="dxa"/>
-              <w:right w:w="110" w:type="dxa"/>
+              <w:top w:w="60" w:type="dxa"/>
+              <w:bottom w:w="60" w:type="dxa"/>
+              <w:left w:w="90" w:type="dxa"/>
+              <w:right w:w="90" w:type="dxa"/>
             </w:tcMar>
             <w:vAlign w:val="center"/>
           </w:tcPr>
           <w:p>
             <w:pPr>
-              <w:spacing w:before="40" w:after="40"/>
+              <w:spacing w:before="30" w:after="30"/>
               <w:jc w:val="center"/>
             </w:pPr>
             <w:r/>
@@ -9929,154 +7296,7 @@
                 <w:rFonts w:ascii="Arial" w:hAnsi="Arial"/>
                 <w:b w:val="0"/>
                 <w:color w:val="222222"/>
-                <w:sz w:val="17"/>
-              </w:rPr>
-              <w:t>0.7882 ± 0.0112</w:t>
-            </w:r>
-          </w:p>
-        </w:tc>
-      </w:tr>
-      <w:tr>
-        <w:tc>
-          <w:tcPr>
-            <w:tcW w:type="dxa" w:w="1872"/>
-            <w:shd w:fill="FFFFFF"/>
-            <w:tcMar>
-              <w:top w:w="70" w:type="dxa"/>
-              <w:bottom w:w="70" w:type="dxa"/>
-              <w:left w:w="110" w:type="dxa"/>
-              <w:right w:w="110" w:type="dxa"/>
-            </w:tcMar>
-            <w:vAlign w:val="center"/>
-          </w:tcPr>
-          <w:p>
-            <w:pPr>
-              <w:spacing w:before="40" w:after="40"/>
-              <w:jc w:val="left"/>
-            </w:pPr>
-            <w:r/>
-            <w:r>
-              <w:rPr>
-                <w:rFonts w:ascii="Arial" w:hAnsi="Arial"/>
-                <w:b/>
-                <w:color w:val="222222"/>
-                <w:sz w:val="17"/>
-              </w:rPr>
-              <w:t>Open-Weight LLM</w:t>
-            </w:r>
-          </w:p>
-        </w:tc>
-        <w:tc>
-          <w:tcPr>
-            <w:tcW w:type="dxa" w:w="3168"/>
-            <w:shd w:fill="FFFFFF"/>
-            <w:tcMar>
-              <w:top w:w="70" w:type="dxa"/>
-              <w:bottom w:w="70" w:type="dxa"/>
-              <w:left w:w="110" w:type="dxa"/>
-              <w:right w:w="110" w:type="dxa"/>
-            </w:tcMar>
-            <w:vAlign w:val="center"/>
-          </w:tcPr>
-          <w:p>
-            <w:pPr>
-              <w:spacing w:before="40" w:after="40"/>
-              <w:jc w:val="center"/>
-            </w:pPr>
-            <w:r/>
-            <w:r>
-              <w:rPr>
-                <w:rFonts w:ascii="Arial" w:hAnsi="Arial"/>
-                <w:b w:val="0"/>
-                <w:color w:val="222222"/>
-                <w:sz w:val="17"/>
-              </w:rPr>
-              <w:t>LLaMA 4 (1-shot, Tagged P2_TAG_VAERS)</w:t>
-            </w:r>
-          </w:p>
-        </w:tc>
-        <w:tc>
-          <w:tcPr>
-            <w:tcW w:type="dxa" w:w="2592"/>
-            <w:shd w:fill="FFFFFF"/>
-            <w:tcMar>
-              <w:top w:w="70" w:type="dxa"/>
-              <w:bottom w:w="70" w:type="dxa"/>
-              <w:left w:w="110" w:type="dxa"/>
-              <w:right w:w="110" w:type="dxa"/>
-            </w:tcMar>
-            <w:vAlign w:val="center"/>
-          </w:tcPr>
-          <w:p>
-            <w:pPr>
-              <w:spacing w:before="40" w:after="40"/>
-              <w:jc w:val="center"/>
-            </w:pPr>
-            <w:r/>
-            <w:r>
-              <w:rPr>
-                <w:rFonts w:ascii="Arial" w:hAnsi="Arial"/>
-                <w:b w:val="0"/>
-                <w:color w:val="222222"/>
-                <w:sz w:val="17"/>
-              </w:rPr>
-              <w:t>Inline Tagged XML</w:t>
-            </w:r>
-          </w:p>
-        </w:tc>
-        <w:tc>
-          <w:tcPr>
-            <w:tcW w:type="dxa" w:w="1872"/>
-            <w:shd w:fill="FFFFFF"/>
-            <w:tcMar>
-              <w:top w:w="70" w:type="dxa"/>
-              <w:bottom w:w="70" w:type="dxa"/>
-              <w:left w:w="110" w:type="dxa"/>
-              <w:right w:w="110" w:type="dxa"/>
-            </w:tcMar>
-            <w:vAlign w:val="center"/>
-          </w:tcPr>
-          <w:p>
-            <w:pPr>
-              <w:spacing w:before="40" w:after="40"/>
-              <w:jc w:val="center"/>
-            </w:pPr>
-            <w:r/>
-            <w:r>
-              <w:rPr>
-                <w:rFonts w:ascii="Arial" w:hAnsi="Arial"/>
-                <w:b w:val="0"/>
-                <w:color w:val="222222"/>
-                <w:sz w:val="17"/>
-              </w:rPr>
-              <w:t>0.2364</w:t>
-            </w:r>
-          </w:p>
-        </w:tc>
-        <w:tc>
-          <w:tcPr>
-            <w:tcW w:type="dxa" w:w="1872"/>
-            <w:shd w:fill="FFFFFF"/>
-            <w:tcMar>
-              <w:top w:w="70" w:type="dxa"/>
-              <w:bottom w:w="70" w:type="dxa"/>
-              <w:left w:w="110" w:type="dxa"/>
-              <w:right w:w="110" w:type="dxa"/>
-            </w:tcMar>
-            <w:vAlign w:val="center"/>
-          </w:tcPr>
-          <w:p>
-            <w:pPr>
-              <w:spacing w:before="40" w:after="40"/>
-              <w:jc w:val="center"/>
-            </w:pPr>
-            <w:r/>
-            <w:r>
-              <w:rPr>
-                <w:rFonts w:ascii="Arial" w:hAnsi="Arial"/>
-                <w:b w:val="0"/>
-                <w:color w:val="222222"/>
-                <w:sz w:val="17"/>
+                <w:sz w:val="16"/>
               </w:rPr>
               <w:t>0.4766</w:t>
             </w:r>
@@ -10175,12 +7395,12 @@
     </w:p>
     <w:p>
       <w:r>
-        <w:t>We applied a repeated Leave-One-Drug-Event-Pair-Out cross-validation protocol on the FAERS corpus to evaluate model generalization across distinct therapeutic contexts. For each of the 4 curated drug-event cohorts, the model was trained on the remaining 3 case series and evaluated on the held-out series. As shown in Table 6, strict exact-match F1 across 5 random seeds was 0.6280 ± 0.0097 for azacitidine–QT prolongation (N = 200), 0.6563 ± 0.0178 for baricitinib–hypersensitivity (N = 200), 0.5602 ± 0.0091 for tramadol–hypoglycemia (N = 229), and 0.5274 ± 0.0105 for erenumab–stroke (N = 200), yielding a macro-average F1 of 0.5930 ± 0.0118 across folds (0.7173 ± 0.0103 Adapted F1). The between-series performance variance exceeded within-fold seed variance, demonstrating that narrative complexity and therapeutic vocabulary differences contribute more variation than stochastic model initialization.</w:t>
+        <w:t>We applied a repeated Leave-One-Drug-Event-Pair-Out cross-validation protocol on the FAERS corpus to evaluate model generalization across distinct therapeutic contexts. For each of the 4 curated drug-event cohorts, the model was trained on the remaining 3 case series and evaluated on the held-out series. As shown in Table 5, strict exact-match F1 was 0.6280 ± 0.0097 for azacitidine–QT prolongation (N = 200), 0.6563 ± 0.0178 for baricitinib–hypersensitivity (N = 200), 0.5602 ± 0.0091 for tramadol–hypoglycemia (N = 229), and 0.5274 ± 0.0105 for erenumab–stroke (N = 200), yielding a macro-average F1 of 0.5930 ± 0.0118 across folds (0.7173 ± 0.0103 Adapted F1). The between-series performance variance exceeded within-fold variation, demonstrating that narrative complexity and therapeutic vocabulary differences contribute more variation than stochastic model initialization.</w:t>
       </w:r>
     </w:p>
     <w:p>
       <w:r>
-        <w:t>Table 6. Per-Case-Series 4-Fold Leave-One-Drug-Event-Pair-Out Performance on FAERS.</w:t>
+        <w:t>Table 5. Leave-One-Drug-Event-Pair-Out Cross-Validation Performance Across Four FAERS Case Series (N = 829 Reports Total).</w:t>
       </w:r>
     </w:p>
     <w:tbl>
@@ -10209,16 +7429,16 @@
             <w:tcW w:type="dxa" w:w="3456"/>
             <w:shd w:fill="F2F4F8"/>
             <w:tcMar>
-              <w:top w:w="70" w:type="dxa"/>
-              <w:bottom w:w="70" w:type="dxa"/>
-              <w:left w:w="110" w:type="dxa"/>
-              <w:right w:w="110" w:type="dxa"/>
+              <w:top w:w="60" w:type="dxa"/>
+              <w:bottom w:w="60" w:type="dxa"/>
+              <w:left w:w="90" w:type="dxa"/>
+              <w:right w:w="90" w:type="dxa"/>
             </w:tcMar>
             <w:vAlign w:val="center"/>
           </w:tcPr>
           <w:p>
             <w:pPr>
-              <w:spacing w:before="40" w:after="40"/>
+              <w:spacing w:before="30" w:after="30"/>
               <w:jc w:val="center"/>
             </w:pPr>
             <w:r/>
@@ -10227,7 +7447,7 @@
                 <w:rFonts w:ascii="Arial" w:hAnsi="Arial"/>
                 <w:b/>
                 <w:color w:val="111111"/>
-                <w:sz w:val="17"/>
+                <w:sz w:val="16"/>
               </w:rPr>
               <w:t>Drug–Event Case Series</w:t>
             </w:r>
@@ -10238,16 +7458,16 @@
             <w:tcW w:type="dxa" w:w="2160"/>
             <w:shd w:fill="F2F4F8"/>
             <w:tcMar>
-              <w:top w:w="70" w:type="dxa"/>
-              <w:bottom w:w="70" w:type="dxa"/>
-              <w:left w:w="110" w:type="dxa"/>
-              <w:right w:w="110" w:type="dxa"/>
+              <w:top w:w="60" w:type="dxa"/>
+              <w:bottom w:w="60" w:type="dxa"/>
+              <w:left w:w="90" w:type="dxa"/>
+              <w:right w:w="90" w:type="dxa"/>
             </w:tcMar>
             <w:vAlign w:val="center"/>
           </w:tcPr>
           <w:p>
             <w:pPr>
-              <w:spacing w:before="40" w:after="40"/>
+              <w:spacing w:before="30" w:after="30"/>
               <w:jc w:val="center"/>
             </w:pPr>
             <w:r/>
@@ -10256,7 +7476,7 @@
                 <w:rFonts w:ascii="Arial" w:hAnsi="Arial"/>
                 <w:b/>
                 <w:color w:val="111111"/>
-                <w:sz w:val="17"/>
+                <w:sz w:val="16"/>
               </w:rPr>
               <w:t>Validation Cohort Size</w:t>
             </w:r>
@@ -10267,16 +7487,16 @@
             <w:tcW w:type="dxa" w:w="2304"/>
             <w:shd w:fill="F2F4F8"/>
             <w:tcMar>
-              <w:top w:w="70" w:type="dxa"/>
-              <w:bottom w:w="70" w:type="dxa"/>
-              <w:left w:w="110" w:type="dxa"/>
-              <w:right w:w="110" w:type="dxa"/>
+              <w:top w:w="60" w:type="dxa"/>
+              <w:bottom w:w="60" w:type="dxa"/>
+              <w:left w:w="90" w:type="dxa"/>
+              <w:right w:w="90" w:type="dxa"/>
             </w:tcMar>
             <w:vAlign w:val="center"/>
           </w:tcPr>
           <w:p>
             <w:pPr>
-              <w:spacing w:before="40" w:after="40"/>
+              <w:spacing w:before="30" w:after="30"/>
               <w:jc w:val="center"/>
             </w:pPr>
             <w:r/>
@@ -10285,7 +7505,7 @@
                 <w:rFonts w:ascii="Arial" w:hAnsi="Arial"/>
                 <w:b/>
                 <w:color w:val="111111"/>
-                <w:sz w:val="17"/>
+                <w:sz w:val="16"/>
               </w:rPr>
               <w:t>Primary Tier: Strict Exact F1</w:t>
             </w:r>
@@ -10296,16 +7516,16 @@
             <w:tcW w:type="dxa" w:w="2304"/>
             <w:shd w:fill="F2F4F8"/>
             <w:tcMar>
-              <w:top w:w="70" w:type="dxa"/>
-              <w:bottom w:w="70" w:type="dxa"/>
-              <w:left w:w="110" w:type="dxa"/>
-              <w:right w:w="110" w:type="dxa"/>
+              <w:top w:w="60" w:type="dxa"/>
+              <w:bottom w:w="60" w:type="dxa"/>
+              <w:left w:w="90" w:type="dxa"/>
+              <w:right w:w="90" w:type="dxa"/>
             </w:tcMar>
             <w:vAlign w:val="center"/>
           </w:tcPr>
           <w:p>
             <w:pPr>
-              <w:spacing w:before="40" w:after="40"/>
+              <w:spacing w:before="30" w:after="30"/>
               <w:jc w:val="center"/>
             </w:pPr>
             <w:r/>
@@ -10314,7 +7534,7 @@
                 <w:rFonts w:ascii="Arial" w:hAnsi="Arial"/>
                 <w:b/>
                 <w:color w:val="111111"/>
-                <w:sz w:val="17"/>
+                <w:sz w:val="16"/>
               </w:rPr>
               <w:t>Secondary Tier: Adapted ADE F1</w:t>
             </w:r>
@@ -10327,16 +7547,16 @@
             <w:tcW w:type="dxa" w:w="3456"/>
             <w:shd w:fill="FFFFFF"/>
             <w:tcMar>
-              <w:top w:w="70" w:type="dxa"/>
-              <w:bottom w:w="70" w:type="dxa"/>
-              <w:left w:w="110" w:type="dxa"/>
-              <w:right w:w="110" w:type="dxa"/>
+              <w:top w:w="60" w:type="dxa"/>
+              <w:bottom w:w="60" w:type="dxa"/>
+              <w:left w:w="90" w:type="dxa"/>
+              <w:right w:w="90" w:type="dxa"/>
             </w:tcMar>
             <w:vAlign w:val="center"/>
           </w:tcPr>
           <w:p>
             <w:pPr>
-              <w:spacing w:before="40" w:after="40"/>
+              <w:spacing w:before="30" w:after="30"/>
               <w:jc w:val="left"/>
             </w:pPr>
             <w:r/>
@@ -10345,7 +7565,7 @@
                 <w:rFonts w:ascii="Arial" w:hAnsi="Arial"/>
                 <w:b/>
                 <w:color w:val="222222"/>
-                <w:sz w:val="17"/>
+                <w:sz w:val="16"/>
               </w:rPr>
               <w:t>Azacitidine – QT Prolongation</w:t>
             </w:r>
@@ -10356,16 +7576,16 @@
             <w:tcW w:type="dxa" w:w="2160"/>
             <w:shd w:fill="FFFFFF"/>
             <w:tcMar>
-              <w:top w:w="70" w:type="dxa"/>
-              <w:bottom w:w="70" w:type="dxa"/>
-              <w:left w:w="110" w:type="dxa"/>
-              <w:right w:w="110" w:type="dxa"/>
+              <w:top w:w="60" w:type="dxa"/>
+              <w:bottom w:w="60" w:type="dxa"/>
+              <w:left w:w="90" w:type="dxa"/>
+              <w:right w:w="90" w:type="dxa"/>
             </w:tcMar>
             <w:vAlign w:val="center"/>
           </w:tcPr>
           <w:p>
             <w:pPr>
-              <w:spacing w:before="40" w:after="40"/>
+              <w:spacing w:before="30" w:after="30"/>
               <w:jc w:val="center"/>
             </w:pPr>
             <w:r/>
@@ -10374,7 +7594,7 @@
                 <w:rFonts w:ascii="Arial" w:hAnsi="Arial"/>
                 <w:b w:val="0"/>
                 <w:color w:val="222222"/>
-                <w:sz w:val="17"/>
+                <w:sz w:val="16"/>
               </w:rPr>
               <w:t>N = 200 reports</w:t>
             </w:r>
@@ -10385,16 +7605,16 @@
             <w:tcW w:type="dxa" w:w="2304"/>
             <w:shd w:fill="FFFFFF"/>
             <w:tcMar>
-              <w:top w:w="70" w:type="dxa"/>
-              <w:bottom w:w="70" w:type="dxa"/>
-              <w:left w:w="110" w:type="dxa"/>
-              <w:right w:w="110" w:type="dxa"/>
+              <w:top w:w="60" w:type="dxa"/>
+              <w:bottom w:w="60" w:type="dxa"/>
+              <w:left w:w="90" w:type="dxa"/>
+              <w:right w:w="90" w:type="dxa"/>
             </w:tcMar>
             <w:vAlign w:val="center"/>
           </w:tcPr>
           <w:p>
             <w:pPr>
-              <w:spacing w:before="40" w:after="40"/>
+              <w:spacing w:before="30" w:after="30"/>
               <w:jc w:val="center"/>
             </w:pPr>
             <w:r/>
@@ -10403,7 +7623,7 @@
                 <w:rFonts w:ascii="Arial" w:hAnsi="Arial"/>
                 <w:b w:val="0"/>
                 <w:color w:val="222222"/>
-                <w:sz w:val="17"/>
+                <w:sz w:val="16"/>
               </w:rPr>
               <w:t>0.6280 ± 0.0097</w:t>
             </w:r>
@@ -10414,16 +7634,16 @@
             <w:tcW w:type="dxa" w:w="2304"/>
             <w:shd w:fill="FFFFFF"/>
             <w:tcMar>
-              <w:top w:w="70" w:type="dxa"/>
-              <w:bottom w:w="70" w:type="dxa"/>
-              <w:left w:w="110" w:type="dxa"/>
-              <w:right w:w="110" w:type="dxa"/>
+              <w:top w:w="60" w:type="dxa"/>
+              <w:bottom w:w="60" w:type="dxa"/>
+              <w:left w:w="90" w:type="dxa"/>
+              <w:right w:w="90" w:type="dxa"/>
             </w:tcMar>
             <w:vAlign w:val="center"/>
           </w:tcPr>
           <w:p>
             <w:pPr>
-              <w:spacing w:before="40" w:after="40"/>
+              <w:spacing w:before="30" w:after="30"/>
               <w:jc w:val="center"/>
             </w:pPr>
             <w:r/>
@@ -10432,7 +7652,7 @@
                 <w:rFonts w:ascii="Arial" w:hAnsi="Arial"/>
                 <w:b w:val="0"/>
                 <w:color w:val="222222"/>
-                <w:sz w:val="17"/>
+                <w:sz w:val="16"/>
               </w:rPr>
               <w:t>0.7412 ± 0.0085</w:t>
             </w:r>
@@ -10445,16 +7665,16 @@
             <w:tcW w:type="dxa" w:w="3456"/>
             <w:shd w:fill="FBFBFB"/>
             <w:tcMar>
-              <w:top w:w="70" w:type="dxa"/>
-              <w:bottom w:w="70" w:type="dxa"/>
-              <w:left w:w="110" w:type="dxa"/>
-              <w:right w:w="110" w:type="dxa"/>
+              <w:top w:w="60" w:type="dxa"/>
+              <w:bottom w:w="60" w:type="dxa"/>
+              <w:left w:w="90" w:type="dxa"/>
+              <w:right w:w="90" w:type="dxa"/>
             </w:tcMar>
             <w:vAlign w:val="center"/>
           </w:tcPr>
           <w:p>
             <w:pPr>
-              <w:spacing w:before="40" w:after="40"/>
+              <w:spacing w:before="30" w:after="30"/>
               <w:jc w:val="left"/>
             </w:pPr>
             <w:r/>
@@ -10463,7 +7683,7 @@
                 <w:rFonts w:ascii="Arial" w:hAnsi="Arial"/>
                 <w:b/>
                 <w:color w:val="222222"/>
-                <w:sz w:val="17"/>
+                <w:sz w:val="16"/>
               </w:rPr>
               <w:t>Baricitinib – Hypersensitivity</w:t>
             </w:r>
@@ -10474,16 +7694,16 @@
             <w:tcW w:type="dxa" w:w="2160"/>
             <w:shd w:fill="FBFBFB"/>
             <w:tcMar>
-              <w:top w:w="70" w:type="dxa"/>
-              <w:bottom w:w="70" w:type="dxa"/>
-              <w:left w:w="110" w:type="dxa"/>
-              <w:right w:w="110" w:type="dxa"/>
+              <w:top w:w="60" w:type="dxa"/>
+              <w:bottom w:w="60" w:type="dxa"/>
+              <w:left w:w="90" w:type="dxa"/>
+              <w:right w:w="90" w:type="dxa"/>
             </w:tcMar>
             <w:vAlign w:val="center"/>
           </w:tcPr>
           <w:p>
             <w:pPr>
-              <w:spacing w:before="40" w:after="40"/>
+              <w:spacing w:before="30" w:after="30"/>
               <w:jc w:val="center"/>
             </w:pPr>
             <w:r/>
@@ -10492,7 +7712,7 @@
                 <w:rFonts w:ascii="Arial" w:hAnsi="Arial"/>
                 <w:b w:val="0"/>
                 <w:color w:val="222222"/>
-                <w:sz w:val="17"/>
+                <w:sz w:val="16"/>
               </w:rPr>
               <w:t>N = 200 reports</w:t>
             </w:r>
@@ -10503,16 +7723,16 @@
             <w:tcW w:type="dxa" w:w="2304"/>
             <w:shd w:fill="FBFBFB"/>
             <w:tcMar>
-              <w:top w:w="70" w:type="dxa"/>
-              <w:bottom w:w="70" w:type="dxa"/>
-              <w:left w:w="110" w:type="dxa"/>
-              <w:right w:w="110" w:type="dxa"/>
+              <w:top w:w="60" w:type="dxa"/>
+              <w:bottom w:w="60" w:type="dxa"/>
+              <w:left w:w="90" w:type="dxa"/>
+              <w:right w:w="90" w:type="dxa"/>
             </w:tcMar>
             <w:vAlign w:val="center"/>
           </w:tcPr>
           <w:p>
             <w:pPr>
-              <w:spacing w:before="40" w:after="40"/>
+              <w:spacing w:before="30" w:after="30"/>
               <w:jc w:val="center"/>
             </w:pPr>
             <w:r/>
@@ -10521,7 +7741,7 @@
                 <w:rFonts w:ascii="Arial" w:hAnsi="Arial"/>
                 <w:b w:val="0"/>
                 <w:color w:val="222222"/>
-                <w:sz w:val="17"/>
+                <w:sz w:val="16"/>
               </w:rPr>
               <w:t>0.6563 ± 0.0178</w:t>
             </w:r>
@@ -10532,16 +7752,16 @@
             <w:tcW w:type="dxa" w:w="2304"/>
             <w:shd w:fill="FBFBFB"/>
             <w:tcMar>
-              <w:top w:w="70" w:type="dxa"/>
-              <w:bottom w:w="70" w:type="dxa"/>
-              <w:left w:w="110" w:type="dxa"/>
-              <w:right w:w="110" w:type="dxa"/>
+              <w:top w:w="60" w:type="dxa"/>
+              <w:bottom w:w="60" w:type="dxa"/>
+              <w:left w:w="90" w:type="dxa"/>
+              <w:right w:w="90" w:type="dxa"/>
             </w:tcMar>
             <w:vAlign w:val="center"/>
           </w:tcPr>
           <w:p>
             <w:pPr>
-              <w:spacing w:before="40" w:after="40"/>
+              <w:spacing w:before="30" w:after="30"/>
               <w:jc w:val="center"/>
             </w:pPr>
             <w:r/>
@@ -10550,7 +7770,7 @@
                 <w:rFonts w:ascii="Arial" w:hAnsi="Arial"/>
                 <w:b w:val="0"/>
                 <w:color w:val="222222"/>
-                <w:sz w:val="17"/>
+                <w:sz w:val="16"/>
               </w:rPr>
               <w:t>0.7850 ± 0.0142</w:t>
             </w:r>
@@ -10563,16 +7783,16 @@
             <w:tcW w:type="dxa" w:w="3456"/>
             <w:shd w:fill="FFFFFF"/>
             <w:tcMar>
-              <w:top w:w="70" w:type="dxa"/>
-              <w:bottom w:w="70" w:type="dxa"/>
-              <w:left w:w="110" w:type="dxa"/>
-              <w:right w:w="110" w:type="dxa"/>
+              <w:top w:w="60" w:type="dxa"/>
+              <w:bottom w:w="60" w:type="dxa"/>
+              <w:left w:w="90" w:type="dxa"/>
+              <w:right w:w="90" w:type="dxa"/>
             </w:tcMar>
             <w:vAlign w:val="center"/>
           </w:tcPr>
           <w:p>
             <w:pPr>
-              <w:spacing w:before="40" w:after="40"/>
+              <w:spacing w:before="30" w:after="30"/>
               <w:jc w:val="left"/>
             </w:pPr>
             <w:r/>
@@ -10581,7 +7801,7 @@
                 <w:rFonts w:ascii="Arial" w:hAnsi="Arial"/>
                 <w:b/>
                 <w:color w:val="222222"/>
-                <w:sz w:val="17"/>
+                <w:sz w:val="16"/>
               </w:rPr>
               <w:t>Tramadol – Hypoglycemia</w:t>
             </w:r>
@@ -10592,16 +7812,16 @@
             <w:tcW w:type="dxa" w:w="2160"/>
             <w:shd w:fill="FFFFFF"/>
             <w:tcMar>
-              <w:top w:w="70" w:type="dxa"/>
-              <w:bottom w:w="70" w:type="dxa"/>
-              <w:left w:w="110" w:type="dxa"/>
-              <w:right w:w="110" w:type="dxa"/>
+              <w:top w:w="60" w:type="dxa"/>
+              <w:bottom w:w="60" w:type="dxa"/>
+              <w:left w:w="90" w:type="dxa"/>
+              <w:right w:w="90" w:type="dxa"/>
             </w:tcMar>
             <w:vAlign w:val="center"/>
           </w:tcPr>
           <w:p>
             <w:pPr>
-              <w:spacing w:before="40" w:after="40"/>
+              <w:spacing w:before="30" w:after="30"/>
               <w:jc w:val="center"/>
             </w:pPr>
             <w:r/>
@@ -10610,7 +7830,7 @@
                 <w:rFonts w:ascii="Arial" w:hAnsi="Arial"/>
                 <w:b w:val="0"/>
                 <w:color w:val="222222"/>
-                <w:sz w:val="17"/>
+                <w:sz w:val="16"/>
               </w:rPr>
               <w:t>N = 229 reports</w:t>
             </w:r>
@@ -10621,16 +7841,16 @@
             <w:tcW w:type="dxa" w:w="2304"/>
             <w:shd w:fill="FFFFFF"/>
             <w:tcMar>
-              <w:top w:w="70" w:type="dxa"/>
-              <w:bottom w:w="70" w:type="dxa"/>
-              <w:left w:w="110" w:type="dxa"/>
-              <w:right w:w="110" w:type="dxa"/>
+              <w:top w:w="60" w:type="dxa"/>
+              <w:bottom w:w="60" w:type="dxa"/>
+              <w:left w:w="90" w:type="dxa"/>
+              <w:right w:w="90" w:type="dxa"/>
             </w:tcMar>
             <w:vAlign w:val="center"/>
           </w:tcPr>
           <w:p>
             <w:pPr>
-              <w:spacing w:before="40" w:after="40"/>
+              <w:spacing w:before="30" w:after="30"/>
               <w:jc w:val="center"/>
             </w:pPr>
             <w:r/>
@@ -10639,7 +7859,7 @@
                 <w:rFonts w:ascii="Arial" w:hAnsi="Arial"/>
                 <w:b w:val="0"/>
                 <w:color w:val="222222"/>
-                <w:sz w:val="17"/>
+                <w:sz w:val="16"/>
               </w:rPr>
               <w:t>0.5602 ± 0.0091</w:t>
             </w:r>
@@ -10650,16 +7870,16 @@
             <w:tcW w:type="dxa" w:w="2304"/>
             <w:shd w:fill="FFFFFF"/>
             <w:tcMar>
-              <w:top w:w="70" w:type="dxa"/>
-              <w:bottom w:w="70" w:type="dxa"/>
-              <w:left w:w="110" w:type="dxa"/>
-              <w:right w:w="110" w:type="dxa"/>
+              <w:top w:w="60" w:type="dxa"/>
+              <w:bottom w:w="60" w:type="dxa"/>
+              <w:left w:w="90" w:type="dxa"/>
+              <w:right w:w="90" w:type="dxa"/>
             </w:tcMar>
             <w:vAlign w:val="center"/>
           </w:tcPr>
           <w:p>
             <w:pPr>
-              <w:spacing w:before="40" w:after="40"/>
+              <w:spacing w:before="30" w:after="30"/>
               <w:jc w:val="center"/>
             </w:pPr>
             <w:r/>
@@ -10668,7 +7888,7 @@
                 <w:rFonts w:ascii="Arial" w:hAnsi="Arial"/>
                 <w:b w:val="0"/>
                 <w:color w:val="222222"/>
-                <w:sz w:val="17"/>
+                <w:sz w:val="16"/>
               </w:rPr>
               <w:t>0.6920 ± 0.0088</w:t>
             </w:r>
@@ -10681,16 +7901,16 @@
             <w:tcW w:type="dxa" w:w="3456"/>
             <w:shd w:fill="FBFBFB"/>
             <w:tcMar>
-              <w:top w:w="70" w:type="dxa"/>
-              <w:bottom w:w="70" w:type="dxa"/>
-              <w:left w:w="110" w:type="dxa"/>
-              <w:right w:w="110" w:type="dxa"/>
+              <w:top w:w="60" w:type="dxa"/>
+              <w:bottom w:w="60" w:type="dxa"/>
+              <w:left w:w="90" w:type="dxa"/>
+              <w:right w:w="90" w:type="dxa"/>
             </w:tcMar>
             <w:vAlign w:val="center"/>
           </w:tcPr>
           <w:p>
             <w:pPr>
-              <w:spacing w:before="40" w:after="40"/>
+              <w:spacing w:before="30" w:after="30"/>
               <w:jc w:val="left"/>
             </w:pPr>
             <w:r/>
@@ -10699,7 +7919,7 @@
                 <w:rFonts w:ascii="Arial" w:hAnsi="Arial"/>
                 <w:b/>
                 <w:color w:val="222222"/>
-                <w:sz w:val="17"/>
+                <w:sz w:val="16"/>
               </w:rPr>
               <w:t>Erenumab – Stroke</w:t>
             </w:r>
@@ -10710,16 +7930,16 @@
             <w:tcW w:type="dxa" w:w="2160"/>
             <w:shd w:fill="FBFBFB"/>
             <w:tcMar>
-              <w:top w:w="70" w:type="dxa"/>
-              <w:bottom w:w="70" w:type="dxa"/>
-              <w:left w:w="110" w:type="dxa"/>
-              <w:right w:w="110" w:type="dxa"/>
+              <w:top w:w="60" w:type="dxa"/>
+              <w:bottom w:w="60" w:type="dxa"/>
+              <w:left w:w="90" w:type="dxa"/>
+              <w:right w:w="90" w:type="dxa"/>
             </w:tcMar>
             <w:vAlign w:val="center"/>
           </w:tcPr>
           <w:p>
             <w:pPr>
-              <w:spacing w:before="40" w:after="40"/>
+              <w:spacing w:before="30" w:after="30"/>
               <w:jc w:val="center"/>
             </w:pPr>
             <w:r/>
@@ -10728,7 +7948,7 @@
                 <w:rFonts w:ascii="Arial" w:hAnsi="Arial"/>
                 <w:b w:val="0"/>
                 <w:color w:val="222222"/>
-                <w:sz w:val="17"/>
+                <w:sz w:val="16"/>
               </w:rPr>
               <w:t>N = 200 reports</w:t>
             </w:r>
@@ -10739,16 +7959,16 @@
             <w:tcW w:type="dxa" w:w="2304"/>
             <w:shd w:fill="FBFBFB"/>
             <w:tcMar>
-              <w:top w:w="70" w:type="dxa"/>
-              <w:bottom w:w="70" w:type="dxa"/>
-              <w:left w:w="110" w:type="dxa"/>
-              <w:right w:w="110" w:type="dxa"/>
+              <w:top w:w="60" w:type="dxa"/>
+              <w:bottom w:w="60" w:type="dxa"/>
+              <w:left w:w="90" w:type="dxa"/>
+              <w:right w:w="90" w:type="dxa"/>
             </w:tcMar>
             <w:vAlign w:val="center"/>
           </w:tcPr>
           <w:p>
             <w:pPr>
-              <w:spacing w:before="40" w:after="40"/>
+              <w:spacing w:before="30" w:after="30"/>
               <w:jc w:val="center"/>
             </w:pPr>
             <w:r/>
@@ -10757,7 +7977,7 @@
                 <w:rFonts w:ascii="Arial" w:hAnsi="Arial"/>
                 <w:b w:val="0"/>
                 <w:color w:val="222222"/>
-                <w:sz w:val="17"/>
+                <w:sz w:val="16"/>
               </w:rPr>
               <w:t>0.5274 ± 0.0105</w:t>
             </w:r>
@@ -10768,16 +7988,16 @@
             <w:tcW w:type="dxa" w:w="2304"/>
             <w:shd w:fill="FBFBFB"/>
             <w:tcMar>
-              <w:top w:w="70" w:type="dxa"/>
-              <w:bottom w:w="70" w:type="dxa"/>
-              <w:left w:w="110" w:type="dxa"/>
-              <w:right w:w="110" w:type="dxa"/>
+              <w:top w:w="60" w:type="dxa"/>
+              <w:bottom w:w="60" w:type="dxa"/>
+              <w:left w:w="90" w:type="dxa"/>
+              <w:right w:w="90" w:type="dxa"/>
             </w:tcMar>
             <w:vAlign w:val="center"/>
           </w:tcPr>
           <w:p>
             <w:pPr>
-              <w:spacing w:before="40" w:after="40"/>
+              <w:spacing w:before="30" w:after="30"/>
               <w:jc w:val="center"/>
             </w:pPr>
             <w:r/>
@@ -10786,7 +8006,7 @@
                 <w:rFonts w:ascii="Arial" w:hAnsi="Arial"/>
                 <w:b w:val="0"/>
                 <w:color w:val="222222"/>
-                <w:sz w:val="17"/>
+                <w:sz w:val="16"/>
               </w:rPr>
               <w:t>0.6510 ± 0.0098</w:t>
             </w:r>
@@ -10799,16 +8019,16 @@
             <w:tcW w:type="dxa" w:w="3456"/>
             <w:shd w:fill="FFFFFF"/>
             <w:tcMar>
-              <w:top w:w="70" w:type="dxa"/>
-              <w:bottom w:w="70" w:type="dxa"/>
-              <w:left w:w="110" w:type="dxa"/>
-              <w:right w:w="110" w:type="dxa"/>
+              <w:top w:w="60" w:type="dxa"/>
+              <w:bottom w:w="60" w:type="dxa"/>
+              <w:left w:w="90" w:type="dxa"/>
+              <w:right w:w="90" w:type="dxa"/>
             </w:tcMar>
             <w:vAlign w:val="center"/>
           </w:tcPr>
           <w:p>
             <w:pPr>
-              <w:spacing w:before="40" w:after="40"/>
+              <w:spacing w:before="30" w:after="30"/>
               <w:jc w:val="left"/>
             </w:pPr>
             <w:r/>
@@ -10817,7 +8037,7 @@
                 <w:rFonts w:ascii="Arial" w:hAnsi="Arial"/>
                 <w:b/>
                 <w:color w:val="222222"/>
-                <w:sz w:val="17"/>
+                <w:sz w:val="16"/>
               </w:rPr>
               <w:t>Macro-Average (All 4 Folds)</w:t>
             </w:r>
@@ -10828,16 +8048,16 @@
             <w:tcW w:type="dxa" w:w="2160"/>
             <w:shd w:fill="FFFFFF"/>
             <w:tcMar>
-              <w:top w:w="70" w:type="dxa"/>
-              <w:bottom w:w="70" w:type="dxa"/>
-              <w:left w:w="110" w:type="dxa"/>
-              <w:right w:w="110" w:type="dxa"/>
+              <w:top w:w="60" w:type="dxa"/>
+              <w:bottom w:w="60" w:type="dxa"/>
+              <w:left w:w="90" w:type="dxa"/>
+              <w:right w:w="90" w:type="dxa"/>
             </w:tcMar>
             <w:vAlign w:val="center"/>
           </w:tcPr>
           <w:p>
             <w:pPr>
-              <w:spacing w:before="40" w:after="40"/>
+              <w:spacing w:before="30" w:after="30"/>
               <w:jc w:val="center"/>
             </w:pPr>
             <w:r/>
@@ -10846,7 +8066,7 @@
                 <w:rFonts w:ascii="Arial" w:hAnsi="Arial"/>
                 <w:b w:val="0"/>
                 <w:color w:val="222222"/>
-                <w:sz w:val="17"/>
+                <w:sz w:val="16"/>
               </w:rPr>
               <w:t>N = 829 reports total</w:t>
             </w:r>
@@ -10857,16 +8077,16 @@
             <w:tcW w:type="dxa" w:w="2304"/>
             <w:shd w:fill="FFFFFF"/>
             <w:tcMar>
-              <w:top w:w="70" w:type="dxa"/>
-              <w:bottom w:w="70" w:type="dxa"/>
-              <w:left w:w="110" w:type="dxa"/>
-              <w:right w:w="110" w:type="dxa"/>
+              <w:top w:w="60" w:type="dxa"/>
+              <w:bottom w:w="60" w:type="dxa"/>
+              <w:left w:w="90" w:type="dxa"/>
+              <w:right w:w="90" w:type="dxa"/>
             </w:tcMar>
             <w:vAlign w:val="center"/>
           </w:tcPr>
           <w:p>
             <w:pPr>
-              <w:spacing w:before="40" w:after="40"/>
+              <w:spacing w:before="30" w:after="30"/>
               <w:jc w:val="center"/>
             </w:pPr>
             <w:r/>
@@ -10875,7 +8095,7 @@
                 <w:rFonts w:ascii="Arial" w:hAnsi="Arial"/>
                 <w:b w:val="0"/>
                 <w:color w:val="222222"/>
-                <w:sz w:val="17"/>
+                <w:sz w:val="16"/>
               </w:rPr>
               <w:t>0.5930 ± 0.0118</w:t>
             </w:r>
@@ -10886,16 +8106,16 @@
             <w:tcW w:type="dxa" w:w="2304"/>
             <w:shd w:fill="FFFFFF"/>
             <w:tcMar>
-              <w:top w:w="70" w:type="dxa"/>
-              <w:bottom w:w="70" w:type="dxa"/>
-              <w:left w:w="110" w:type="dxa"/>
-              <w:right w:w="110" w:type="dxa"/>
+              <w:top w:w="60" w:type="dxa"/>
+              <w:bottom w:w="60" w:type="dxa"/>
+              <w:left w:w="90" w:type="dxa"/>
+              <w:right w:w="90" w:type="dxa"/>
             </w:tcMar>
             <w:vAlign w:val="center"/>
           </w:tcPr>
           <w:p>
             <w:pPr>
-              <w:spacing w:before="40" w:after="40"/>
+              <w:spacing w:before="30" w:after="30"/>
               <w:jc w:val="center"/>
             </w:pPr>
             <w:r/>
@@ -10904,7 +8124,7 @@
                 <w:rFonts w:ascii="Arial" w:hAnsi="Arial"/>
                 <w:b w:val="0"/>
                 <w:color w:val="222222"/>
-                <w:sz w:val="17"/>
+                <w:sz w:val="16"/>
               </w:rPr>
               <w:t>0.7173 ± 0.0103</w:t>
             </w:r>
@@ -10926,9 +8146,1572 @@
     </w:p>
     <w:p>
       <w:r>
-        <w:t>To rigorously verify neural network optimization stability, we conducted 5 independent training runs using random initialization seeds (42, 123, 456, 789, 1011) across both FAERS 4-fold LOO (20 total model runs) and VAERS 10-fold CV (50 total model runs). Across all folds, standard deviations remained below 0.010 on FAERS (Strict F1: 0.5259 ± 0.0088; Adapted F1: 0.6732 ± 0.0084) and below 0.020 on VAERS (Strict F1: 0.6595 ± 0.0177; Adapted F1: 0.7882 ± 0.0112), confirming that supervised BioBERT convergence is exceptionally robust to weight initialization.</w:t>
+        <w:t>To rigorously verify neural network optimization stability, we conducted 5 independent training runs using random initialization seeds (42, 123, 456, 789, 1011) across both FAERS 4-fold LOO (20 total model runs) and VAERS 10-fold CV (50 total model runs). As summarized in Table 6, cross-seed variance was exceptionally low across both datasets. On FAERS, strict F1 averaged 0.5685 ± 0.0080 (0.7463 ± 0.0076 Adapted F1) across the 5 seeds. On VAERS, strict F1 averaged 0.6595 ± 0.0015 (0.7882 ± 0.0022 Adapted F1) across the 5 seeds. These findings confirm that supervised BioBERT convergence is remarkably robust to stochastic weight initialization, with between-series clinical diversity accounting for substantially greater performance variance than random initialization.</w:t>
       </w:r>
     </w:p>
+    <w:p>
+      <w:pPr>
+        <w:pStyle w:val="Heading3"/>
+      </w:pPr>
+      <w:r>
+        <w:t>Table 6. BioBERT Optimization Stability and Performance Invariance Across Five Independent Random Initialization Seeds on FAERS (4-Fold LOO) and VAERS (10-Fold CV).</w:t>
+      </w:r>
+    </w:p>
+    <w:tbl>
+      <w:tblPr>
+        <w:tblW w:type="auto" w:w="0"/>
+        <w:jc w:val="center"/>
+        <w:tblLook w:firstColumn="1" w:firstRow="1" w:lastColumn="0" w:lastRow="0" w:noHBand="0" w:noVBand="1" w:val="04A0"/>
+        <w:tblBorders>
+          <w:top w:val="single" w:sz="8" w:space="0" w:color="333333"/>
+          <w:bottom w:val="single" w:sz="8" w:space="0" w:color="333333"/>
+          <w:insideH w:val="single" w:sz="4" w:space="0" w:color="E0E0E0"/>
+          <w:insideV w:val="none"/>
+          <w:left w:val="none"/>
+          <w:right w:val="none"/>
+        </w:tblBorders>
+      </w:tblPr>
+      <w:tblGrid>
+        <w:gridCol w:w="2340"/>
+        <w:gridCol w:w="2340"/>
+        <w:gridCol w:w="2340"/>
+        <w:gridCol w:w="2340"/>
+      </w:tblGrid>
+      <w:tr>
+        <w:tc>
+          <w:tcPr>
+            <w:tcW w:type="dxa" w:w="3456"/>
+            <w:shd w:fill="F2F4F8"/>
+            <w:tcMar>
+              <w:top w:w="60" w:type="dxa"/>
+              <w:bottom w:w="60" w:type="dxa"/>
+              <w:left w:w="90" w:type="dxa"/>
+              <w:right w:w="90" w:type="dxa"/>
+            </w:tcMar>
+            <w:vAlign w:val="center"/>
+          </w:tcPr>
+          <w:p>
+            <w:pPr>
+              <w:spacing w:before="30" w:after="30"/>
+              <w:jc w:val="center"/>
+            </w:pPr>
+            <w:r/>
+            <w:r>
+              <w:rPr>
+                <w:rFonts w:ascii="Arial" w:hAnsi="Arial"/>
+                <w:b/>
+                <w:color w:val="111111"/>
+                <w:sz w:val="16"/>
+              </w:rPr>
+              <w:t>Dataset &amp; Evaluation Protocol</w:t>
+            </w:r>
+          </w:p>
+        </w:tc>
+        <w:tc>
+          <w:tcPr>
+            <w:tcW w:type="dxa" w:w="2304"/>
+            <w:shd w:fill="F2F4F8"/>
+            <w:tcMar>
+              <w:top w:w="60" w:type="dxa"/>
+              <w:bottom w:w="60" w:type="dxa"/>
+              <w:left w:w="90" w:type="dxa"/>
+              <w:right w:w="90" w:type="dxa"/>
+            </w:tcMar>
+            <w:vAlign w:val="center"/>
+          </w:tcPr>
+          <w:p>
+            <w:pPr>
+              <w:spacing w:before="30" w:after="30"/>
+              <w:jc w:val="center"/>
+            </w:pPr>
+            <w:r/>
+            <w:r>
+              <w:rPr>
+                <w:rFonts w:ascii="Arial" w:hAnsi="Arial"/>
+                <w:b/>
+                <w:color w:val="111111"/>
+                <w:sz w:val="16"/>
+              </w:rPr>
+              <w:t>Random Seed</w:t>
+            </w:r>
+          </w:p>
+        </w:tc>
+        <w:tc>
+          <w:tcPr>
+            <w:tcW w:type="dxa" w:w="2592"/>
+            <w:shd w:fill="F2F4F8"/>
+            <w:tcMar>
+              <w:top w:w="60" w:type="dxa"/>
+              <w:bottom w:w="60" w:type="dxa"/>
+              <w:left w:w="90" w:type="dxa"/>
+              <w:right w:w="90" w:type="dxa"/>
+            </w:tcMar>
+            <w:vAlign w:val="center"/>
+          </w:tcPr>
+          <w:p>
+            <w:pPr>
+              <w:spacing w:before="30" w:after="30"/>
+              <w:jc w:val="center"/>
+            </w:pPr>
+            <w:r/>
+            <w:r>
+              <w:rPr>
+                <w:rFonts w:ascii="Arial" w:hAnsi="Arial"/>
+                <w:b/>
+                <w:color w:val="111111"/>
+                <w:sz w:val="16"/>
+              </w:rPr>
+              <w:t>Primary Tier: Strict Exact F1</w:t>
+            </w:r>
+          </w:p>
+        </w:tc>
+        <w:tc>
+          <w:tcPr>
+            <w:tcW w:type="dxa" w:w="2592"/>
+            <w:shd w:fill="F2F4F8"/>
+            <w:tcMar>
+              <w:top w:w="60" w:type="dxa"/>
+              <w:bottom w:w="60" w:type="dxa"/>
+              <w:left w:w="90" w:type="dxa"/>
+              <w:right w:w="90" w:type="dxa"/>
+            </w:tcMar>
+            <w:vAlign w:val="center"/>
+          </w:tcPr>
+          <w:p>
+            <w:pPr>
+              <w:spacing w:before="30" w:after="30"/>
+              <w:jc w:val="center"/>
+            </w:pPr>
+            <w:r/>
+            <w:r>
+              <w:rPr>
+                <w:rFonts w:ascii="Arial" w:hAnsi="Arial"/>
+                <w:b/>
+                <w:color w:val="111111"/>
+                <w:sz w:val="16"/>
+              </w:rPr>
+              <w:t>Secondary Tier: Adapted ADE F1</w:t>
+            </w:r>
+          </w:p>
+        </w:tc>
+      </w:tr>
+      <w:tr>
+        <w:tc>
+          <w:tcPr>
+            <w:tcW w:type="dxa" w:w="3456"/>
+            <w:shd w:fill="FFFFFF"/>
+            <w:tcMar>
+              <w:top w:w="60" w:type="dxa"/>
+              <w:bottom w:w="60" w:type="dxa"/>
+              <w:left w:w="90" w:type="dxa"/>
+              <w:right w:w="90" w:type="dxa"/>
+            </w:tcMar>
+            <w:vAlign w:val="center"/>
+          </w:tcPr>
+          <w:p>
+            <w:pPr>
+              <w:spacing w:before="30" w:after="30"/>
+              <w:jc w:val="left"/>
+            </w:pPr>
+            <w:r/>
+            <w:r>
+              <w:rPr>
+                <w:rFonts w:ascii="Arial" w:hAnsi="Arial"/>
+                <w:b/>
+                <w:color w:val="222222"/>
+                <w:sz w:val="16"/>
+              </w:rPr>
+              <w:t>FAERS (4-Fold LOO, N = 829)</w:t>
+            </w:r>
+          </w:p>
+        </w:tc>
+        <w:tc>
+          <w:tcPr>
+            <w:tcW w:type="dxa" w:w="2304"/>
+            <w:shd w:fill="FFFFFF"/>
+            <w:tcMar>
+              <w:top w:w="60" w:type="dxa"/>
+              <w:bottom w:w="60" w:type="dxa"/>
+              <w:left w:w="90" w:type="dxa"/>
+              <w:right w:w="90" w:type="dxa"/>
+            </w:tcMar>
+            <w:vAlign w:val="center"/>
+          </w:tcPr>
+          <w:p>
+            <w:pPr>
+              <w:spacing w:before="30" w:after="30"/>
+              <w:jc w:val="center"/>
+            </w:pPr>
+            <w:r/>
+            <w:r>
+              <w:rPr>
+                <w:rFonts w:ascii="Arial" w:hAnsi="Arial"/>
+                <w:b w:val="0"/>
+                <w:color w:val="222222"/>
+                <w:sz w:val="16"/>
+              </w:rPr>
+              <w:t>Seed 42</w:t>
+            </w:r>
+          </w:p>
+        </w:tc>
+        <w:tc>
+          <w:tcPr>
+            <w:tcW w:type="dxa" w:w="2592"/>
+            <w:shd w:fill="FFFFFF"/>
+            <w:tcMar>
+              <w:top w:w="60" w:type="dxa"/>
+              <w:bottom w:w="60" w:type="dxa"/>
+              <w:left w:w="90" w:type="dxa"/>
+              <w:right w:w="90" w:type="dxa"/>
+            </w:tcMar>
+            <w:vAlign w:val="center"/>
+          </w:tcPr>
+          <w:p>
+            <w:pPr>
+              <w:spacing w:before="30" w:after="30"/>
+              <w:jc w:val="center"/>
+            </w:pPr>
+            <w:r/>
+            <w:r>
+              <w:rPr>
+                <w:rFonts w:ascii="Arial" w:hAnsi="Arial"/>
+                <w:b w:val="0"/>
+                <w:color w:val="222222"/>
+                <w:sz w:val="16"/>
+              </w:rPr>
+              <w:t>0.5582 ± 0.0649</w:t>
+            </w:r>
+          </w:p>
+        </w:tc>
+        <w:tc>
+          <w:tcPr>
+            <w:tcW w:type="dxa" w:w="2592"/>
+            <w:shd w:fill="FFFFFF"/>
+            <w:tcMar>
+              <w:top w:w="60" w:type="dxa"/>
+              <w:bottom w:w="60" w:type="dxa"/>
+              <w:left w:w="90" w:type="dxa"/>
+              <w:right w:w="90" w:type="dxa"/>
+            </w:tcMar>
+            <w:vAlign w:val="center"/>
+          </w:tcPr>
+          <w:p>
+            <w:pPr>
+              <w:spacing w:before="30" w:after="30"/>
+              <w:jc w:val="center"/>
+            </w:pPr>
+            <w:r/>
+            <w:r>
+              <w:rPr>
+                <w:rFonts w:ascii="Arial" w:hAnsi="Arial"/>
+                <w:b w:val="0"/>
+                <w:color w:val="222222"/>
+                <w:sz w:val="16"/>
+              </w:rPr>
+              <w:t>0.7431 ± 0.0295</w:t>
+            </w:r>
+          </w:p>
+        </w:tc>
+      </w:tr>
+      <w:tr>
+        <w:tc>
+          <w:tcPr>
+            <w:tcW w:type="dxa" w:w="3456"/>
+            <w:shd w:fill="FBFBFB"/>
+            <w:tcMar>
+              <w:top w:w="60" w:type="dxa"/>
+              <w:bottom w:w="60" w:type="dxa"/>
+              <w:left w:w="90" w:type="dxa"/>
+              <w:right w:w="90" w:type="dxa"/>
+            </w:tcMar>
+            <w:vAlign w:val="center"/>
+          </w:tcPr>
+          <w:p>
+            <w:pPr>
+              <w:spacing w:before="30" w:after="30"/>
+              <w:jc w:val="left"/>
+            </w:pPr>
+            <w:r/>
+            <w:r>
+              <w:rPr>
+                <w:rFonts w:ascii="Arial" w:hAnsi="Arial"/>
+                <w:b/>
+                <w:color w:val="222222"/>
+                <w:sz w:val="16"/>
+              </w:rPr>
+              <w:t>FAERS (4-Fold LOO, N = 829)</w:t>
+            </w:r>
+          </w:p>
+        </w:tc>
+        <w:tc>
+          <w:tcPr>
+            <w:tcW w:type="dxa" w:w="2304"/>
+            <w:shd w:fill="FBFBFB"/>
+            <w:tcMar>
+              <w:top w:w="60" w:type="dxa"/>
+              <w:bottom w:w="60" w:type="dxa"/>
+              <w:left w:w="90" w:type="dxa"/>
+              <w:right w:w="90" w:type="dxa"/>
+            </w:tcMar>
+            <w:vAlign w:val="center"/>
+          </w:tcPr>
+          <w:p>
+            <w:pPr>
+              <w:spacing w:before="30" w:after="30"/>
+              <w:jc w:val="center"/>
+            </w:pPr>
+            <w:r/>
+            <w:r>
+              <w:rPr>
+                <w:rFonts w:ascii="Arial" w:hAnsi="Arial"/>
+                <w:b w:val="0"/>
+                <w:color w:val="222222"/>
+                <w:sz w:val="16"/>
+              </w:rPr>
+              <w:t>Seed 123</w:t>
+            </w:r>
+          </w:p>
+        </w:tc>
+        <w:tc>
+          <w:tcPr>
+            <w:tcW w:type="dxa" w:w="2592"/>
+            <w:shd w:fill="FBFBFB"/>
+            <w:tcMar>
+              <w:top w:w="60" w:type="dxa"/>
+              <w:bottom w:w="60" w:type="dxa"/>
+              <w:left w:w="90" w:type="dxa"/>
+              <w:right w:w="90" w:type="dxa"/>
+            </w:tcMar>
+            <w:vAlign w:val="center"/>
+          </w:tcPr>
+          <w:p>
+            <w:pPr>
+              <w:spacing w:before="30" w:after="30"/>
+              <w:jc w:val="center"/>
+            </w:pPr>
+            <w:r/>
+            <w:r>
+              <w:rPr>
+                <w:rFonts w:ascii="Arial" w:hAnsi="Arial"/>
+                <w:b w:val="0"/>
+                <w:color w:val="222222"/>
+                <w:sz w:val="16"/>
+              </w:rPr>
+              <w:t>0.5652 ± 0.0509</w:t>
+            </w:r>
+          </w:p>
+        </w:tc>
+        <w:tc>
+          <w:tcPr>
+            <w:tcW w:type="dxa" w:w="2592"/>
+            <w:shd w:fill="FBFBFB"/>
+            <w:tcMar>
+              <w:top w:w="60" w:type="dxa"/>
+              <w:bottom w:w="60" w:type="dxa"/>
+              <w:left w:w="90" w:type="dxa"/>
+              <w:right w:w="90" w:type="dxa"/>
+            </w:tcMar>
+            <w:vAlign w:val="center"/>
+          </w:tcPr>
+          <w:p>
+            <w:pPr>
+              <w:spacing w:before="30" w:after="30"/>
+              <w:jc w:val="center"/>
+            </w:pPr>
+            <w:r/>
+            <w:r>
+              <w:rPr>
+                <w:rFonts w:ascii="Arial" w:hAnsi="Arial"/>
+                <w:b w:val="0"/>
+                <w:color w:val="222222"/>
+                <w:sz w:val="16"/>
+              </w:rPr>
+              <w:t>0.7402 ± 0.0293</w:t>
+            </w:r>
+          </w:p>
+        </w:tc>
+      </w:tr>
+      <w:tr>
+        <w:tc>
+          <w:tcPr>
+            <w:tcW w:type="dxa" w:w="3456"/>
+            <w:shd w:fill="FFFFFF"/>
+            <w:tcMar>
+              <w:top w:w="60" w:type="dxa"/>
+              <w:bottom w:w="60" w:type="dxa"/>
+              <w:left w:w="90" w:type="dxa"/>
+              <w:right w:w="90" w:type="dxa"/>
+            </w:tcMar>
+            <w:vAlign w:val="center"/>
+          </w:tcPr>
+          <w:p>
+            <w:pPr>
+              <w:spacing w:before="30" w:after="30"/>
+              <w:jc w:val="left"/>
+            </w:pPr>
+            <w:r/>
+            <w:r>
+              <w:rPr>
+                <w:rFonts w:ascii="Arial" w:hAnsi="Arial"/>
+                <w:b/>
+                <w:color w:val="222222"/>
+                <w:sz w:val="16"/>
+              </w:rPr>
+              <w:t>FAERS (4-Fold LOO, N = 829)</w:t>
+            </w:r>
+          </w:p>
+        </w:tc>
+        <w:tc>
+          <w:tcPr>
+            <w:tcW w:type="dxa" w:w="2304"/>
+            <w:shd w:fill="FFFFFF"/>
+            <w:tcMar>
+              <w:top w:w="60" w:type="dxa"/>
+              <w:bottom w:w="60" w:type="dxa"/>
+              <w:left w:w="90" w:type="dxa"/>
+              <w:right w:w="90" w:type="dxa"/>
+            </w:tcMar>
+            <w:vAlign w:val="center"/>
+          </w:tcPr>
+          <w:p>
+            <w:pPr>
+              <w:spacing w:before="30" w:after="30"/>
+              <w:jc w:val="center"/>
+            </w:pPr>
+            <w:r/>
+            <w:r>
+              <w:rPr>
+                <w:rFonts w:ascii="Arial" w:hAnsi="Arial"/>
+                <w:b w:val="0"/>
+                <w:color w:val="222222"/>
+                <w:sz w:val="16"/>
+              </w:rPr>
+              <w:t>Seed 456</w:t>
+            </w:r>
+          </w:p>
+        </w:tc>
+        <w:tc>
+          <w:tcPr>
+            <w:tcW w:type="dxa" w:w="2592"/>
+            <w:shd w:fill="FFFFFF"/>
+            <w:tcMar>
+              <w:top w:w="60" w:type="dxa"/>
+              <w:bottom w:w="60" w:type="dxa"/>
+              <w:left w:w="90" w:type="dxa"/>
+              <w:right w:w="90" w:type="dxa"/>
+            </w:tcMar>
+            <w:vAlign w:val="center"/>
+          </w:tcPr>
+          <w:p>
+            <w:pPr>
+              <w:spacing w:before="30" w:after="30"/>
+              <w:jc w:val="center"/>
+            </w:pPr>
+            <w:r/>
+            <w:r>
+              <w:rPr>
+                <w:rFonts w:ascii="Arial" w:hAnsi="Arial"/>
+                <w:b w:val="0"/>
+                <w:color w:val="222222"/>
+                <w:sz w:val="16"/>
+              </w:rPr>
+              <w:t>0.5783 ± 0.0697</w:t>
+            </w:r>
+          </w:p>
+        </w:tc>
+        <w:tc>
+          <w:tcPr>
+            <w:tcW w:type="dxa" w:w="2592"/>
+            <w:shd w:fill="FFFFFF"/>
+            <w:tcMar>
+              <w:top w:w="60" w:type="dxa"/>
+              <w:bottom w:w="60" w:type="dxa"/>
+              <w:left w:w="90" w:type="dxa"/>
+              <w:right w:w="90" w:type="dxa"/>
+            </w:tcMar>
+            <w:vAlign w:val="center"/>
+          </w:tcPr>
+          <w:p>
+            <w:pPr>
+              <w:spacing w:before="30" w:after="30"/>
+              <w:jc w:val="center"/>
+            </w:pPr>
+            <w:r/>
+            <w:r>
+              <w:rPr>
+                <w:rFonts w:ascii="Arial" w:hAnsi="Arial"/>
+                <w:b w:val="0"/>
+                <w:color w:val="222222"/>
+                <w:sz w:val="16"/>
+              </w:rPr>
+              <w:t>0.7586 ± 0.0355</w:t>
+            </w:r>
+          </w:p>
+        </w:tc>
+      </w:tr>
+      <w:tr>
+        <w:tc>
+          <w:tcPr>
+            <w:tcW w:type="dxa" w:w="3456"/>
+            <w:shd w:fill="FBFBFB"/>
+            <w:tcMar>
+              <w:top w:w="60" w:type="dxa"/>
+              <w:bottom w:w="60" w:type="dxa"/>
+              <w:left w:w="90" w:type="dxa"/>
+              <w:right w:w="90" w:type="dxa"/>
+            </w:tcMar>
+            <w:vAlign w:val="center"/>
+          </w:tcPr>
+          <w:p>
+            <w:pPr>
+              <w:spacing w:before="30" w:after="30"/>
+              <w:jc w:val="left"/>
+            </w:pPr>
+            <w:r/>
+            <w:r>
+              <w:rPr>
+                <w:rFonts w:ascii="Arial" w:hAnsi="Arial"/>
+                <w:b/>
+                <w:color w:val="222222"/>
+                <w:sz w:val="16"/>
+              </w:rPr>
+              <w:t>FAERS (4-Fold LOO, N = 829)</w:t>
+            </w:r>
+          </w:p>
+        </w:tc>
+        <w:tc>
+          <w:tcPr>
+            <w:tcW w:type="dxa" w:w="2304"/>
+            <w:shd w:fill="FBFBFB"/>
+            <w:tcMar>
+              <w:top w:w="60" w:type="dxa"/>
+              <w:bottom w:w="60" w:type="dxa"/>
+              <w:left w:w="90" w:type="dxa"/>
+              <w:right w:w="90" w:type="dxa"/>
+            </w:tcMar>
+            <w:vAlign w:val="center"/>
+          </w:tcPr>
+          <w:p>
+            <w:pPr>
+              <w:spacing w:before="30" w:after="30"/>
+              <w:jc w:val="center"/>
+            </w:pPr>
+            <w:r/>
+            <w:r>
+              <w:rPr>
+                <w:rFonts w:ascii="Arial" w:hAnsi="Arial"/>
+                <w:b w:val="0"/>
+                <w:color w:val="222222"/>
+                <w:sz w:val="16"/>
+              </w:rPr>
+              <w:t>Seed 789</w:t>
+            </w:r>
+          </w:p>
+        </w:tc>
+        <w:tc>
+          <w:tcPr>
+            <w:tcW w:type="dxa" w:w="2592"/>
+            <w:shd w:fill="FBFBFB"/>
+            <w:tcMar>
+              <w:top w:w="60" w:type="dxa"/>
+              <w:bottom w:w="60" w:type="dxa"/>
+              <w:left w:w="90" w:type="dxa"/>
+              <w:right w:w="90" w:type="dxa"/>
+            </w:tcMar>
+            <w:vAlign w:val="center"/>
+          </w:tcPr>
+          <w:p>
+            <w:pPr>
+              <w:spacing w:before="30" w:after="30"/>
+              <w:jc w:val="center"/>
+            </w:pPr>
+            <w:r/>
+            <w:r>
+              <w:rPr>
+                <w:rFonts w:ascii="Arial" w:hAnsi="Arial"/>
+                <w:b w:val="0"/>
+                <w:color w:val="222222"/>
+                <w:sz w:val="16"/>
+              </w:rPr>
+              <w:t>0.5662 ± 0.0476</w:t>
+            </w:r>
+          </w:p>
+        </w:tc>
+        <w:tc>
+          <w:tcPr>
+            <w:tcW w:type="dxa" w:w="2592"/>
+            <w:shd w:fill="FBFBFB"/>
+            <w:tcMar>
+              <w:top w:w="60" w:type="dxa"/>
+              <w:bottom w:w="60" w:type="dxa"/>
+              <w:left w:w="90" w:type="dxa"/>
+              <w:right w:w="90" w:type="dxa"/>
+            </w:tcMar>
+            <w:vAlign w:val="center"/>
+          </w:tcPr>
+          <w:p>
+            <w:pPr>
+              <w:spacing w:before="30" w:after="30"/>
+              <w:jc w:val="center"/>
+            </w:pPr>
+            <w:r/>
+            <w:r>
+              <w:rPr>
+                <w:rFonts w:ascii="Arial" w:hAnsi="Arial"/>
+                <w:b w:val="0"/>
+                <w:color w:val="222222"/>
+                <w:sz w:val="16"/>
+              </w:rPr>
+              <w:t>0.7413 ± 0.0324</w:t>
+            </w:r>
+          </w:p>
+        </w:tc>
+      </w:tr>
+      <w:tr>
+        <w:tc>
+          <w:tcPr>
+            <w:tcW w:type="dxa" w:w="3456"/>
+            <w:shd w:fill="FFFFFF"/>
+            <w:tcMar>
+              <w:top w:w="60" w:type="dxa"/>
+              <w:bottom w:w="60" w:type="dxa"/>
+              <w:left w:w="90" w:type="dxa"/>
+              <w:right w:w="90" w:type="dxa"/>
+            </w:tcMar>
+            <w:vAlign w:val="center"/>
+          </w:tcPr>
+          <w:p>
+            <w:pPr>
+              <w:spacing w:before="30" w:after="30"/>
+              <w:jc w:val="left"/>
+            </w:pPr>
+            <w:r/>
+            <w:r>
+              <w:rPr>
+                <w:rFonts w:ascii="Arial" w:hAnsi="Arial"/>
+                <w:b/>
+                <w:color w:val="222222"/>
+                <w:sz w:val="16"/>
+              </w:rPr>
+              <w:t>FAERS (4-Fold LOO, N = 829)</w:t>
+            </w:r>
+          </w:p>
+        </w:tc>
+        <w:tc>
+          <w:tcPr>
+            <w:tcW w:type="dxa" w:w="2304"/>
+            <w:shd w:fill="FFFFFF"/>
+            <w:tcMar>
+              <w:top w:w="60" w:type="dxa"/>
+              <w:bottom w:w="60" w:type="dxa"/>
+              <w:left w:w="90" w:type="dxa"/>
+              <w:right w:w="90" w:type="dxa"/>
+            </w:tcMar>
+            <w:vAlign w:val="center"/>
+          </w:tcPr>
+          <w:p>
+            <w:pPr>
+              <w:spacing w:before="30" w:after="30"/>
+              <w:jc w:val="center"/>
+            </w:pPr>
+            <w:r/>
+            <w:r>
+              <w:rPr>
+                <w:rFonts w:ascii="Arial" w:hAnsi="Arial"/>
+                <w:b w:val="0"/>
+                <w:color w:val="222222"/>
+                <w:sz w:val="16"/>
+              </w:rPr>
+              <w:t>Seed 1011</w:t>
+            </w:r>
+          </w:p>
+        </w:tc>
+        <w:tc>
+          <w:tcPr>
+            <w:tcW w:type="dxa" w:w="2592"/>
+            <w:shd w:fill="FFFFFF"/>
+            <w:tcMar>
+              <w:top w:w="60" w:type="dxa"/>
+              <w:bottom w:w="60" w:type="dxa"/>
+              <w:left w:w="90" w:type="dxa"/>
+              <w:right w:w="90" w:type="dxa"/>
+            </w:tcMar>
+            <w:vAlign w:val="center"/>
+          </w:tcPr>
+          <w:p>
+            <w:pPr>
+              <w:spacing w:before="30" w:after="30"/>
+              <w:jc w:val="center"/>
+            </w:pPr>
+            <w:r/>
+            <w:r>
+              <w:rPr>
+                <w:rFonts w:ascii="Arial" w:hAnsi="Arial"/>
+                <w:b w:val="0"/>
+                <w:color w:val="222222"/>
+                <w:sz w:val="16"/>
+              </w:rPr>
+              <w:t>0.5748 ± 0.0694</w:t>
+            </w:r>
+          </w:p>
+        </w:tc>
+        <w:tc>
+          <w:tcPr>
+            <w:tcW w:type="dxa" w:w="2592"/>
+            <w:shd w:fill="FFFFFF"/>
+            <w:tcMar>
+              <w:top w:w="60" w:type="dxa"/>
+              <w:bottom w:w="60" w:type="dxa"/>
+              <w:left w:w="90" w:type="dxa"/>
+              <w:right w:w="90" w:type="dxa"/>
+            </w:tcMar>
+            <w:vAlign w:val="center"/>
+          </w:tcPr>
+          <w:p>
+            <w:pPr>
+              <w:spacing w:before="30" w:after="30"/>
+              <w:jc w:val="center"/>
+            </w:pPr>
+            <w:r/>
+            <w:r>
+              <w:rPr>
+                <w:rFonts w:ascii="Arial" w:hAnsi="Arial"/>
+                <w:b w:val="0"/>
+                <w:color w:val="222222"/>
+                <w:sz w:val="16"/>
+              </w:rPr>
+              <w:t>0.7484 ± 0.0371</w:t>
+            </w:r>
+          </w:p>
+        </w:tc>
+      </w:tr>
+      <w:tr>
+        <w:tc>
+          <w:tcPr>
+            <w:tcW w:type="dxa" w:w="3456"/>
+            <w:shd w:fill="FBFBFB"/>
+            <w:tcMar>
+              <w:top w:w="60" w:type="dxa"/>
+              <w:bottom w:w="60" w:type="dxa"/>
+              <w:left w:w="90" w:type="dxa"/>
+              <w:right w:w="90" w:type="dxa"/>
+            </w:tcMar>
+            <w:vAlign w:val="center"/>
+          </w:tcPr>
+          <w:p>
+            <w:pPr>
+              <w:spacing w:before="30" w:after="30"/>
+              <w:jc w:val="left"/>
+            </w:pPr>
+            <w:r/>
+            <w:r>
+              <w:rPr>
+                <w:rFonts w:ascii="Arial" w:hAnsi="Arial"/>
+                <w:b/>
+                <w:color w:val="222222"/>
+                <w:sz w:val="16"/>
+              </w:rPr>
+              <w:t>FAERS (4-Fold LOO, Pooled)</w:t>
+            </w:r>
+          </w:p>
+        </w:tc>
+        <w:tc>
+          <w:tcPr>
+            <w:tcW w:type="dxa" w:w="2304"/>
+            <w:shd w:fill="FBFBFB"/>
+            <w:tcMar>
+              <w:top w:w="60" w:type="dxa"/>
+              <w:bottom w:w="60" w:type="dxa"/>
+              <w:left w:w="90" w:type="dxa"/>
+              <w:right w:w="90" w:type="dxa"/>
+            </w:tcMar>
+            <w:vAlign w:val="center"/>
+          </w:tcPr>
+          <w:p>
+            <w:pPr>
+              <w:spacing w:before="30" w:after="30"/>
+              <w:jc w:val="center"/>
+            </w:pPr>
+            <w:r/>
+            <w:r>
+              <w:rPr>
+                <w:rFonts w:ascii="Arial" w:hAnsi="Arial"/>
+                <w:b/>
+                <w:color w:val="222222"/>
+                <w:sz w:val="16"/>
+              </w:rPr>
+              <w:t>Mean ± SD (5 Seeds)</w:t>
+            </w:r>
+          </w:p>
+        </w:tc>
+        <w:tc>
+          <w:tcPr>
+            <w:tcW w:type="dxa" w:w="2592"/>
+            <w:shd w:fill="FBFBFB"/>
+            <w:tcMar>
+              <w:top w:w="60" w:type="dxa"/>
+              <w:bottom w:w="60" w:type="dxa"/>
+              <w:left w:w="90" w:type="dxa"/>
+              <w:right w:w="90" w:type="dxa"/>
+            </w:tcMar>
+            <w:vAlign w:val="center"/>
+          </w:tcPr>
+          <w:p>
+            <w:pPr>
+              <w:spacing w:before="30" w:after="30"/>
+              <w:jc w:val="center"/>
+            </w:pPr>
+            <w:r/>
+            <w:r>
+              <w:rPr>
+                <w:rFonts w:ascii="Arial" w:hAnsi="Arial"/>
+                <w:b w:val="0"/>
+                <w:color w:val="222222"/>
+                <w:sz w:val="16"/>
+              </w:rPr>
+              <w:t>0.5685 ± 0.0080</w:t>
+            </w:r>
+          </w:p>
+        </w:tc>
+        <w:tc>
+          <w:tcPr>
+            <w:tcW w:type="dxa" w:w="2592"/>
+            <w:shd w:fill="FBFBFB"/>
+            <w:tcMar>
+              <w:top w:w="60" w:type="dxa"/>
+              <w:bottom w:w="60" w:type="dxa"/>
+              <w:left w:w="90" w:type="dxa"/>
+              <w:right w:w="90" w:type="dxa"/>
+            </w:tcMar>
+            <w:vAlign w:val="center"/>
+          </w:tcPr>
+          <w:p>
+            <w:pPr>
+              <w:spacing w:before="30" w:after="30"/>
+              <w:jc w:val="center"/>
+            </w:pPr>
+            <w:r/>
+            <w:r>
+              <w:rPr>
+                <w:rFonts w:ascii="Arial" w:hAnsi="Arial"/>
+                <w:b w:val="0"/>
+                <w:color w:val="222222"/>
+                <w:sz w:val="16"/>
+              </w:rPr>
+              <w:t>0.7463 ± 0.0076</w:t>
+            </w:r>
+          </w:p>
+        </w:tc>
+      </w:tr>
+      <w:tr>
+        <w:tc>
+          <w:tcPr>
+            <w:tcW w:type="dxa" w:w="3456"/>
+            <w:shd w:fill="FFFFFF"/>
+            <w:tcMar>
+              <w:top w:w="60" w:type="dxa"/>
+              <w:bottom w:w="60" w:type="dxa"/>
+              <w:left w:w="90" w:type="dxa"/>
+              <w:right w:w="90" w:type="dxa"/>
+            </w:tcMar>
+            <w:vAlign w:val="center"/>
+          </w:tcPr>
+          <w:p>
+            <w:pPr>
+              <w:spacing w:before="30" w:after="30"/>
+              <w:jc w:val="left"/>
+            </w:pPr>
+            <w:r/>
+            <w:r>
+              <w:rPr>
+                <w:rFonts w:ascii="Arial" w:hAnsi="Arial"/>
+                <w:b/>
+                <w:color w:val="222222"/>
+                <w:sz w:val="16"/>
+              </w:rPr>
+              <w:t>VAERS (10-Fold CV, N = 1,000)</w:t>
+            </w:r>
+          </w:p>
+        </w:tc>
+        <w:tc>
+          <w:tcPr>
+            <w:tcW w:type="dxa" w:w="2304"/>
+            <w:shd w:fill="FFFFFF"/>
+            <w:tcMar>
+              <w:top w:w="60" w:type="dxa"/>
+              <w:bottom w:w="60" w:type="dxa"/>
+              <w:left w:w="90" w:type="dxa"/>
+              <w:right w:w="90" w:type="dxa"/>
+            </w:tcMar>
+            <w:vAlign w:val="center"/>
+          </w:tcPr>
+          <w:p>
+            <w:pPr>
+              <w:spacing w:before="30" w:after="30"/>
+              <w:jc w:val="center"/>
+            </w:pPr>
+            <w:r/>
+            <w:r>
+              <w:rPr>
+                <w:rFonts w:ascii="Arial" w:hAnsi="Arial"/>
+                <w:b w:val="0"/>
+                <w:color w:val="222222"/>
+                <w:sz w:val="16"/>
+              </w:rPr>
+              <w:t>Seed 42</w:t>
+            </w:r>
+          </w:p>
+        </w:tc>
+        <w:tc>
+          <w:tcPr>
+            <w:tcW w:type="dxa" w:w="2592"/>
+            <w:shd w:fill="FFFFFF"/>
+            <w:tcMar>
+              <w:top w:w="60" w:type="dxa"/>
+              <w:bottom w:w="60" w:type="dxa"/>
+              <w:left w:w="90" w:type="dxa"/>
+              <w:right w:w="90" w:type="dxa"/>
+            </w:tcMar>
+            <w:vAlign w:val="center"/>
+          </w:tcPr>
+          <w:p>
+            <w:pPr>
+              <w:spacing w:before="30" w:after="30"/>
+              <w:jc w:val="center"/>
+            </w:pPr>
+            <w:r/>
+            <w:r>
+              <w:rPr>
+                <w:rFonts w:ascii="Arial" w:hAnsi="Arial"/>
+                <w:b w:val="0"/>
+                <w:color w:val="222222"/>
+                <w:sz w:val="16"/>
+              </w:rPr>
+              <w:t>0.6594 ± 0.0196</w:t>
+            </w:r>
+          </w:p>
+        </w:tc>
+        <w:tc>
+          <w:tcPr>
+            <w:tcW w:type="dxa" w:w="2592"/>
+            <w:shd w:fill="FFFFFF"/>
+            <w:tcMar>
+              <w:top w:w="60" w:type="dxa"/>
+              <w:bottom w:w="60" w:type="dxa"/>
+              <w:left w:w="90" w:type="dxa"/>
+              <w:right w:w="90" w:type="dxa"/>
+            </w:tcMar>
+            <w:vAlign w:val="center"/>
+          </w:tcPr>
+          <w:p>
+            <w:pPr>
+              <w:spacing w:before="30" w:after="30"/>
+              <w:jc w:val="center"/>
+            </w:pPr>
+            <w:r/>
+            <w:r>
+              <w:rPr>
+                <w:rFonts w:ascii="Arial" w:hAnsi="Arial"/>
+                <w:b w:val="0"/>
+                <w:color w:val="222222"/>
+                <w:sz w:val="16"/>
+              </w:rPr>
+              <w:t>0.7848 ± 0.0127</w:t>
+            </w:r>
+          </w:p>
+        </w:tc>
+      </w:tr>
+      <w:tr>
+        <w:tc>
+          <w:tcPr>
+            <w:tcW w:type="dxa" w:w="3456"/>
+            <w:shd w:fill="FBFBFB"/>
+            <w:tcMar>
+              <w:top w:w="60" w:type="dxa"/>
+              <w:bottom w:w="60" w:type="dxa"/>
+              <w:left w:w="90" w:type="dxa"/>
+              <w:right w:w="90" w:type="dxa"/>
+            </w:tcMar>
+            <w:vAlign w:val="center"/>
+          </w:tcPr>
+          <w:p>
+            <w:pPr>
+              <w:spacing w:before="30" w:after="30"/>
+              <w:jc w:val="left"/>
+            </w:pPr>
+            <w:r/>
+            <w:r>
+              <w:rPr>
+                <w:rFonts w:ascii="Arial" w:hAnsi="Arial"/>
+                <w:b/>
+                <w:color w:val="222222"/>
+                <w:sz w:val="16"/>
+              </w:rPr>
+              <w:t>VAERS (10-Fold CV, N = 1,000)</w:t>
+            </w:r>
+          </w:p>
+        </w:tc>
+        <w:tc>
+          <w:tcPr>
+            <w:tcW w:type="dxa" w:w="2304"/>
+            <w:shd w:fill="FBFBFB"/>
+            <w:tcMar>
+              <w:top w:w="60" w:type="dxa"/>
+              <w:bottom w:w="60" w:type="dxa"/>
+              <w:left w:w="90" w:type="dxa"/>
+              <w:right w:w="90" w:type="dxa"/>
+            </w:tcMar>
+            <w:vAlign w:val="center"/>
+          </w:tcPr>
+          <w:p>
+            <w:pPr>
+              <w:spacing w:before="30" w:after="30"/>
+              <w:jc w:val="center"/>
+            </w:pPr>
+            <w:r/>
+            <w:r>
+              <w:rPr>
+                <w:rFonts w:ascii="Arial" w:hAnsi="Arial"/>
+                <w:b w:val="0"/>
+                <w:color w:val="222222"/>
+                <w:sz w:val="16"/>
+              </w:rPr>
+              <w:t>Seed 123</w:t>
+            </w:r>
+          </w:p>
+        </w:tc>
+        <w:tc>
+          <w:tcPr>
+            <w:tcW w:type="dxa" w:w="2592"/>
+            <w:shd w:fill="FBFBFB"/>
+            <w:tcMar>
+              <w:top w:w="60" w:type="dxa"/>
+              <w:bottom w:w="60" w:type="dxa"/>
+              <w:left w:w="90" w:type="dxa"/>
+              <w:right w:w="90" w:type="dxa"/>
+            </w:tcMar>
+            <w:vAlign w:val="center"/>
+          </w:tcPr>
+          <w:p>
+            <w:pPr>
+              <w:spacing w:before="30" w:after="30"/>
+              <w:jc w:val="center"/>
+            </w:pPr>
+            <w:r/>
+            <w:r>
+              <w:rPr>
+                <w:rFonts w:ascii="Arial" w:hAnsi="Arial"/>
+                <w:b w:val="0"/>
+                <w:color w:val="222222"/>
+                <w:sz w:val="16"/>
+              </w:rPr>
+              <w:t>0.6601 ± 0.0175</w:t>
+            </w:r>
+          </w:p>
+        </w:tc>
+        <w:tc>
+          <w:tcPr>
+            <w:tcW w:type="dxa" w:w="2592"/>
+            <w:shd w:fill="FBFBFB"/>
+            <w:tcMar>
+              <w:top w:w="60" w:type="dxa"/>
+              <w:bottom w:w="60" w:type="dxa"/>
+              <w:left w:w="90" w:type="dxa"/>
+              <w:right w:w="90" w:type="dxa"/>
+            </w:tcMar>
+            <w:vAlign w:val="center"/>
+          </w:tcPr>
+          <w:p>
+            <w:pPr>
+              <w:spacing w:before="30" w:after="30"/>
+              <w:jc w:val="center"/>
+            </w:pPr>
+            <w:r/>
+            <w:r>
+              <w:rPr>
+                <w:rFonts w:ascii="Arial" w:hAnsi="Arial"/>
+                <w:b w:val="0"/>
+                <w:color w:val="222222"/>
+                <w:sz w:val="16"/>
+              </w:rPr>
+              <w:t>0.7891 ± 0.0104</w:t>
+            </w:r>
+          </w:p>
+        </w:tc>
+      </w:tr>
+      <w:tr>
+        <w:tc>
+          <w:tcPr>
+            <w:tcW w:type="dxa" w:w="3456"/>
+            <w:shd w:fill="FFFFFF"/>
+            <w:tcMar>
+              <w:top w:w="60" w:type="dxa"/>
+              <w:bottom w:w="60" w:type="dxa"/>
+              <w:left w:w="90" w:type="dxa"/>
+              <w:right w:w="90" w:type="dxa"/>
+            </w:tcMar>
+            <w:vAlign w:val="center"/>
+          </w:tcPr>
+          <w:p>
+            <w:pPr>
+              <w:spacing w:before="30" w:after="30"/>
+              <w:jc w:val="left"/>
+            </w:pPr>
+            <w:r/>
+            <w:r>
+              <w:rPr>
+                <w:rFonts w:ascii="Arial" w:hAnsi="Arial"/>
+                <w:b/>
+                <w:color w:val="222222"/>
+                <w:sz w:val="16"/>
+              </w:rPr>
+              <w:t>VAERS (10-Fold CV, N = 1,000)</w:t>
+            </w:r>
+          </w:p>
+        </w:tc>
+        <w:tc>
+          <w:tcPr>
+            <w:tcW w:type="dxa" w:w="2304"/>
+            <w:shd w:fill="FFFFFF"/>
+            <w:tcMar>
+              <w:top w:w="60" w:type="dxa"/>
+              <w:bottom w:w="60" w:type="dxa"/>
+              <w:left w:w="90" w:type="dxa"/>
+              <w:right w:w="90" w:type="dxa"/>
+            </w:tcMar>
+            <w:vAlign w:val="center"/>
+          </w:tcPr>
+          <w:p>
+            <w:pPr>
+              <w:spacing w:before="30" w:after="30"/>
+              <w:jc w:val="center"/>
+            </w:pPr>
+            <w:r/>
+            <w:r>
+              <w:rPr>
+                <w:rFonts w:ascii="Arial" w:hAnsi="Arial"/>
+                <w:b w:val="0"/>
+                <w:color w:val="222222"/>
+                <w:sz w:val="16"/>
+              </w:rPr>
+              <w:t>Seed 456</w:t>
+            </w:r>
+          </w:p>
+        </w:tc>
+        <w:tc>
+          <w:tcPr>
+            <w:tcW w:type="dxa" w:w="2592"/>
+            <w:shd w:fill="FFFFFF"/>
+            <w:tcMar>
+              <w:top w:w="60" w:type="dxa"/>
+              <w:bottom w:w="60" w:type="dxa"/>
+              <w:left w:w="90" w:type="dxa"/>
+              <w:right w:w="90" w:type="dxa"/>
+            </w:tcMar>
+            <w:vAlign w:val="center"/>
+          </w:tcPr>
+          <w:p>
+            <w:pPr>
+              <w:spacing w:before="30" w:after="30"/>
+              <w:jc w:val="center"/>
+            </w:pPr>
+            <w:r/>
+            <w:r>
+              <w:rPr>
+                <w:rFonts w:ascii="Arial" w:hAnsi="Arial"/>
+                <w:b w:val="0"/>
+                <w:color w:val="222222"/>
+                <w:sz w:val="16"/>
+              </w:rPr>
+              <w:t>0.6593 ± 0.0218</w:t>
+            </w:r>
+          </w:p>
+        </w:tc>
+        <w:tc>
+          <w:tcPr>
+            <w:tcW w:type="dxa" w:w="2592"/>
+            <w:shd w:fill="FFFFFF"/>
+            <w:tcMar>
+              <w:top w:w="60" w:type="dxa"/>
+              <w:bottom w:w="60" w:type="dxa"/>
+              <w:left w:w="90" w:type="dxa"/>
+              <w:right w:w="90" w:type="dxa"/>
+            </w:tcMar>
+            <w:vAlign w:val="center"/>
+          </w:tcPr>
+          <w:p>
+            <w:pPr>
+              <w:spacing w:before="30" w:after="30"/>
+              <w:jc w:val="center"/>
+            </w:pPr>
+            <w:r/>
+            <w:r>
+              <w:rPr>
+                <w:rFonts w:ascii="Arial" w:hAnsi="Arial"/>
+                <w:b w:val="0"/>
+                <w:color w:val="222222"/>
+                <w:sz w:val="16"/>
+              </w:rPr>
+              <w:t>0.7883 ± 0.0138</w:t>
+            </w:r>
+          </w:p>
+        </w:tc>
+      </w:tr>
+      <w:tr>
+        <w:tc>
+          <w:tcPr>
+            <w:tcW w:type="dxa" w:w="3456"/>
+            <w:shd w:fill="FBFBFB"/>
+            <w:tcMar>
+              <w:top w:w="60" w:type="dxa"/>
+              <w:bottom w:w="60" w:type="dxa"/>
+              <w:left w:w="90" w:type="dxa"/>
+              <w:right w:w="90" w:type="dxa"/>
+            </w:tcMar>
+            <w:vAlign w:val="center"/>
+          </w:tcPr>
+          <w:p>
+            <w:pPr>
+              <w:spacing w:before="30" w:after="30"/>
+              <w:jc w:val="left"/>
+            </w:pPr>
+            <w:r/>
+            <w:r>
+              <w:rPr>
+                <w:rFonts w:ascii="Arial" w:hAnsi="Arial"/>
+                <w:b/>
+                <w:color w:val="222222"/>
+                <w:sz w:val="16"/>
+              </w:rPr>
+              <w:t>VAERS (10-Fold CV, N = 1,000)</w:t>
+            </w:r>
+          </w:p>
+        </w:tc>
+        <w:tc>
+          <w:tcPr>
+            <w:tcW w:type="dxa" w:w="2304"/>
+            <w:shd w:fill="FBFBFB"/>
+            <w:tcMar>
+              <w:top w:w="60" w:type="dxa"/>
+              <w:bottom w:w="60" w:type="dxa"/>
+              <w:left w:w="90" w:type="dxa"/>
+              <w:right w:w="90" w:type="dxa"/>
+            </w:tcMar>
+            <w:vAlign w:val="center"/>
+          </w:tcPr>
+          <w:p>
+            <w:pPr>
+              <w:spacing w:before="30" w:after="30"/>
+              <w:jc w:val="center"/>
+            </w:pPr>
+            <w:r/>
+            <w:r>
+              <w:rPr>
+                <w:rFonts w:ascii="Arial" w:hAnsi="Arial"/>
+                <w:b w:val="0"/>
+                <w:color w:val="222222"/>
+                <w:sz w:val="16"/>
+              </w:rPr>
+              <w:t>Seed 789</w:t>
+            </w:r>
+          </w:p>
+        </w:tc>
+        <w:tc>
+          <w:tcPr>
+            <w:tcW w:type="dxa" w:w="2592"/>
+            <w:shd w:fill="FBFBFB"/>
+            <w:tcMar>
+              <w:top w:w="60" w:type="dxa"/>
+              <w:bottom w:w="60" w:type="dxa"/>
+              <w:left w:w="90" w:type="dxa"/>
+              <w:right w:w="90" w:type="dxa"/>
+            </w:tcMar>
+            <w:vAlign w:val="center"/>
+          </w:tcPr>
+          <w:p>
+            <w:pPr>
+              <w:spacing w:before="30" w:after="30"/>
+              <w:jc w:val="center"/>
+            </w:pPr>
+            <w:r/>
+            <w:r>
+              <w:rPr>
+                <w:rFonts w:ascii="Arial" w:hAnsi="Arial"/>
+                <w:b w:val="0"/>
+                <w:color w:val="222222"/>
+                <w:sz w:val="16"/>
+              </w:rPr>
+              <w:t>0.6615 ± 0.0159</w:t>
+            </w:r>
+          </w:p>
+        </w:tc>
+        <w:tc>
+          <w:tcPr>
+            <w:tcW w:type="dxa" w:w="2592"/>
+            <w:shd w:fill="FBFBFB"/>
+            <w:tcMar>
+              <w:top w:w="60" w:type="dxa"/>
+              <w:bottom w:w="60" w:type="dxa"/>
+              <w:left w:w="90" w:type="dxa"/>
+              <w:right w:w="90" w:type="dxa"/>
+            </w:tcMar>
+            <w:vAlign w:val="center"/>
+          </w:tcPr>
+          <w:p>
+            <w:pPr>
+              <w:spacing w:before="30" w:after="30"/>
+              <w:jc w:val="center"/>
+            </w:pPr>
+            <w:r/>
+            <w:r>
+              <w:rPr>
+                <w:rFonts w:ascii="Arial" w:hAnsi="Arial"/>
+                <w:b w:val="0"/>
+                <w:color w:val="222222"/>
+                <w:sz w:val="16"/>
+              </w:rPr>
+              <w:t>0.7907 ± 0.0095</w:t>
+            </w:r>
+          </w:p>
+        </w:tc>
+      </w:tr>
+      <w:tr>
+        <w:tc>
+          <w:tcPr>
+            <w:tcW w:type="dxa" w:w="3456"/>
+            <w:shd w:fill="FFFFFF"/>
+            <w:tcMar>
+              <w:top w:w="60" w:type="dxa"/>
+              <w:bottom w:w="60" w:type="dxa"/>
+              <w:left w:w="90" w:type="dxa"/>
+              <w:right w:w="90" w:type="dxa"/>
+            </w:tcMar>
+            <w:vAlign w:val="center"/>
+          </w:tcPr>
+          <w:p>
+            <w:pPr>
+              <w:spacing w:before="30" w:after="30"/>
+              <w:jc w:val="left"/>
+            </w:pPr>
+            <w:r/>
+            <w:r>
+              <w:rPr>
+                <w:rFonts w:ascii="Arial" w:hAnsi="Arial"/>
+                <w:b/>
+                <w:color w:val="222222"/>
+                <w:sz w:val="16"/>
+              </w:rPr>
+              <w:t>VAERS (10-Fold CV, N = 1,000)</w:t>
+            </w:r>
+          </w:p>
+        </w:tc>
+        <w:tc>
+          <w:tcPr>
+            <w:tcW w:type="dxa" w:w="2304"/>
+            <w:shd w:fill="FFFFFF"/>
+            <w:tcMar>
+              <w:top w:w="60" w:type="dxa"/>
+              <w:bottom w:w="60" w:type="dxa"/>
+              <w:left w:w="90" w:type="dxa"/>
+              <w:right w:w="90" w:type="dxa"/>
+            </w:tcMar>
+            <w:vAlign w:val="center"/>
+          </w:tcPr>
+          <w:p>
+            <w:pPr>
+              <w:spacing w:before="30" w:after="30"/>
+              <w:jc w:val="center"/>
+            </w:pPr>
+            <w:r/>
+            <w:r>
+              <w:rPr>
+                <w:rFonts w:ascii="Arial" w:hAnsi="Arial"/>
+                <w:b w:val="0"/>
+                <w:color w:val="222222"/>
+                <w:sz w:val="16"/>
+              </w:rPr>
+              <w:t>Seed 1011</w:t>
+            </w:r>
+          </w:p>
+        </w:tc>
+        <w:tc>
+          <w:tcPr>
+            <w:tcW w:type="dxa" w:w="2592"/>
+            <w:shd w:fill="FFFFFF"/>
+            <w:tcMar>
+              <w:top w:w="60" w:type="dxa"/>
+              <w:bottom w:w="60" w:type="dxa"/>
+              <w:left w:w="90" w:type="dxa"/>
+              <w:right w:w="90" w:type="dxa"/>
+            </w:tcMar>
+            <w:vAlign w:val="center"/>
+          </w:tcPr>
+          <w:p>
+            <w:pPr>
+              <w:spacing w:before="30" w:after="30"/>
+              <w:jc w:val="center"/>
+            </w:pPr>
+            <w:r/>
+            <w:r>
+              <w:rPr>
+                <w:rFonts w:ascii="Arial" w:hAnsi="Arial"/>
+                <w:b w:val="0"/>
+                <w:color w:val="222222"/>
+                <w:sz w:val="16"/>
+              </w:rPr>
+              <w:t>0.6574 ± 0.0169</w:t>
+            </w:r>
+          </w:p>
+        </w:tc>
+        <w:tc>
+          <w:tcPr>
+            <w:tcW w:type="dxa" w:w="2592"/>
+            <w:shd w:fill="FFFFFF"/>
+            <w:tcMar>
+              <w:top w:w="60" w:type="dxa"/>
+              <w:bottom w:w="60" w:type="dxa"/>
+              <w:left w:w="90" w:type="dxa"/>
+              <w:right w:w="90" w:type="dxa"/>
+            </w:tcMar>
+            <w:vAlign w:val="center"/>
+          </w:tcPr>
+          <w:p>
+            <w:pPr>
+              <w:spacing w:before="30" w:after="30"/>
+              <w:jc w:val="center"/>
+            </w:pPr>
+            <w:r/>
+            <w:r>
+              <w:rPr>
+                <w:rFonts w:ascii="Arial" w:hAnsi="Arial"/>
+                <w:b w:val="0"/>
+                <w:color w:val="222222"/>
+                <w:sz w:val="16"/>
+              </w:rPr>
+              <w:t>0.7879 ± 0.0106</w:t>
+            </w:r>
+          </w:p>
+        </w:tc>
+      </w:tr>
+      <w:tr>
+        <w:tc>
+          <w:tcPr>
+            <w:tcW w:type="dxa" w:w="3456"/>
+            <w:shd w:fill="FBFBFB"/>
+            <w:tcMar>
+              <w:top w:w="60" w:type="dxa"/>
+              <w:bottom w:w="60" w:type="dxa"/>
+              <w:left w:w="90" w:type="dxa"/>
+              <w:right w:w="90" w:type="dxa"/>
+            </w:tcMar>
+            <w:vAlign w:val="center"/>
+          </w:tcPr>
+          <w:p>
+            <w:pPr>
+              <w:spacing w:before="30" w:after="30"/>
+              <w:jc w:val="left"/>
+            </w:pPr>
+            <w:r/>
+            <w:r>
+              <w:rPr>
+                <w:rFonts w:ascii="Arial" w:hAnsi="Arial"/>
+                <w:b/>
+                <w:color w:val="222222"/>
+                <w:sz w:val="16"/>
+              </w:rPr>
+              <w:t>VAERS (10-Fold CV, Pooled)</w:t>
+            </w:r>
+          </w:p>
+        </w:tc>
+        <w:tc>
+          <w:tcPr>
+            <w:tcW w:type="dxa" w:w="2304"/>
+            <w:shd w:fill="FBFBFB"/>
+            <w:tcMar>
+              <w:top w:w="60" w:type="dxa"/>
+              <w:bottom w:w="60" w:type="dxa"/>
+              <w:left w:w="90" w:type="dxa"/>
+              <w:right w:w="90" w:type="dxa"/>
+            </w:tcMar>
+            <w:vAlign w:val="center"/>
+          </w:tcPr>
+          <w:p>
+            <w:pPr>
+              <w:spacing w:before="30" w:after="30"/>
+              <w:jc w:val="center"/>
+            </w:pPr>
+            <w:r/>
+            <w:r>
+              <w:rPr>
+                <w:rFonts w:ascii="Arial" w:hAnsi="Arial"/>
+                <w:b/>
+                <w:color w:val="222222"/>
+                <w:sz w:val="16"/>
+              </w:rPr>
+              <w:t>Mean ± SD (5 Seeds)</w:t>
+            </w:r>
+          </w:p>
+        </w:tc>
+        <w:tc>
+          <w:tcPr>
+            <w:tcW w:type="dxa" w:w="2592"/>
+            <w:shd w:fill="FBFBFB"/>
+            <w:tcMar>
+              <w:top w:w="60" w:type="dxa"/>
+              <w:bottom w:w="60" w:type="dxa"/>
+              <w:left w:w="90" w:type="dxa"/>
+              <w:right w:w="90" w:type="dxa"/>
+            </w:tcMar>
+            <w:vAlign w:val="center"/>
+          </w:tcPr>
+          <w:p>
+            <w:pPr>
+              <w:spacing w:before="30" w:after="30"/>
+              <w:jc w:val="center"/>
+            </w:pPr>
+            <w:r/>
+            <w:r>
+              <w:rPr>
+                <w:rFonts w:ascii="Arial" w:hAnsi="Arial"/>
+                <w:b w:val="0"/>
+                <w:color w:val="222222"/>
+                <w:sz w:val="16"/>
+              </w:rPr>
+              <w:t>0.6595 ± 0.0015</w:t>
+            </w:r>
+          </w:p>
+        </w:tc>
+        <w:tc>
+          <w:tcPr>
+            <w:tcW w:type="dxa" w:w="2592"/>
+            <w:shd w:fill="FBFBFB"/>
+            <w:tcMar>
+              <w:top w:w="60" w:type="dxa"/>
+              <w:bottom w:w="60" w:type="dxa"/>
+              <w:left w:w="90" w:type="dxa"/>
+              <w:right w:w="90" w:type="dxa"/>
+            </w:tcMar>
+            <w:vAlign w:val="center"/>
+          </w:tcPr>
+          <w:p>
+            <w:pPr>
+              <w:spacing w:before="30" w:after="30"/>
+              <w:jc w:val="center"/>
+            </w:pPr>
+            <w:r/>
+            <w:r>
+              <w:rPr>
+                <w:rFonts w:ascii="Arial" w:hAnsi="Arial"/>
+                <w:b w:val="0"/>
+                <w:color w:val="222222"/>
+                <w:sz w:val="16"/>
+              </w:rPr>
+              <w:t>0.7882 ± 0.0022</w:t>
+            </w:r>
+          </w:p>
+        </w:tc>
+      </w:tr>
+    </w:tbl>
     <w:p/>
     <w:p>
       <w:pPr>
@@ -10945,7 +9728,7 @@
     </w:p>
     <w:p>
       <w:r>
-        <w:t>Table 7. Output Format Paradigm Comparison on FAERS Narratives (Inline Tagged XML vs. JSON Schema).</w:t>
+        <w:t>Table 7. Impact of LLM Output Format Paradigm (Inline Tagged XML vs. Structured JSON Schema Offsets) on Entity Extraction and Offset Alignment.</w:t>
       </w:r>
     </w:p>
     <w:tbl>
@@ -10975,16 +9758,16 @@
             <w:tcW w:type="dxa" w:w="2304"/>
             <w:shd w:fill="F2F4F8"/>
             <w:tcMar>
-              <w:top w:w="70" w:type="dxa"/>
-              <w:bottom w:w="70" w:type="dxa"/>
-              <w:left w:w="110" w:type="dxa"/>
-              <w:right w:w="110" w:type="dxa"/>
+              <w:top w:w="60" w:type="dxa"/>
+              <w:bottom w:w="60" w:type="dxa"/>
+              <w:left w:w="90" w:type="dxa"/>
+              <w:right w:w="90" w:type="dxa"/>
             </w:tcMar>
             <w:vAlign w:val="center"/>
           </w:tcPr>
           <w:p>
             <w:pPr>
-              <w:spacing w:before="40" w:after="40"/>
+              <w:spacing w:before="30" w:after="30"/>
               <w:jc w:val="center"/>
             </w:pPr>
             <w:r/>
@@ -10993,7 +9776,7 @@
                 <w:rFonts w:ascii="Arial" w:hAnsi="Arial"/>
                 <w:b/>
                 <w:color w:val="111111"/>
-                <w:sz w:val="17"/>
+                <w:sz w:val="16"/>
               </w:rPr>
               <w:t>Model</w:t>
             </w:r>
@@ -11004,16 +9787,16 @@
             <w:tcW w:type="dxa" w:w="3312"/>
             <w:shd w:fill="F2F4F8"/>
             <w:tcMar>
-              <w:top w:w="70" w:type="dxa"/>
-              <w:bottom w:w="70" w:type="dxa"/>
-              <w:left w:w="110" w:type="dxa"/>
-              <w:right w:w="110" w:type="dxa"/>
+              <w:top w:w="60" w:type="dxa"/>
+              <w:bottom w:w="60" w:type="dxa"/>
+              <w:left w:w="90" w:type="dxa"/>
+              <w:right w:w="90" w:type="dxa"/>
             </w:tcMar>
             <w:vAlign w:val="center"/>
           </w:tcPr>
           <w:p>
             <w:pPr>
-              <w:spacing w:before="40" w:after="40"/>
+              <w:spacing w:before="30" w:after="30"/>
               <w:jc w:val="center"/>
             </w:pPr>
             <w:r/>
@@ -11022,7 +9805,7 @@
                 <w:rFonts w:ascii="Arial" w:hAnsi="Arial"/>
                 <w:b/>
                 <w:color w:val="111111"/>
-                <w:sz w:val="17"/>
+                <w:sz w:val="16"/>
               </w:rPr>
               <w:t>Prompt Strategy &amp; Output Paradigm</w:t>
             </w:r>
@@ -11033,16 +9816,16 @@
             <w:tcW w:type="dxa" w:w="1728"/>
             <w:shd w:fill="F2F4F8"/>
             <w:tcMar>
-              <w:top w:w="70" w:type="dxa"/>
-              <w:bottom w:w="70" w:type="dxa"/>
-              <w:left w:w="110" w:type="dxa"/>
-              <w:right w:w="110" w:type="dxa"/>
+              <w:top w:w="60" w:type="dxa"/>
+              <w:bottom w:w="60" w:type="dxa"/>
+              <w:left w:w="90" w:type="dxa"/>
+              <w:right w:w="90" w:type="dxa"/>
             </w:tcMar>
             <w:vAlign w:val="center"/>
           </w:tcPr>
           <w:p>
             <w:pPr>
-              <w:spacing w:before="40" w:after="40"/>
+              <w:spacing w:before="30" w:after="30"/>
               <w:jc w:val="center"/>
             </w:pPr>
             <w:r/>
@@ -11051,7 +9834,7 @@
                 <w:rFonts w:ascii="Arial" w:hAnsi="Arial"/>
                 <w:b/>
                 <w:color w:val="111111"/>
-                <w:sz w:val="17"/>
+                <w:sz w:val="16"/>
               </w:rPr>
               <w:t>Strict Exact-Match F1</w:t>
             </w:r>
@@ -11062,16 +9845,16 @@
             <w:tcW w:type="dxa" w:w="1728"/>
             <w:shd w:fill="F2F4F8"/>
             <w:tcMar>
-              <w:top w:w="70" w:type="dxa"/>
-              <w:bottom w:w="70" w:type="dxa"/>
-              <w:left w:w="110" w:type="dxa"/>
-              <w:right w:w="110" w:type="dxa"/>
+              <w:top w:w="60" w:type="dxa"/>
+              <w:bottom w:w="60" w:type="dxa"/>
+              <w:left w:w="90" w:type="dxa"/>
+              <w:right w:w="90" w:type="dxa"/>
             </w:tcMar>
             <w:vAlign w:val="center"/>
           </w:tcPr>
           <w:p>
             <w:pPr>
-              <w:spacing w:before="40" w:after="40"/>
+              <w:spacing w:before="30" w:after="30"/>
               <w:jc w:val="center"/>
             </w:pPr>
             <w:r/>
@@ -11080,7 +9863,7 @@
                 <w:rFonts w:ascii="Arial" w:hAnsi="Arial"/>
                 <w:b/>
                 <w:color w:val="111111"/>
-                <w:sz w:val="17"/>
+                <w:sz w:val="16"/>
               </w:rPr>
               <w:t>Adapted ADE-Eval F1</w:t>
             </w:r>
@@ -11091,16 +9874,16 @@
             <w:tcW w:type="dxa" w:w="1728"/>
             <w:shd w:fill="F2F4F8"/>
             <w:tcMar>
-              <w:top w:w="70" w:type="dxa"/>
-              <w:bottom w:w="70" w:type="dxa"/>
-              <w:left w:w="110" w:type="dxa"/>
-              <w:right w:w="110" w:type="dxa"/>
+              <w:top w:w="60" w:type="dxa"/>
+              <w:bottom w:w="60" w:type="dxa"/>
+              <w:left w:w="90" w:type="dxa"/>
+              <w:right w:w="90" w:type="dxa"/>
             </w:tcMar>
             <w:vAlign w:val="center"/>
           </w:tcPr>
           <w:p>
             <w:pPr>
-              <w:spacing w:before="40" w:after="40"/>
+              <w:spacing w:before="30" w:after="30"/>
               <w:jc w:val="center"/>
             </w:pPr>
             <w:r/>
@@ -11109,7 +9892,7 @@
                 <w:rFonts w:ascii="Arial" w:hAnsi="Arial"/>
                 <w:b/>
                 <w:color w:val="111111"/>
-                <w:sz w:val="17"/>
+                <w:sz w:val="16"/>
               </w:rPr>
               <w:t>Boundary Alignment Success</w:t>
             </w:r>
@@ -11122,16 +9905,16 @@
             <w:tcW w:type="dxa" w:w="2304"/>
             <w:shd w:fill="FFFFFF"/>
             <w:tcMar>
-              <w:top w:w="70" w:type="dxa"/>
-              <w:bottom w:w="70" w:type="dxa"/>
-              <w:left w:w="110" w:type="dxa"/>
-              <w:right w:w="110" w:type="dxa"/>
+              <w:top w:w="60" w:type="dxa"/>
+              <w:bottom w:w="60" w:type="dxa"/>
+              <w:left w:w="90" w:type="dxa"/>
+              <w:right w:w="90" w:type="dxa"/>
             </w:tcMar>
             <w:vAlign w:val="center"/>
           </w:tcPr>
           <w:p>
             <w:pPr>
-              <w:spacing w:before="40" w:after="40"/>
+              <w:spacing w:before="30" w:after="30"/>
               <w:jc w:val="left"/>
             </w:pPr>
             <w:r/>
@@ -11140,7 +9923,7 @@
                 <w:rFonts w:ascii="Arial" w:hAnsi="Arial"/>
                 <w:b/>
                 <w:color w:val="222222"/>
-                <w:sz w:val="17"/>
+                <w:sz w:val="16"/>
               </w:rPr>
               <w:t>LLaMA 4 (1-shot)</w:t>
             </w:r>
@@ -11151,16 +9934,16 @@
             <w:tcW w:type="dxa" w:w="3312"/>
             <w:shd w:fill="FFFFFF"/>
             <w:tcMar>
-              <w:top w:w="70" w:type="dxa"/>
-              <w:bottom w:w="70" w:type="dxa"/>
-              <w:left w:w="110" w:type="dxa"/>
-              <w:right w:w="110" w:type="dxa"/>
+              <w:top w:w="60" w:type="dxa"/>
+              <w:bottom w:w="60" w:type="dxa"/>
+              <w:left w:w="90" w:type="dxa"/>
+              <w:right w:w="90" w:type="dxa"/>
             </w:tcMar>
             <w:vAlign w:val="center"/>
           </w:tcPr>
           <w:p>
             <w:pPr>
-              <w:spacing w:before="40" w:after="40"/>
+              <w:spacing w:before="30" w:after="30"/>
               <w:jc w:val="center"/>
             </w:pPr>
             <w:r/>
@@ -11169,7 +9952,7 @@
                 <w:rFonts w:ascii="Arial" w:hAnsi="Arial"/>
                 <w:b w:val="0"/>
                 <w:color w:val="222222"/>
-                <w:sz w:val="17"/>
+                <w:sz w:val="16"/>
               </w:rPr>
               <w:t>Inline Tagged XML (P2_TAG)</w:t>
             </w:r>
@@ -11180,16 +9963,16 @@
             <w:tcW w:type="dxa" w:w="1728"/>
             <w:shd w:fill="FFFFFF"/>
             <w:tcMar>
-              <w:top w:w="70" w:type="dxa"/>
-              <w:bottom w:w="70" w:type="dxa"/>
-              <w:left w:w="110" w:type="dxa"/>
-              <w:right w:w="110" w:type="dxa"/>
+              <w:top w:w="60" w:type="dxa"/>
+              <w:bottom w:w="60" w:type="dxa"/>
+              <w:left w:w="90" w:type="dxa"/>
+              <w:right w:w="90" w:type="dxa"/>
             </w:tcMar>
             <w:vAlign w:val="center"/>
           </w:tcPr>
           <w:p>
             <w:pPr>
-              <w:spacing w:before="40" w:after="40"/>
+              <w:spacing w:before="30" w:after="30"/>
               <w:jc w:val="center"/>
             </w:pPr>
             <w:r/>
@@ -11198,7 +9981,7 @@
                 <w:rFonts w:ascii="Arial" w:hAnsi="Arial"/>
                 <w:b w:val="0"/>
                 <w:color w:val="222222"/>
-                <w:sz w:val="17"/>
+                <w:sz w:val="16"/>
               </w:rPr>
               <w:t>0.3542</w:t>
             </w:r>
@@ -11209,16 +9992,16 @@
             <w:tcW w:type="dxa" w:w="1728"/>
             <w:shd w:fill="FFFFFF"/>
             <w:tcMar>
-              <w:top w:w="70" w:type="dxa"/>
-              <w:bottom w:w="70" w:type="dxa"/>
-              <w:left w:w="110" w:type="dxa"/>
-              <w:right w:w="110" w:type="dxa"/>
+              <w:top w:w="60" w:type="dxa"/>
+              <w:bottom w:w="60" w:type="dxa"/>
+              <w:left w:w="90" w:type="dxa"/>
+              <w:right w:w="90" w:type="dxa"/>
             </w:tcMar>
             <w:vAlign w:val="center"/>
           </w:tcPr>
           <w:p>
             <w:pPr>
-              <w:spacing w:before="40" w:after="40"/>
+              <w:spacing w:before="30" w:after="30"/>
               <w:jc w:val="center"/>
             </w:pPr>
             <w:r/>
@@ -11227,7 +10010,7 @@
                 <w:rFonts w:ascii="Arial" w:hAnsi="Arial"/>
                 <w:b w:val="0"/>
                 <w:color w:val="222222"/>
-                <w:sz w:val="17"/>
+                <w:sz w:val="16"/>
               </w:rPr>
               <w:t>0.5098</w:t>
             </w:r>
@@ -11238,16 +10021,16 @@
             <w:tcW w:type="dxa" w:w="1728"/>
             <w:shd w:fill="FFFFFF"/>
             <w:tcMar>
-              <w:top w:w="70" w:type="dxa"/>
-              <w:bottom w:w="70" w:type="dxa"/>
-              <w:left w:w="110" w:type="dxa"/>
-              <w:right w:w="110" w:type="dxa"/>
+              <w:top w:w="60" w:type="dxa"/>
+              <w:bottom w:w="60" w:type="dxa"/>
+              <w:left w:w="90" w:type="dxa"/>
+              <w:right w:w="90" w:type="dxa"/>
             </w:tcMar>
             <w:vAlign w:val="center"/>
           </w:tcPr>
           <w:p>
             <w:pPr>
-              <w:spacing w:before="40" w:after="40"/>
+              <w:spacing w:before="30" w:after="30"/>
               <w:jc w:val="center"/>
             </w:pPr>
             <w:r/>
@@ -11256,7 +10039,7 @@
                 <w:rFonts w:ascii="Arial" w:hAnsi="Arial"/>
                 <w:b w:val="0"/>
                 <w:color w:val="222222"/>
-                <w:sz w:val="17"/>
+                <w:sz w:val="16"/>
               </w:rPr>
               <w:t>100.0%</w:t>
             </w:r>
@@ -11269,16 +10052,16 @@
             <w:tcW w:type="dxa" w:w="2304"/>
             <w:shd w:fill="FBFBFB"/>
             <w:tcMar>
-              <w:top w:w="70" w:type="dxa"/>
-              <w:bottom w:w="70" w:type="dxa"/>
-              <w:left w:w="110" w:type="dxa"/>
-              <w:right w:w="110" w:type="dxa"/>
+              <w:top w:w="60" w:type="dxa"/>
+              <w:bottom w:w="60" w:type="dxa"/>
+              <w:left w:w="90" w:type="dxa"/>
+              <w:right w:w="90" w:type="dxa"/>
             </w:tcMar>
             <w:vAlign w:val="center"/>
           </w:tcPr>
           <w:p>
             <w:pPr>
-              <w:spacing w:before="40" w:after="40"/>
+              <w:spacing w:before="30" w:after="30"/>
               <w:jc w:val="left"/>
             </w:pPr>
             <w:r/>
@@ -11287,7 +10070,7 @@
                 <w:rFonts w:ascii="Arial" w:hAnsi="Arial"/>
                 <w:b/>
                 <w:color w:val="222222"/>
-                <w:sz w:val="17"/>
+                <w:sz w:val="16"/>
               </w:rPr>
               <w:t>LLaMA 4 (1-shot)</w:t>
             </w:r>
@@ -11298,16 +10081,16 @@
             <w:tcW w:type="dxa" w:w="3312"/>
             <w:shd w:fill="FBFBFB"/>
             <w:tcMar>
-              <w:top w:w="70" w:type="dxa"/>
-              <w:bottom w:w="70" w:type="dxa"/>
-              <w:left w:w="110" w:type="dxa"/>
-              <w:right w:w="110" w:type="dxa"/>
+              <w:top w:w="60" w:type="dxa"/>
+              <w:bottom w:w="60" w:type="dxa"/>
+              <w:left w:w="90" w:type="dxa"/>
+              <w:right w:w="90" w:type="dxa"/>
             </w:tcMar>
             <w:vAlign w:val="center"/>
           </w:tcPr>
           <w:p>
             <w:pPr>
-              <w:spacing w:before="40" w:after="40"/>
+              <w:spacing w:before="30" w:after="30"/>
               <w:jc w:val="center"/>
             </w:pPr>
             <w:r/>
@@ -11316,7 +10099,7 @@
                 <w:rFonts w:ascii="Arial" w:hAnsi="Arial"/>
                 <w:b w:val="0"/>
                 <w:color w:val="222222"/>
-                <w:sz w:val="17"/>
+                <w:sz w:val="16"/>
               </w:rPr>
               <w:t>JSON Schema (Structured Span Offsets)</w:t>
             </w:r>
@@ -11327,16 +10110,16 @@
             <w:tcW w:type="dxa" w:w="1728"/>
             <w:shd w:fill="FBFBFB"/>
             <w:tcMar>
-              <w:top w:w="70" w:type="dxa"/>
-              <w:bottom w:w="70" w:type="dxa"/>
-              <w:left w:w="110" w:type="dxa"/>
-              <w:right w:w="110" w:type="dxa"/>
+              <w:top w:w="60" w:type="dxa"/>
+              <w:bottom w:w="60" w:type="dxa"/>
+              <w:left w:w="90" w:type="dxa"/>
+              <w:right w:w="90" w:type="dxa"/>
             </w:tcMar>
             <w:vAlign w:val="center"/>
           </w:tcPr>
           <w:p>
             <w:pPr>
-              <w:spacing w:before="40" w:after="40"/>
+              <w:spacing w:before="30" w:after="30"/>
               <w:jc w:val="center"/>
             </w:pPr>
             <w:r/>
@@ -11345,7 +10128,7 @@
                 <w:rFonts w:ascii="Arial" w:hAnsi="Arial"/>
                 <w:b w:val="0"/>
                 <w:color w:val="222222"/>
-                <w:sz w:val="17"/>
+                <w:sz w:val="16"/>
               </w:rPr>
               <w:t>0.3200</w:t>
             </w:r>
@@ -11356,16 +10139,16 @@
             <w:tcW w:type="dxa" w:w="1728"/>
             <w:shd w:fill="FBFBFB"/>
             <w:tcMar>
-              <w:top w:w="70" w:type="dxa"/>
-              <w:bottom w:w="70" w:type="dxa"/>
-              <w:left w:w="110" w:type="dxa"/>
-              <w:right w:w="110" w:type="dxa"/>
+              <w:top w:w="60" w:type="dxa"/>
+              <w:bottom w:w="60" w:type="dxa"/>
+              <w:left w:w="90" w:type="dxa"/>
+              <w:right w:w="90" w:type="dxa"/>
             </w:tcMar>
             <w:vAlign w:val="center"/>
           </w:tcPr>
           <w:p>
             <w:pPr>
-              <w:spacing w:before="40" w:after="40"/>
+              <w:spacing w:before="30" w:after="30"/>
               <w:jc w:val="center"/>
             </w:pPr>
             <w:r/>
@@ -11374,7 +10157,7 @@
                 <w:rFonts w:ascii="Arial" w:hAnsi="Arial"/>
                 <w:b w:val="0"/>
                 <w:color w:val="222222"/>
-                <w:sz w:val="17"/>
+                <w:sz w:val="16"/>
               </w:rPr>
               <w:t>0.4700</w:t>
             </w:r>
@@ -11385,16 +10168,16 @@
             <w:tcW w:type="dxa" w:w="1728"/>
             <w:shd w:fill="FBFBFB"/>
             <w:tcMar>
-              <w:top w:w="70" w:type="dxa"/>
-              <w:bottom w:w="70" w:type="dxa"/>
-              <w:left w:w="110" w:type="dxa"/>
-              <w:right w:w="110" w:type="dxa"/>
+              <w:top w:w="60" w:type="dxa"/>
+              <w:bottom w:w="60" w:type="dxa"/>
+              <w:left w:w="90" w:type="dxa"/>
+              <w:right w:w="90" w:type="dxa"/>
             </w:tcMar>
             <w:vAlign w:val="center"/>
           </w:tcPr>
           <w:p>
             <w:pPr>
-              <w:spacing w:before="40" w:after="40"/>
+              <w:spacing w:before="30" w:after="30"/>
               <w:jc w:val="center"/>
             </w:pPr>
             <w:r/>
@@ -11403,7 +10186,7 @@
                 <w:rFonts w:ascii="Arial" w:hAnsi="Arial"/>
                 <w:b w:val="0"/>
                 <w:color w:val="222222"/>
-                <w:sz w:val="17"/>
+                <w:sz w:val="16"/>
               </w:rPr>
               <w:t>93.4%</w:t>
             </w:r>
@@ -11416,16 +10199,16 @@
             <w:tcW w:type="dxa" w:w="2304"/>
             <w:shd w:fill="FFFFFF"/>
             <w:tcMar>
-              <w:top w:w="70" w:type="dxa"/>
-              <w:bottom w:w="70" w:type="dxa"/>
-              <w:left w:w="110" w:type="dxa"/>
-              <w:right w:w="110" w:type="dxa"/>
+              <w:top w:w="60" w:type="dxa"/>
+              <w:bottom w:w="60" w:type="dxa"/>
+              <w:left w:w="90" w:type="dxa"/>
+              <w:right w:w="90" w:type="dxa"/>
             </w:tcMar>
             <w:vAlign w:val="center"/>
           </w:tcPr>
           <w:p>
             <w:pPr>
-              <w:spacing w:before="40" w:after="40"/>
+              <w:spacing w:before="30" w:after="30"/>
               <w:jc w:val="left"/>
             </w:pPr>
             <w:r/>
@@ -11434,7 +10217,7 @@
                 <w:rFonts w:ascii="Arial" w:hAnsi="Arial"/>
                 <w:b/>
                 <w:color w:val="222222"/>
-                <w:sz w:val="17"/>
+                <w:sz w:val="16"/>
               </w:rPr>
               <w:t>Claude 4.6 Sonnet (1-shot)</w:t>
             </w:r>
@@ -11445,16 +10228,16 @@
             <w:tcW w:type="dxa" w:w="3312"/>
             <w:shd w:fill="FFFFFF"/>
             <w:tcMar>
-              <w:top w:w="70" w:type="dxa"/>
-              <w:bottom w:w="70" w:type="dxa"/>
-              <w:left w:w="110" w:type="dxa"/>
-              <w:right w:w="110" w:type="dxa"/>
+              <w:top w:w="60" w:type="dxa"/>
+              <w:bottom w:w="60" w:type="dxa"/>
+              <w:left w:w="90" w:type="dxa"/>
+              <w:right w:w="90" w:type="dxa"/>
             </w:tcMar>
             <w:vAlign w:val="center"/>
           </w:tcPr>
           <w:p>
             <w:pPr>
-              <w:spacing w:before="40" w:after="40"/>
+              <w:spacing w:before="30" w:after="30"/>
               <w:jc w:val="center"/>
             </w:pPr>
             <w:r/>
@@ -11463,7 +10246,7 @@
                 <w:rFonts w:ascii="Arial" w:hAnsi="Arial"/>
                 <w:b w:val="0"/>
                 <w:color w:val="222222"/>
-                <w:sz w:val="17"/>
+                <w:sz w:val="16"/>
               </w:rPr>
               <w:t>Inline Tagged XML (P2_TAG)</w:t>
             </w:r>
@@ -11474,16 +10257,16 @@
             <w:tcW w:type="dxa" w:w="1728"/>
             <w:shd w:fill="FFFFFF"/>
             <w:tcMar>
-              <w:top w:w="70" w:type="dxa"/>
-              <w:bottom w:w="70" w:type="dxa"/>
-              <w:left w:w="110" w:type="dxa"/>
-              <w:right w:w="110" w:type="dxa"/>
+              <w:top w:w="60" w:type="dxa"/>
+              <w:bottom w:w="60" w:type="dxa"/>
+              <w:left w:w="90" w:type="dxa"/>
+              <w:right w:w="90" w:type="dxa"/>
             </w:tcMar>
             <w:vAlign w:val="center"/>
           </w:tcPr>
           <w:p>
             <w:pPr>
-              <w:spacing w:before="40" w:after="40"/>
+              <w:spacing w:before="30" w:after="30"/>
               <w:jc w:val="center"/>
             </w:pPr>
             <w:r/>
@@ -11492,7 +10275,7 @@
                 <w:rFonts w:ascii="Arial" w:hAnsi="Arial"/>
                 <w:b w:val="0"/>
                 <w:color w:val="222222"/>
-                <w:sz w:val="17"/>
+                <w:sz w:val="16"/>
               </w:rPr>
               <w:t>0.4222</w:t>
             </w:r>
@@ -11503,16 +10286,16 @@
             <w:tcW w:type="dxa" w:w="1728"/>
             <w:shd w:fill="FFFFFF"/>
             <w:tcMar>
-              <w:top w:w="70" w:type="dxa"/>
-              <w:bottom w:w="70" w:type="dxa"/>
-              <w:left w:w="110" w:type="dxa"/>
-              <w:right w:w="110" w:type="dxa"/>
+              <w:top w:w="60" w:type="dxa"/>
+              <w:bottom w:w="60" w:type="dxa"/>
+              <w:left w:w="90" w:type="dxa"/>
+              <w:right w:w="90" w:type="dxa"/>
             </w:tcMar>
             <w:vAlign w:val="center"/>
           </w:tcPr>
           <w:p>
             <w:pPr>
-              <w:spacing w:before="40" w:after="40"/>
+              <w:spacing w:before="30" w:after="30"/>
               <w:jc w:val="center"/>
             </w:pPr>
             <w:r/>
@@ -11521,7 +10304,7 @@
                 <w:rFonts w:ascii="Arial" w:hAnsi="Arial"/>
                 <w:b w:val="0"/>
                 <w:color w:val="222222"/>
-                <w:sz w:val="17"/>
+                <w:sz w:val="16"/>
               </w:rPr>
               <w:t>0.5786</w:t>
             </w:r>
@@ -11532,16 +10315,16 @@
             <w:tcW w:type="dxa" w:w="1728"/>
             <w:shd w:fill="FFFFFF"/>
             <w:tcMar>
-              <w:top w:w="70" w:type="dxa"/>
-              <w:bottom w:w="70" w:type="dxa"/>
-              <w:left w:w="110" w:type="dxa"/>
-              <w:right w:w="110" w:type="dxa"/>
+              <w:top w:w="60" w:type="dxa"/>
+              <w:bottom w:w="60" w:type="dxa"/>
+              <w:left w:w="90" w:type="dxa"/>
+              <w:right w:w="90" w:type="dxa"/>
             </w:tcMar>
             <w:vAlign w:val="center"/>
           </w:tcPr>
           <w:p>
             <w:pPr>
-              <w:spacing w:before="40" w:after="40"/>
+              <w:spacing w:before="30" w:after="30"/>
               <w:jc w:val="center"/>
             </w:pPr>
             <w:r/>
@@ -11550,7 +10333,7 @@
                 <w:rFonts w:ascii="Arial" w:hAnsi="Arial"/>
                 <w:b w:val="0"/>
                 <w:color w:val="222222"/>
-                <w:sz w:val="17"/>
+                <w:sz w:val="16"/>
               </w:rPr>
               <w:t>100.0%</w:t>
             </w:r>

--- a/publication/manuscripts/LLM4AE_rev1_clean.docx
+++ b/publication/manuscripts/LLM4AE_rev1_clean.docx
@@ -5189,7 +5189,7 @@
     </w:p>
     <w:p>
       <w:r>
-        <w:t>We trained and evaluated a supervised BioBERT named entity recognition (NER) model using a 4-fold Leave-One-Drug-Event-Pair-Out cross-validation design on the 829 FAERS narratives. Table 3 summarizes the overall benchmark comparison across model families, input paradigms, and evaluation tiers. BioBERT achieved a strict exact-match F1 of 0.5258 and an adapted ADE-Eval F1 of 0.6698, which substantially outperformed the few-shot LLaMA-4 (0.3542 Strict, 0.5098 Adapted), Claude 4.6 Sonnet (0.4222 Strict, 0.5786 Adapted), and baseline ETHER system (0.1147 Strict, 0.2447 Adapted). Figure 4 details the fine-grained category-level performance breakdown across all 17 clinical concept categories.</w:t>
+        <w:t>We trained and evaluated a supervised BioBERT named entity recognition (NER) model using a 4-fold Leave-One-Drug-Event-Pair-Out cross-validation design on the 829 FAERS narratives across all 17 clinical concept categories. Table 3 summarizes the overall benchmark comparison across model families, input paradigms, and evaluation tiers. BioBERT achieved a strict exact-match F1 of 0.5685 ± 0.0080 and an adapted ADE-Eval F1 of 0.7463 ± 0.0076, which substantially outperformed few-shot LLaMA 4 (0.4043 Strict, 0.6249 Adapted), Claude 4.6 Sonnet (0.4667 Strict, 0.6443 Adapted), and baseline ETHER system (0.1147 Strict, 0.2447 Adapted). Figure 4 details the fine-grained category-level performance breakdown across all 17 clinical concept categories.</w:t>
       </w:r>
     </w:p>
     <w:p>
@@ -5478,7 +5478,7 @@
                 <w:color w:val="222222"/>
                 <w:sz w:val="16"/>
               </w:rPr>
-              <w:t>0.5258 ± 0.0097</w:t>
+              <w:t>0.5685 ± 0.0080</w:t>
             </w:r>
           </w:p>
         </w:tc>
@@ -5507,7 +5507,7 @@
                 <w:color w:val="222222"/>
                 <w:sz w:val="16"/>
               </w:rPr>
-              <w:t>0.6698 ± 0.0095</w:t>
+              <w:t>0.7463 ± 0.0076</w:t>
             </w:r>
           </w:p>
         </w:tc>
@@ -5772,7 +5772,7 @@
                 <w:color w:val="222222"/>
                 <w:sz w:val="16"/>
               </w:rPr>
-              <w:t>0.3542</w:t>
+              <w:t>0.4043</w:t>
             </w:r>
           </w:p>
         </w:tc>
@@ -5801,7 +5801,7 @@
                 <w:color w:val="222222"/>
                 <w:sz w:val="16"/>
               </w:rPr>
-              <w:t>0.5098</w:t>
+              <w:t>0.6249</w:t>
             </w:r>
           </w:p>
         </w:tc>
@@ -5919,7 +5919,7 @@
                 <w:color w:val="222222"/>
                 <w:sz w:val="16"/>
               </w:rPr>
-              <w:t>0.3200</w:t>
+              <w:t>0.4071</w:t>
             </w:r>
           </w:p>
         </w:tc>
@@ -5948,7 +5948,7 @@
                 <w:color w:val="222222"/>
                 <w:sz w:val="16"/>
               </w:rPr>
-              <w:t>0.4700</w:t>
+              <w:t>0.5995</w:t>
             </w:r>
           </w:p>
         </w:tc>
@@ -6066,7 +6066,7 @@
                 <w:color w:val="222222"/>
                 <w:sz w:val="16"/>
               </w:rPr>
-              <w:t>0.4222</w:t>
+              <w:t>0.4667</w:t>
             </w:r>
           </w:p>
         </w:tc>
@@ -6095,7 +6095,7 @@
                 <w:color w:val="222222"/>
                 <w:sz w:val="16"/>
               </w:rPr>
-              <w:t>0.5786</w:t>
+              <w:t>0.6443</w:t>
             </w:r>
           </w:p>
         </w:tc>
@@ -7395,7 +7395,7 @@
     </w:p>
     <w:p>
       <w:r>
-        <w:t>We applied a repeated Leave-One-Drug-Event-Pair-Out cross-validation protocol on the FAERS corpus to evaluate model generalization across distinct therapeutic contexts. For each of the 4 curated drug-event cohorts, the model was trained on the remaining 3 case series and evaluated on the held-out series. As shown in Table 5, strict exact-match F1 was 0.6280 ± 0.0097 for azacitidine–QT prolongation (N = 200), 0.6563 ± 0.0178 for baricitinib–hypersensitivity (N = 200), 0.5602 ± 0.0091 for tramadol–hypoglycemia (N = 229), and 0.5274 ± 0.0105 for erenumab–stroke (N = 200), yielding a macro-average F1 of 0.5930 ± 0.0118 across folds (0.7173 ± 0.0103 Adapted F1). The between-series performance variance exceeded within-fold variation, demonstrating that narrative complexity and therapeutic vocabulary differences contribute more variation than stochastic model initialization.</w:t>
+        <w:t>We applied a repeated Leave-One-Drug-Event-Pair-Out cross-validation protocol on the FAERS corpus to evaluate model generalization across distinct therapeutic contexts on all 17 clinical concept categories. For each of the 4 curated drug-event cohorts, the model was trained on the remaining 3 case series and evaluated on the held-out series. As shown in Table 5, strict exact-match F1 was 0.6002 ± 0.0114 for azacitidine–QT prolongation (N = 200), 0.6367 ± 0.0201 for baricitinib–hypersensitivity (N = 200), 0.5289 ± 0.0093 for tramadol–hypoglycemia (N = 229), and 0.5084 ± 0.0122 for erenumab–stroke (N = 200), yielding a macro-average F1 of 0.5685 ± 0.0080 across folds (0.7463 ± 0.0076 Adapted F1). The between-series performance variance exceeded within-fold variation, demonstrating that narrative complexity and therapeutic vocabulary differences contribute more variation than stochastic model initialization.</w:t>
       </w:r>
     </w:p>
     <w:p>
@@ -7625,7 +7625,7 @@
                 <w:color w:val="222222"/>
                 <w:sz w:val="16"/>
               </w:rPr>
-              <w:t>0.6280 ± 0.0097</w:t>
+              <w:t>0.6002 ± 0.0114</w:t>
             </w:r>
           </w:p>
         </w:tc>
@@ -7654,7 +7654,7 @@
                 <w:color w:val="222222"/>
                 <w:sz w:val="16"/>
               </w:rPr>
-              <w:t>0.7412 ± 0.0085</w:t>
+              <w:t>0.7733 ± 0.0092</w:t>
             </w:r>
           </w:p>
         </w:tc>
@@ -7743,7 +7743,7 @@
                 <w:color w:val="222222"/>
                 <w:sz w:val="16"/>
               </w:rPr>
-              <w:t>0.6563 ± 0.0178</w:t>
+              <w:t>0.6367 ± 0.0201</w:t>
             </w:r>
           </w:p>
         </w:tc>
@@ -7772,7 +7772,7 @@
                 <w:color w:val="222222"/>
                 <w:sz w:val="16"/>
               </w:rPr>
-              <w:t>0.7850 ± 0.0142</w:t>
+              <w:t>0.7751 ± 0.0128</w:t>
             </w:r>
           </w:p>
         </w:tc>
@@ -7861,7 +7861,7 @@
                 <w:color w:val="222222"/>
                 <w:sz w:val="16"/>
               </w:rPr>
-              <w:t>0.5602 ± 0.0091</w:t>
+              <w:t>0.5289 ± 0.0093</w:t>
             </w:r>
           </w:p>
         </w:tc>
@@ -7890,7 +7890,7 @@
                 <w:color w:val="222222"/>
                 <w:sz w:val="16"/>
               </w:rPr>
-              <w:t>0.6920 ± 0.0088</w:t>
+              <w:t>0.7242 ± 0.0036</w:t>
             </w:r>
           </w:p>
         </w:tc>
@@ -7979,7 +7979,7 @@
                 <w:color w:val="222222"/>
                 <w:sz w:val="16"/>
               </w:rPr>
-              <w:t>0.5274 ± 0.0105</w:t>
+              <w:t>0.5084 ± 0.0122</w:t>
             </w:r>
           </w:p>
         </w:tc>
@@ -8008,7 +8008,7 @@
                 <w:color w:val="222222"/>
                 <w:sz w:val="16"/>
               </w:rPr>
-              <w:t>0.6510 ± 0.0098</w:t>
+              <w:t>0.7126 ± 0.0077</w:t>
             </w:r>
           </w:p>
         </w:tc>
@@ -8097,7 +8097,7 @@
                 <w:color w:val="222222"/>
                 <w:sz w:val="16"/>
               </w:rPr>
-              <w:t>0.5930 ± 0.0118</w:t>
+              <w:t>0.5685 ± 0.0080</w:t>
             </w:r>
           </w:p>
         </w:tc>
@@ -8126,7 +8126,7 @@
                 <w:color w:val="222222"/>
                 <w:sz w:val="16"/>
               </w:rPr>
-              <w:t>0.7173 ± 0.0103</w:t>
+              <w:t>0.7463 ± 0.0076</w:t>
             </w:r>
           </w:p>
         </w:tc>
@@ -8146,7 +8146,7 @@
     </w:p>
     <w:p>
       <w:r>
-        <w:t>To rigorously verify neural network optimization stability, we conducted 5 independent training runs using random initialization seeds (42, 123, 456, 789, 1011) across both FAERS 4-fold LOO (20 total model runs) and VAERS 10-fold CV (50 total model runs). As summarized in Table 6, cross-seed variance was exceptionally low across both datasets. On FAERS, strict F1 averaged 0.5685 ± 0.0080 (0.7463 ± 0.0076 Adapted F1) across the 5 seeds. On VAERS, strict F1 averaged 0.6595 ± 0.0015 (0.7882 ± 0.0022 Adapted F1) across the 5 seeds. These findings confirm that supervised BioBERT convergence is remarkably robust to stochastic weight initialization, with between-series clinical diversity accounting for substantially greater performance variance than random initialization.</w:t>
+        <w:t>To rigorously verify neural network optimization stability, we conducted 5 independent training runs using random initialization seeds (42, 123, 456, 789, 1011) across both FAERS 4-fold LOO (20 total model runs, 17 categories) and VAERS 10-fold CV (50 total model runs, 14 categories). As summarized in Table 6, cross-seed variance was exceptionally low across both datasets. On FAERS, strict F1 averaged 0.5685 ± 0.0080 (0.7463 ± 0.0076 Adapted F1) across the 5 seeds. On VAERS, strict F1 averaged 0.6595 ± 0.0015 (0.7882 ± 0.0022 Adapted F1) across the 5 seeds. These findings confirm that supervised BioBERT convergence is remarkably robust to stochastic weight initialization, with between-series clinical diversity accounting for substantially greater performance variance than random initialization.</w:t>
       </w:r>
     </w:p>
     <w:p>
@@ -9983,7 +9983,7 @@
                 <w:color w:val="222222"/>
                 <w:sz w:val="16"/>
               </w:rPr>
-              <w:t>0.3542</w:t>
+              <w:t>0.4043</w:t>
             </w:r>
           </w:p>
         </w:tc>
@@ -10012,7 +10012,7 @@
                 <w:color w:val="222222"/>
                 <w:sz w:val="16"/>
               </w:rPr>
-              <w:t>0.5098</w:t>
+              <w:t>0.6249</w:t>
             </w:r>
           </w:p>
         </w:tc>
@@ -10130,7 +10130,7 @@
                 <w:color w:val="222222"/>
                 <w:sz w:val="16"/>
               </w:rPr>
-              <w:t>0.3200</w:t>
+              <w:t>0.4071</w:t>
             </w:r>
           </w:p>
         </w:tc>
@@ -10159,7 +10159,7 @@
                 <w:color w:val="222222"/>
                 <w:sz w:val="16"/>
               </w:rPr>
-              <w:t>0.4700</w:t>
+              <w:t>0.5995</w:t>
             </w:r>
           </w:p>
         </w:tc>
@@ -10277,7 +10277,7 @@
                 <w:color w:val="222222"/>
                 <w:sz w:val="16"/>
               </w:rPr>
-              <w:t>0.4222</w:t>
+              <w:t>0.4667</w:t>
             </w:r>
           </w:p>
         </w:tc>
@@ -10306,7 +10306,7 @@
                 <w:color w:val="222222"/>
                 <w:sz w:val="16"/>
               </w:rPr>
-              <w:t>0.5786</w:t>
+              <w:t>0.6443</w:t>
             </w:r>
           </w:p>
         </w:tc>

--- a/publication/manuscripts/LLM4AE_rev1_clean.docx
+++ b/publication/manuscripts/LLM4AE_rev1_clean.docx
@@ -9723,7 +9723,7 @@
     </w:p>
     <w:p>
       <w:r>
-        <w:t>We investigated whether the output representation paradigm impacts generative LLM extraction fidelity. We benchmarked two structured output paradigms on FAERS (Table 7): (1) Inline Tagged XML (P2_TAG), where the LLM embeds XML tags directly into the narrative text, versus (2) JSON Schema, where the LLM produces a structured JSON array of extracted entity spans and character offsets. The inline XML tagging approach achieved substantially superior strict F1 (0.3542 vs. 0.3200) and adapted F1 (0.5098 vs. 0.4700) with a 100.0% boundary alignment reconstruction rate, whereas JSON generation suffered from a 6.6% failure rate due to character offset hallucination and coordinate drift over long narratives.</w:t>
+        <w:t>We investigated whether the output representation paradigm impacts generative LLM extraction fidelity. We benchmarked two structured output paradigms on FAERS (Table 7): (1) Inline Tagged XML (P2_TAG), where the LLM embeds XML tags directly into the narrative text, versus (2) JSON Schema, where the LLM produces a structured JSON array of extracted entity spans and character offsets across the 17 clinical concept categories. The inline XML tagging approach achieved higher adapted ADE F1 (0.6249 vs. 0.5995) and higher recall (0.5796 vs. 0.5232) with a 100.0% boundary alignment reconstruction rate, whereas JSON generation suppressed non-overlapping spurious entities by 25.9% (yielding higher strict precision, 0.3785 vs. 0.3470) but suffered from a 6.6% misalignment rate due to character offset hallucination and coordinate drift over long narratives.</w:t>
       </w:r>
     </w:p>
     <w:p>
@@ -10336,6 +10336,1243 @@
                 <w:sz w:val="16"/>
               </w:rPr>
               <w:t>100.0%</w:t>
+            </w:r>
+          </w:p>
+        </w:tc>
+      </w:tr>
+    </w:tbl>
+    <w:p>
+      <w:pPr>
+        <w:spacing w:before="240" w:after="80"/>
+      </w:pPr>
+      <w:r>
+        <w:rPr>
+          <w:rFonts w:ascii="Arial" w:hAnsi="Arial"/>
+          <w:b/>
+          <w:i w:val="0"/>
+          <w:sz w:val="22"/>
+        </w:rPr>
+        <w:t>Pretrained Transformer Encoder Architecture Ablation</w:t>
+      </w:r>
+    </w:p>
+    <w:p>
+      <w:pPr>
+        <w:spacing w:before="60" w:after="80"/>
+      </w:pPr>
+      <w:r>
+        <w:rPr>
+          <w:rFonts w:ascii="Arial" w:hAnsi="Arial"/>
+          <w:b w:val="0"/>
+          <w:i w:val="0"/>
+          <w:sz w:val="19"/>
+        </w:rPr>
+        <w:t>To investigate the impact of underlying pretraining corpora on pharmacovigilance concept extraction, we conducted an ablation study comparing four transformer encoder architectures on the VAERS dataset across 5 independent random initialization seeds (Table 8): BioBERT (pretrained on PubMed and PMC biomedical literature), Bio_ClinicalBERT (initialized from BioBERT and further trained on MIMIC-III EHR notes), general-domain BERT-Base (Wikipedia and BooksCorpus), and ClinicalBERT (MIMIC-III clinical records). BioBERT achieved the highest validation F1 (0.8471 ± 0.0058, Precision = 0.8666, Recall = 0.8285), demonstrating that broad biomedical scientific literature provides superior token representations for vaccine adverse event terminology. Bio_ClinicalBERT showed the fastest optimization convergence (optimal checkpoint at step 1,080, F1 = 0.8433 ± 0.0070), while general-domain BERT-Base achieved robust optimization (F1 = 0.8382 ± 0.0047) but required longer training (step 2,160). All four encoder variants exhibited narrow cross-seed variance (SD &lt; 0.009), further substantiating the stability of supervised encoder fine-tuning.</w:t>
+      </w:r>
+    </w:p>
+    <w:p>
+      <w:pPr>
+        <w:spacing w:before="120" w:after="60"/>
+      </w:pPr>
+      <w:r>
+        <w:rPr>
+          <w:rFonts w:ascii="Arial" w:hAnsi="Arial"/>
+          <w:b/>
+          <w:i w:val="0"/>
+          <w:sz w:val="19"/>
+        </w:rPr>
+        <w:t>Table 8. Pretrained Transformer Encoder Architecture Ablation on the VAERS Dataset Across Five Independent Random Initialization Seeds (N = 1,000 Reports).</w:t>
+      </w:r>
+    </w:p>
+    <w:tbl>
+      <w:tblPr>
+        <w:tblW w:type="auto" w:w="0"/>
+        <w:jc w:val="center"/>
+        <w:tblLook w:firstColumn="1" w:firstRow="1" w:lastColumn="0" w:lastRow="0" w:noHBand="0" w:noVBand="1" w:val="04A0"/>
+        <w:tblBorders>
+          <w:top w:val="single" w:sz="8" w:space="0" w:color="333333"/>
+          <w:bottom w:val="single" w:sz="8" w:space="0" w:color="333333"/>
+          <w:insideH w:val="single" w:sz="4" w:space="0" w:color="E0E0E0"/>
+          <w:insideV w:val="none"/>
+          <w:left w:val="none"/>
+          <w:right w:val="none"/>
+        </w:tblBorders>
+      </w:tblPr>
+      <w:tblGrid>
+        <w:gridCol w:w="1170"/>
+        <w:gridCol w:w="1170"/>
+        <w:gridCol w:w="1170"/>
+        <w:gridCol w:w="1170"/>
+        <w:gridCol w:w="1170"/>
+        <w:gridCol w:w="1170"/>
+        <w:gridCol w:w="1170"/>
+        <w:gridCol w:w="1170"/>
+      </w:tblGrid>
+      <w:tr>
+        <w:tc>
+          <w:tcPr>
+            <w:tcW w:type="dxa" w:w="1872"/>
+            <w:shd w:fill="F2F4F8"/>
+            <w:tcMar>
+              <w:top w:w="60" w:type="dxa"/>
+              <w:bottom w:w="60" w:type="dxa"/>
+              <w:left w:w="90" w:type="dxa"/>
+              <w:right w:w="90" w:type="dxa"/>
+            </w:tcMar>
+            <w:vAlign w:val="center"/>
+          </w:tcPr>
+          <w:p>
+            <w:pPr>
+              <w:spacing w:before="30" w:after="30"/>
+              <w:jc w:val="center"/>
+            </w:pPr>
+            <w:r/>
+            <w:r>
+              <w:rPr>
+                <w:rFonts w:ascii="Arial" w:hAnsi="Arial"/>
+                <w:b/>
+                <w:color w:val="111111"/>
+                <w:sz w:val="16"/>
+              </w:rPr>
+              <w:t>Model Architecture</w:t>
+            </w:r>
+          </w:p>
+        </w:tc>
+        <w:tc>
+          <w:tcPr>
+            <w:tcW w:type="dxa" w:w="2592"/>
+            <w:shd w:fill="F2F4F8"/>
+            <w:tcMar>
+              <w:top w:w="60" w:type="dxa"/>
+              <w:bottom w:w="60" w:type="dxa"/>
+              <w:left w:w="90" w:type="dxa"/>
+              <w:right w:w="90" w:type="dxa"/>
+            </w:tcMar>
+            <w:vAlign w:val="center"/>
+          </w:tcPr>
+          <w:p>
+            <w:pPr>
+              <w:spacing w:before="30" w:after="30"/>
+              <w:jc w:val="center"/>
+            </w:pPr>
+            <w:r/>
+            <w:r>
+              <w:rPr>
+                <w:rFonts w:ascii="Arial" w:hAnsi="Arial"/>
+                <w:b/>
+                <w:color w:val="111111"/>
+                <w:sz w:val="16"/>
+              </w:rPr>
+              <w:t>Pretrained Checkpoint</w:t>
+            </w:r>
+          </w:p>
+        </w:tc>
+        <w:tc>
+          <w:tcPr>
+            <w:tcW w:type="dxa" w:w="2448"/>
+            <w:shd w:fill="F2F4F8"/>
+            <w:tcMar>
+              <w:top w:w="60" w:type="dxa"/>
+              <w:bottom w:w="60" w:type="dxa"/>
+              <w:left w:w="90" w:type="dxa"/>
+              <w:right w:w="90" w:type="dxa"/>
+            </w:tcMar>
+            <w:vAlign w:val="center"/>
+          </w:tcPr>
+          <w:p>
+            <w:pPr>
+              <w:spacing w:before="30" w:after="30"/>
+              <w:jc w:val="center"/>
+            </w:pPr>
+            <w:r/>
+            <w:r>
+              <w:rPr>
+                <w:rFonts w:ascii="Arial" w:hAnsi="Arial"/>
+                <w:b/>
+                <w:color w:val="111111"/>
+                <w:sz w:val="16"/>
+              </w:rPr>
+              <w:t>Pretraining Domain</w:t>
+            </w:r>
+          </w:p>
+        </w:tc>
+        <w:tc>
+          <w:tcPr>
+            <w:tcW w:type="dxa" w:w="1584"/>
+            <w:shd w:fill="F2F4F8"/>
+            <w:tcMar>
+              <w:top w:w="60" w:type="dxa"/>
+              <w:bottom w:w="60" w:type="dxa"/>
+              <w:left w:w="90" w:type="dxa"/>
+              <w:right w:w="90" w:type="dxa"/>
+            </w:tcMar>
+            <w:vAlign w:val="center"/>
+          </w:tcPr>
+          <w:p>
+            <w:pPr>
+              <w:spacing w:before="30" w:after="30"/>
+              <w:jc w:val="center"/>
+            </w:pPr>
+            <w:r/>
+            <w:r>
+              <w:rPr>
+                <w:rFonts w:ascii="Arial" w:hAnsi="Arial"/>
+                <w:b/>
+                <w:color w:val="111111"/>
+                <w:sz w:val="16"/>
+              </w:rPr>
+              <w:t>Validation F1 (Mean ± SD)</w:t>
+            </w:r>
+          </w:p>
+        </w:tc>
+        <w:tc>
+          <w:tcPr>
+            <w:tcW w:type="dxa" w:w="1440"/>
+            <w:shd w:fill="F2F4F8"/>
+            <w:tcMar>
+              <w:top w:w="60" w:type="dxa"/>
+              <w:bottom w:w="60" w:type="dxa"/>
+              <w:left w:w="90" w:type="dxa"/>
+              <w:right w:w="90" w:type="dxa"/>
+            </w:tcMar>
+            <w:vAlign w:val="center"/>
+          </w:tcPr>
+          <w:p>
+            <w:pPr>
+              <w:spacing w:before="30" w:after="30"/>
+              <w:jc w:val="center"/>
+            </w:pPr>
+            <w:r/>
+            <w:r>
+              <w:rPr>
+                <w:rFonts w:ascii="Arial" w:hAnsi="Arial"/>
+                <w:b/>
+                <w:color w:val="111111"/>
+                <w:sz w:val="16"/>
+              </w:rPr>
+              <w:t>Validation Precision</w:t>
+            </w:r>
+          </w:p>
+        </w:tc>
+        <w:tc>
+          <w:tcPr>
+            <w:tcW w:type="dxa" w:w="1440"/>
+            <w:shd w:fill="F2F4F8"/>
+            <w:tcMar>
+              <w:top w:w="60" w:type="dxa"/>
+              <w:bottom w:w="60" w:type="dxa"/>
+              <w:left w:w="90" w:type="dxa"/>
+              <w:right w:w="90" w:type="dxa"/>
+            </w:tcMar>
+            <w:vAlign w:val="center"/>
+          </w:tcPr>
+          <w:p>
+            <w:pPr>
+              <w:spacing w:before="30" w:after="30"/>
+              <w:jc w:val="center"/>
+            </w:pPr>
+            <w:r/>
+            <w:r>
+              <w:rPr>
+                <w:rFonts w:ascii="Arial" w:hAnsi="Arial"/>
+                <w:b/>
+                <w:color w:val="111111"/>
+                <w:sz w:val="16"/>
+              </w:rPr>
+              <w:t>Validation Recall</w:t>
+            </w:r>
+          </w:p>
+        </w:tc>
+        <w:tc>
+          <w:tcPr>
+            <w:tcW w:type="dxa" w:w="1296"/>
+            <w:shd w:fill="F2F4F8"/>
+            <w:tcMar>
+              <w:top w:w="60" w:type="dxa"/>
+              <w:bottom w:w="60" w:type="dxa"/>
+              <w:left w:w="90" w:type="dxa"/>
+              <w:right w:w="90" w:type="dxa"/>
+            </w:tcMar>
+            <w:vAlign w:val="center"/>
+          </w:tcPr>
+          <w:p>
+            <w:pPr>
+              <w:spacing w:before="30" w:after="30"/>
+              <w:jc w:val="center"/>
+            </w:pPr>
+            <w:r/>
+            <w:r>
+              <w:rPr>
+                <w:rFonts w:ascii="Arial" w:hAnsi="Arial"/>
+                <w:b/>
+                <w:color w:val="111111"/>
+                <w:sz w:val="16"/>
+              </w:rPr>
+              <w:t>Clinical Score</w:t>
+            </w:r>
+          </w:p>
+        </w:tc>
+        <w:tc>
+          <w:tcPr>
+            <w:tcW w:type="dxa" w:w="1296"/>
+            <w:shd w:fill="F2F4F8"/>
+            <w:tcMar>
+              <w:top w:w="60" w:type="dxa"/>
+              <w:bottom w:w="60" w:type="dxa"/>
+              <w:left w:w="90" w:type="dxa"/>
+              <w:right w:w="90" w:type="dxa"/>
+            </w:tcMar>
+            <w:vAlign w:val="center"/>
+          </w:tcPr>
+          <w:p>
+            <w:pPr>
+              <w:spacing w:before="30" w:after="30"/>
+              <w:jc w:val="center"/>
+            </w:pPr>
+            <w:r/>
+            <w:r>
+              <w:rPr>
+                <w:rFonts w:ascii="Arial" w:hAnsi="Arial"/>
+                <w:b/>
+                <w:color w:val="111111"/>
+                <w:sz w:val="16"/>
+              </w:rPr>
+              <w:t>Optimal Convergence Step</w:t>
+            </w:r>
+          </w:p>
+        </w:tc>
+      </w:tr>
+      <w:tr>
+        <w:tc>
+          <w:tcPr>
+            <w:tcW w:type="dxa" w:w="1872"/>
+            <w:shd w:fill="FFFFFF"/>
+            <w:tcMar>
+              <w:top w:w="60" w:type="dxa"/>
+              <w:bottom w:w="60" w:type="dxa"/>
+              <w:left w:w="90" w:type="dxa"/>
+              <w:right w:w="90" w:type="dxa"/>
+            </w:tcMar>
+            <w:vAlign w:val="center"/>
+          </w:tcPr>
+          <w:p>
+            <w:pPr>
+              <w:spacing w:before="30" w:after="30"/>
+              <w:jc w:val="left"/>
+            </w:pPr>
+            <w:r/>
+            <w:r>
+              <w:rPr>
+                <w:rFonts w:ascii="Arial" w:hAnsi="Arial"/>
+                <w:b/>
+                <w:color w:val="222222"/>
+                <w:sz w:val="16"/>
+              </w:rPr>
+              <w:t>BioBERT v1.1</w:t>
+            </w:r>
+          </w:p>
+        </w:tc>
+        <w:tc>
+          <w:tcPr>
+            <w:tcW w:type="dxa" w:w="2592"/>
+            <w:shd w:fill="FFFFFF"/>
+            <w:tcMar>
+              <w:top w:w="60" w:type="dxa"/>
+              <w:bottom w:w="60" w:type="dxa"/>
+              <w:left w:w="90" w:type="dxa"/>
+              <w:right w:w="90" w:type="dxa"/>
+            </w:tcMar>
+            <w:vAlign w:val="center"/>
+          </w:tcPr>
+          <w:p>
+            <w:pPr>
+              <w:spacing w:before="30" w:after="30"/>
+              <w:jc w:val="center"/>
+            </w:pPr>
+            <w:r/>
+            <w:r>
+              <w:rPr>
+                <w:rFonts w:ascii="Arial" w:hAnsi="Arial"/>
+                <w:b w:val="0"/>
+                <w:color w:val="222222"/>
+                <w:sz w:val="16"/>
+              </w:rPr>
+              <w:t>dmis-lab/biobert-base-cased-v1.1</w:t>
+            </w:r>
+          </w:p>
+        </w:tc>
+        <w:tc>
+          <w:tcPr>
+            <w:tcW w:type="dxa" w:w="2448"/>
+            <w:shd w:fill="FFFFFF"/>
+            <w:tcMar>
+              <w:top w:w="60" w:type="dxa"/>
+              <w:bottom w:w="60" w:type="dxa"/>
+              <w:left w:w="90" w:type="dxa"/>
+              <w:right w:w="90" w:type="dxa"/>
+            </w:tcMar>
+            <w:vAlign w:val="center"/>
+          </w:tcPr>
+          <w:p>
+            <w:pPr>
+              <w:spacing w:before="30" w:after="30"/>
+              <w:jc w:val="center"/>
+            </w:pPr>
+            <w:r/>
+            <w:r>
+              <w:rPr>
+                <w:rFonts w:ascii="Arial" w:hAnsi="Arial"/>
+                <w:b w:val="0"/>
+                <w:color w:val="222222"/>
+                <w:sz w:val="16"/>
+              </w:rPr>
+              <w:t>Biomedical Literature (PubMed &amp; PMC)</w:t>
+            </w:r>
+          </w:p>
+        </w:tc>
+        <w:tc>
+          <w:tcPr>
+            <w:tcW w:type="dxa" w:w="1584"/>
+            <w:shd w:fill="FFFFFF"/>
+            <w:tcMar>
+              <w:top w:w="60" w:type="dxa"/>
+              <w:bottom w:w="60" w:type="dxa"/>
+              <w:left w:w="90" w:type="dxa"/>
+              <w:right w:w="90" w:type="dxa"/>
+            </w:tcMar>
+            <w:vAlign w:val="center"/>
+          </w:tcPr>
+          <w:p>
+            <w:pPr>
+              <w:spacing w:before="30" w:after="30"/>
+              <w:jc w:val="center"/>
+            </w:pPr>
+            <w:r/>
+            <w:r>
+              <w:rPr>
+                <w:rFonts w:ascii="Arial" w:hAnsi="Arial"/>
+                <w:b w:val="0"/>
+                <w:color w:val="222222"/>
+                <w:sz w:val="16"/>
+              </w:rPr>
+              <w:t>0.8471 ± 0.0058</w:t>
+            </w:r>
+          </w:p>
+        </w:tc>
+        <w:tc>
+          <w:tcPr>
+            <w:tcW w:type="dxa" w:w="1440"/>
+            <w:shd w:fill="FFFFFF"/>
+            <w:tcMar>
+              <w:top w:w="60" w:type="dxa"/>
+              <w:bottom w:w="60" w:type="dxa"/>
+              <w:left w:w="90" w:type="dxa"/>
+              <w:right w:w="90" w:type="dxa"/>
+            </w:tcMar>
+            <w:vAlign w:val="center"/>
+          </w:tcPr>
+          <w:p>
+            <w:pPr>
+              <w:spacing w:before="30" w:after="30"/>
+              <w:jc w:val="center"/>
+            </w:pPr>
+            <w:r/>
+            <w:r>
+              <w:rPr>
+                <w:rFonts w:ascii="Arial" w:hAnsi="Arial"/>
+                <w:b w:val="0"/>
+                <w:color w:val="222222"/>
+                <w:sz w:val="16"/>
+              </w:rPr>
+              <w:t>0.8666 ± 0.0048</w:t>
+            </w:r>
+          </w:p>
+        </w:tc>
+        <w:tc>
+          <w:tcPr>
+            <w:tcW w:type="dxa" w:w="1440"/>
+            <w:shd w:fill="FFFFFF"/>
+            <w:tcMar>
+              <w:top w:w="60" w:type="dxa"/>
+              <w:bottom w:w="60" w:type="dxa"/>
+              <w:left w:w="90" w:type="dxa"/>
+              <w:right w:w="90" w:type="dxa"/>
+            </w:tcMar>
+            <w:vAlign w:val="center"/>
+          </w:tcPr>
+          <w:p>
+            <w:pPr>
+              <w:spacing w:before="30" w:after="30"/>
+              <w:jc w:val="center"/>
+            </w:pPr>
+            <w:r/>
+            <w:r>
+              <w:rPr>
+                <w:rFonts w:ascii="Arial" w:hAnsi="Arial"/>
+                <w:b w:val="0"/>
+                <w:color w:val="222222"/>
+                <w:sz w:val="16"/>
+              </w:rPr>
+              <w:t>0.8285 ± 0.0089</w:t>
+            </w:r>
+          </w:p>
+        </w:tc>
+        <w:tc>
+          <w:tcPr>
+            <w:tcW w:type="dxa" w:w="1296"/>
+            <w:shd w:fill="FFFFFF"/>
+            <w:tcMar>
+              <w:top w:w="60" w:type="dxa"/>
+              <w:bottom w:w="60" w:type="dxa"/>
+              <w:left w:w="90" w:type="dxa"/>
+              <w:right w:w="90" w:type="dxa"/>
+            </w:tcMar>
+            <w:vAlign w:val="center"/>
+          </w:tcPr>
+          <w:p>
+            <w:pPr>
+              <w:spacing w:before="30" w:after="30"/>
+              <w:jc w:val="center"/>
+            </w:pPr>
+            <w:r/>
+            <w:r>
+              <w:rPr>
+                <w:rFonts w:ascii="Arial" w:hAnsi="Arial"/>
+                <w:b w:val="0"/>
+                <w:color w:val="222222"/>
+                <w:sz w:val="16"/>
+              </w:rPr>
+              <w:t>0.8500 ± 0.0071</w:t>
+            </w:r>
+          </w:p>
+        </w:tc>
+        <w:tc>
+          <w:tcPr>
+            <w:tcW w:type="dxa" w:w="1296"/>
+            <w:shd w:fill="FFFFFF"/>
+            <w:tcMar>
+              <w:top w:w="60" w:type="dxa"/>
+              <w:bottom w:w="60" w:type="dxa"/>
+              <w:left w:w="90" w:type="dxa"/>
+              <w:right w:w="90" w:type="dxa"/>
+            </w:tcMar>
+            <w:vAlign w:val="center"/>
+          </w:tcPr>
+          <w:p>
+            <w:pPr>
+              <w:spacing w:before="30" w:after="30"/>
+              <w:jc w:val="center"/>
+            </w:pPr>
+            <w:r/>
+            <w:r>
+              <w:rPr>
+                <w:rFonts w:ascii="Arial" w:hAnsi="Arial"/>
+                <w:b w:val="0"/>
+                <w:color w:val="222222"/>
+                <w:sz w:val="16"/>
+              </w:rPr>
+              <w:t>1,800 steps</w:t>
+            </w:r>
+          </w:p>
+        </w:tc>
+      </w:tr>
+      <w:tr>
+        <w:tc>
+          <w:tcPr>
+            <w:tcW w:type="dxa" w:w="1872"/>
+            <w:shd w:fill="FBFBFB"/>
+            <w:tcMar>
+              <w:top w:w="60" w:type="dxa"/>
+              <w:bottom w:w="60" w:type="dxa"/>
+              <w:left w:w="90" w:type="dxa"/>
+              <w:right w:w="90" w:type="dxa"/>
+            </w:tcMar>
+            <w:vAlign w:val="center"/>
+          </w:tcPr>
+          <w:p>
+            <w:pPr>
+              <w:spacing w:before="30" w:after="30"/>
+              <w:jc w:val="left"/>
+            </w:pPr>
+            <w:r/>
+            <w:r>
+              <w:rPr>
+                <w:rFonts w:ascii="Arial" w:hAnsi="Arial"/>
+                <w:b/>
+                <w:color w:val="222222"/>
+                <w:sz w:val="16"/>
+              </w:rPr>
+              <w:t>Bio_ClinicalBERT</w:t>
+            </w:r>
+          </w:p>
+        </w:tc>
+        <w:tc>
+          <w:tcPr>
+            <w:tcW w:type="dxa" w:w="2592"/>
+            <w:shd w:fill="FBFBFB"/>
+            <w:tcMar>
+              <w:top w:w="60" w:type="dxa"/>
+              <w:bottom w:w="60" w:type="dxa"/>
+              <w:left w:w="90" w:type="dxa"/>
+              <w:right w:w="90" w:type="dxa"/>
+            </w:tcMar>
+            <w:vAlign w:val="center"/>
+          </w:tcPr>
+          <w:p>
+            <w:pPr>
+              <w:spacing w:before="30" w:after="30"/>
+              <w:jc w:val="center"/>
+            </w:pPr>
+            <w:r/>
+            <w:r>
+              <w:rPr>
+                <w:rFonts w:ascii="Arial" w:hAnsi="Arial"/>
+                <w:b w:val="0"/>
+                <w:color w:val="222222"/>
+                <w:sz w:val="16"/>
+              </w:rPr>
+              <w:t>emilyalsentzer/Bio_ClinicalBERT</w:t>
+            </w:r>
+          </w:p>
+        </w:tc>
+        <w:tc>
+          <w:tcPr>
+            <w:tcW w:type="dxa" w:w="2448"/>
+            <w:shd w:fill="FBFBFB"/>
+            <w:tcMar>
+              <w:top w:w="60" w:type="dxa"/>
+              <w:bottom w:w="60" w:type="dxa"/>
+              <w:left w:w="90" w:type="dxa"/>
+              <w:right w:w="90" w:type="dxa"/>
+            </w:tcMar>
+            <w:vAlign w:val="center"/>
+          </w:tcPr>
+          <w:p>
+            <w:pPr>
+              <w:spacing w:before="30" w:after="30"/>
+              <w:jc w:val="center"/>
+            </w:pPr>
+            <w:r/>
+            <w:r>
+              <w:rPr>
+                <w:rFonts w:ascii="Arial" w:hAnsi="Arial"/>
+                <w:b/>
+                <w:color w:val="222222"/>
+                <w:sz w:val="16"/>
+              </w:rPr>
+              <w:t>BioBERT + MIMIC-III EHR Notes</w:t>
+            </w:r>
+          </w:p>
+        </w:tc>
+        <w:tc>
+          <w:tcPr>
+            <w:tcW w:type="dxa" w:w="1584"/>
+            <w:shd w:fill="FBFBFB"/>
+            <w:tcMar>
+              <w:top w:w="60" w:type="dxa"/>
+              <w:bottom w:w="60" w:type="dxa"/>
+              <w:left w:w="90" w:type="dxa"/>
+              <w:right w:w="90" w:type="dxa"/>
+            </w:tcMar>
+            <w:vAlign w:val="center"/>
+          </w:tcPr>
+          <w:p>
+            <w:pPr>
+              <w:spacing w:before="30" w:after="30"/>
+              <w:jc w:val="center"/>
+            </w:pPr>
+            <w:r/>
+            <w:r>
+              <w:rPr>
+                <w:rFonts w:ascii="Arial" w:hAnsi="Arial"/>
+                <w:b w:val="0"/>
+                <w:color w:val="222222"/>
+                <w:sz w:val="16"/>
+              </w:rPr>
+              <w:t>0.8433 ± 0.0070</w:t>
+            </w:r>
+          </w:p>
+        </w:tc>
+        <w:tc>
+          <w:tcPr>
+            <w:tcW w:type="dxa" w:w="1440"/>
+            <w:shd w:fill="FBFBFB"/>
+            <w:tcMar>
+              <w:top w:w="60" w:type="dxa"/>
+              <w:bottom w:w="60" w:type="dxa"/>
+              <w:left w:w="90" w:type="dxa"/>
+              <w:right w:w="90" w:type="dxa"/>
+            </w:tcMar>
+            <w:vAlign w:val="center"/>
+          </w:tcPr>
+          <w:p>
+            <w:pPr>
+              <w:spacing w:before="30" w:after="30"/>
+              <w:jc w:val="center"/>
+            </w:pPr>
+            <w:r/>
+            <w:r>
+              <w:rPr>
+                <w:rFonts w:ascii="Arial" w:hAnsi="Arial"/>
+                <w:b w:val="0"/>
+                <w:color w:val="222222"/>
+                <w:sz w:val="16"/>
+              </w:rPr>
+              <w:t>0.8610 ± 0.0078</w:t>
+            </w:r>
+          </w:p>
+        </w:tc>
+        <w:tc>
+          <w:tcPr>
+            <w:tcW w:type="dxa" w:w="1440"/>
+            <w:shd w:fill="FBFBFB"/>
+            <w:tcMar>
+              <w:top w:w="60" w:type="dxa"/>
+              <w:bottom w:w="60" w:type="dxa"/>
+              <w:left w:w="90" w:type="dxa"/>
+              <w:right w:w="90" w:type="dxa"/>
+            </w:tcMar>
+            <w:vAlign w:val="center"/>
+          </w:tcPr>
+          <w:p>
+            <w:pPr>
+              <w:spacing w:before="30" w:after="30"/>
+              <w:jc w:val="center"/>
+            </w:pPr>
+            <w:r/>
+            <w:r>
+              <w:rPr>
+                <w:rFonts w:ascii="Arial" w:hAnsi="Arial"/>
+                <w:b w:val="0"/>
+                <w:color w:val="222222"/>
+                <w:sz w:val="16"/>
+              </w:rPr>
+              <w:t>0.8264 ± 0.0104</w:t>
+            </w:r>
+          </w:p>
+        </w:tc>
+        <w:tc>
+          <w:tcPr>
+            <w:tcW w:type="dxa" w:w="1296"/>
+            <w:shd w:fill="FBFBFB"/>
+            <w:tcMar>
+              <w:top w:w="60" w:type="dxa"/>
+              <w:bottom w:w="60" w:type="dxa"/>
+              <w:left w:w="90" w:type="dxa"/>
+              <w:right w:w="90" w:type="dxa"/>
+            </w:tcMar>
+            <w:vAlign w:val="center"/>
+          </w:tcPr>
+          <w:p>
+            <w:pPr>
+              <w:spacing w:before="30" w:after="30"/>
+              <w:jc w:val="center"/>
+            </w:pPr>
+            <w:r/>
+            <w:r>
+              <w:rPr>
+                <w:rFonts w:ascii="Arial" w:hAnsi="Arial"/>
+                <w:b w:val="0"/>
+                <w:color w:val="222222"/>
+                <w:sz w:val="16"/>
+              </w:rPr>
+              <w:t>0.8440 ± 0.0055</w:t>
+            </w:r>
+          </w:p>
+        </w:tc>
+        <w:tc>
+          <w:tcPr>
+            <w:tcW w:type="dxa" w:w="1296"/>
+            <w:shd w:fill="FBFBFB"/>
+            <w:tcMar>
+              <w:top w:w="60" w:type="dxa"/>
+              <w:bottom w:w="60" w:type="dxa"/>
+              <w:left w:w="90" w:type="dxa"/>
+              <w:right w:w="90" w:type="dxa"/>
+            </w:tcMar>
+            <w:vAlign w:val="center"/>
+          </w:tcPr>
+          <w:p>
+            <w:pPr>
+              <w:spacing w:before="30" w:after="30"/>
+              <w:jc w:val="center"/>
+            </w:pPr>
+            <w:r/>
+            <w:r>
+              <w:rPr>
+                <w:rFonts w:ascii="Arial" w:hAnsi="Arial"/>
+                <w:b w:val="0"/>
+                <w:color w:val="222222"/>
+                <w:sz w:val="16"/>
+              </w:rPr>
+              <w:t>1,080 steps</w:t>
+            </w:r>
+          </w:p>
+        </w:tc>
+      </w:tr>
+      <w:tr>
+        <w:tc>
+          <w:tcPr>
+            <w:tcW w:type="dxa" w:w="1872"/>
+            <w:shd w:fill="FFFFFF"/>
+            <w:tcMar>
+              <w:top w:w="60" w:type="dxa"/>
+              <w:bottom w:w="60" w:type="dxa"/>
+              <w:left w:w="90" w:type="dxa"/>
+              <w:right w:w="90" w:type="dxa"/>
+            </w:tcMar>
+            <w:vAlign w:val="center"/>
+          </w:tcPr>
+          <w:p>
+            <w:pPr>
+              <w:spacing w:before="30" w:after="30"/>
+              <w:jc w:val="left"/>
+            </w:pPr>
+            <w:r/>
+            <w:r>
+              <w:rPr>
+                <w:rFonts w:ascii="Arial" w:hAnsi="Arial"/>
+                <w:b/>
+                <w:color w:val="222222"/>
+                <w:sz w:val="16"/>
+              </w:rPr>
+              <w:t>BERT-Base</w:t>
+            </w:r>
+          </w:p>
+        </w:tc>
+        <w:tc>
+          <w:tcPr>
+            <w:tcW w:type="dxa" w:w="2592"/>
+            <w:shd w:fill="FFFFFF"/>
+            <w:tcMar>
+              <w:top w:w="60" w:type="dxa"/>
+              <w:bottom w:w="60" w:type="dxa"/>
+              <w:left w:w="90" w:type="dxa"/>
+              <w:right w:w="90" w:type="dxa"/>
+            </w:tcMar>
+            <w:vAlign w:val="center"/>
+          </w:tcPr>
+          <w:p>
+            <w:pPr>
+              <w:spacing w:before="30" w:after="30"/>
+              <w:jc w:val="center"/>
+            </w:pPr>
+            <w:r/>
+            <w:r>
+              <w:rPr>
+                <w:rFonts w:ascii="Arial" w:hAnsi="Arial"/>
+                <w:b w:val="0"/>
+                <w:color w:val="222222"/>
+                <w:sz w:val="16"/>
+              </w:rPr>
+              <w:t>bert-base-cased</w:t>
+            </w:r>
+          </w:p>
+        </w:tc>
+        <w:tc>
+          <w:tcPr>
+            <w:tcW w:type="dxa" w:w="2448"/>
+            <w:shd w:fill="FFFFFF"/>
+            <w:tcMar>
+              <w:top w:w="60" w:type="dxa"/>
+              <w:bottom w:w="60" w:type="dxa"/>
+              <w:left w:w="90" w:type="dxa"/>
+              <w:right w:w="90" w:type="dxa"/>
+            </w:tcMar>
+            <w:vAlign w:val="center"/>
+          </w:tcPr>
+          <w:p>
+            <w:pPr>
+              <w:spacing w:before="30" w:after="30"/>
+              <w:jc w:val="center"/>
+            </w:pPr>
+            <w:r/>
+            <w:r>
+              <w:rPr>
+                <w:rFonts w:ascii="Arial" w:hAnsi="Arial"/>
+                <w:b w:val="0"/>
+                <w:color w:val="222222"/>
+                <w:sz w:val="16"/>
+              </w:rPr>
+              <w:t>General Domain (Wikipedia &amp; Books)</w:t>
+            </w:r>
+          </w:p>
+        </w:tc>
+        <w:tc>
+          <w:tcPr>
+            <w:tcW w:type="dxa" w:w="1584"/>
+            <w:shd w:fill="FFFFFF"/>
+            <w:tcMar>
+              <w:top w:w="60" w:type="dxa"/>
+              <w:bottom w:w="60" w:type="dxa"/>
+              <w:left w:w="90" w:type="dxa"/>
+              <w:right w:w="90" w:type="dxa"/>
+            </w:tcMar>
+            <w:vAlign w:val="center"/>
+          </w:tcPr>
+          <w:p>
+            <w:pPr>
+              <w:spacing w:before="30" w:after="30"/>
+              <w:jc w:val="center"/>
+            </w:pPr>
+            <w:r/>
+            <w:r>
+              <w:rPr>
+                <w:rFonts w:ascii="Arial" w:hAnsi="Arial"/>
+                <w:b w:val="0"/>
+                <w:color w:val="222222"/>
+                <w:sz w:val="16"/>
+              </w:rPr>
+              <w:t>0.8382 ± 0.0047</w:t>
+            </w:r>
+          </w:p>
+        </w:tc>
+        <w:tc>
+          <w:tcPr>
+            <w:tcW w:type="dxa" w:w="1440"/>
+            <w:shd w:fill="FFFFFF"/>
+            <w:tcMar>
+              <w:top w:w="60" w:type="dxa"/>
+              <w:bottom w:w="60" w:type="dxa"/>
+              <w:left w:w="90" w:type="dxa"/>
+              <w:right w:w="90" w:type="dxa"/>
+            </w:tcMar>
+            <w:vAlign w:val="center"/>
+          </w:tcPr>
+          <w:p>
+            <w:pPr>
+              <w:spacing w:before="30" w:after="30"/>
+              <w:jc w:val="center"/>
+            </w:pPr>
+            <w:r/>
+            <w:r>
+              <w:rPr>
+                <w:rFonts w:ascii="Arial" w:hAnsi="Arial"/>
+                <w:b w:val="0"/>
+                <w:color w:val="222222"/>
+                <w:sz w:val="16"/>
+              </w:rPr>
+              <w:t>0.8596 ± 0.0055</w:t>
+            </w:r>
+          </w:p>
+        </w:tc>
+        <w:tc>
+          <w:tcPr>
+            <w:tcW w:type="dxa" w:w="1440"/>
+            <w:shd w:fill="FFFFFF"/>
+            <w:tcMar>
+              <w:top w:w="60" w:type="dxa"/>
+              <w:bottom w:w="60" w:type="dxa"/>
+              <w:left w:w="90" w:type="dxa"/>
+              <w:right w:w="90" w:type="dxa"/>
+            </w:tcMar>
+            <w:vAlign w:val="center"/>
+          </w:tcPr>
+          <w:p>
+            <w:pPr>
+              <w:spacing w:before="30" w:after="30"/>
+              <w:jc w:val="center"/>
+            </w:pPr>
+            <w:r/>
+            <w:r>
+              <w:rPr>
+                <w:rFonts w:ascii="Arial" w:hAnsi="Arial"/>
+                <w:b w:val="0"/>
+                <w:color w:val="222222"/>
+                <w:sz w:val="16"/>
+              </w:rPr>
+              <w:t>0.8179 ± 0.0061</w:t>
+            </w:r>
+          </w:p>
+        </w:tc>
+        <w:tc>
+          <w:tcPr>
+            <w:tcW w:type="dxa" w:w="1296"/>
+            <w:shd w:fill="FFFFFF"/>
+            <w:tcMar>
+              <w:top w:w="60" w:type="dxa"/>
+              <w:bottom w:w="60" w:type="dxa"/>
+              <w:left w:w="90" w:type="dxa"/>
+              <w:right w:w="90" w:type="dxa"/>
+            </w:tcMar>
+            <w:vAlign w:val="center"/>
+          </w:tcPr>
+          <w:p>
+            <w:pPr>
+              <w:spacing w:before="30" w:after="30"/>
+              <w:jc w:val="center"/>
+            </w:pPr>
+            <w:r/>
+            <w:r>
+              <w:rPr>
+                <w:rFonts w:ascii="Arial" w:hAnsi="Arial"/>
+                <w:b w:val="0"/>
+                <w:color w:val="222222"/>
+                <w:sz w:val="16"/>
+              </w:rPr>
+              <w:t>0.8420 ± 0.0045</w:t>
+            </w:r>
+          </w:p>
+        </w:tc>
+        <w:tc>
+          <w:tcPr>
+            <w:tcW w:type="dxa" w:w="1296"/>
+            <w:shd w:fill="FFFFFF"/>
+            <w:tcMar>
+              <w:top w:w="60" w:type="dxa"/>
+              <w:bottom w:w="60" w:type="dxa"/>
+              <w:left w:w="90" w:type="dxa"/>
+              <w:right w:w="90" w:type="dxa"/>
+            </w:tcMar>
+            <w:vAlign w:val="center"/>
+          </w:tcPr>
+          <w:p>
+            <w:pPr>
+              <w:spacing w:before="30" w:after="30"/>
+              <w:jc w:val="center"/>
+            </w:pPr>
+            <w:r/>
+            <w:r>
+              <w:rPr>
+                <w:rFonts w:ascii="Arial" w:hAnsi="Arial"/>
+                <w:b w:val="0"/>
+                <w:color w:val="222222"/>
+                <w:sz w:val="16"/>
+              </w:rPr>
+              <w:t>2,160 steps</w:t>
+            </w:r>
+          </w:p>
+        </w:tc>
+      </w:tr>
+      <w:tr>
+        <w:tc>
+          <w:tcPr>
+            <w:tcW w:type="dxa" w:w="1872"/>
+            <w:shd w:fill="FBFBFB"/>
+            <w:tcMar>
+              <w:top w:w="60" w:type="dxa"/>
+              <w:bottom w:w="60" w:type="dxa"/>
+              <w:left w:w="90" w:type="dxa"/>
+              <w:right w:w="90" w:type="dxa"/>
+            </w:tcMar>
+            <w:vAlign w:val="center"/>
+          </w:tcPr>
+          <w:p>
+            <w:pPr>
+              <w:spacing w:before="30" w:after="30"/>
+              <w:jc w:val="left"/>
+            </w:pPr>
+            <w:r/>
+            <w:r>
+              <w:rPr>
+                <w:rFonts w:ascii="Arial" w:hAnsi="Arial"/>
+                <w:b/>
+                <w:color w:val="222222"/>
+                <w:sz w:val="16"/>
+              </w:rPr>
+              <w:t>ClinicalBERT</w:t>
+            </w:r>
+          </w:p>
+        </w:tc>
+        <w:tc>
+          <w:tcPr>
+            <w:tcW w:type="dxa" w:w="2592"/>
+            <w:shd w:fill="FBFBFB"/>
+            <w:tcMar>
+              <w:top w:w="60" w:type="dxa"/>
+              <w:bottom w:w="60" w:type="dxa"/>
+              <w:left w:w="90" w:type="dxa"/>
+              <w:right w:w="90" w:type="dxa"/>
+            </w:tcMar>
+            <w:vAlign w:val="center"/>
+          </w:tcPr>
+          <w:p>
+            <w:pPr>
+              <w:spacing w:before="30" w:after="30"/>
+              <w:jc w:val="center"/>
+            </w:pPr>
+            <w:r/>
+            <w:r>
+              <w:rPr>
+                <w:rFonts w:ascii="Arial" w:hAnsi="Arial"/>
+                <w:b w:val="0"/>
+                <w:color w:val="222222"/>
+                <w:sz w:val="16"/>
+              </w:rPr>
+              <w:t>medicalai/ClinicalBERT</w:t>
+            </w:r>
+          </w:p>
+        </w:tc>
+        <w:tc>
+          <w:tcPr>
+            <w:tcW w:type="dxa" w:w="2448"/>
+            <w:shd w:fill="FBFBFB"/>
+            <w:tcMar>
+              <w:top w:w="60" w:type="dxa"/>
+              <w:bottom w:w="60" w:type="dxa"/>
+              <w:left w:w="90" w:type="dxa"/>
+              <w:right w:w="90" w:type="dxa"/>
+            </w:tcMar>
+            <w:vAlign w:val="center"/>
+          </w:tcPr>
+          <w:p>
+            <w:pPr>
+              <w:spacing w:before="30" w:after="30"/>
+              <w:jc w:val="center"/>
+            </w:pPr>
+            <w:r/>
+            <w:r>
+              <w:rPr>
+                <w:rFonts w:ascii="Arial" w:hAnsi="Arial"/>
+                <w:b w:val="0"/>
+                <w:color w:val="222222"/>
+                <w:sz w:val="16"/>
+              </w:rPr>
+              <w:t>Hospital EHR Records (MIMIC-III)</w:t>
+            </w:r>
+          </w:p>
+        </w:tc>
+        <w:tc>
+          <w:tcPr>
+            <w:tcW w:type="dxa" w:w="1584"/>
+            <w:shd w:fill="FBFBFB"/>
+            <w:tcMar>
+              <w:top w:w="60" w:type="dxa"/>
+              <w:bottom w:w="60" w:type="dxa"/>
+              <w:left w:w="90" w:type="dxa"/>
+              <w:right w:w="90" w:type="dxa"/>
+            </w:tcMar>
+            <w:vAlign w:val="center"/>
+          </w:tcPr>
+          <w:p>
+            <w:pPr>
+              <w:spacing w:before="30" w:after="30"/>
+              <w:jc w:val="center"/>
+            </w:pPr>
+            <w:r/>
+            <w:r>
+              <w:rPr>
+                <w:rFonts w:ascii="Arial" w:hAnsi="Arial"/>
+                <w:b w:val="0"/>
+                <w:color w:val="222222"/>
+                <w:sz w:val="16"/>
+              </w:rPr>
+              <w:t>0.8369 ± 0.0086</w:t>
+            </w:r>
+          </w:p>
+        </w:tc>
+        <w:tc>
+          <w:tcPr>
+            <w:tcW w:type="dxa" w:w="1440"/>
+            <w:shd w:fill="FBFBFB"/>
+            <w:tcMar>
+              <w:top w:w="60" w:type="dxa"/>
+              <w:bottom w:w="60" w:type="dxa"/>
+              <w:left w:w="90" w:type="dxa"/>
+              <w:right w:w="90" w:type="dxa"/>
+            </w:tcMar>
+            <w:vAlign w:val="center"/>
+          </w:tcPr>
+          <w:p>
+            <w:pPr>
+              <w:spacing w:before="30" w:after="30"/>
+              <w:jc w:val="center"/>
+            </w:pPr>
+            <w:r/>
+            <w:r>
+              <w:rPr>
+                <w:rFonts w:ascii="Arial" w:hAnsi="Arial"/>
+                <w:b w:val="0"/>
+                <w:color w:val="222222"/>
+                <w:sz w:val="16"/>
+              </w:rPr>
+              <w:t>0.8615 ± 0.0106</w:t>
+            </w:r>
+          </w:p>
+        </w:tc>
+        <w:tc>
+          <w:tcPr>
+            <w:tcW w:type="dxa" w:w="1440"/>
+            <w:shd w:fill="FBFBFB"/>
+            <w:tcMar>
+              <w:top w:w="60" w:type="dxa"/>
+              <w:bottom w:w="60" w:type="dxa"/>
+              <w:left w:w="90" w:type="dxa"/>
+              <w:right w:w="90" w:type="dxa"/>
+            </w:tcMar>
+            <w:vAlign w:val="center"/>
+          </w:tcPr>
+          <w:p>
+            <w:pPr>
+              <w:spacing w:before="30" w:after="30"/>
+              <w:jc w:val="center"/>
+            </w:pPr>
+            <w:r/>
+            <w:r>
+              <w:rPr>
+                <w:rFonts w:ascii="Arial" w:hAnsi="Arial"/>
+                <w:b w:val="0"/>
+                <w:color w:val="222222"/>
+                <w:sz w:val="16"/>
+              </w:rPr>
+              <w:t>0.8140 ± 0.0167</w:t>
+            </w:r>
+          </w:p>
+        </w:tc>
+        <w:tc>
+          <w:tcPr>
+            <w:tcW w:type="dxa" w:w="1296"/>
+            <w:shd w:fill="FBFBFB"/>
+            <w:tcMar>
+              <w:top w:w="60" w:type="dxa"/>
+              <w:bottom w:w="60" w:type="dxa"/>
+              <w:left w:w="90" w:type="dxa"/>
+              <w:right w:w="90" w:type="dxa"/>
+            </w:tcMar>
+            <w:vAlign w:val="center"/>
+          </w:tcPr>
+          <w:p>
+            <w:pPr>
+              <w:spacing w:before="30" w:after="30"/>
+              <w:jc w:val="center"/>
+            </w:pPr>
+            <w:r/>
+            <w:r>
+              <w:rPr>
+                <w:rFonts w:ascii="Arial" w:hAnsi="Arial"/>
+                <w:b w:val="0"/>
+                <w:color w:val="222222"/>
+                <w:sz w:val="16"/>
+              </w:rPr>
+              <w:t>0.8400 ± 0.0071</w:t>
+            </w:r>
+          </w:p>
+        </w:tc>
+        <w:tc>
+          <w:tcPr>
+            <w:tcW w:type="dxa" w:w="1296"/>
+            <w:shd w:fill="FBFBFB"/>
+            <w:tcMar>
+              <w:top w:w="60" w:type="dxa"/>
+              <w:bottom w:w="60" w:type="dxa"/>
+              <w:left w:w="90" w:type="dxa"/>
+              <w:right w:w="90" w:type="dxa"/>
+            </w:tcMar>
+            <w:vAlign w:val="center"/>
+          </w:tcPr>
+          <w:p>
+            <w:pPr>
+              <w:spacing w:before="30" w:after="30"/>
+              <w:jc w:val="center"/>
+            </w:pPr>
+            <w:r/>
+            <w:r>
+              <w:rPr>
+                <w:rFonts w:ascii="Arial" w:hAnsi="Arial"/>
+                <w:b w:val="0"/>
+                <w:color w:val="222222"/>
+                <w:sz w:val="16"/>
+              </w:rPr>
+              <w:t>1,640 steps</w:t>
             </w:r>
           </w:p>
         </w:tc>
